--- a/Acceptance_Testing_G1_final.docx
+++ b/Acceptance_Testing_G1_final.docx
@@ -1400,15 +1400,7 @@
         <w:spacing w:before="200" w:after="120"/>
       </w:pPr>
       <w:r>
-        <w:t xml:space="preserve">2.2. </w:t>
-      </w:r>
-      <w:proofErr w:type="gramStart"/>
-      <w:r>
-        <w:t>Parte</w:t>
-      </w:r>
-      <w:proofErr w:type="gramEnd"/>
-      <w:r>
-        <w:t xml:space="preserve"> 2: Desarrollo de pruebas</w:t>
+        <w:t>2.2. Parte 2: Desarrollo de pruebas</w:t>
       </w:r>
     </w:p>
     <w:p>
@@ -1445,25 +1437,14 @@
           <w:lang w:val="es-EC"/>
         </w:rPr>
       </w:pPr>
-      <w:proofErr w:type="gramStart"/>
-      <w:r>
-        <w:rPr>
-          <w:rFonts w:ascii="Consolas" w:eastAsia="Consolas" w:hAnsi="Consolas" w:cs="Consolas"/>
-          <w:sz w:val="17"/>
-          <w:szCs w:val="17"/>
-          <w:lang w:val="es-EC"/>
-        </w:rPr>
-        <w:t>inventory-manager</w:t>
-      </w:r>
-      <w:proofErr w:type="gramEnd"/>
-      <w:r>
-        <w:rPr>
-          <w:rFonts w:ascii="Consolas" w:eastAsia="Consolas" w:hAnsi="Consolas" w:cs="Consolas"/>
-          <w:sz w:val="17"/>
-          <w:szCs w:val="17"/>
-          <w:lang w:val="es-EC"/>
-        </w:rPr>
-        <w:t>/</w:t>
+      <w:r>
+        <w:rPr>
+          <w:rFonts w:ascii="Consolas" w:eastAsia="Consolas" w:hAnsi="Consolas" w:cs="Consolas"/>
+          <w:sz w:val="17"/>
+          <w:szCs w:val="17"/>
+          <w:lang w:val="es-EC"/>
+        </w:rPr>
+        <w:t>inventory-manager/</w:t>
       </w:r>
     </w:p>
     <w:p>
@@ -1564,185 +1545,77 @@
           <w:sz w:val="17"/>
           <w:szCs w:val="17"/>
         </w:rPr>
-        <w:t xml:space="preserve">    environment.py            # Hooks de Behave (</w:t>
-      </w:r>
-      <w:proofErr w:type="gramStart"/>
-      <w:r>
-        <w:rPr>
-          <w:rFonts w:ascii="Consolas" w:eastAsia="Consolas" w:hAnsi="Consolas" w:cs="Consolas"/>
-          <w:sz w:val="17"/>
-          <w:szCs w:val="17"/>
-        </w:rPr>
-        <w:t>sys.path</w:t>
-      </w:r>
-      <w:proofErr w:type="gramEnd"/>
-      <w:r>
-        <w:rPr>
-          <w:rFonts w:ascii="Consolas" w:eastAsia="Consolas" w:hAnsi="Consolas" w:cs="Consolas"/>
-          <w:sz w:val="17"/>
-          <w:szCs w:val="17"/>
-        </w:rPr>
-        <w:t>)</w:t>
-      </w:r>
-    </w:p>
-    <w:p>
-      <w:pPr>
-        <w:shd w:val="clear" w:color="auto" w:fill="F2F2F2"/>
-        <w:ind w:left="240" w:right="240"/>
-      </w:pPr>
-      <w:r>
-        <w:rPr>
-          <w:rFonts w:ascii="Consolas" w:eastAsia="Consolas" w:hAnsi="Consolas" w:cs="Consolas"/>
-          <w:sz w:val="17"/>
-          <w:szCs w:val="17"/>
-        </w:rPr>
-        <w:t xml:space="preserve">    add_</w:t>
-      </w:r>
-      <w:proofErr w:type="gramStart"/>
-      <w:r>
-        <w:rPr>
-          <w:rFonts w:ascii="Consolas" w:eastAsia="Consolas" w:hAnsi="Consolas" w:cs="Consolas"/>
-          <w:sz w:val="17"/>
-          <w:szCs w:val="17"/>
-        </w:rPr>
-        <w:t>product.feature</w:t>
-      </w:r>
-      <w:proofErr w:type="gramEnd"/>
-      <w:r>
-        <w:rPr>
-          <w:rFonts w:ascii="Consolas" w:eastAsia="Consolas" w:hAnsi="Consolas" w:cs="Consolas"/>
-          <w:sz w:val="17"/>
-          <w:szCs w:val="17"/>
-        </w:rPr>
-        <w:t xml:space="preserve">       # Feature 1</w:t>
-      </w:r>
-    </w:p>
-    <w:p>
-      <w:pPr>
-        <w:shd w:val="clear" w:color="auto" w:fill="F2F2F2"/>
-        <w:ind w:left="240" w:right="240"/>
-      </w:pPr>
-      <w:r>
-        <w:rPr>
-          <w:rFonts w:ascii="Consolas" w:eastAsia="Consolas" w:hAnsi="Consolas" w:cs="Consolas"/>
-          <w:sz w:val="17"/>
-          <w:szCs w:val="17"/>
-        </w:rPr>
-        <w:t xml:space="preserve">    list_</w:t>
-      </w:r>
-      <w:proofErr w:type="gramStart"/>
-      <w:r>
-        <w:rPr>
-          <w:rFonts w:ascii="Consolas" w:eastAsia="Consolas" w:hAnsi="Consolas" w:cs="Consolas"/>
-          <w:sz w:val="17"/>
-          <w:szCs w:val="17"/>
-        </w:rPr>
-        <w:t>products.feature</w:t>
-      </w:r>
-      <w:proofErr w:type="gramEnd"/>
-      <w:r>
-        <w:rPr>
-          <w:rFonts w:ascii="Consolas" w:eastAsia="Consolas" w:hAnsi="Consolas" w:cs="Consolas"/>
-          <w:sz w:val="17"/>
-          <w:szCs w:val="17"/>
-        </w:rPr>
-        <w:t xml:space="preserve">     # Feature 2</w:t>
-      </w:r>
-    </w:p>
-    <w:p>
-      <w:pPr>
-        <w:shd w:val="clear" w:color="auto" w:fill="F2F2F2"/>
-        <w:ind w:left="240" w:right="240"/>
-      </w:pPr>
-      <w:r>
-        <w:rPr>
-          <w:rFonts w:ascii="Consolas" w:eastAsia="Consolas" w:hAnsi="Consolas" w:cs="Consolas"/>
-          <w:sz w:val="17"/>
-          <w:szCs w:val="17"/>
-        </w:rPr>
-        <w:t xml:space="preserve">    update_</w:t>
-      </w:r>
-      <w:proofErr w:type="gramStart"/>
-      <w:r>
-        <w:rPr>
-          <w:rFonts w:ascii="Consolas" w:eastAsia="Consolas" w:hAnsi="Consolas" w:cs="Consolas"/>
-          <w:sz w:val="17"/>
-          <w:szCs w:val="17"/>
-        </w:rPr>
-        <w:t>quantity.feature</w:t>
-      </w:r>
-      <w:proofErr w:type="gramEnd"/>
-      <w:r>
-        <w:rPr>
-          <w:rFonts w:ascii="Consolas" w:eastAsia="Consolas" w:hAnsi="Consolas" w:cs="Consolas"/>
-          <w:sz w:val="17"/>
-          <w:szCs w:val="17"/>
-        </w:rPr>
-        <w:t xml:space="preserve">   # Feature 3</w:t>
-      </w:r>
-    </w:p>
-    <w:p>
-      <w:pPr>
-        <w:shd w:val="clear" w:color="auto" w:fill="F2F2F2"/>
-        <w:ind w:left="240" w:right="240"/>
-      </w:pPr>
-      <w:r>
-        <w:rPr>
-          <w:rFonts w:ascii="Consolas" w:eastAsia="Consolas" w:hAnsi="Consolas" w:cs="Consolas"/>
-          <w:sz w:val="17"/>
-          <w:szCs w:val="17"/>
-        </w:rPr>
-        <w:t xml:space="preserve">    remove_</w:t>
-      </w:r>
-      <w:proofErr w:type="gramStart"/>
-      <w:r>
-        <w:rPr>
-          <w:rFonts w:ascii="Consolas" w:eastAsia="Consolas" w:hAnsi="Consolas" w:cs="Consolas"/>
-          <w:sz w:val="17"/>
-          <w:szCs w:val="17"/>
-        </w:rPr>
-        <w:t>product.feature</w:t>
-      </w:r>
-      <w:proofErr w:type="gramEnd"/>
-      <w:r>
-        <w:rPr>
-          <w:rFonts w:ascii="Consolas" w:eastAsia="Consolas" w:hAnsi="Consolas" w:cs="Consolas"/>
-          <w:sz w:val="17"/>
-          <w:szCs w:val="17"/>
-        </w:rPr>
-        <w:t xml:space="preserve">    # Feature 4</w:t>
-      </w:r>
-    </w:p>
-    <w:p>
-      <w:pPr>
-        <w:shd w:val="clear" w:color="auto" w:fill="F2F2F2"/>
-        <w:ind w:left="240" w:right="240"/>
-      </w:pPr>
-      <w:r>
-        <w:rPr>
-          <w:rFonts w:ascii="Consolas" w:eastAsia="Consolas" w:hAnsi="Consolas" w:cs="Consolas"/>
-          <w:sz w:val="17"/>
-          <w:szCs w:val="17"/>
-        </w:rPr>
-        <w:t xml:space="preserve">    search_</w:t>
-      </w:r>
-      <w:proofErr w:type="gramStart"/>
-      <w:r>
-        <w:rPr>
-          <w:rFonts w:ascii="Consolas" w:eastAsia="Consolas" w:hAnsi="Consolas" w:cs="Consolas"/>
-          <w:sz w:val="17"/>
-          <w:szCs w:val="17"/>
-        </w:rPr>
-        <w:t>product.feature</w:t>
-      </w:r>
-      <w:proofErr w:type="gramEnd"/>
-      <w:r>
-        <w:rPr>
-          <w:rFonts w:ascii="Consolas" w:eastAsia="Consolas" w:hAnsi="Consolas" w:cs="Consolas"/>
-          <w:sz w:val="17"/>
-          <w:szCs w:val="17"/>
-        </w:rPr>
-        <w:t xml:space="preserve">    # Feature 5 (añadida)</w:t>
+        <w:t xml:space="preserve">    environment.py            # Hooks de Behave (sys.path)</w:t>
+      </w:r>
+    </w:p>
+    <w:p>
+      <w:pPr>
+        <w:shd w:val="clear" w:color="auto" w:fill="F2F2F2"/>
+        <w:ind w:left="240" w:right="240"/>
+      </w:pPr>
+      <w:r>
+        <w:rPr>
+          <w:rFonts w:ascii="Consolas" w:eastAsia="Consolas" w:hAnsi="Consolas" w:cs="Consolas"/>
+          <w:sz w:val="17"/>
+          <w:szCs w:val="17"/>
+        </w:rPr>
+        <w:t xml:space="preserve">    add_product.feature       # Feature 1</w:t>
+      </w:r>
+    </w:p>
+    <w:p>
+      <w:pPr>
+        <w:shd w:val="clear" w:color="auto" w:fill="F2F2F2"/>
+        <w:ind w:left="240" w:right="240"/>
+      </w:pPr>
+      <w:r>
+        <w:rPr>
+          <w:rFonts w:ascii="Consolas" w:eastAsia="Consolas" w:hAnsi="Consolas" w:cs="Consolas"/>
+          <w:sz w:val="17"/>
+          <w:szCs w:val="17"/>
+        </w:rPr>
+        <w:t xml:space="preserve">    list_products.feature     # Feature 2</w:t>
+      </w:r>
+    </w:p>
+    <w:p>
+      <w:pPr>
+        <w:shd w:val="clear" w:color="auto" w:fill="F2F2F2"/>
+        <w:ind w:left="240" w:right="240"/>
+      </w:pPr>
+      <w:r>
+        <w:rPr>
+          <w:rFonts w:ascii="Consolas" w:eastAsia="Consolas" w:hAnsi="Consolas" w:cs="Consolas"/>
+          <w:sz w:val="17"/>
+          <w:szCs w:val="17"/>
+        </w:rPr>
+        <w:t xml:space="preserve">    update_quantity.feature   # Feature 3</w:t>
+      </w:r>
+    </w:p>
+    <w:p>
+      <w:pPr>
+        <w:shd w:val="clear" w:color="auto" w:fill="F2F2F2"/>
+        <w:ind w:left="240" w:right="240"/>
+      </w:pPr>
+      <w:r>
+        <w:rPr>
+          <w:rFonts w:ascii="Consolas" w:eastAsia="Consolas" w:hAnsi="Consolas" w:cs="Consolas"/>
+          <w:sz w:val="17"/>
+          <w:szCs w:val="17"/>
+        </w:rPr>
+        <w:t xml:space="preserve">    remove_product.feature    # Feature 4</w:t>
+      </w:r>
+    </w:p>
+    <w:p>
+      <w:pPr>
+        <w:shd w:val="clear" w:color="auto" w:fill="F2F2F2"/>
+        <w:ind w:left="240" w:right="240"/>
+      </w:pPr>
+      <w:r>
+        <w:rPr>
+          <w:rFonts w:ascii="Consolas" w:eastAsia="Consolas" w:hAnsi="Consolas" w:cs="Consolas"/>
+          <w:sz w:val="17"/>
+          <w:szCs w:val="17"/>
+        </w:rPr>
+        <w:t xml:space="preserve">    search_product.feature    # Feature 5 (añadida)</w:t>
       </w:r>
     </w:p>
     <w:p>
@@ -1907,43 +1780,7 @@
           <w:sz w:val="17"/>
           <w:szCs w:val="17"/>
         </w:rPr>
-        <w:t xml:space="preserve"># </w:t>
-      </w:r>
-      <w:proofErr w:type="gramStart"/>
-      <w:r>
-        <w:rPr>
-          <w:rFonts w:ascii="Consolas" w:eastAsia="Consolas" w:hAnsi="Consolas" w:cs="Consolas"/>
-          <w:sz w:val="17"/>
-          <w:szCs w:val="17"/>
-        </w:rPr>
-        <w:t>add</w:t>
-      </w:r>
-      <w:proofErr w:type="gramEnd"/>
-      <w:r>
-        <w:rPr>
-          <w:rFonts w:ascii="Consolas" w:eastAsia="Consolas" w:hAnsi="Consolas" w:cs="Consolas"/>
-          <w:sz w:val="17"/>
-          <w:szCs w:val="17"/>
-        </w:rPr>
-        <w:t>_</w:t>
-      </w:r>
-      <w:proofErr w:type="gramStart"/>
-      <w:r>
-        <w:rPr>
-          <w:rFonts w:ascii="Consolas" w:eastAsia="Consolas" w:hAnsi="Consolas" w:cs="Consolas"/>
-          <w:sz w:val="17"/>
-          <w:szCs w:val="17"/>
-        </w:rPr>
-        <w:t>product.feature</w:t>
-      </w:r>
-      <w:proofErr w:type="gramEnd"/>
-      <w:r>
-        <w:rPr>
-          <w:rFonts w:ascii="Consolas" w:eastAsia="Consolas" w:hAnsi="Consolas" w:cs="Consolas"/>
-          <w:sz w:val="17"/>
-          <w:szCs w:val="17"/>
-        </w:rPr>
-        <w:t xml:space="preserve"> -- Feature 1</w:t>
+        <w:t># add_product.feature -- Feature 1</w:t>
       </w:r>
     </w:p>
     <w:p>
@@ -2047,25 +1884,7 @@
           <w:sz w:val="17"/>
           <w:szCs w:val="17"/>
         </w:rPr>
-        <w:t># list_</w:t>
-      </w:r>
-      <w:proofErr w:type="gramStart"/>
-      <w:r>
-        <w:rPr>
-          <w:rFonts w:ascii="Consolas" w:eastAsia="Consolas" w:hAnsi="Consolas" w:cs="Consolas"/>
-          <w:sz w:val="17"/>
-          <w:szCs w:val="17"/>
-        </w:rPr>
-        <w:t>products.feature</w:t>
-      </w:r>
-      <w:proofErr w:type="gramEnd"/>
-      <w:r>
-        <w:rPr>
-          <w:rFonts w:ascii="Consolas" w:eastAsia="Consolas" w:hAnsi="Consolas" w:cs="Consolas"/>
-          <w:sz w:val="17"/>
-          <w:szCs w:val="17"/>
-        </w:rPr>
-        <w:t xml:space="preserve"> -- Feature 2</w:t>
+        <w:t># list_products.feature -- Feature 2</w:t>
       </w:r>
     </w:p>
     <w:p>
@@ -2108,25 +1927,7 @@
           <w:sz w:val="17"/>
           <w:szCs w:val="17"/>
         </w:rPr>
-        <w:t xml:space="preserve">  Scenario: </w:t>
-      </w:r>
-      <w:proofErr w:type="gramStart"/>
-      <w:r>
-        <w:rPr>
-          <w:rFonts w:ascii="Consolas" w:eastAsia="Consolas" w:hAnsi="Consolas" w:cs="Consolas"/>
-          <w:sz w:val="17"/>
-          <w:szCs w:val="17"/>
-        </w:rPr>
-        <w:t>List</w:t>
-      </w:r>
-      <w:proofErr w:type="gramEnd"/>
-      <w:r>
-        <w:rPr>
-          <w:rFonts w:ascii="Consolas" w:eastAsia="Consolas" w:hAnsi="Consolas" w:cs="Consolas"/>
-          <w:sz w:val="17"/>
-          <w:szCs w:val="17"/>
-        </w:rPr>
-        <w:t xml:space="preserve"> all products in the inventory</w:t>
+        <w:t xml:space="preserve">  Scenario: List all products in the inventory</w:t>
       </w:r>
     </w:p>
     <w:p>
@@ -2168,18 +1969,8 @@
           <w:sz w:val="17"/>
           <w:szCs w:val="17"/>
         </w:rPr>
-        <w:t xml:space="preserve">      | </w:t>
-      </w:r>
-      <w:proofErr w:type="gramStart"/>
-      <w:r>
-        <w:rPr>
-          <w:rFonts w:ascii="Consolas" w:eastAsia="Consolas" w:hAnsi="Consolas" w:cs="Consolas"/>
-          <w:sz w:val="17"/>
-          <w:szCs w:val="17"/>
-        </w:rPr>
-        <w:t>Coffee  |</w:t>
-      </w:r>
-      <w:proofErr w:type="gramEnd"/>
+        <w:t xml:space="preserve">      | Coffee  |</w:t>
+      </w:r>
     </w:p>
     <w:p>
       <w:pPr>
@@ -2310,25 +2101,7 @@
           <w:sz w:val="17"/>
           <w:szCs w:val="17"/>
         </w:rPr>
-        <w:t># update_</w:t>
-      </w:r>
-      <w:proofErr w:type="gramStart"/>
-      <w:r>
-        <w:rPr>
-          <w:rFonts w:ascii="Consolas" w:eastAsia="Consolas" w:hAnsi="Consolas" w:cs="Consolas"/>
-          <w:sz w:val="17"/>
-          <w:szCs w:val="17"/>
-        </w:rPr>
-        <w:t>quantity.feature</w:t>
-      </w:r>
-      <w:proofErr w:type="gramEnd"/>
-      <w:r>
-        <w:rPr>
-          <w:rFonts w:ascii="Consolas" w:eastAsia="Consolas" w:hAnsi="Consolas" w:cs="Consolas"/>
-          <w:sz w:val="17"/>
-          <w:szCs w:val="17"/>
-        </w:rPr>
-        <w:t xml:space="preserve"> -- Feature 3</w:t>
+        <w:t># update_quantity.feature -- Feature 3</w:t>
       </w:r>
     </w:p>
     <w:p>
@@ -2412,25 +2185,7 @@
           <w:sz w:val="17"/>
           <w:szCs w:val="17"/>
         </w:rPr>
-        <w:t xml:space="preserve">      | </w:t>
-      </w:r>
-      <w:proofErr w:type="gramStart"/>
-      <w:r>
-        <w:rPr>
-          <w:rFonts w:ascii="Consolas" w:eastAsia="Consolas" w:hAnsi="Consolas" w:cs="Consolas"/>
-          <w:sz w:val="17"/>
-          <w:szCs w:val="17"/>
-        </w:rPr>
-        <w:t>Coffee  |</w:t>
-      </w:r>
-      <w:proofErr w:type="gramEnd"/>
-      <w:r>
-        <w:rPr>
-          <w:rFonts w:ascii="Consolas" w:eastAsia="Consolas" w:hAnsi="Consolas" w:cs="Consolas"/>
-          <w:sz w:val="17"/>
-          <w:szCs w:val="17"/>
-        </w:rPr>
-        <w:t xml:space="preserve"> 10       |</w:t>
+        <w:t xml:space="preserve">      | Coffee  | 10       |</w:t>
       </w:r>
     </w:p>
     <w:p>
@@ -2478,43 +2233,7 @@
           <w:sz w:val="17"/>
           <w:szCs w:val="17"/>
         </w:rPr>
-        <w:t xml:space="preserve"># </w:t>
-      </w:r>
-      <w:proofErr w:type="gramStart"/>
-      <w:r>
-        <w:rPr>
-          <w:rFonts w:ascii="Consolas" w:eastAsia="Consolas" w:hAnsi="Consolas" w:cs="Consolas"/>
-          <w:sz w:val="17"/>
-          <w:szCs w:val="17"/>
-        </w:rPr>
-        <w:t>remove</w:t>
-      </w:r>
-      <w:proofErr w:type="gramEnd"/>
-      <w:r>
-        <w:rPr>
-          <w:rFonts w:ascii="Consolas" w:eastAsia="Consolas" w:hAnsi="Consolas" w:cs="Consolas"/>
-          <w:sz w:val="17"/>
-          <w:szCs w:val="17"/>
-        </w:rPr>
-        <w:t>_</w:t>
-      </w:r>
-      <w:proofErr w:type="gramStart"/>
-      <w:r>
-        <w:rPr>
-          <w:rFonts w:ascii="Consolas" w:eastAsia="Consolas" w:hAnsi="Consolas" w:cs="Consolas"/>
-          <w:sz w:val="17"/>
-          <w:szCs w:val="17"/>
-        </w:rPr>
-        <w:t>product.feature</w:t>
-      </w:r>
-      <w:proofErr w:type="gramEnd"/>
-      <w:r>
-        <w:rPr>
-          <w:rFonts w:ascii="Consolas" w:eastAsia="Consolas" w:hAnsi="Consolas" w:cs="Consolas"/>
-          <w:sz w:val="17"/>
-          <w:szCs w:val="17"/>
-        </w:rPr>
-        <w:t xml:space="preserve"> -- Feature 4</w:t>
+        <w:t># remove_product.feature -- Feature 4</w:t>
       </w:r>
     </w:p>
     <w:p>
@@ -2598,18 +2317,8 @@
           <w:sz w:val="17"/>
           <w:szCs w:val="17"/>
         </w:rPr>
-        <w:t xml:space="preserve">      | </w:t>
-      </w:r>
-      <w:proofErr w:type="gramStart"/>
-      <w:r>
-        <w:rPr>
-          <w:rFonts w:ascii="Consolas" w:eastAsia="Consolas" w:hAnsi="Consolas" w:cs="Consolas"/>
-          <w:sz w:val="17"/>
-          <w:szCs w:val="17"/>
-        </w:rPr>
-        <w:t>Coffee  |</w:t>
-      </w:r>
-      <w:proofErr w:type="gramEnd"/>
+        <w:t xml:space="preserve">      | Coffee  |</w:t>
+      </w:r>
     </w:p>
     <w:p>
       <w:pPr>
@@ -2670,57 +2379,21 @@
           <w:sz w:val="17"/>
           <w:szCs w:val="17"/>
         </w:rPr>
-        <w:t># search_</w:t>
-      </w:r>
-      <w:proofErr w:type="gramStart"/>
-      <w:r>
-        <w:rPr>
-          <w:rFonts w:ascii="Consolas" w:eastAsia="Consolas" w:hAnsi="Consolas" w:cs="Consolas"/>
-          <w:sz w:val="17"/>
-          <w:szCs w:val="17"/>
-        </w:rPr>
-        <w:t>product.feature</w:t>
-      </w:r>
-      <w:proofErr w:type="gramEnd"/>
-      <w:r>
-        <w:rPr>
-          <w:rFonts w:ascii="Consolas" w:eastAsia="Consolas" w:hAnsi="Consolas" w:cs="Consolas"/>
-          <w:sz w:val="17"/>
-          <w:szCs w:val="17"/>
-        </w:rPr>
-        <w:t xml:space="preserve"> -- Feature 5 (añadida, interacción fallida)</w:t>
-      </w:r>
-    </w:p>
-    <w:p>
-      <w:pPr>
-        <w:shd w:val="clear" w:color="auto" w:fill="F2F2F2"/>
-        <w:ind w:left="240" w:right="240"/>
-      </w:pPr>
-      <w:r>
-        <w:rPr>
-          <w:rFonts w:ascii="Consolas" w:eastAsia="Consolas" w:hAnsi="Consolas" w:cs="Consolas"/>
-          <w:sz w:val="17"/>
-          <w:szCs w:val="17"/>
-        </w:rPr>
-        <w:t xml:space="preserve">Feature: </w:t>
-      </w:r>
-      <w:proofErr w:type="gramStart"/>
-      <w:r>
-        <w:rPr>
-          <w:rFonts w:ascii="Consolas" w:eastAsia="Consolas" w:hAnsi="Consolas" w:cs="Consolas"/>
-          <w:sz w:val="17"/>
-          <w:szCs w:val="17"/>
-        </w:rPr>
-        <w:t>Search</w:t>
-      </w:r>
-      <w:proofErr w:type="gramEnd"/>
-      <w:r>
-        <w:rPr>
-          <w:rFonts w:ascii="Consolas" w:eastAsia="Consolas" w:hAnsi="Consolas" w:cs="Consolas"/>
-          <w:sz w:val="17"/>
-          <w:szCs w:val="17"/>
-        </w:rPr>
-        <w:t xml:space="preserve"> a product by name</w:t>
+        <w:t># search_product.feature -- Feature 5 (añadida, interacción fallida)</w:t>
+      </w:r>
+    </w:p>
+    <w:p>
+      <w:pPr>
+        <w:shd w:val="clear" w:color="auto" w:fill="F2F2F2"/>
+        <w:ind w:left="240" w:right="240"/>
+      </w:pPr>
+      <w:r>
+        <w:rPr>
+          <w:rFonts w:ascii="Consolas" w:eastAsia="Consolas" w:hAnsi="Consolas" w:cs="Consolas"/>
+          <w:sz w:val="17"/>
+          <w:szCs w:val="17"/>
+        </w:rPr>
+        <w:t>Feature: Search a product by name</w:t>
       </w:r>
     </w:p>
     <w:p>
@@ -2926,25 +2599,7 @@
           <w:sz w:val="17"/>
           <w:szCs w:val="17"/>
         </w:rPr>
-        <w:t>@</w:t>
-      </w:r>
-      <w:proofErr w:type="gramStart"/>
-      <w:r>
-        <w:rPr>
-          <w:rFonts w:ascii="Consolas" w:eastAsia="Consolas" w:hAnsi="Consolas" w:cs="Consolas"/>
-          <w:sz w:val="17"/>
-          <w:szCs w:val="17"/>
-        </w:rPr>
-        <w:t>given(</w:t>
-      </w:r>
-      <w:proofErr w:type="gramEnd"/>
-      <w:r>
-        <w:rPr>
-          <w:rFonts w:ascii="Consolas" w:eastAsia="Consolas" w:hAnsi="Consolas" w:cs="Consolas"/>
-          <w:sz w:val="17"/>
-          <w:szCs w:val="17"/>
-        </w:rPr>
-        <w:t>'the inventory is empty')</w:t>
+        <w:t>@given('the inventory is empty')</w:t>
       </w:r>
     </w:p>
     <w:p>
@@ -2972,43 +2627,7 @@
           <w:sz w:val="17"/>
           <w:szCs w:val="17"/>
         </w:rPr>
-        <w:t xml:space="preserve">    </w:t>
-      </w:r>
-      <w:proofErr w:type="gramStart"/>
-      <w:r>
-        <w:rPr>
-          <w:rFonts w:ascii="Consolas" w:eastAsia="Consolas" w:hAnsi="Consolas" w:cs="Consolas"/>
-          <w:sz w:val="17"/>
-          <w:szCs w:val="17"/>
-        </w:rPr>
-        <w:t>context.inventory</w:t>
-      </w:r>
-      <w:proofErr w:type="gramEnd"/>
-      <w:r>
-        <w:rPr>
-          <w:rFonts w:ascii="Consolas" w:eastAsia="Consolas" w:hAnsi="Consolas" w:cs="Consolas"/>
-          <w:sz w:val="17"/>
-          <w:szCs w:val="17"/>
-        </w:rPr>
-        <w:t xml:space="preserve"> = </w:t>
-      </w:r>
-      <w:proofErr w:type="gramStart"/>
-      <w:r>
-        <w:rPr>
-          <w:rFonts w:ascii="Consolas" w:eastAsia="Consolas" w:hAnsi="Consolas" w:cs="Consolas"/>
-          <w:sz w:val="17"/>
-          <w:szCs w:val="17"/>
-        </w:rPr>
-        <w:t>Inventory(</w:t>
-      </w:r>
-      <w:proofErr w:type="gramEnd"/>
-      <w:r>
-        <w:rPr>
-          <w:rFonts w:ascii="Consolas" w:eastAsia="Consolas" w:hAnsi="Consolas" w:cs="Consolas"/>
-          <w:sz w:val="17"/>
-          <w:szCs w:val="17"/>
-        </w:rPr>
-        <w:t>)</w:t>
+        <w:t xml:space="preserve">    context.inventory = Inventory()</w:t>
       </w:r>
     </w:p>
     <w:p>
@@ -3036,25 +2655,7 @@
           <w:sz w:val="17"/>
           <w:szCs w:val="17"/>
         </w:rPr>
-        <w:t>@</w:t>
-      </w:r>
-      <w:proofErr w:type="gramStart"/>
-      <w:r>
-        <w:rPr>
-          <w:rFonts w:ascii="Consolas" w:eastAsia="Consolas" w:hAnsi="Consolas" w:cs="Consolas"/>
-          <w:sz w:val="17"/>
-          <w:szCs w:val="17"/>
-        </w:rPr>
-        <w:t>given(</w:t>
-      </w:r>
-      <w:proofErr w:type="gramEnd"/>
-      <w:r>
-        <w:rPr>
-          <w:rFonts w:ascii="Consolas" w:eastAsia="Consolas" w:hAnsi="Consolas" w:cs="Consolas"/>
-          <w:sz w:val="17"/>
-          <w:szCs w:val="17"/>
-        </w:rPr>
-        <w:t>'the inventory contains products:')</w:t>
+        <w:t>@given('the inventory contains products:')</w:t>
       </w:r>
     </w:p>
     <w:p>
@@ -3082,75 +2683,21 @@
           <w:sz w:val="17"/>
           <w:szCs w:val="17"/>
         </w:rPr>
-        <w:t xml:space="preserve">    </w:t>
-      </w:r>
-      <w:proofErr w:type="gramStart"/>
-      <w:r>
-        <w:rPr>
-          <w:rFonts w:ascii="Consolas" w:eastAsia="Consolas" w:hAnsi="Consolas" w:cs="Consolas"/>
-          <w:sz w:val="17"/>
-          <w:szCs w:val="17"/>
-        </w:rPr>
-        <w:t>context.inventory</w:t>
-      </w:r>
-      <w:proofErr w:type="gramEnd"/>
-      <w:r>
-        <w:rPr>
-          <w:rFonts w:ascii="Consolas" w:eastAsia="Consolas" w:hAnsi="Consolas" w:cs="Consolas"/>
-          <w:sz w:val="17"/>
-          <w:szCs w:val="17"/>
-        </w:rPr>
-        <w:t xml:space="preserve"> = </w:t>
-      </w:r>
-      <w:proofErr w:type="gramStart"/>
-      <w:r>
-        <w:rPr>
-          <w:rFonts w:ascii="Consolas" w:eastAsia="Consolas" w:hAnsi="Consolas" w:cs="Consolas"/>
-          <w:sz w:val="17"/>
-          <w:szCs w:val="17"/>
-        </w:rPr>
-        <w:t>Inventory(</w:t>
-      </w:r>
-      <w:proofErr w:type="gramEnd"/>
-      <w:r>
-        <w:rPr>
-          <w:rFonts w:ascii="Consolas" w:eastAsia="Consolas" w:hAnsi="Consolas" w:cs="Consolas"/>
-          <w:sz w:val="17"/>
-          <w:szCs w:val="17"/>
-        </w:rPr>
-        <w:t>)</w:t>
-      </w:r>
-    </w:p>
-    <w:p>
-      <w:pPr>
-        <w:shd w:val="clear" w:color="auto" w:fill="F2F2F2"/>
-        <w:ind w:left="240" w:right="240"/>
-      </w:pPr>
-      <w:r>
-        <w:rPr>
-          <w:rFonts w:ascii="Consolas" w:eastAsia="Consolas" w:hAnsi="Consolas" w:cs="Consolas"/>
-          <w:sz w:val="17"/>
-          <w:szCs w:val="17"/>
-        </w:rPr>
-        <w:t xml:space="preserve">    for row in </w:t>
-      </w:r>
-      <w:proofErr w:type="gramStart"/>
-      <w:r>
-        <w:rPr>
-          <w:rFonts w:ascii="Consolas" w:eastAsia="Consolas" w:hAnsi="Consolas" w:cs="Consolas"/>
-          <w:sz w:val="17"/>
-          <w:szCs w:val="17"/>
-        </w:rPr>
-        <w:t>context.table</w:t>
-      </w:r>
-      <w:proofErr w:type="gramEnd"/>
-      <w:r>
-        <w:rPr>
-          <w:rFonts w:ascii="Consolas" w:eastAsia="Consolas" w:hAnsi="Consolas" w:cs="Consolas"/>
-          <w:sz w:val="17"/>
-          <w:szCs w:val="17"/>
-        </w:rPr>
-        <w:t>:</w:t>
+        <w:t xml:space="preserve">    context.inventory = Inventory()</w:t>
+      </w:r>
+    </w:p>
+    <w:p>
+      <w:pPr>
+        <w:shd w:val="clear" w:color="auto" w:fill="F2F2F2"/>
+        <w:ind w:left="240" w:right="240"/>
+      </w:pPr>
+      <w:r>
+        <w:rPr>
+          <w:rFonts w:ascii="Consolas" w:eastAsia="Consolas" w:hAnsi="Consolas" w:cs="Consolas"/>
+          <w:sz w:val="17"/>
+          <w:szCs w:val="17"/>
+        </w:rPr>
+        <w:t xml:space="preserve">    for row in context.table:</w:t>
       </w:r>
     </w:p>
     <w:p>
@@ -3179,57 +2726,21 @@
           <w:sz w:val="17"/>
           <w:szCs w:val="17"/>
         </w:rPr>
-        <w:t xml:space="preserve">        if 'Quantity' in </w:t>
-      </w:r>
-      <w:proofErr w:type="gramStart"/>
-      <w:r>
-        <w:rPr>
-          <w:rFonts w:ascii="Consolas" w:eastAsia="Consolas" w:hAnsi="Consolas" w:cs="Consolas"/>
-          <w:sz w:val="17"/>
-          <w:szCs w:val="17"/>
-        </w:rPr>
-        <w:t>row.headings</w:t>
-      </w:r>
-      <w:proofErr w:type="gramEnd"/>
-      <w:r>
-        <w:rPr>
-          <w:rFonts w:ascii="Consolas" w:eastAsia="Consolas" w:hAnsi="Consolas" w:cs="Consolas"/>
-          <w:sz w:val="17"/>
-          <w:szCs w:val="17"/>
-        </w:rPr>
-        <w:t>:</w:t>
-      </w:r>
-    </w:p>
-    <w:p>
-      <w:pPr>
-        <w:shd w:val="clear" w:color="auto" w:fill="F2F2F2"/>
-        <w:ind w:left="240" w:right="240"/>
-      </w:pPr>
-      <w:r>
-        <w:rPr>
-          <w:rFonts w:ascii="Consolas" w:eastAsia="Consolas" w:hAnsi="Consolas" w:cs="Consolas"/>
-          <w:sz w:val="17"/>
-          <w:szCs w:val="17"/>
-        </w:rPr>
-        <w:t xml:space="preserve">            context.inventory.add_</w:t>
-      </w:r>
-      <w:proofErr w:type="gramStart"/>
-      <w:r>
-        <w:rPr>
-          <w:rFonts w:ascii="Consolas" w:eastAsia="Consolas" w:hAnsi="Consolas" w:cs="Consolas"/>
-          <w:sz w:val="17"/>
-          <w:szCs w:val="17"/>
-        </w:rPr>
-        <w:t>product(</w:t>
-      </w:r>
-      <w:proofErr w:type="gramEnd"/>
-      <w:r>
-        <w:rPr>
-          <w:rFonts w:ascii="Consolas" w:eastAsia="Consolas" w:hAnsi="Consolas" w:cs="Consolas"/>
-          <w:sz w:val="17"/>
-          <w:szCs w:val="17"/>
-        </w:rPr>
-        <w:t>name, quantity=int(row['Quantity']))</w:t>
+        <w:t xml:space="preserve">        if 'Quantity' in row.headings:</w:t>
+      </w:r>
+    </w:p>
+    <w:p>
+      <w:pPr>
+        <w:shd w:val="clear" w:color="auto" w:fill="F2F2F2"/>
+        <w:ind w:left="240" w:right="240"/>
+      </w:pPr>
+      <w:r>
+        <w:rPr>
+          <w:rFonts w:ascii="Consolas" w:eastAsia="Consolas" w:hAnsi="Consolas" w:cs="Consolas"/>
+          <w:sz w:val="17"/>
+          <w:szCs w:val="17"/>
+        </w:rPr>
+        <w:t xml:space="preserve">            context.inventory.add_product(name, quantity=int(row['Quantity']))</w:t>
       </w:r>
     </w:p>
     <w:p>
@@ -3319,107 +2830,35 @@
           <w:sz w:val="17"/>
           <w:szCs w:val="17"/>
         </w:rPr>
-        <w:t>@</w:t>
-      </w:r>
-      <w:proofErr w:type="gramStart"/>
-      <w:r>
-        <w:rPr>
-          <w:rFonts w:ascii="Consolas" w:eastAsia="Consolas" w:hAnsi="Consolas" w:cs="Consolas"/>
-          <w:sz w:val="17"/>
-          <w:szCs w:val="17"/>
-        </w:rPr>
-        <w:t>when(</w:t>
-      </w:r>
-      <w:proofErr w:type="gramEnd"/>
-      <w:r>
-        <w:rPr>
-          <w:rFonts w:ascii="Consolas" w:eastAsia="Consolas" w:hAnsi="Consolas" w:cs="Consolas"/>
-          <w:sz w:val="17"/>
-          <w:szCs w:val="17"/>
-        </w:rPr>
-        <w:t xml:space="preserve">'the user adds a </w:t>
-      </w:r>
-      <w:proofErr w:type="gramStart"/>
-      <w:r>
-        <w:rPr>
-          <w:rFonts w:ascii="Consolas" w:eastAsia="Consolas" w:hAnsi="Consolas" w:cs="Consolas"/>
-          <w:sz w:val="17"/>
-          <w:szCs w:val="17"/>
-        </w:rPr>
-        <w:t>product "{product}"</w:t>
-      </w:r>
-      <w:proofErr w:type="gramEnd"/>
-      <w:r>
-        <w:rPr>
-          <w:rFonts w:ascii="Consolas" w:eastAsia="Consolas" w:hAnsi="Consolas" w:cs="Consolas"/>
-          <w:sz w:val="17"/>
-          <w:szCs w:val="17"/>
-        </w:rPr>
-        <w:t>')</w:t>
-      </w:r>
-    </w:p>
-    <w:p>
-      <w:pPr>
-        <w:shd w:val="clear" w:color="auto" w:fill="F2F2F2"/>
-        <w:ind w:left="240" w:right="240"/>
-      </w:pPr>
-      <w:r>
-        <w:rPr>
-          <w:rFonts w:ascii="Consolas" w:eastAsia="Consolas" w:hAnsi="Consolas" w:cs="Consolas"/>
-          <w:sz w:val="17"/>
-          <w:szCs w:val="17"/>
-        </w:rPr>
-        <w:t>def step_</w:t>
-      </w:r>
-      <w:proofErr w:type="gramStart"/>
-      <w:r>
-        <w:rPr>
-          <w:rFonts w:ascii="Consolas" w:eastAsia="Consolas" w:hAnsi="Consolas" w:cs="Consolas"/>
-          <w:sz w:val="17"/>
-          <w:szCs w:val="17"/>
-        </w:rPr>
-        <w:t>impl(</w:t>
-      </w:r>
-      <w:proofErr w:type="gramEnd"/>
-      <w:r>
-        <w:rPr>
-          <w:rFonts w:ascii="Consolas" w:eastAsia="Consolas" w:hAnsi="Consolas" w:cs="Consolas"/>
-          <w:sz w:val="17"/>
-          <w:szCs w:val="17"/>
-        </w:rPr>
-        <w:t>context, product):</w:t>
-      </w:r>
-    </w:p>
-    <w:p>
-      <w:pPr>
-        <w:shd w:val="clear" w:color="auto" w:fill="F2F2F2"/>
-        <w:ind w:left="240" w:right="240"/>
-      </w:pPr>
-      <w:r>
-        <w:rPr>
-          <w:rFonts w:ascii="Consolas" w:eastAsia="Consolas" w:hAnsi="Consolas" w:cs="Consolas"/>
-          <w:sz w:val="17"/>
-          <w:szCs w:val="17"/>
-        </w:rPr>
-        <w:t xml:space="preserve">    </w:t>
-      </w:r>
-      <w:proofErr w:type="gramStart"/>
-      <w:r>
-        <w:rPr>
-          <w:rFonts w:ascii="Consolas" w:eastAsia="Consolas" w:hAnsi="Consolas" w:cs="Consolas"/>
-          <w:sz w:val="17"/>
-          <w:szCs w:val="17"/>
-        </w:rPr>
-        <w:t>context.output</w:t>
-      </w:r>
-      <w:proofErr w:type="gramEnd"/>
-      <w:r>
-        <w:rPr>
-          <w:rFonts w:ascii="Consolas" w:eastAsia="Consolas" w:hAnsi="Consolas" w:cs="Consolas"/>
-          <w:sz w:val="17"/>
-          <w:szCs w:val="17"/>
-        </w:rPr>
-        <w:t xml:space="preserve"> = context.inventory.add_product(product)</w:t>
+        <w:t>@when('the user adds a product "{product}"')</w:t>
+      </w:r>
+    </w:p>
+    <w:p>
+      <w:pPr>
+        <w:shd w:val="clear" w:color="auto" w:fill="F2F2F2"/>
+        <w:ind w:left="240" w:right="240"/>
+      </w:pPr>
+      <w:r>
+        <w:rPr>
+          <w:rFonts w:ascii="Consolas" w:eastAsia="Consolas" w:hAnsi="Consolas" w:cs="Consolas"/>
+          <w:sz w:val="17"/>
+          <w:szCs w:val="17"/>
+        </w:rPr>
+        <w:t>def step_impl(context, product):</w:t>
+      </w:r>
+    </w:p>
+    <w:p>
+      <w:pPr>
+        <w:shd w:val="clear" w:color="auto" w:fill="F2F2F2"/>
+        <w:ind w:left="240" w:right="240"/>
+      </w:pPr>
+      <w:r>
+        <w:rPr>
+          <w:rFonts w:ascii="Consolas" w:eastAsia="Consolas" w:hAnsi="Consolas" w:cs="Consolas"/>
+          <w:sz w:val="17"/>
+          <w:szCs w:val="17"/>
+        </w:rPr>
+        <w:t xml:space="preserve">    context.output = context.inventory.add_product(product)</w:t>
       </w:r>
     </w:p>
     <w:p>
@@ -3447,139 +2886,49 @@
           <w:sz w:val="17"/>
           <w:szCs w:val="17"/>
         </w:rPr>
-        <w:t>@</w:t>
-      </w:r>
-      <w:proofErr w:type="gramStart"/>
-      <w:r>
-        <w:rPr>
-          <w:rFonts w:ascii="Consolas" w:eastAsia="Consolas" w:hAnsi="Consolas" w:cs="Consolas"/>
-          <w:sz w:val="17"/>
-          <w:szCs w:val="17"/>
-        </w:rPr>
-        <w:t>then(</w:t>
-      </w:r>
-      <w:proofErr w:type="gramEnd"/>
-      <w:r>
-        <w:rPr>
-          <w:rFonts w:ascii="Consolas" w:eastAsia="Consolas" w:hAnsi="Consolas" w:cs="Consolas"/>
-          <w:sz w:val="17"/>
-          <w:szCs w:val="17"/>
-        </w:rPr>
-        <w:t xml:space="preserve">'the inventory should </w:t>
-      </w:r>
-      <w:proofErr w:type="gramStart"/>
-      <w:r>
-        <w:rPr>
-          <w:rFonts w:ascii="Consolas" w:eastAsia="Consolas" w:hAnsi="Consolas" w:cs="Consolas"/>
-          <w:sz w:val="17"/>
-          <w:szCs w:val="17"/>
-        </w:rPr>
-        <w:t>contain "{product}"</w:t>
-      </w:r>
-      <w:proofErr w:type="gramEnd"/>
-      <w:r>
-        <w:rPr>
-          <w:rFonts w:ascii="Consolas" w:eastAsia="Consolas" w:hAnsi="Consolas" w:cs="Consolas"/>
-          <w:sz w:val="17"/>
-          <w:szCs w:val="17"/>
-        </w:rPr>
-        <w:t>')</w:t>
-      </w:r>
-    </w:p>
-    <w:p>
-      <w:pPr>
-        <w:shd w:val="clear" w:color="auto" w:fill="F2F2F2"/>
-        <w:ind w:left="240" w:right="240"/>
-      </w:pPr>
-      <w:r>
-        <w:rPr>
-          <w:rFonts w:ascii="Consolas" w:eastAsia="Consolas" w:hAnsi="Consolas" w:cs="Consolas"/>
-          <w:sz w:val="17"/>
-          <w:szCs w:val="17"/>
-        </w:rPr>
-        <w:t>def step_</w:t>
-      </w:r>
-      <w:proofErr w:type="gramStart"/>
-      <w:r>
-        <w:rPr>
-          <w:rFonts w:ascii="Consolas" w:eastAsia="Consolas" w:hAnsi="Consolas" w:cs="Consolas"/>
-          <w:sz w:val="17"/>
-          <w:szCs w:val="17"/>
-        </w:rPr>
-        <w:t>impl(</w:t>
-      </w:r>
-      <w:proofErr w:type="gramEnd"/>
-      <w:r>
-        <w:rPr>
-          <w:rFonts w:ascii="Consolas" w:eastAsia="Consolas" w:hAnsi="Consolas" w:cs="Consolas"/>
-          <w:sz w:val="17"/>
-          <w:szCs w:val="17"/>
-        </w:rPr>
-        <w:t>context, product):</w:t>
-      </w:r>
-    </w:p>
-    <w:p>
-      <w:pPr>
-        <w:shd w:val="clear" w:color="auto" w:fill="F2F2F2"/>
-        <w:ind w:left="240" w:right="240"/>
-      </w:pPr>
-      <w:r>
-        <w:rPr>
-          <w:rFonts w:ascii="Consolas" w:eastAsia="Consolas" w:hAnsi="Consolas" w:cs="Consolas"/>
-          <w:sz w:val="17"/>
-          <w:szCs w:val="17"/>
-        </w:rPr>
-        <w:t xml:space="preserve">    assert </w:t>
-      </w:r>
-      <w:proofErr w:type="gramStart"/>
-      <w:r>
-        <w:rPr>
-          <w:rFonts w:ascii="Consolas" w:eastAsia="Consolas" w:hAnsi="Consolas" w:cs="Consolas"/>
-          <w:sz w:val="17"/>
-          <w:szCs w:val="17"/>
-        </w:rPr>
-        <w:t>context.inventory</w:t>
-      </w:r>
-      <w:proofErr w:type="gramEnd"/>
-      <w:r>
-        <w:rPr>
-          <w:rFonts w:ascii="Consolas" w:eastAsia="Consolas" w:hAnsi="Consolas" w:cs="Consolas"/>
-          <w:sz w:val="17"/>
-          <w:szCs w:val="17"/>
-        </w:rPr>
-        <w:t>.contains(product), \</w:t>
-      </w:r>
-    </w:p>
-    <w:p>
-      <w:pPr>
-        <w:shd w:val="clear" w:color="auto" w:fill="F2F2F2"/>
-        <w:ind w:left="240" w:right="240"/>
-      </w:pPr>
-      <w:r>
-        <w:rPr>
-          <w:rFonts w:ascii="Consolas" w:eastAsia="Consolas" w:hAnsi="Consolas" w:cs="Consolas"/>
-          <w:sz w:val="17"/>
-          <w:szCs w:val="17"/>
-        </w:rPr>
-        <w:t xml:space="preserve">        </w:t>
-      </w:r>
-      <w:proofErr w:type="gramStart"/>
-      <w:r>
-        <w:rPr>
-          <w:rFonts w:ascii="Consolas" w:eastAsia="Consolas" w:hAnsi="Consolas" w:cs="Consolas"/>
-          <w:sz w:val="17"/>
-          <w:szCs w:val="17"/>
-        </w:rPr>
-        <w:t>f'Product "{product}"</w:t>
-      </w:r>
-      <w:proofErr w:type="gramEnd"/>
-      <w:r>
-        <w:rPr>
-          <w:rFonts w:ascii="Consolas" w:eastAsia="Consolas" w:hAnsi="Consolas" w:cs="Consolas"/>
-          <w:sz w:val="17"/>
-          <w:szCs w:val="17"/>
-        </w:rPr>
-        <w:t xml:space="preserve"> not found in the inventory'</w:t>
+        <w:t>@then('the inventory should contain "{product}"')</w:t>
+      </w:r>
+    </w:p>
+    <w:p>
+      <w:pPr>
+        <w:shd w:val="clear" w:color="auto" w:fill="F2F2F2"/>
+        <w:ind w:left="240" w:right="240"/>
+      </w:pPr>
+      <w:r>
+        <w:rPr>
+          <w:rFonts w:ascii="Consolas" w:eastAsia="Consolas" w:hAnsi="Consolas" w:cs="Consolas"/>
+          <w:sz w:val="17"/>
+          <w:szCs w:val="17"/>
+        </w:rPr>
+        <w:t>def step_impl(context, product):</w:t>
+      </w:r>
+    </w:p>
+    <w:p>
+      <w:pPr>
+        <w:shd w:val="clear" w:color="auto" w:fill="F2F2F2"/>
+        <w:ind w:left="240" w:right="240"/>
+      </w:pPr>
+      <w:r>
+        <w:rPr>
+          <w:rFonts w:ascii="Consolas" w:eastAsia="Consolas" w:hAnsi="Consolas" w:cs="Consolas"/>
+          <w:sz w:val="17"/>
+          <w:szCs w:val="17"/>
+        </w:rPr>
+        <w:t xml:space="preserve">    assert context.inventory.contains(product), \</w:t>
+      </w:r>
+    </w:p>
+    <w:p>
+      <w:pPr>
+        <w:shd w:val="clear" w:color="auto" w:fill="F2F2F2"/>
+        <w:ind w:left="240" w:right="240"/>
+      </w:pPr>
+      <w:r>
+        <w:rPr>
+          <w:rFonts w:ascii="Consolas" w:eastAsia="Consolas" w:hAnsi="Consolas" w:cs="Consolas"/>
+          <w:sz w:val="17"/>
+          <w:szCs w:val="17"/>
+        </w:rPr>
+        <w:t xml:space="preserve">        f'Product "{product}" not found in the inventory'</w:t>
       </w:r>
     </w:p>
     <w:p>
@@ -3613,25 +2962,7 @@
           <w:sz w:val="17"/>
           <w:szCs w:val="17"/>
         </w:rPr>
-        <w:t>@</w:t>
-      </w:r>
-      <w:proofErr w:type="gramStart"/>
-      <w:r>
-        <w:rPr>
-          <w:rFonts w:ascii="Consolas" w:eastAsia="Consolas" w:hAnsi="Consolas" w:cs="Consolas"/>
-          <w:sz w:val="17"/>
-          <w:szCs w:val="17"/>
-        </w:rPr>
-        <w:t>when(</w:t>
-      </w:r>
-      <w:proofErr w:type="gramEnd"/>
-      <w:r>
-        <w:rPr>
-          <w:rFonts w:ascii="Consolas" w:eastAsia="Consolas" w:hAnsi="Consolas" w:cs="Consolas"/>
-          <w:sz w:val="17"/>
-          <w:szCs w:val="17"/>
-        </w:rPr>
-        <w:t>'the user lists all products')</w:t>
+        <w:t>@when('the user lists all products')</w:t>
       </w:r>
     </w:p>
     <w:p>
@@ -3659,61 +2990,7 @@
           <w:sz w:val="17"/>
           <w:szCs w:val="17"/>
         </w:rPr>
-        <w:t xml:space="preserve">    </w:t>
-      </w:r>
-      <w:proofErr w:type="gramStart"/>
-      <w:r>
-        <w:rPr>
-          <w:rFonts w:ascii="Consolas" w:eastAsia="Consolas" w:hAnsi="Consolas" w:cs="Consolas"/>
-          <w:sz w:val="17"/>
-          <w:szCs w:val="17"/>
-        </w:rPr>
-        <w:t>context.output</w:t>
-      </w:r>
-      <w:proofErr w:type="gramEnd"/>
-      <w:r>
-        <w:rPr>
-          <w:rFonts w:ascii="Consolas" w:eastAsia="Consolas" w:hAnsi="Consolas" w:cs="Consolas"/>
-          <w:sz w:val="17"/>
-          <w:szCs w:val="17"/>
-        </w:rPr>
-        <w:t xml:space="preserve"> = </w:t>
-      </w:r>
-      <w:proofErr w:type="gramStart"/>
-      <w:r>
-        <w:rPr>
-          <w:rFonts w:ascii="Consolas" w:eastAsia="Consolas" w:hAnsi="Consolas" w:cs="Consolas"/>
-          <w:sz w:val="17"/>
-          <w:szCs w:val="17"/>
-        </w:rPr>
-        <w:t>context.inventory</w:t>
-      </w:r>
-      <w:proofErr w:type="gramEnd"/>
-      <w:r>
-        <w:rPr>
-          <w:rFonts w:ascii="Consolas" w:eastAsia="Consolas" w:hAnsi="Consolas" w:cs="Consolas"/>
-          <w:sz w:val="17"/>
-          <w:szCs w:val="17"/>
-        </w:rPr>
-        <w:t>.list_</w:t>
-      </w:r>
-      <w:proofErr w:type="gramStart"/>
-      <w:r>
-        <w:rPr>
-          <w:rFonts w:ascii="Consolas" w:eastAsia="Consolas" w:hAnsi="Consolas" w:cs="Consolas"/>
-          <w:sz w:val="17"/>
-          <w:szCs w:val="17"/>
-        </w:rPr>
-        <w:t>products(</w:t>
-      </w:r>
-      <w:proofErr w:type="gramEnd"/>
-      <w:r>
-        <w:rPr>
-          <w:rFonts w:ascii="Consolas" w:eastAsia="Consolas" w:hAnsi="Consolas" w:cs="Consolas"/>
-          <w:sz w:val="17"/>
-          <w:szCs w:val="17"/>
-        </w:rPr>
-        <w:t>)</w:t>
+        <w:t xml:space="preserve">    context.output = context.inventory.list_products()</w:t>
       </w:r>
     </w:p>
     <w:p>
@@ -3741,25 +3018,7 @@
           <w:sz w:val="17"/>
           <w:szCs w:val="17"/>
         </w:rPr>
-        <w:t>@</w:t>
-      </w:r>
-      <w:proofErr w:type="gramStart"/>
-      <w:r>
-        <w:rPr>
-          <w:rFonts w:ascii="Consolas" w:eastAsia="Consolas" w:hAnsi="Consolas" w:cs="Consolas"/>
-          <w:sz w:val="17"/>
-          <w:szCs w:val="17"/>
-        </w:rPr>
-        <w:t>then(</w:t>
-      </w:r>
-      <w:proofErr w:type="gramEnd"/>
-      <w:r>
-        <w:rPr>
-          <w:rFonts w:ascii="Consolas" w:eastAsia="Consolas" w:hAnsi="Consolas" w:cs="Consolas"/>
-          <w:sz w:val="17"/>
-          <w:szCs w:val="17"/>
-        </w:rPr>
-        <w:t>'the output should contain:')</w:t>
+        <w:t>@then('the output should contain:')</w:t>
       </w:r>
     </w:p>
     <w:p>
@@ -3787,89 +3046,35 @@
           <w:sz w:val="17"/>
           <w:szCs w:val="17"/>
         </w:rPr>
-        <w:t xml:space="preserve">    expected = context.</w:t>
-      </w:r>
-      <w:proofErr w:type="gramStart"/>
-      <w:r>
-        <w:rPr>
-          <w:rFonts w:ascii="Consolas" w:eastAsia="Consolas" w:hAnsi="Consolas" w:cs="Consolas"/>
-          <w:sz w:val="17"/>
-          <w:szCs w:val="17"/>
-        </w:rPr>
-        <w:t>text.strip</w:t>
-      </w:r>
-      <w:proofErr w:type="gramEnd"/>
-      <w:r>
-        <w:rPr>
-          <w:rFonts w:ascii="Consolas" w:eastAsia="Consolas" w:hAnsi="Consolas" w:cs="Consolas"/>
-          <w:sz w:val="17"/>
-          <w:szCs w:val="17"/>
-        </w:rPr>
-        <w:t>()</w:t>
-      </w:r>
-    </w:p>
-    <w:p>
-      <w:pPr>
-        <w:shd w:val="clear" w:color="auto" w:fill="F2F2F2"/>
-        <w:ind w:left="240" w:right="240"/>
-      </w:pPr>
-      <w:r>
-        <w:rPr>
-          <w:rFonts w:ascii="Consolas" w:eastAsia="Consolas" w:hAnsi="Consolas" w:cs="Consolas"/>
-          <w:sz w:val="17"/>
-          <w:szCs w:val="17"/>
-        </w:rPr>
-        <w:t xml:space="preserve">    assert expected in </w:t>
-      </w:r>
-      <w:proofErr w:type="gramStart"/>
-      <w:r>
-        <w:rPr>
-          <w:rFonts w:ascii="Consolas" w:eastAsia="Consolas" w:hAnsi="Consolas" w:cs="Consolas"/>
-          <w:sz w:val="17"/>
-          <w:szCs w:val="17"/>
-        </w:rPr>
-        <w:t>context.output</w:t>
-      </w:r>
-      <w:proofErr w:type="gramEnd"/>
-      <w:r>
-        <w:rPr>
-          <w:rFonts w:ascii="Consolas" w:eastAsia="Consolas" w:hAnsi="Consolas" w:cs="Consolas"/>
-          <w:sz w:val="17"/>
-          <w:szCs w:val="17"/>
-        </w:rPr>
-        <w:t>, \</w:t>
-      </w:r>
-    </w:p>
-    <w:p>
-      <w:pPr>
-        <w:shd w:val="clear" w:color="auto" w:fill="F2F2F2"/>
-        <w:ind w:left="240" w:right="240"/>
-      </w:pPr>
-      <w:r>
-        <w:rPr>
-          <w:rFonts w:ascii="Consolas" w:eastAsia="Consolas" w:hAnsi="Consolas" w:cs="Consolas"/>
-          <w:sz w:val="17"/>
-          <w:szCs w:val="17"/>
-        </w:rPr>
-        <w:t xml:space="preserve">        f'Expected to find:\n{expected}\nbut got:\n{</w:t>
-      </w:r>
-      <w:proofErr w:type="gramStart"/>
-      <w:r>
-        <w:rPr>
-          <w:rFonts w:ascii="Consolas" w:eastAsia="Consolas" w:hAnsi="Consolas" w:cs="Consolas"/>
-          <w:sz w:val="17"/>
-          <w:szCs w:val="17"/>
-        </w:rPr>
-        <w:t>context.output</w:t>
-      </w:r>
-      <w:proofErr w:type="gramEnd"/>
-      <w:r>
-        <w:rPr>
-          <w:rFonts w:ascii="Consolas" w:eastAsia="Consolas" w:hAnsi="Consolas" w:cs="Consolas"/>
-          <w:sz w:val="17"/>
-          <w:szCs w:val="17"/>
-        </w:rPr>
-        <w:t>}'</w:t>
+        <w:t xml:space="preserve">    expected = context.text.strip()</w:t>
+      </w:r>
+    </w:p>
+    <w:p>
+      <w:pPr>
+        <w:shd w:val="clear" w:color="auto" w:fill="F2F2F2"/>
+        <w:ind w:left="240" w:right="240"/>
+      </w:pPr>
+      <w:r>
+        <w:rPr>
+          <w:rFonts w:ascii="Consolas" w:eastAsia="Consolas" w:hAnsi="Consolas" w:cs="Consolas"/>
+          <w:sz w:val="17"/>
+          <w:szCs w:val="17"/>
+        </w:rPr>
+        <w:t xml:space="preserve">    assert expected in context.output, \</w:t>
+      </w:r>
+    </w:p>
+    <w:p>
+      <w:pPr>
+        <w:shd w:val="clear" w:color="auto" w:fill="F2F2F2"/>
+        <w:ind w:left="240" w:right="240"/>
+      </w:pPr>
+      <w:r>
+        <w:rPr>
+          <w:rFonts w:ascii="Consolas" w:eastAsia="Consolas" w:hAnsi="Consolas" w:cs="Consolas"/>
+          <w:sz w:val="17"/>
+          <w:szCs w:val="17"/>
+        </w:rPr>
+        <w:t xml:space="preserve">        f'Expected to find:\n{expected}\nbut got:\n{context.output}'</w:t>
       </w:r>
     </w:p>
     <w:p>
@@ -3903,161 +3108,35 @@
           <w:sz w:val="17"/>
           <w:szCs w:val="17"/>
         </w:rPr>
-        <w:t>@</w:t>
-      </w:r>
-      <w:proofErr w:type="gramStart"/>
-      <w:r>
-        <w:rPr>
-          <w:rFonts w:ascii="Consolas" w:eastAsia="Consolas" w:hAnsi="Consolas" w:cs="Consolas"/>
-          <w:sz w:val="17"/>
-          <w:szCs w:val="17"/>
-        </w:rPr>
-        <w:t>when(</w:t>
-      </w:r>
-      <w:proofErr w:type="gramEnd"/>
-      <w:r>
-        <w:rPr>
-          <w:rFonts w:ascii="Consolas" w:eastAsia="Consolas" w:hAnsi="Consolas" w:cs="Consolas"/>
-          <w:sz w:val="17"/>
-          <w:szCs w:val="17"/>
-        </w:rPr>
-        <w:t xml:space="preserve">'the user updates </w:t>
-      </w:r>
-      <w:proofErr w:type="gramStart"/>
-      <w:r>
-        <w:rPr>
-          <w:rFonts w:ascii="Consolas" w:eastAsia="Consolas" w:hAnsi="Consolas" w:cs="Consolas"/>
-          <w:sz w:val="17"/>
-          <w:szCs w:val="17"/>
-        </w:rPr>
-        <w:t>product "{product}"</w:t>
-      </w:r>
-      <w:proofErr w:type="gramEnd"/>
-      <w:r>
-        <w:rPr>
-          <w:rFonts w:ascii="Consolas" w:eastAsia="Consolas" w:hAnsi="Consolas" w:cs="Consolas"/>
-          <w:sz w:val="17"/>
-          <w:szCs w:val="17"/>
-        </w:rPr>
-        <w:t xml:space="preserve"> to </w:t>
-      </w:r>
-      <w:proofErr w:type="gramStart"/>
-      <w:r>
-        <w:rPr>
-          <w:rFonts w:ascii="Consolas" w:eastAsia="Consolas" w:hAnsi="Consolas" w:cs="Consolas"/>
-          <w:sz w:val="17"/>
-          <w:szCs w:val="17"/>
-        </w:rPr>
-        <w:t>quantity "{quantity}"</w:t>
-      </w:r>
-      <w:proofErr w:type="gramEnd"/>
-      <w:r>
-        <w:rPr>
-          <w:rFonts w:ascii="Consolas" w:eastAsia="Consolas" w:hAnsi="Consolas" w:cs="Consolas"/>
-          <w:sz w:val="17"/>
-          <w:szCs w:val="17"/>
-        </w:rPr>
-        <w:t>')</w:t>
-      </w:r>
-    </w:p>
-    <w:p>
-      <w:pPr>
-        <w:shd w:val="clear" w:color="auto" w:fill="F2F2F2"/>
-        <w:ind w:left="240" w:right="240"/>
-      </w:pPr>
-      <w:r>
-        <w:rPr>
-          <w:rFonts w:ascii="Consolas" w:eastAsia="Consolas" w:hAnsi="Consolas" w:cs="Consolas"/>
-          <w:sz w:val="17"/>
-          <w:szCs w:val="17"/>
-        </w:rPr>
-        <w:t>def step_</w:t>
-      </w:r>
-      <w:proofErr w:type="gramStart"/>
-      <w:r>
-        <w:rPr>
-          <w:rFonts w:ascii="Consolas" w:eastAsia="Consolas" w:hAnsi="Consolas" w:cs="Consolas"/>
-          <w:sz w:val="17"/>
-          <w:szCs w:val="17"/>
-        </w:rPr>
-        <w:t>impl(</w:t>
-      </w:r>
-      <w:proofErr w:type="gramEnd"/>
-      <w:r>
-        <w:rPr>
-          <w:rFonts w:ascii="Consolas" w:eastAsia="Consolas" w:hAnsi="Consolas" w:cs="Consolas"/>
-          <w:sz w:val="17"/>
-          <w:szCs w:val="17"/>
-        </w:rPr>
-        <w:t>context, product, quantity):</w:t>
-      </w:r>
-    </w:p>
-    <w:p>
-      <w:pPr>
-        <w:shd w:val="clear" w:color="auto" w:fill="F2F2F2"/>
-        <w:ind w:left="240" w:right="240"/>
-      </w:pPr>
-      <w:r>
-        <w:rPr>
-          <w:rFonts w:ascii="Consolas" w:eastAsia="Consolas" w:hAnsi="Consolas" w:cs="Consolas"/>
-          <w:sz w:val="17"/>
-          <w:szCs w:val="17"/>
-        </w:rPr>
-        <w:t xml:space="preserve">    </w:t>
-      </w:r>
-      <w:proofErr w:type="gramStart"/>
-      <w:r>
-        <w:rPr>
-          <w:rFonts w:ascii="Consolas" w:eastAsia="Consolas" w:hAnsi="Consolas" w:cs="Consolas"/>
-          <w:sz w:val="17"/>
-          <w:szCs w:val="17"/>
-        </w:rPr>
-        <w:t>context.output</w:t>
-      </w:r>
-      <w:proofErr w:type="gramEnd"/>
-      <w:r>
-        <w:rPr>
-          <w:rFonts w:ascii="Consolas" w:eastAsia="Consolas" w:hAnsi="Consolas" w:cs="Consolas"/>
-          <w:sz w:val="17"/>
-          <w:szCs w:val="17"/>
-        </w:rPr>
-        <w:t xml:space="preserve"> = </w:t>
-      </w:r>
-      <w:proofErr w:type="gramStart"/>
-      <w:r>
-        <w:rPr>
-          <w:rFonts w:ascii="Consolas" w:eastAsia="Consolas" w:hAnsi="Consolas" w:cs="Consolas"/>
-          <w:sz w:val="17"/>
-          <w:szCs w:val="17"/>
-        </w:rPr>
-        <w:t>context.inventory</w:t>
-      </w:r>
-      <w:proofErr w:type="gramEnd"/>
-      <w:r>
-        <w:rPr>
-          <w:rFonts w:ascii="Consolas" w:eastAsia="Consolas" w:hAnsi="Consolas" w:cs="Consolas"/>
-          <w:sz w:val="17"/>
-          <w:szCs w:val="17"/>
-        </w:rPr>
-        <w:t>.update_</w:t>
-      </w:r>
-      <w:proofErr w:type="gramStart"/>
-      <w:r>
-        <w:rPr>
-          <w:rFonts w:ascii="Consolas" w:eastAsia="Consolas" w:hAnsi="Consolas" w:cs="Consolas"/>
-          <w:sz w:val="17"/>
-          <w:szCs w:val="17"/>
-        </w:rPr>
-        <w:t>quantity(</w:t>
-      </w:r>
-      <w:proofErr w:type="gramEnd"/>
-      <w:r>
-        <w:rPr>
-          <w:rFonts w:ascii="Consolas" w:eastAsia="Consolas" w:hAnsi="Consolas" w:cs="Consolas"/>
-          <w:sz w:val="17"/>
-          <w:szCs w:val="17"/>
-        </w:rPr>
-        <w:t>product, int(quantity))</w:t>
+        <w:t>@when('the user updates product "{product}" to quantity "{quantity}"')</w:t>
+      </w:r>
+    </w:p>
+    <w:p>
+      <w:pPr>
+        <w:shd w:val="clear" w:color="auto" w:fill="F2F2F2"/>
+        <w:ind w:left="240" w:right="240"/>
+      </w:pPr>
+      <w:r>
+        <w:rPr>
+          <w:rFonts w:ascii="Consolas" w:eastAsia="Consolas" w:hAnsi="Consolas" w:cs="Consolas"/>
+          <w:sz w:val="17"/>
+          <w:szCs w:val="17"/>
+        </w:rPr>
+        <w:t>def step_impl(context, product, quantity):</w:t>
+      </w:r>
+    </w:p>
+    <w:p>
+      <w:pPr>
+        <w:shd w:val="clear" w:color="auto" w:fill="F2F2F2"/>
+        <w:ind w:left="240" w:right="240"/>
+      </w:pPr>
+      <w:r>
+        <w:rPr>
+          <w:rFonts w:ascii="Consolas" w:eastAsia="Consolas" w:hAnsi="Consolas" w:cs="Consolas"/>
+          <w:sz w:val="17"/>
+          <w:szCs w:val="17"/>
+        </w:rPr>
+        <w:t xml:space="preserve">    context.output = context.inventory.update_quantity(product, int(quantity))</w:t>
       </w:r>
     </w:p>
     <w:p>
@@ -4085,93 +3164,21 @@
           <w:sz w:val="17"/>
           <w:szCs w:val="17"/>
         </w:rPr>
-        <w:t>@</w:t>
-      </w:r>
-      <w:proofErr w:type="gramStart"/>
-      <w:r>
-        <w:rPr>
-          <w:rFonts w:ascii="Consolas" w:eastAsia="Consolas" w:hAnsi="Consolas" w:cs="Consolas"/>
-          <w:sz w:val="17"/>
-          <w:szCs w:val="17"/>
-        </w:rPr>
-        <w:t>then(</w:t>
-      </w:r>
-      <w:proofErr w:type="gramEnd"/>
-      <w:r>
-        <w:rPr>
-          <w:rFonts w:ascii="Consolas" w:eastAsia="Consolas" w:hAnsi="Consolas" w:cs="Consolas"/>
-          <w:sz w:val="17"/>
-          <w:szCs w:val="17"/>
-        </w:rPr>
-        <w:t xml:space="preserve">'the inventory should show </w:t>
-      </w:r>
-      <w:proofErr w:type="gramStart"/>
-      <w:r>
-        <w:rPr>
-          <w:rFonts w:ascii="Consolas" w:eastAsia="Consolas" w:hAnsi="Consolas" w:cs="Consolas"/>
-          <w:sz w:val="17"/>
-          <w:szCs w:val="17"/>
-        </w:rPr>
-        <w:t>product "{product}"</w:t>
-      </w:r>
-      <w:proofErr w:type="gramEnd"/>
-      <w:r>
-        <w:rPr>
-          <w:rFonts w:ascii="Consolas" w:eastAsia="Consolas" w:hAnsi="Consolas" w:cs="Consolas"/>
-          <w:sz w:val="17"/>
-          <w:szCs w:val="17"/>
-        </w:rPr>
-        <w:t xml:space="preserve"> with </w:t>
-      </w:r>
-      <w:proofErr w:type="gramStart"/>
-      <w:r>
-        <w:rPr>
-          <w:rFonts w:ascii="Consolas" w:eastAsia="Consolas" w:hAnsi="Consolas" w:cs="Consolas"/>
-          <w:sz w:val="17"/>
-          <w:szCs w:val="17"/>
-        </w:rPr>
-        <w:t>quantity "{quantity}"</w:t>
-      </w:r>
-      <w:proofErr w:type="gramEnd"/>
-      <w:r>
-        <w:rPr>
-          <w:rFonts w:ascii="Consolas" w:eastAsia="Consolas" w:hAnsi="Consolas" w:cs="Consolas"/>
-          <w:sz w:val="17"/>
-          <w:szCs w:val="17"/>
-        </w:rPr>
-        <w:t>')</w:t>
-      </w:r>
-    </w:p>
-    <w:p>
-      <w:pPr>
-        <w:shd w:val="clear" w:color="auto" w:fill="F2F2F2"/>
-        <w:ind w:left="240" w:right="240"/>
-      </w:pPr>
-      <w:r>
-        <w:rPr>
-          <w:rFonts w:ascii="Consolas" w:eastAsia="Consolas" w:hAnsi="Consolas" w:cs="Consolas"/>
-          <w:sz w:val="17"/>
-          <w:szCs w:val="17"/>
-        </w:rPr>
-        <w:t>def step_</w:t>
-      </w:r>
-      <w:proofErr w:type="gramStart"/>
-      <w:r>
-        <w:rPr>
-          <w:rFonts w:ascii="Consolas" w:eastAsia="Consolas" w:hAnsi="Consolas" w:cs="Consolas"/>
-          <w:sz w:val="17"/>
-          <w:szCs w:val="17"/>
-        </w:rPr>
-        <w:t>impl(</w:t>
-      </w:r>
-      <w:proofErr w:type="gramEnd"/>
-      <w:r>
-        <w:rPr>
-          <w:rFonts w:ascii="Consolas" w:eastAsia="Consolas" w:hAnsi="Consolas" w:cs="Consolas"/>
-          <w:sz w:val="17"/>
-          <w:szCs w:val="17"/>
-        </w:rPr>
-        <w:t>context, product, quantity):</w:t>
+        <w:t>@then('the inventory should show product "{product}" with quantity "{quantity}"')</w:t>
+      </w:r>
+    </w:p>
+    <w:p>
+      <w:pPr>
+        <w:shd w:val="clear" w:color="auto" w:fill="F2F2F2"/>
+        <w:ind w:left="240" w:right="240"/>
+      </w:pPr>
+      <w:r>
+        <w:rPr>
+          <w:rFonts w:ascii="Consolas" w:eastAsia="Consolas" w:hAnsi="Consolas" w:cs="Consolas"/>
+          <w:sz w:val="17"/>
+          <w:szCs w:val="17"/>
+        </w:rPr>
+        <w:t>def step_impl(context, product, quantity):</w:t>
       </w:r>
     </w:p>
     <w:p>
@@ -4199,89 +3206,35 @@
           <w:sz w:val="17"/>
           <w:szCs w:val="17"/>
         </w:rPr>
-        <w:t xml:space="preserve">    assert product_obj is not None, </w:t>
-      </w:r>
-      <w:proofErr w:type="gramStart"/>
-      <w:r>
-        <w:rPr>
-          <w:rFonts w:ascii="Consolas" w:eastAsia="Consolas" w:hAnsi="Consolas" w:cs="Consolas"/>
-          <w:sz w:val="17"/>
-          <w:szCs w:val="17"/>
-        </w:rPr>
-        <w:t>f'Product "{product}"</w:t>
-      </w:r>
-      <w:proofErr w:type="gramEnd"/>
-      <w:r>
-        <w:rPr>
-          <w:rFonts w:ascii="Consolas" w:eastAsia="Consolas" w:hAnsi="Consolas" w:cs="Consolas"/>
-          <w:sz w:val="17"/>
-          <w:szCs w:val="17"/>
-        </w:rPr>
-        <w:t xml:space="preserve"> not found'</w:t>
-      </w:r>
-    </w:p>
-    <w:p>
-      <w:pPr>
-        <w:shd w:val="clear" w:color="auto" w:fill="F2F2F2"/>
-        <w:ind w:left="240" w:right="240"/>
-      </w:pPr>
-      <w:r>
-        <w:rPr>
-          <w:rFonts w:ascii="Consolas" w:eastAsia="Consolas" w:hAnsi="Consolas" w:cs="Consolas"/>
-          <w:sz w:val="17"/>
-          <w:szCs w:val="17"/>
-        </w:rPr>
-        <w:t xml:space="preserve">    assert product_</w:t>
-      </w:r>
-      <w:proofErr w:type="gramStart"/>
-      <w:r>
-        <w:rPr>
-          <w:rFonts w:ascii="Consolas" w:eastAsia="Consolas" w:hAnsi="Consolas" w:cs="Consolas"/>
-          <w:sz w:val="17"/>
-          <w:szCs w:val="17"/>
-        </w:rPr>
-        <w:t>obj.quantity</w:t>
-      </w:r>
-      <w:proofErr w:type="gramEnd"/>
-      <w:r>
-        <w:rPr>
-          <w:rFonts w:ascii="Consolas" w:eastAsia="Consolas" w:hAnsi="Consolas" w:cs="Consolas"/>
-          <w:sz w:val="17"/>
-          <w:szCs w:val="17"/>
-        </w:rPr>
-        <w:t xml:space="preserve"> == int(quantity), \</w:t>
-      </w:r>
-    </w:p>
-    <w:p>
-      <w:pPr>
-        <w:shd w:val="clear" w:color="auto" w:fill="F2F2F2"/>
-        <w:ind w:left="240" w:right="240"/>
-      </w:pPr>
-      <w:r>
-        <w:rPr>
-          <w:rFonts w:ascii="Consolas" w:eastAsia="Consolas" w:hAnsi="Consolas" w:cs="Consolas"/>
-          <w:sz w:val="17"/>
-          <w:szCs w:val="17"/>
-        </w:rPr>
-        <w:t xml:space="preserve">        f'Expected quantity {quantity} but got {product_</w:t>
-      </w:r>
-      <w:proofErr w:type="gramStart"/>
-      <w:r>
-        <w:rPr>
-          <w:rFonts w:ascii="Consolas" w:eastAsia="Consolas" w:hAnsi="Consolas" w:cs="Consolas"/>
-          <w:sz w:val="17"/>
-          <w:szCs w:val="17"/>
-        </w:rPr>
-        <w:t>obj.quantity</w:t>
-      </w:r>
-      <w:proofErr w:type="gramEnd"/>
-      <w:r>
-        <w:rPr>
-          <w:rFonts w:ascii="Consolas" w:eastAsia="Consolas" w:hAnsi="Consolas" w:cs="Consolas"/>
-          <w:sz w:val="17"/>
-          <w:szCs w:val="17"/>
-        </w:rPr>
-        <w:t>}'</w:t>
+        <w:t xml:space="preserve">    assert product_obj is not None, f'Product "{product}" not found'</w:t>
+      </w:r>
+    </w:p>
+    <w:p>
+      <w:pPr>
+        <w:shd w:val="clear" w:color="auto" w:fill="F2F2F2"/>
+        <w:ind w:left="240" w:right="240"/>
+      </w:pPr>
+      <w:r>
+        <w:rPr>
+          <w:rFonts w:ascii="Consolas" w:eastAsia="Consolas" w:hAnsi="Consolas" w:cs="Consolas"/>
+          <w:sz w:val="17"/>
+          <w:szCs w:val="17"/>
+        </w:rPr>
+        <w:t xml:space="preserve">    assert product_obj.quantity == int(quantity), \</w:t>
+      </w:r>
+    </w:p>
+    <w:p>
+      <w:pPr>
+        <w:shd w:val="clear" w:color="auto" w:fill="F2F2F2"/>
+        <w:ind w:left="240" w:right="240"/>
+      </w:pPr>
+      <w:r>
+        <w:rPr>
+          <w:rFonts w:ascii="Consolas" w:eastAsia="Consolas" w:hAnsi="Consolas" w:cs="Consolas"/>
+          <w:sz w:val="17"/>
+          <w:szCs w:val="17"/>
+        </w:rPr>
+        <w:t xml:space="preserve">        f'Expected quantity {quantity} but got {product_obj.quantity}'</w:t>
       </w:r>
     </w:p>
     <w:p>
@@ -4315,125 +3268,35 @@
           <w:sz w:val="17"/>
           <w:szCs w:val="17"/>
         </w:rPr>
-        <w:t>@</w:t>
-      </w:r>
-      <w:proofErr w:type="gramStart"/>
-      <w:r>
-        <w:rPr>
-          <w:rFonts w:ascii="Consolas" w:eastAsia="Consolas" w:hAnsi="Consolas" w:cs="Consolas"/>
-          <w:sz w:val="17"/>
-          <w:szCs w:val="17"/>
-        </w:rPr>
-        <w:t>when(</w:t>
-      </w:r>
-      <w:proofErr w:type="gramEnd"/>
-      <w:r>
-        <w:rPr>
-          <w:rFonts w:ascii="Consolas" w:eastAsia="Consolas" w:hAnsi="Consolas" w:cs="Consolas"/>
-          <w:sz w:val="17"/>
-          <w:szCs w:val="17"/>
-        </w:rPr>
-        <w:t xml:space="preserve">'the user removes the </w:t>
-      </w:r>
-      <w:proofErr w:type="gramStart"/>
-      <w:r>
-        <w:rPr>
-          <w:rFonts w:ascii="Consolas" w:eastAsia="Consolas" w:hAnsi="Consolas" w:cs="Consolas"/>
-          <w:sz w:val="17"/>
-          <w:szCs w:val="17"/>
-        </w:rPr>
-        <w:t>product "{product}"</w:t>
-      </w:r>
-      <w:proofErr w:type="gramEnd"/>
-      <w:r>
-        <w:rPr>
-          <w:rFonts w:ascii="Consolas" w:eastAsia="Consolas" w:hAnsi="Consolas" w:cs="Consolas"/>
-          <w:sz w:val="17"/>
-          <w:szCs w:val="17"/>
-        </w:rPr>
-        <w:t>')</w:t>
-      </w:r>
-    </w:p>
-    <w:p>
-      <w:pPr>
-        <w:shd w:val="clear" w:color="auto" w:fill="F2F2F2"/>
-        <w:ind w:left="240" w:right="240"/>
-      </w:pPr>
-      <w:r>
-        <w:rPr>
-          <w:rFonts w:ascii="Consolas" w:eastAsia="Consolas" w:hAnsi="Consolas" w:cs="Consolas"/>
-          <w:sz w:val="17"/>
-          <w:szCs w:val="17"/>
-        </w:rPr>
-        <w:t>def step_</w:t>
-      </w:r>
-      <w:proofErr w:type="gramStart"/>
-      <w:r>
-        <w:rPr>
-          <w:rFonts w:ascii="Consolas" w:eastAsia="Consolas" w:hAnsi="Consolas" w:cs="Consolas"/>
-          <w:sz w:val="17"/>
-          <w:szCs w:val="17"/>
-        </w:rPr>
-        <w:t>impl(</w:t>
-      </w:r>
-      <w:proofErr w:type="gramEnd"/>
-      <w:r>
-        <w:rPr>
-          <w:rFonts w:ascii="Consolas" w:eastAsia="Consolas" w:hAnsi="Consolas" w:cs="Consolas"/>
-          <w:sz w:val="17"/>
-          <w:szCs w:val="17"/>
-        </w:rPr>
-        <w:t>context, product):</w:t>
-      </w:r>
-    </w:p>
-    <w:p>
-      <w:pPr>
-        <w:shd w:val="clear" w:color="auto" w:fill="F2F2F2"/>
-        <w:ind w:left="240" w:right="240"/>
-      </w:pPr>
-      <w:r>
-        <w:rPr>
-          <w:rFonts w:ascii="Consolas" w:eastAsia="Consolas" w:hAnsi="Consolas" w:cs="Consolas"/>
-          <w:sz w:val="17"/>
-          <w:szCs w:val="17"/>
-        </w:rPr>
-        <w:t xml:space="preserve">    </w:t>
-      </w:r>
-      <w:proofErr w:type="gramStart"/>
-      <w:r>
-        <w:rPr>
-          <w:rFonts w:ascii="Consolas" w:eastAsia="Consolas" w:hAnsi="Consolas" w:cs="Consolas"/>
-          <w:sz w:val="17"/>
-          <w:szCs w:val="17"/>
-        </w:rPr>
-        <w:t>context.output</w:t>
-      </w:r>
-      <w:proofErr w:type="gramEnd"/>
-      <w:r>
-        <w:rPr>
-          <w:rFonts w:ascii="Consolas" w:eastAsia="Consolas" w:hAnsi="Consolas" w:cs="Consolas"/>
-          <w:sz w:val="17"/>
-          <w:szCs w:val="17"/>
-        </w:rPr>
-        <w:t xml:space="preserve"> = </w:t>
-      </w:r>
-      <w:proofErr w:type="gramStart"/>
-      <w:r>
-        <w:rPr>
-          <w:rFonts w:ascii="Consolas" w:eastAsia="Consolas" w:hAnsi="Consolas" w:cs="Consolas"/>
-          <w:sz w:val="17"/>
-          <w:szCs w:val="17"/>
-        </w:rPr>
-        <w:t>context.inventory</w:t>
-      </w:r>
-      <w:proofErr w:type="gramEnd"/>
-      <w:r>
-        <w:rPr>
-          <w:rFonts w:ascii="Consolas" w:eastAsia="Consolas" w:hAnsi="Consolas" w:cs="Consolas"/>
-          <w:sz w:val="17"/>
-          <w:szCs w:val="17"/>
-        </w:rPr>
-        <w:t>.remove_product(product)</w:t>
+        <w:t>@when('the user removes the product "{product}"')</w:t>
+      </w:r>
+    </w:p>
+    <w:p>
+      <w:pPr>
+        <w:shd w:val="clear" w:color="auto" w:fill="F2F2F2"/>
+        <w:ind w:left="240" w:right="240"/>
+      </w:pPr>
+      <w:r>
+        <w:rPr>
+          <w:rFonts w:ascii="Consolas" w:eastAsia="Consolas" w:hAnsi="Consolas" w:cs="Consolas"/>
+          <w:sz w:val="17"/>
+          <w:szCs w:val="17"/>
+        </w:rPr>
+        <w:t>def step_impl(context, product):</w:t>
+      </w:r>
+    </w:p>
+    <w:p>
+      <w:pPr>
+        <w:shd w:val="clear" w:color="auto" w:fill="F2F2F2"/>
+        <w:ind w:left="240" w:right="240"/>
+      </w:pPr>
+      <w:r>
+        <w:rPr>
+          <w:rFonts w:ascii="Consolas" w:eastAsia="Consolas" w:hAnsi="Consolas" w:cs="Consolas"/>
+          <w:sz w:val="17"/>
+          <w:szCs w:val="17"/>
+        </w:rPr>
+        <w:t xml:space="preserve">    context.output = context.inventory.remove_product(product)</w:t>
       </w:r>
     </w:p>
     <w:p>
@@ -4461,139 +3324,49 @@
           <w:sz w:val="17"/>
           <w:szCs w:val="17"/>
         </w:rPr>
-        <w:t>@</w:t>
-      </w:r>
-      <w:proofErr w:type="gramStart"/>
-      <w:r>
-        <w:rPr>
-          <w:rFonts w:ascii="Consolas" w:eastAsia="Consolas" w:hAnsi="Consolas" w:cs="Consolas"/>
-          <w:sz w:val="17"/>
-          <w:szCs w:val="17"/>
-        </w:rPr>
-        <w:t>then(</w:t>
-      </w:r>
-      <w:proofErr w:type="gramEnd"/>
-      <w:r>
-        <w:rPr>
-          <w:rFonts w:ascii="Consolas" w:eastAsia="Consolas" w:hAnsi="Consolas" w:cs="Consolas"/>
-          <w:sz w:val="17"/>
-          <w:szCs w:val="17"/>
-        </w:rPr>
-        <w:t xml:space="preserve">'the inventory should not </w:t>
-      </w:r>
-      <w:proofErr w:type="gramStart"/>
-      <w:r>
-        <w:rPr>
-          <w:rFonts w:ascii="Consolas" w:eastAsia="Consolas" w:hAnsi="Consolas" w:cs="Consolas"/>
-          <w:sz w:val="17"/>
-          <w:szCs w:val="17"/>
-        </w:rPr>
-        <w:t>contain "{product}"</w:t>
-      </w:r>
-      <w:proofErr w:type="gramEnd"/>
-      <w:r>
-        <w:rPr>
-          <w:rFonts w:ascii="Consolas" w:eastAsia="Consolas" w:hAnsi="Consolas" w:cs="Consolas"/>
-          <w:sz w:val="17"/>
-          <w:szCs w:val="17"/>
-        </w:rPr>
-        <w:t>')</w:t>
-      </w:r>
-    </w:p>
-    <w:p>
-      <w:pPr>
-        <w:shd w:val="clear" w:color="auto" w:fill="F2F2F2"/>
-        <w:ind w:left="240" w:right="240"/>
-      </w:pPr>
-      <w:r>
-        <w:rPr>
-          <w:rFonts w:ascii="Consolas" w:eastAsia="Consolas" w:hAnsi="Consolas" w:cs="Consolas"/>
-          <w:sz w:val="17"/>
-          <w:szCs w:val="17"/>
-        </w:rPr>
-        <w:t>def step_</w:t>
-      </w:r>
-      <w:proofErr w:type="gramStart"/>
-      <w:r>
-        <w:rPr>
-          <w:rFonts w:ascii="Consolas" w:eastAsia="Consolas" w:hAnsi="Consolas" w:cs="Consolas"/>
-          <w:sz w:val="17"/>
-          <w:szCs w:val="17"/>
-        </w:rPr>
-        <w:t>impl(</w:t>
-      </w:r>
-      <w:proofErr w:type="gramEnd"/>
-      <w:r>
-        <w:rPr>
-          <w:rFonts w:ascii="Consolas" w:eastAsia="Consolas" w:hAnsi="Consolas" w:cs="Consolas"/>
-          <w:sz w:val="17"/>
-          <w:szCs w:val="17"/>
-        </w:rPr>
-        <w:t>context, product):</w:t>
-      </w:r>
-    </w:p>
-    <w:p>
-      <w:pPr>
-        <w:shd w:val="clear" w:color="auto" w:fill="F2F2F2"/>
-        <w:ind w:left="240" w:right="240"/>
-      </w:pPr>
-      <w:r>
-        <w:rPr>
-          <w:rFonts w:ascii="Consolas" w:eastAsia="Consolas" w:hAnsi="Consolas" w:cs="Consolas"/>
-          <w:sz w:val="17"/>
-          <w:szCs w:val="17"/>
-        </w:rPr>
-        <w:t xml:space="preserve">    assert not </w:t>
-      </w:r>
-      <w:proofErr w:type="gramStart"/>
-      <w:r>
-        <w:rPr>
-          <w:rFonts w:ascii="Consolas" w:eastAsia="Consolas" w:hAnsi="Consolas" w:cs="Consolas"/>
-          <w:sz w:val="17"/>
-          <w:szCs w:val="17"/>
-        </w:rPr>
-        <w:t>context.inventory</w:t>
-      </w:r>
-      <w:proofErr w:type="gramEnd"/>
-      <w:r>
-        <w:rPr>
-          <w:rFonts w:ascii="Consolas" w:eastAsia="Consolas" w:hAnsi="Consolas" w:cs="Consolas"/>
-          <w:sz w:val="17"/>
-          <w:szCs w:val="17"/>
-        </w:rPr>
-        <w:t>.contains(product), \</w:t>
-      </w:r>
-    </w:p>
-    <w:p>
-      <w:pPr>
-        <w:shd w:val="clear" w:color="auto" w:fill="F2F2F2"/>
-        <w:ind w:left="240" w:right="240"/>
-      </w:pPr>
-      <w:r>
-        <w:rPr>
-          <w:rFonts w:ascii="Consolas" w:eastAsia="Consolas" w:hAnsi="Consolas" w:cs="Consolas"/>
-          <w:sz w:val="17"/>
-          <w:szCs w:val="17"/>
-        </w:rPr>
-        <w:t xml:space="preserve">        </w:t>
-      </w:r>
-      <w:proofErr w:type="gramStart"/>
-      <w:r>
-        <w:rPr>
-          <w:rFonts w:ascii="Consolas" w:eastAsia="Consolas" w:hAnsi="Consolas" w:cs="Consolas"/>
-          <w:sz w:val="17"/>
-          <w:szCs w:val="17"/>
-        </w:rPr>
-        <w:t>f'Product "{product}"</w:t>
-      </w:r>
-      <w:proofErr w:type="gramEnd"/>
-      <w:r>
-        <w:rPr>
-          <w:rFonts w:ascii="Consolas" w:eastAsia="Consolas" w:hAnsi="Consolas" w:cs="Consolas"/>
-          <w:sz w:val="17"/>
-          <w:szCs w:val="17"/>
-        </w:rPr>
-        <w:t xml:space="preserve"> is still in the inventory'</w:t>
+        <w:t>@then('the inventory should not contain "{product}"')</w:t>
+      </w:r>
+    </w:p>
+    <w:p>
+      <w:pPr>
+        <w:shd w:val="clear" w:color="auto" w:fill="F2F2F2"/>
+        <w:ind w:left="240" w:right="240"/>
+      </w:pPr>
+      <w:r>
+        <w:rPr>
+          <w:rFonts w:ascii="Consolas" w:eastAsia="Consolas" w:hAnsi="Consolas" w:cs="Consolas"/>
+          <w:sz w:val="17"/>
+          <w:szCs w:val="17"/>
+        </w:rPr>
+        <w:t>def step_impl(context, product):</w:t>
+      </w:r>
+    </w:p>
+    <w:p>
+      <w:pPr>
+        <w:shd w:val="clear" w:color="auto" w:fill="F2F2F2"/>
+        <w:ind w:left="240" w:right="240"/>
+      </w:pPr>
+      <w:r>
+        <w:rPr>
+          <w:rFonts w:ascii="Consolas" w:eastAsia="Consolas" w:hAnsi="Consolas" w:cs="Consolas"/>
+          <w:sz w:val="17"/>
+          <w:szCs w:val="17"/>
+        </w:rPr>
+        <w:t xml:space="preserve">    assert not context.inventory.contains(product), \</w:t>
+      </w:r>
+    </w:p>
+    <w:p>
+      <w:pPr>
+        <w:shd w:val="clear" w:color="auto" w:fill="F2F2F2"/>
+        <w:ind w:left="240" w:right="240"/>
+      </w:pPr>
+      <w:r>
+        <w:rPr>
+          <w:rFonts w:ascii="Consolas" w:eastAsia="Consolas" w:hAnsi="Consolas" w:cs="Consolas"/>
+          <w:sz w:val="17"/>
+          <w:szCs w:val="17"/>
+        </w:rPr>
+        <w:t xml:space="preserve">        f'Product "{product}" is still in the inventory'</w:t>
       </w:r>
     </w:p>
     <w:p>
@@ -4627,125 +3400,35 @@
           <w:sz w:val="17"/>
           <w:szCs w:val="17"/>
         </w:rPr>
-        <w:t>@</w:t>
-      </w:r>
-      <w:proofErr w:type="gramStart"/>
-      <w:r>
-        <w:rPr>
-          <w:rFonts w:ascii="Consolas" w:eastAsia="Consolas" w:hAnsi="Consolas" w:cs="Consolas"/>
-          <w:sz w:val="17"/>
-          <w:szCs w:val="17"/>
-        </w:rPr>
-        <w:t>when(</w:t>
-      </w:r>
-      <w:proofErr w:type="gramEnd"/>
-      <w:r>
-        <w:rPr>
-          <w:rFonts w:ascii="Consolas" w:eastAsia="Consolas" w:hAnsi="Consolas" w:cs="Consolas"/>
-          <w:sz w:val="17"/>
-          <w:szCs w:val="17"/>
-        </w:rPr>
-        <w:t xml:space="preserve">'the user searches for the </w:t>
-      </w:r>
-      <w:proofErr w:type="gramStart"/>
-      <w:r>
-        <w:rPr>
-          <w:rFonts w:ascii="Consolas" w:eastAsia="Consolas" w:hAnsi="Consolas" w:cs="Consolas"/>
-          <w:sz w:val="17"/>
-          <w:szCs w:val="17"/>
-        </w:rPr>
-        <w:t>product "{product}"</w:t>
-      </w:r>
-      <w:proofErr w:type="gramEnd"/>
-      <w:r>
-        <w:rPr>
-          <w:rFonts w:ascii="Consolas" w:eastAsia="Consolas" w:hAnsi="Consolas" w:cs="Consolas"/>
-          <w:sz w:val="17"/>
-          <w:szCs w:val="17"/>
-        </w:rPr>
-        <w:t>')</w:t>
-      </w:r>
-    </w:p>
-    <w:p>
-      <w:pPr>
-        <w:shd w:val="clear" w:color="auto" w:fill="F2F2F2"/>
-        <w:ind w:left="240" w:right="240"/>
-      </w:pPr>
-      <w:r>
-        <w:rPr>
-          <w:rFonts w:ascii="Consolas" w:eastAsia="Consolas" w:hAnsi="Consolas" w:cs="Consolas"/>
-          <w:sz w:val="17"/>
-          <w:szCs w:val="17"/>
-        </w:rPr>
-        <w:t>def step_</w:t>
-      </w:r>
-      <w:proofErr w:type="gramStart"/>
-      <w:r>
-        <w:rPr>
-          <w:rFonts w:ascii="Consolas" w:eastAsia="Consolas" w:hAnsi="Consolas" w:cs="Consolas"/>
-          <w:sz w:val="17"/>
-          <w:szCs w:val="17"/>
-        </w:rPr>
-        <w:t>impl(</w:t>
-      </w:r>
-      <w:proofErr w:type="gramEnd"/>
-      <w:r>
-        <w:rPr>
-          <w:rFonts w:ascii="Consolas" w:eastAsia="Consolas" w:hAnsi="Consolas" w:cs="Consolas"/>
-          <w:sz w:val="17"/>
-          <w:szCs w:val="17"/>
-        </w:rPr>
-        <w:t>context, product):</w:t>
-      </w:r>
-    </w:p>
-    <w:p>
-      <w:pPr>
-        <w:shd w:val="clear" w:color="auto" w:fill="F2F2F2"/>
-        <w:ind w:left="240" w:right="240"/>
-      </w:pPr>
-      <w:r>
-        <w:rPr>
-          <w:rFonts w:ascii="Consolas" w:eastAsia="Consolas" w:hAnsi="Consolas" w:cs="Consolas"/>
-          <w:sz w:val="17"/>
-          <w:szCs w:val="17"/>
-        </w:rPr>
-        <w:t xml:space="preserve">    </w:t>
-      </w:r>
-      <w:proofErr w:type="gramStart"/>
-      <w:r>
-        <w:rPr>
-          <w:rFonts w:ascii="Consolas" w:eastAsia="Consolas" w:hAnsi="Consolas" w:cs="Consolas"/>
-          <w:sz w:val="17"/>
-          <w:szCs w:val="17"/>
-        </w:rPr>
-        <w:t>context.output</w:t>
-      </w:r>
-      <w:proofErr w:type="gramEnd"/>
-      <w:r>
-        <w:rPr>
-          <w:rFonts w:ascii="Consolas" w:eastAsia="Consolas" w:hAnsi="Consolas" w:cs="Consolas"/>
-          <w:sz w:val="17"/>
-          <w:szCs w:val="17"/>
-        </w:rPr>
-        <w:t xml:space="preserve"> = </w:t>
-      </w:r>
-      <w:proofErr w:type="gramStart"/>
-      <w:r>
-        <w:rPr>
-          <w:rFonts w:ascii="Consolas" w:eastAsia="Consolas" w:hAnsi="Consolas" w:cs="Consolas"/>
-          <w:sz w:val="17"/>
-          <w:szCs w:val="17"/>
-        </w:rPr>
-        <w:t>context.inventory</w:t>
-      </w:r>
-      <w:proofErr w:type="gramEnd"/>
-      <w:r>
-        <w:rPr>
-          <w:rFonts w:ascii="Consolas" w:eastAsia="Consolas" w:hAnsi="Consolas" w:cs="Consolas"/>
-          <w:sz w:val="17"/>
-          <w:szCs w:val="17"/>
-        </w:rPr>
-        <w:t>.search_product(product)</w:t>
+        <w:t>@when('the user searches for the product "{product}"')</w:t>
+      </w:r>
+    </w:p>
+    <w:p>
+      <w:pPr>
+        <w:shd w:val="clear" w:color="auto" w:fill="F2F2F2"/>
+        <w:ind w:left="240" w:right="240"/>
+      </w:pPr>
+      <w:r>
+        <w:rPr>
+          <w:rFonts w:ascii="Consolas" w:eastAsia="Consolas" w:hAnsi="Consolas" w:cs="Consolas"/>
+          <w:sz w:val="17"/>
+          <w:szCs w:val="17"/>
+        </w:rPr>
+        <w:t>def step_impl(context, product):</w:t>
+      </w:r>
+    </w:p>
+    <w:p>
+      <w:pPr>
+        <w:shd w:val="clear" w:color="auto" w:fill="F2F2F2"/>
+        <w:ind w:left="240" w:right="240"/>
+      </w:pPr>
+      <w:r>
+        <w:rPr>
+          <w:rFonts w:ascii="Consolas" w:eastAsia="Consolas" w:hAnsi="Consolas" w:cs="Consolas"/>
+          <w:sz w:val="17"/>
+          <w:szCs w:val="17"/>
+        </w:rPr>
+        <w:t xml:space="preserve">    context.output = context.inventory.search_product(product)</w:t>
       </w:r>
     </w:p>
     <w:p>
@@ -4773,157 +3456,49 @@
           <w:sz w:val="17"/>
           <w:szCs w:val="17"/>
         </w:rPr>
-        <w:t>@</w:t>
-      </w:r>
-      <w:proofErr w:type="gramStart"/>
-      <w:r>
-        <w:rPr>
-          <w:rFonts w:ascii="Consolas" w:eastAsia="Consolas" w:hAnsi="Consolas" w:cs="Consolas"/>
-          <w:sz w:val="17"/>
-          <w:szCs w:val="17"/>
-        </w:rPr>
-        <w:t>then(</w:t>
-      </w:r>
-      <w:proofErr w:type="gramEnd"/>
-      <w:r>
-        <w:rPr>
-          <w:rFonts w:ascii="Consolas" w:eastAsia="Consolas" w:hAnsi="Consolas" w:cs="Consolas"/>
-          <w:sz w:val="17"/>
-          <w:szCs w:val="17"/>
-        </w:rPr>
-        <w:t xml:space="preserve">'the output should </w:t>
-      </w:r>
-      <w:proofErr w:type="gramStart"/>
-      <w:r>
-        <w:rPr>
-          <w:rFonts w:ascii="Consolas" w:eastAsia="Consolas" w:hAnsi="Consolas" w:cs="Consolas"/>
-          <w:sz w:val="17"/>
-          <w:szCs w:val="17"/>
-        </w:rPr>
-        <w:t>be "{message}"</w:t>
-      </w:r>
-      <w:proofErr w:type="gramEnd"/>
-      <w:r>
-        <w:rPr>
-          <w:rFonts w:ascii="Consolas" w:eastAsia="Consolas" w:hAnsi="Consolas" w:cs="Consolas"/>
-          <w:sz w:val="17"/>
-          <w:szCs w:val="17"/>
-        </w:rPr>
-        <w:t>')</w:t>
-      </w:r>
-    </w:p>
-    <w:p>
-      <w:pPr>
-        <w:shd w:val="clear" w:color="auto" w:fill="F2F2F2"/>
-        <w:ind w:left="240" w:right="240"/>
-      </w:pPr>
-      <w:r>
-        <w:rPr>
-          <w:rFonts w:ascii="Consolas" w:eastAsia="Consolas" w:hAnsi="Consolas" w:cs="Consolas"/>
-          <w:sz w:val="17"/>
-          <w:szCs w:val="17"/>
-        </w:rPr>
-        <w:t>def step_</w:t>
-      </w:r>
-      <w:proofErr w:type="gramStart"/>
-      <w:r>
-        <w:rPr>
-          <w:rFonts w:ascii="Consolas" w:eastAsia="Consolas" w:hAnsi="Consolas" w:cs="Consolas"/>
-          <w:sz w:val="17"/>
-          <w:szCs w:val="17"/>
-        </w:rPr>
-        <w:t>impl(</w:t>
-      </w:r>
-      <w:proofErr w:type="gramEnd"/>
-      <w:r>
-        <w:rPr>
-          <w:rFonts w:ascii="Consolas" w:eastAsia="Consolas" w:hAnsi="Consolas" w:cs="Consolas"/>
-          <w:sz w:val="17"/>
-          <w:szCs w:val="17"/>
-        </w:rPr>
-        <w:t>context, message):</w:t>
-      </w:r>
-    </w:p>
-    <w:p>
-      <w:pPr>
-        <w:shd w:val="clear" w:color="auto" w:fill="F2F2F2"/>
-        <w:ind w:left="240" w:right="240"/>
-      </w:pPr>
-      <w:r>
-        <w:rPr>
-          <w:rFonts w:ascii="Consolas" w:eastAsia="Consolas" w:hAnsi="Consolas" w:cs="Consolas"/>
-          <w:sz w:val="17"/>
-          <w:szCs w:val="17"/>
-        </w:rPr>
-        <w:t xml:space="preserve">    assert </w:t>
-      </w:r>
-      <w:proofErr w:type="gramStart"/>
-      <w:r>
-        <w:rPr>
-          <w:rFonts w:ascii="Consolas" w:eastAsia="Consolas" w:hAnsi="Consolas" w:cs="Consolas"/>
-          <w:sz w:val="17"/>
-          <w:szCs w:val="17"/>
-        </w:rPr>
-        <w:t>context.output</w:t>
-      </w:r>
-      <w:proofErr w:type="gramEnd"/>
-      <w:r>
-        <w:rPr>
-          <w:rFonts w:ascii="Consolas" w:eastAsia="Consolas" w:hAnsi="Consolas" w:cs="Consolas"/>
-          <w:sz w:val="17"/>
-          <w:szCs w:val="17"/>
-        </w:rPr>
-        <w:t xml:space="preserve"> == message, \</w:t>
-      </w:r>
-    </w:p>
-    <w:p>
-      <w:pPr>
-        <w:shd w:val="clear" w:color="auto" w:fill="F2F2F2"/>
-        <w:ind w:left="240" w:right="240"/>
-      </w:pPr>
-      <w:r>
-        <w:rPr>
-          <w:rFonts w:ascii="Consolas" w:eastAsia="Consolas" w:hAnsi="Consolas" w:cs="Consolas"/>
-          <w:sz w:val="17"/>
-          <w:szCs w:val="17"/>
-        </w:rPr>
-        <w:t xml:space="preserve">        </w:t>
-      </w:r>
-      <w:proofErr w:type="gramStart"/>
-      <w:r>
-        <w:rPr>
-          <w:rFonts w:ascii="Consolas" w:eastAsia="Consolas" w:hAnsi="Consolas" w:cs="Consolas"/>
-          <w:sz w:val="17"/>
-          <w:szCs w:val="17"/>
-        </w:rPr>
-        <w:t>f'Expected "{message}"</w:t>
-      </w:r>
-      <w:proofErr w:type="gramEnd"/>
-      <w:r>
-        <w:rPr>
-          <w:rFonts w:ascii="Consolas" w:eastAsia="Consolas" w:hAnsi="Consolas" w:cs="Consolas"/>
-          <w:sz w:val="17"/>
-          <w:szCs w:val="17"/>
-        </w:rPr>
-        <w:t xml:space="preserve"> but </w:t>
-      </w:r>
-      <w:proofErr w:type="gramStart"/>
-      <w:r>
-        <w:rPr>
-          <w:rFonts w:ascii="Consolas" w:eastAsia="Consolas" w:hAnsi="Consolas" w:cs="Consolas"/>
-          <w:sz w:val="17"/>
-          <w:szCs w:val="17"/>
-        </w:rPr>
-        <w:t>got "{context.output</w:t>
-      </w:r>
-      <w:proofErr w:type="gramEnd"/>
-      <w:r>
-        <w:rPr>
-          <w:rFonts w:ascii="Consolas" w:eastAsia="Consolas" w:hAnsi="Consolas" w:cs="Consolas"/>
-          <w:sz w:val="17"/>
-          <w:szCs w:val="17"/>
-        </w:rPr>
-        <w:t>}"'</w:t>
+        <w:t>@then('the output should be "{message}"')</w:t>
+      </w:r>
+    </w:p>
+    <w:p>
+      <w:pPr>
+        <w:shd w:val="clear" w:color="auto" w:fill="F2F2F2"/>
+        <w:ind w:left="240" w:right="240"/>
+      </w:pPr>
+      <w:r>
+        <w:rPr>
+          <w:rFonts w:ascii="Consolas" w:eastAsia="Consolas" w:hAnsi="Consolas" w:cs="Consolas"/>
+          <w:sz w:val="17"/>
+          <w:szCs w:val="17"/>
+        </w:rPr>
+        <w:t>def step_impl(context, message):</w:t>
+      </w:r>
+    </w:p>
+    <w:p>
+      <w:pPr>
+        <w:shd w:val="clear" w:color="auto" w:fill="F2F2F2"/>
+        <w:ind w:left="240" w:right="240"/>
+      </w:pPr>
+      <w:r>
+        <w:rPr>
+          <w:rFonts w:ascii="Consolas" w:eastAsia="Consolas" w:hAnsi="Consolas" w:cs="Consolas"/>
+          <w:sz w:val="17"/>
+          <w:szCs w:val="17"/>
+        </w:rPr>
+        <w:t xml:space="preserve">    assert context.output == message, \</w:t>
+      </w:r>
+    </w:p>
+    <w:p>
+      <w:pPr>
+        <w:shd w:val="clear" w:color="auto" w:fill="F2F2F2"/>
+        <w:ind w:left="240" w:right="240"/>
+      </w:pPr>
+      <w:r>
+        <w:rPr>
+          <w:rFonts w:ascii="Consolas" w:eastAsia="Consolas" w:hAnsi="Consolas" w:cs="Consolas"/>
+          <w:sz w:val="17"/>
+          <w:szCs w:val="17"/>
+        </w:rPr>
+        <w:t xml:space="preserve">        f'Expected "{message}" but got "{context.output}"'</w:t>
       </w:r>
     </w:p>
     <w:p>
@@ -4989,25 +3564,7 @@
           <w:sz w:val="17"/>
           <w:szCs w:val="17"/>
         </w:rPr>
-        <w:t xml:space="preserve">    def __init_</w:t>
-      </w:r>
-      <w:proofErr w:type="gramStart"/>
-      <w:r>
-        <w:rPr>
-          <w:rFonts w:ascii="Consolas" w:eastAsia="Consolas" w:hAnsi="Consolas" w:cs="Consolas"/>
-          <w:sz w:val="17"/>
-          <w:szCs w:val="17"/>
-        </w:rPr>
-        <w:t>_(</w:t>
-      </w:r>
-      <w:proofErr w:type="gramEnd"/>
-      <w:r>
-        <w:rPr>
-          <w:rFonts w:ascii="Consolas" w:eastAsia="Consolas" w:hAnsi="Consolas" w:cs="Consolas"/>
-          <w:sz w:val="17"/>
-          <w:szCs w:val="17"/>
-        </w:rPr>
-        <w:t>self, name, category="General", quantity=0, price=0.0):</w:t>
+        <w:t xml:space="preserve">    def __init__(self, name, category="General", quantity=0, price=0.0):</w:t>
       </w:r>
     </w:p>
     <w:p>
@@ -5035,89 +3592,35 @@
           <w:sz w:val="17"/>
           <w:szCs w:val="17"/>
         </w:rPr>
-        <w:t xml:space="preserve">        </w:t>
-      </w:r>
-      <w:proofErr w:type="gramStart"/>
-      <w:r>
-        <w:rPr>
-          <w:rFonts w:ascii="Consolas" w:eastAsia="Consolas" w:hAnsi="Consolas" w:cs="Consolas"/>
-          <w:sz w:val="17"/>
-          <w:szCs w:val="17"/>
-        </w:rPr>
-        <w:t>self.category</w:t>
-      </w:r>
-      <w:proofErr w:type="gramEnd"/>
-      <w:r>
-        <w:rPr>
-          <w:rFonts w:ascii="Consolas" w:eastAsia="Consolas" w:hAnsi="Consolas" w:cs="Consolas"/>
-          <w:sz w:val="17"/>
-          <w:szCs w:val="17"/>
-        </w:rPr>
-        <w:t xml:space="preserve"> = category</w:t>
-      </w:r>
-    </w:p>
-    <w:p>
-      <w:pPr>
-        <w:shd w:val="clear" w:color="auto" w:fill="F2F2F2"/>
-        <w:ind w:left="240" w:right="240"/>
-      </w:pPr>
-      <w:r>
-        <w:rPr>
-          <w:rFonts w:ascii="Consolas" w:eastAsia="Consolas" w:hAnsi="Consolas" w:cs="Consolas"/>
-          <w:sz w:val="17"/>
-          <w:szCs w:val="17"/>
-        </w:rPr>
-        <w:t xml:space="preserve">        </w:t>
-      </w:r>
-      <w:proofErr w:type="gramStart"/>
-      <w:r>
-        <w:rPr>
-          <w:rFonts w:ascii="Consolas" w:eastAsia="Consolas" w:hAnsi="Consolas" w:cs="Consolas"/>
-          <w:sz w:val="17"/>
-          <w:szCs w:val="17"/>
-        </w:rPr>
-        <w:t>self.quantity</w:t>
-      </w:r>
-      <w:proofErr w:type="gramEnd"/>
-      <w:r>
-        <w:rPr>
-          <w:rFonts w:ascii="Consolas" w:eastAsia="Consolas" w:hAnsi="Consolas" w:cs="Consolas"/>
-          <w:sz w:val="17"/>
-          <w:szCs w:val="17"/>
-        </w:rPr>
-        <w:t xml:space="preserve"> = int(quantity)</w:t>
-      </w:r>
-    </w:p>
-    <w:p>
-      <w:pPr>
-        <w:shd w:val="clear" w:color="auto" w:fill="F2F2F2"/>
-        <w:ind w:left="240" w:right="240"/>
-      </w:pPr>
-      <w:r>
-        <w:rPr>
-          <w:rFonts w:ascii="Consolas" w:eastAsia="Consolas" w:hAnsi="Consolas" w:cs="Consolas"/>
-          <w:sz w:val="17"/>
-          <w:szCs w:val="17"/>
-        </w:rPr>
-        <w:t xml:space="preserve">        </w:t>
-      </w:r>
-      <w:proofErr w:type="gramStart"/>
-      <w:r>
-        <w:rPr>
-          <w:rFonts w:ascii="Consolas" w:eastAsia="Consolas" w:hAnsi="Consolas" w:cs="Consolas"/>
-          <w:sz w:val="17"/>
-          <w:szCs w:val="17"/>
-        </w:rPr>
-        <w:t>self.price</w:t>
-      </w:r>
-      <w:proofErr w:type="gramEnd"/>
-      <w:r>
-        <w:rPr>
-          <w:rFonts w:ascii="Consolas" w:eastAsia="Consolas" w:hAnsi="Consolas" w:cs="Consolas"/>
-          <w:sz w:val="17"/>
-          <w:szCs w:val="17"/>
-        </w:rPr>
-        <w:t xml:space="preserve"> = float(price)</w:t>
+        <w:t xml:space="preserve">        self.category = category</w:t>
+      </w:r>
+    </w:p>
+    <w:p>
+      <w:pPr>
+        <w:shd w:val="clear" w:color="auto" w:fill="F2F2F2"/>
+        <w:ind w:left="240" w:right="240"/>
+      </w:pPr>
+      <w:r>
+        <w:rPr>
+          <w:rFonts w:ascii="Consolas" w:eastAsia="Consolas" w:hAnsi="Consolas" w:cs="Consolas"/>
+          <w:sz w:val="17"/>
+          <w:szCs w:val="17"/>
+        </w:rPr>
+        <w:t xml:space="preserve">        self.quantity = int(quantity)</w:t>
+      </w:r>
+    </w:p>
+    <w:p>
+      <w:pPr>
+        <w:shd w:val="clear" w:color="auto" w:fill="F2F2F2"/>
+        <w:ind w:left="240" w:right="240"/>
+      </w:pPr>
+      <w:r>
+        <w:rPr>
+          <w:rFonts w:ascii="Consolas" w:eastAsia="Consolas" w:hAnsi="Consolas" w:cs="Consolas"/>
+          <w:sz w:val="17"/>
+          <w:szCs w:val="17"/>
+        </w:rPr>
+        <w:t xml:space="preserve">        self.price = float(price)</w:t>
       </w:r>
     </w:p>
     <w:p>
@@ -5173,25 +3676,7 @@
           <w:sz w:val="17"/>
           <w:szCs w:val="17"/>
         </w:rPr>
-        <w:t xml:space="preserve">        </w:t>
-      </w:r>
-      <w:proofErr w:type="gramStart"/>
-      <w:r>
-        <w:rPr>
-          <w:rFonts w:ascii="Consolas" w:eastAsia="Consolas" w:hAnsi="Consolas" w:cs="Consolas"/>
-          <w:sz w:val="17"/>
-          <w:szCs w:val="17"/>
-        </w:rPr>
-        <w:t>self._</w:t>
-      </w:r>
-      <w:proofErr w:type="gramEnd"/>
-      <w:r>
-        <w:rPr>
-          <w:rFonts w:ascii="Consolas" w:eastAsia="Consolas" w:hAnsi="Consolas" w:cs="Consolas"/>
-          <w:sz w:val="17"/>
-          <w:szCs w:val="17"/>
-        </w:rPr>
-        <w:t>products = {}</w:t>
+        <w:t xml:space="preserve">        self._products = {}</w:t>
       </w:r>
     </w:p>
     <w:p>
@@ -5219,57 +3704,21 @@
           <w:sz w:val="17"/>
           <w:szCs w:val="17"/>
         </w:rPr>
-        <w:t xml:space="preserve">    def </w:t>
-      </w:r>
-      <w:proofErr w:type="gramStart"/>
-      <w:r>
-        <w:rPr>
-          <w:rFonts w:ascii="Consolas" w:eastAsia="Consolas" w:hAnsi="Consolas" w:cs="Consolas"/>
-          <w:sz w:val="17"/>
-          <w:szCs w:val="17"/>
-        </w:rPr>
-        <w:t>contains(</w:t>
-      </w:r>
-      <w:proofErr w:type="gramEnd"/>
-      <w:r>
-        <w:rPr>
-          <w:rFonts w:ascii="Consolas" w:eastAsia="Consolas" w:hAnsi="Consolas" w:cs="Consolas"/>
-          <w:sz w:val="17"/>
-          <w:szCs w:val="17"/>
-        </w:rPr>
-        <w:t>self, name):</w:t>
-      </w:r>
-    </w:p>
-    <w:p>
-      <w:pPr>
-        <w:shd w:val="clear" w:color="auto" w:fill="F2F2F2"/>
-        <w:ind w:left="240" w:right="240"/>
-      </w:pPr>
-      <w:r>
-        <w:rPr>
-          <w:rFonts w:ascii="Consolas" w:eastAsia="Consolas" w:hAnsi="Consolas" w:cs="Consolas"/>
-          <w:sz w:val="17"/>
-          <w:szCs w:val="17"/>
-        </w:rPr>
-        <w:t xml:space="preserve">        return name in </w:t>
-      </w:r>
-      <w:proofErr w:type="gramStart"/>
-      <w:r>
-        <w:rPr>
-          <w:rFonts w:ascii="Consolas" w:eastAsia="Consolas" w:hAnsi="Consolas" w:cs="Consolas"/>
-          <w:sz w:val="17"/>
-          <w:szCs w:val="17"/>
-        </w:rPr>
-        <w:t>self._</w:t>
-      </w:r>
-      <w:proofErr w:type="gramEnd"/>
-      <w:r>
-        <w:rPr>
-          <w:rFonts w:ascii="Consolas" w:eastAsia="Consolas" w:hAnsi="Consolas" w:cs="Consolas"/>
-          <w:sz w:val="17"/>
-          <w:szCs w:val="17"/>
-        </w:rPr>
-        <w:t>products</w:t>
+        <w:t xml:space="preserve">    def contains(self, name):</w:t>
+      </w:r>
+    </w:p>
+    <w:p>
+      <w:pPr>
+        <w:shd w:val="clear" w:color="auto" w:fill="F2F2F2"/>
+        <w:ind w:left="240" w:right="240"/>
+      </w:pPr>
+      <w:r>
+        <w:rPr>
+          <w:rFonts w:ascii="Consolas" w:eastAsia="Consolas" w:hAnsi="Consolas" w:cs="Consolas"/>
+          <w:sz w:val="17"/>
+          <w:szCs w:val="17"/>
+        </w:rPr>
+        <w:t xml:space="preserve">        return name in self._products</w:t>
       </w:r>
     </w:p>
     <w:p>
@@ -5297,25 +3746,7 @@
           <w:sz w:val="17"/>
           <w:szCs w:val="17"/>
         </w:rPr>
-        <w:t xml:space="preserve">    def get_</w:t>
-      </w:r>
-      <w:proofErr w:type="gramStart"/>
-      <w:r>
-        <w:rPr>
-          <w:rFonts w:ascii="Consolas" w:eastAsia="Consolas" w:hAnsi="Consolas" w:cs="Consolas"/>
-          <w:sz w:val="17"/>
-          <w:szCs w:val="17"/>
-        </w:rPr>
-        <w:t>product(</w:t>
-      </w:r>
-      <w:proofErr w:type="gramEnd"/>
-      <w:r>
-        <w:rPr>
-          <w:rFonts w:ascii="Consolas" w:eastAsia="Consolas" w:hAnsi="Consolas" w:cs="Consolas"/>
-          <w:sz w:val="17"/>
-          <w:szCs w:val="17"/>
-        </w:rPr>
-        <w:t>self, name):</w:t>
+        <w:t xml:space="preserve">    def get_product(self, name):</w:t>
       </w:r>
     </w:p>
     <w:p>
@@ -5357,57 +3788,21 @@
           <w:sz w:val="17"/>
           <w:szCs w:val="17"/>
         </w:rPr>
-        <w:t xml:space="preserve">    def add_</w:t>
-      </w:r>
-      <w:proofErr w:type="gramStart"/>
-      <w:r>
-        <w:rPr>
-          <w:rFonts w:ascii="Consolas" w:eastAsia="Consolas" w:hAnsi="Consolas" w:cs="Consolas"/>
-          <w:sz w:val="17"/>
-          <w:szCs w:val="17"/>
-        </w:rPr>
-        <w:t>product(</w:t>
-      </w:r>
-      <w:proofErr w:type="gramEnd"/>
-      <w:r>
-        <w:rPr>
-          <w:rFonts w:ascii="Consolas" w:eastAsia="Consolas" w:hAnsi="Consolas" w:cs="Consolas"/>
-          <w:sz w:val="17"/>
-          <w:szCs w:val="17"/>
-        </w:rPr>
-        <w:t>self, name, category="General", quantity=0, price=0.0):</w:t>
-      </w:r>
-    </w:p>
-    <w:p>
-      <w:pPr>
-        <w:shd w:val="clear" w:color="auto" w:fill="F2F2F2"/>
-        <w:ind w:left="240" w:right="240"/>
-      </w:pPr>
-      <w:r>
-        <w:rPr>
-          <w:rFonts w:ascii="Consolas" w:eastAsia="Consolas" w:hAnsi="Consolas" w:cs="Consolas"/>
-          <w:sz w:val="17"/>
-          <w:szCs w:val="17"/>
-        </w:rPr>
-        <w:t xml:space="preserve">        if name in </w:t>
-      </w:r>
-      <w:proofErr w:type="gramStart"/>
-      <w:r>
-        <w:rPr>
-          <w:rFonts w:ascii="Consolas" w:eastAsia="Consolas" w:hAnsi="Consolas" w:cs="Consolas"/>
-          <w:sz w:val="17"/>
-          <w:szCs w:val="17"/>
-        </w:rPr>
-        <w:t>self._</w:t>
-      </w:r>
-      <w:proofErr w:type="gramEnd"/>
-      <w:r>
-        <w:rPr>
-          <w:rFonts w:ascii="Consolas" w:eastAsia="Consolas" w:hAnsi="Consolas" w:cs="Consolas"/>
-          <w:sz w:val="17"/>
-          <w:szCs w:val="17"/>
-        </w:rPr>
-        <w:t>products:</w:t>
+        <w:t xml:space="preserve">    def add_product(self, name, category="General", quantity=0, price=0.0):</w:t>
+      </w:r>
+    </w:p>
+    <w:p>
+      <w:pPr>
+        <w:shd w:val="clear" w:color="auto" w:fill="F2F2F2"/>
+        <w:ind w:left="240" w:right="240"/>
+      </w:pPr>
+      <w:r>
+        <w:rPr>
+          <w:rFonts w:ascii="Consolas" w:eastAsia="Consolas" w:hAnsi="Consolas" w:cs="Consolas"/>
+          <w:sz w:val="17"/>
+          <w:szCs w:val="17"/>
+        </w:rPr>
+        <w:t xml:space="preserve">        if name in self._products:</w:t>
       </w:r>
     </w:p>
     <w:p>
@@ -5435,43 +3830,7 @@
           <w:sz w:val="17"/>
           <w:szCs w:val="17"/>
         </w:rPr>
-        <w:t xml:space="preserve">        </w:t>
-      </w:r>
-      <w:proofErr w:type="gramStart"/>
-      <w:r>
-        <w:rPr>
-          <w:rFonts w:ascii="Consolas" w:eastAsia="Consolas" w:hAnsi="Consolas" w:cs="Consolas"/>
-          <w:sz w:val="17"/>
-          <w:szCs w:val="17"/>
-        </w:rPr>
-        <w:t>self._</w:t>
-      </w:r>
-      <w:proofErr w:type="gramEnd"/>
-      <w:r>
-        <w:rPr>
-          <w:rFonts w:ascii="Consolas" w:eastAsia="Consolas" w:hAnsi="Consolas" w:cs="Consolas"/>
-          <w:sz w:val="17"/>
-          <w:szCs w:val="17"/>
-        </w:rPr>
-        <w:t xml:space="preserve">products[name] = </w:t>
-      </w:r>
-      <w:proofErr w:type="gramStart"/>
-      <w:r>
-        <w:rPr>
-          <w:rFonts w:ascii="Consolas" w:eastAsia="Consolas" w:hAnsi="Consolas" w:cs="Consolas"/>
-          <w:sz w:val="17"/>
-          <w:szCs w:val="17"/>
-        </w:rPr>
-        <w:t>Product(</w:t>
-      </w:r>
-      <w:proofErr w:type="gramEnd"/>
-      <w:r>
-        <w:rPr>
-          <w:rFonts w:ascii="Consolas" w:eastAsia="Consolas" w:hAnsi="Consolas" w:cs="Consolas"/>
-          <w:sz w:val="17"/>
-          <w:szCs w:val="17"/>
-        </w:rPr>
-        <w:t>name, category, quantity, price)</w:t>
+        <w:t xml:space="preserve">        self._products[name] = Product(name, category, quantity, price)</w:t>
       </w:r>
     </w:p>
     <w:p>
@@ -5527,139 +3886,49 @@
           <w:sz w:val="17"/>
           <w:szCs w:val="17"/>
         </w:rPr>
-        <w:t xml:space="preserve">        if not </w:t>
-      </w:r>
-      <w:proofErr w:type="gramStart"/>
-      <w:r>
-        <w:rPr>
-          <w:rFonts w:ascii="Consolas" w:eastAsia="Consolas" w:hAnsi="Consolas" w:cs="Consolas"/>
-          <w:sz w:val="17"/>
-          <w:szCs w:val="17"/>
-        </w:rPr>
-        <w:t>self._</w:t>
-      </w:r>
-      <w:proofErr w:type="gramEnd"/>
-      <w:r>
-        <w:rPr>
-          <w:rFonts w:ascii="Consolas" w:eastAsia="Consolas" w:hAnsi="Consolas" w:cs="Consolas"/>
-          <w:sz w:val="17"/>
-          <w:szCs w:val="17"/>
-        </w:rPr>
-        <w:t>products:</w:t>
-      </w:r>
-    </w:p>
-    <w:p>
-      <w:pPr>
-        <w:shd w:val="clear" w:color="auto" w:fill="F2F2F2"/>
-        <w:ind w:left="240" w:right="240"/>
-      </w:pPr>
-      <w:r>
-        <w:rPr>
-          <w:rFonts w:ascii="Consolas" w:eastAsia="Consolas" w:hAnsi="Consolas" w:cs="Consolas"/>
-          <w:sz w:val="17"/>
-          <w:szCs w:val="17"/>
-        </w:rPr>
-        <w:t xml:space="preserve">            return "</w:t>
-      </w:r>
-      <w:proofErr w:type="gramStart"/>
-      <w:r>
-        <w:rPr>
-          <w:rFonts w:ascii="Consolas" w:eastAsia="Consolas" w:hAnsi="Consolas" w:cs="Consolas"/>
-          <w:sz w:val="17"/>
-          <w:szCs w:val="17"/>
-        </w:rPr>
-        <w:t>Products:\n(</w:t>
-      </w:r>
-      <w:proofErr w:type="gramEnd"/>
-      <w:r>
-        <w:rPr>
-          <w:rFonts w:ascii="Consolas" w:eastAsia="Consolas" w:hAnsi="Consolas" w:cs="Consolas"/>
-          <w:sz w:val="17"/>
-          <w:szCs w:val="17"/>
-        </w:rPr>
-        <w:t>no products)"</w:t>
-      </w:r>
-    </w:p>
-    <w:p>
-      <w:pPr>
-        <w:shd w:val="clear" w:color="auto" w:fill="F2F2F2"/>
-        <w:ind w:left="240" w:right="240"/>
-      </w:pPr>
-      <w:r>
-        <w:rPr>
-          <w:rFonts w:ascii="Consolas" w:eastAsia="Consolas" w:hAnsi="Consolas" w:cs="Consolas"/>
-          <w:sz w:val="17"/>
-          <w:szCs w:val="17"/>
-        </w:rPr>
-        <w:t xml:space="preserve">        lines = ["Products:"] + [f</w:t>
-      </w:r>
-      <w:proofErr w:type="gramStart"/>
-      <w:r>
-        <w:rPr>
-          <w:rFonts w:ascii="Consolas" w:eastAsia="Consolas" w:hAnsi="Consolas" w:cs="Consolas"/>
-          <w:sz w:val="17"/>
-          <w:szCs w:val="17"/>
-        </w:rPr>
-        <w:t>"- {n}"</w:t>
-      </w:r>
-      <w:proofErr w:type="gramEnd"/>
-      <w:r>
-        <w:rPr>
-          <w:rFonts w:ascii="Consolas" w:eastAsia="Consolas" w:hAnsi="Consolas" w:cs="Consolas"/>
-          <w:sz w:val="17"/>
-          <w:szCs w:val="17"/>
-        </w:rPr>
-        <w:t xml:space="preserve"> for n in </w:t>
-      </w:r>
-      <w:proofErr w:type="gramStart"/>
-      <w:r>
-        <w:rPr>
-          <w:rFonts w:ascii="Consolas" w:eastAsia="Consolas" w:hAnsi="Consolas" w:cs="Consolas"/>
-          <w:sz w:val="17"/>
-          <w:szCs w:val="17"/>
-        </w:rPr>
-        <w:t>self._</w:t>
-      </w:r>
-      <w:proofErr w:type="gramEnd"/>
-      <w:r>
-        <w:rPr>
-          <w:rFonts w:ascii="Consolas" w:eastAsia="Consolas" w:hAnsi="Consolas" w:cs="Consolas"/>
-          <w:sz w:val="17"/>
-          <w:szCs w:val="17"/>
-        </w:rPr>
-        <w:t>products]</w:t>
-      </w:r>
-    </w:p>
-    <w:p>
-      <w:pPr>
-        <w:shd w:val="clear" w:color="auto" w:fill="F2F2F2"/>
-        <w:ind w:left="240" w:right="240"/>
-      </w:pPr>
-      <w:r>
-        <w:rPr>
-          <w:rFonts w:ascii="Consolas" w:eastAsia="Consolas" w:hAnsi="Consolas" w:cs="Consolas"/>
-          <w:sz w:val="17"/>
-          <w:szCs w:val="17"/>
-        </w:rPr>
-        <w:t xml:space="preserve">        return "\n</w:t>
-      </w:r>
-      <w:proofErr w:type="gramStart"/>
-      <w:r>
-        <w:rPr>
-          <w:rFonts w:ascii="Consolas" w:eastAsia="Consolas" w:hAnsi="Consolas" w:cs="Consolas"/>
-          <w:sz w:val="17"/>
-          <w:szCs w:val="17"/>
-        </w:rPr>
-        <w:t>".join</w:t>
-      </w:r>
-      <w:proofErr w:type="gramEnd"/>
-      <w:r>
-        <w:rPr>
-          <w:rFonts w:ascii="Consolas" w:eastAsia="Consolas" w:hAnsi="Consolas" w:cs="Consolas"/>
-          <w:sz w:val="17"/>
-          <w:szCs w:val="17"/>
-        </w:rPr>
-        <w:t>(lines)</w:t>
+        <w:t xml:space="preserve">        if not self._products:</w:t>
+      </w:r>
+    </w:p>
+    <w:p>
+      <w:pPr>
+        <w:shd w:val="clear" w:color="auto" w:fill="F2F2F2"/>
+        <w:ind w:left="240" w:right="240"/>
+      </w:pPr>
+      <w:r>
+        <w:rPr>
+          <w:rFonts w:ascii="Consolas" w:eastAsia="Consolas" w:hAnsi="Consolas" w:cs="Consolas"/>
+          <w:sz w:val="17"/>
+          <w:szCs w:val="17"/>
+        </w:rPr>
+        <w:t xml:space="preserve">            return "Products:\n(no products)"</w:t>
+      </w:r>
+    </w:p>
+    <w:p>
+      <w:pPr>
+        <w:shd w:val="clear" w:color="auto" w:fill="F2F2F2"/>
+        <w:ind w:left="240" w:right="240"/>
+      </w:pPr>
+      <w:r>
+        <w:rPr>
+          <w:rFonts w:ascii="Consolas" w:eastAsia="Consolas" w:hAnsi="Consolas" w:cs="Consolas"/>
+          <w:sz w:val="17"/>
+          <w:szCs w:val="17"/>
+        </w:rPr>
+        <w:t xml:space="preserve">        lines = ["Products:"] + [f"- {n}" for n in self._products]</w:t>
+      </w:r>
+    </w:p>
+    <w:p>
+      <w:pPr>
+        <w:shd w:val="clear" w:color="auto" w:fill="F2F2F2"/>
+        <w:ind w:left="240" w:right="240"/>
+      </w:pPr>
+      <w:r>
+        <w:rPr>
+          <w:rFonts w:ascii="Consolas" w:eastAsia="Consolas" w:hAnsi="Consolas" w:cs="Consolas"/>
+          <w:sz w:val="17"/>
+          <w:szCs w:val="17"/>
+        </w:rPr>
+        <w:t xml:space="preserve">        return "\n".join(lines)</w:t>
       </w:r>
     </w:p>
     <w:p>
@@ -5687,57 +3956,21 @@
           <w:sz w:val="17"/>
           <w:szCs w:val="17"/>
         </w:rPr>
-        <w:t xml:space="preserve">    def update_</w:t>
-      </w:r>
-      <w:proofErr w:type="gramStart"/>
-      <w:r>
-        <w:rPr>
-          <w:rFonts w:ascii="Consolas" w:eastAsia="Consolas" w:hAnsi="Consolas" w:cs="Consolas"/>
-          <w:sz w:val="17"/>
-          <w:szCs w:val="17"/>
-        </w:rPr>
-        <w:t>quantity(</w:t>
-      </w:r>
-      <w:proofErr w:type="gramEnd"/>
-      <w:r>
-        <w:rPr>
-          <w:rFonts w:ascii="Consolas" w:eastAsia="Consolas" w:hAnsi="Consolas" w:cs="Consolas"/>
-          <w:sz w:val="17"/>
-          <w:szCs w:val="17"/>
-        </w:rPr>
-        <w:t>self, name, quantity):</w:t>
-      </w:r>
-    </w:p>
-    <w:p>
-      <w:pPr>
-        <w:shd w:val="clear" w:color="auto" w:fill="F2F2F2"/>
-        <w:ind w:left="240" w:right="240"/>
-      </w:pPr>
-      <w:r>
-        <w:rPr>
-          <w:rFonts w:ascii="Consolas" w:eastAsia="Consolas" w:hAnsi="Consolas" w:cs="Consolas"/>
-          <w:sz w:val="17"/>
-          <w:szCs w:val="17"/>
-        </w:rPr>
-        <w:t xml:space="preserve">        if name not in </w:t>
-      </w:r>
-      <w:proofErr w:type="gramStart"/>
-      <w:r>
-        <w:rPr>
-          <w:rFonts w:ascii="Consolas" w:eastAsia="Consolas" w:hAnsi="Consolas" w:cs="Consolas"/>
-          <w:sz w:val="17"/>
-          <w:szCs w:val="17"/>
-        </w:rPr>
-        <w:t>self._</w:t>
-      </w:r>
-      <w:proofErr w:type="gramEnd"/>
-      <w:r>
-        <w:rPr>
-          <w:rFonts w:ascii="Consolas" w:eastAsia="Consolas" w:hAnsi="Consolas" w:cs="Consolas"/>
-          <w:sz w:val="17"/>
-          <w:szCs w:val="17"/>
-        </w:rPr>
-        <w:t>products:</w:t>
+        <w:t xml:space="preserve">    def update_quantity(self, name, quantity):</w:t>
+      </w:r>
+    </w:p>
+    <w:p>
+      <w:pPr>
+        <w:shd w:val="clear" w:color="auto" w:fill="F2F2F2"/>
+        <w:ind w:left="240" w:right="240"/>
+      </w:pPr>
+      <w:r>
+        <w:rPr>
+          <w:rFonts w:ascii="Consolas" w:eastAsia="Consolas" w:hAnsi="Consolas" w:cs="Consolas"/>
+          <w:sz w:val="17"/>
+          <w:szCs w:val="17"/>
+        </w:rPr>
+        <w:t xml:space="preserve">        if name not in self._products:</w:t>
       </w:r>
     </w:p>
     <w:p>
@@ -5765,43 +3998,7 @@
           <w:sz w:val="17"/>
           <w:szCs w:val="17"/>
         </w:rPr>
-        <w:t xml:space="preserve">        </w:t>
-      </w:r>
-      <w:proofErr w:type="gramStart"/>
-      <w:r>
-        <w:rPr>
-          <w:rFonts w:ascii="Consolas" w:eastAsia="Consolas" w:hAnsi="Consolas" w:cs="Consolas"/>
-          <w:sz w:val="17"/>
-          <w:szCs w:val="17"/>
-        </w:rPr>
-        <w:t>self._</w:t>
-      </w:r>
-      <w:proofErr w:type="gramEnd"/>
-      <w:r>
-        <w:rPr>
-          <w:rFonts w:ascii="Consolas" w:eastAsia="Consolas" w:hAnsi="Consolas" w:cs="Consolas"/>
-          <w:sz w:val="17"/>
-          <w:szCs w:val="17"/>
-        </w:rPr>
-        <w:t>products[name</w:t>
-      </w:r>
-      <w:proofErr w:type="gramStart"/>
-      <w:r>
-        <w:rPr>
-          <w:rFonts w:ascii="Consolas" w:eastAsia="Consolas" w:hAnsi="Consolas" w:cs="Consolas"/>
-          <w:sz w:val="17"/>
-          <w:szCs w:val="17"/>
-        </w:rPr>
-        <w:t>].quantity</w:t>
-      </w:r>
-      <w:proofErr w:type="gramEnd"/>
-      <w:r>
-        <w:rPr>
-          <w:rFonts w:ascii="Consolas" w:eastAsia="Consolas" w:hAnsi="Consolas" w:cs="Consolas"/>
-          <w:sz w:val="17"/>
-          <w:szCs w:val="17"/>
-        </w:rPr>
-        <w:t xml:space="preserve"> = int(quantity)</w:t>
+        <w:t xml:space="preserve">        self._products[name].quantity = int(quantity)</w:t>
       </w:r>
     </w:p>
     <w:p>
@@ -5843,89 +4040,35 @@
           <w:sz w:val="17"/>
           <w:szCs w:val="17"/>
         </w:rPr>
-        <w:t xml:space="preserve">    def remove_</w:t>
-      </w:r>
-      <w:proofErr w:type="gramStart"/>
-      <w:r>
-        <w:rPr>
-          <w:rFonts w:ascii="Consolas" w:eastAsia="Consolas" w:hAnsi="Consolas" w:cs="Consolas"/>
-          <w:sz w:val="17"/>
-          <w:szCs w:val="17"/>
-        </w:rPr>
-        <w:t>product(</w:t>
-      </w:r>
-      <w:proofErr w:type="gramEnd"/>
-      <w:r>
-        <w:rPr>
-          <w:rFonts w:ascii="Consolas" w:eastAsia="Consolas" w:hAnsi="Consolas" w:cs="Consolas"/>
-          <w:sz w:val="17"/>
-          <w:szCs w:val="17"/>
-        </w:rPr>
-        <w:t>self, name):</w:t>
-      </w:r>
-    </w:p>
-    <w:p>
-      <w:pPr>
-        <w:shd w:val="clear" w:color="auto" w:fill="F2F2F2"/>
-        <w:ind w:left="240" w:right="240"/>
-      </w:pPr>
-      <w:r>
-        <w:rPr>
-          <w:rFonts w:ascii="Consolas" w:eastAsia="Consolas" w:hAnsi="Consolas" w:cs="Consolas"/>
-          <w:sz w:val="17"/>
-          <w:szCs w:val="17"/>
-        </w:rPr>
-        <w:t xml:space="preserve">        if name in </w:t>
-      </w:r>
-      <w:proofErr w:type="gramStart"/>
-      <w:r>
-        <w:rPr>
-          <w:rFonts w:ascii="Consolas" w:eastAsia="Consolas" w:hAnsi="Consolas" w:cs="Consolas"/>
-          <w:sz w:val="17"/>
-          <w:szCs w:val="17"/>
-        </w:rPr>
-        <w:t>self._</w:t>
-      </w:r>
-      <w:proofErr w:type="gramEnd"/>
-      <w:r>
-        <w:rPr>
-          <w:rFonts w:ascii="Consolas" w:eastAsia="Consolas" w:hAnsi="Consolas" w:cs="Consolas"/>
-          <w:sz w:val="17"/>
-          <w:szCs w:val="17"/>
-        </w:rPr>
-        <w:t>products:</w:t>
-      </w:r>
-    </w:p>
-    <w:p>
-      <w:pPr>
-        <w:shd w:val="clear" w:color="auto" w:fill="F2F2F2"/>
-        <w:ind w:left="240" w:right="240"/>
-      </w:pPr>
-      <w:r>
-        <w:rPr>
-          <w:rFonts w:ascii="Consolas" w:eastAsia="Consolas" w:hAnsi="Consolas" w:cs="Consolas"/>
-          <w:sz w:val="17"/>
-          <w:szCs w:val="17"/>
-        </w:rPr>
-        <w:t xml:space="preserve">            del </w:t>
-      </w:r>
-      <w:proofErr w:type="gramStart"/>
-      <w:r>
-        <w:rPr>
-          <w:rFonts w:ascii="Consolas" w:eastAsia="Consolas" w:hAnsi="Consolas" w:cs="Consolas"/>
-          <w:sz w:val="17"/>
-          <w:szCs w:val="17"/>
-        </w:rPr>
-        <w:t>self._</w:t>
-      </w:r>
-      <w:proofErr w:type="gramEnd"/>
-      <w:r>
-        <w:rPr>
-          <w:rFonts w:ascii="Consolas" w:eastAsia="Consolas" w:hAnsi="Consolas" w:cs="Consolas"/>
-          <w:sz w:val="17"/>
-          <w:szCs w:val="17"/>
-        </w:rPr>
-        <w:t>products[name]</w:t>
+        <w:t xml:space="preserve">    def remove_product(self, name):</w:t>
+      </w:r>
+    </w:p>
+    <w:p>
+      <w:pPr>
+        <w:shd w:val="clear" w:color="auto" w:fill="F2F2F2"/>
+        <w:ind w:left="240" w:right="240"/>
+      </w:pPr>
+      <w:r>
+        <w:rPr>
+          <w:rFonts w:ascii="Consolas" w:eastAsia="Consolas" w:hAnsi="Consolas" w:cs="Consolas"/>
+          <w:sz w:val="17"/>
+          <w:szCs w:val="17"/>
+        </w:rPr>
+        <w:t xml:space="preserve">        if name in self._products:</w:t>
+      </w:r>
+    </w:p>
+    <w:p>
+      <w:pPr>
+        <w:shd w:val="clear" w:color="auto" w:fill="F2F2F2"/>
+        <w:ind w:left="240" w:right="240"/>
+      </w:pPr>
+      <w:r>
+        <w:rPr>
+          <w:rFonts w:ascii="Consolas" w:eastAsia="Consolas" w:hAnsi="Consolas" w:cs="Consolas"/>
+          <w:sz w:val="17"/>
+          <w:szCs w:val="17"/>
+        </w:rPr>
+        <w:t xml:space="preserve">            del self._products[name]</w:t>
       </w:r>
     </w:p>
     <w:p>
@@ -5981,57 +4124,21 @@
           <w:sz w:val="17"/>
           <w:szCs w:val="17"/>
         </w:rPr>
-        <w:t xml:space="preserve">    def search_</w:t>
-      </w:r>
-      <w:proofErr w:type="gramStart"/>
-      <w:r>
-        <w:rPr>
-          <w:rFonts w:ascii="Consolas" w:eastAsia="Consolas" w:hAnsi="Consolas" w:cs="Consolas"/>
-          <w:sz w:val="17"/>
-          <w:szCs w:val="17"/>
-        </w:rPr>
-        <w:t>product(</w:t>
-      </w:r>
-      <w:proofErr w:type="gramEnd"/>
-      <w:r>
-        <w:rPr>
-          <w:rFonts w:ascii="Consolas" w:eastAsia="Consolas" w:hAnsi="Consolas" w:cs="Consolas"/>
-          <w:sz w:val="17"/>
-          <w:szCs w:val="17"/>
-        </w:rPr>
-        <w:t>self, name):</w:t>
-      </w:r>
-    </w:p>
-    <w:p>
-      <w:pPr>
-        <w:shd w:val="clear" w:color="auto" w:fill="F2F2F2"/>
-        <w:ind w:left="240" w:right="240"/>
-      </w:pPr>
-      <w:r>
-        <w:rPr>
-          <w:rFonts w:ascii="Consolas" w:eastAsia="Consolas" w:hAnsi="Consolas" w:cs="Consolas"/>
-          <w:sz w:val="17"/>
-          <w:szCs w:val="17"/>
-        </w:rPr>
-        <w:t xml:space="preserve">        if name in </w:t>
-      </w:r>
-      <w:proofErr w:type="gramStart"/>
-      <w:r>
-        <w:rPr>
-          <w:rFonts w:ascii="Consolas" w:eastAsia="Consolas" w:hAnsi="Consolas" w:cs="Consolas"/>
-          <w:sz w:val="17"/>
-          <w:szCs w:val="17"/>
-        </w:rPr>
-        <w:t>self._</w:t>
-      </w:r>
-      <w:proofErr w:type="gramEnd"/>
-      <w:r>
-        <w:rPr>
-          <w:rFonts w:ascii="Consolas" w:eastAsia="Consolas" w:hAnsi="Consolas" w:cs="Consolas"/>
-          <w:sz w:val="17"/>
-          <w:szCs w:val="17"/>
-        </w:rPr>
-        <w:t>products:</w:t>
+        <w:t xml:space="preserve">    def search_product(self, name):</w:t>
+      </w:r>
+    </w:p>
+    <w:p>
+      <w:pPr>
+        <w:shd w:val="clear" w:color="auto" w:fill="F2F2F2"/>
+        <w:ind w:left="240" w:right="240"/>
+      </w:pPr>
+      <w:r>
+        <w:rPr>
+          <w:rFonts w:ascii="Consolas" w:eastAsia="Consolas" w:hAnsi="Consolas" w:cs="Consolas"/>
+          <w:sz w:val="17"/>
+          <w:szCs w:val="17"/>
+        </w:rPr>
+        <w:t xml:space="preserve">        if name in self._products:</w:t>
       </w:r>
     </w:p>
     <w:p>
@@ -6235,21 +4342,7 @@
         <w:rPr>
           <w:lang w:val="es-EC"/>
         </w:rPr>
-        <w:t xml:space="preserve">2.3. </w:t>
-      </w:r>
-      <w:proofErr w:type="gramStart"/>
-      <w:r>
-        <w:rPr>
-          <w:lang w:val="es-EC"/>
-        </w:rPr>
-        <w:t>Parte</w:t>
-      </w:r>
-      <w:proofErr w:type="gramEnd"/>
-      <w:r>
-        <w:rPr>
-          <w:lang w:val="es-EC"/>
-        </w:rPr>
-        <w:t xml:space="preserve"> 3: Proceso iterativo</w:t>
+        <w:t>2.3. Parte 3: Proceso iterativo</w:t>
       </w:r>
     </w:p>
     <w:p>
@@ -6364,25 +4457,7 @@
           <w:sz w:val="17"/>
           <w:szCs w:val="17"/>
         </w:rPr>
-        <w:t xml:space="preserve">  features/update_quantity.feature:</w:t>
-      </w:r>
-      <w:proofErr w:type="gramStart"/>
-      <w:r>
-        <w:rPr>
-          <w:rFonts w:ascii="Consolas" w:eastAsia="Consolas" w:hAnsi="Consolas" w:cs="Consolas"/>
-          <w:sz w:val="17"/>
-          <w:szCs w:val="17"/>
-        </w:rPr>
-        <w:t>7  Update</w:t>
-      </w:r>
-      <w:proofErr w:type="gramEnd"/>
-      <w:r>
-        <w:rPr>
-          <w:rFonts w:ascii="Consolas" w:eastAsia="Consolas" w:hAnsi="Consolas" w:cs="Consolas"/>
-          <w:sz w:val="17"/>
-          <w:szCs w:val="17"/>
-        </w:rPr>
-        <w:t xml:space="preserve"> the quantity of a product</w:t>
+        <w:t xml:space="preserve">  features/update_quantity.feature:7  Update the quantity of a product</w:t>
       </w:r>
     </w:p>
     <w:p>
@@ -6563,15 +4638,12 @@
         <w:jc w:val="center"/>
       </w:pPr>
       <w:r>
-        <w:rPr>
-          <w:noProof/>
-        </w:rPr>
         <w:lastRenderedPageBreak/>
         <w:drawing>
-          <wp:inline distT="0" distB="0" distL="0" distR="0" wp14:anchorId="0AD6201D" wp14:editId="539AAA36">
-            <wp:extent cx="5334000" cy="3752850"/>
-            <wp:effectExtent l="0" t="0" r="0" b="0"/>
-            <wp:docPr id="354337481" name="Imagen 354337481"/>
+          <wp:inline distT="0" distB="0" distL="0" distR="0" wp14:anchorId="61C4B881" wp14:editId="21A2D3EA">
+            <wp:extent cx="5731510" cy="4684395"/>
+            <wp:effectExtent l="0" t="0" r="2540" b="1905"/>
+            <wp:docPr id="685613428" name="Imagen 1"/>
             <wp:cNvGraphicFramePr>
               <a:graphicFrameLocks xmlns:a="http://schemas.openxmlformats.org/drawingml/2006/main" noChangeAspect="1"/>
             </wp:cNvGraphicFramePr>
@@ -6579,22 +4651,19 @@
               <a:graphicData uri="http://schemas.openxmlformats.org/drawingml/2006/picture">
                 <pic:pic xmlns:pic="http://schemas.openxmlformats.org/drawingml/2006/picture">
                   <pic:nvPicPr>
-                    <pic:cNvPr id="0" name=""/>
-                    <pic:cNvPicPr>
-                      <a:picLocks noChangeAspect="1" noChangeArrowheads="1"/>
-                    </pic:cNvPicPr>
+                    <pic:cNvPr id="685613428" name=""/>
+                    <pic:cNvPicPr/>
                   </pic:nvPicPr>
                   <pic:blipFill>
                     <a:blip r:embed="rId12"/>
-                    <a:srcRect/>
                     <a:stretch>
                       <a:fillRect/>
                     </a:stretch>
                   </pic:blipFill>
-                  <pic:spPr bwMode="auto">
+                  <pic:spPr>
                     <a:xfrm>
                       <a:off x="0" y="0"/>
-                      <a:ext cx="5334000" cy="3752850"/>
+                      <a:ext cx="5731510" cy="4684395"/>
                     </a:xfrm>
                     <a:prstGeom prst="rect">
                       <a:avLst/>
@@ -6614,10 +4683,10 @@
       </w:pPr>
       <w:r>
         <w:drawing>
-          <wp:inline distT="0" distB="0" distL="0" distR="0" wp14:anchorId="486714F9" wp14:editId="7F064D9F">
-            <wp:extent cx="5841547" cy="2867025"/>
-            <wp:effectExtent l="0" t="0" r="6985" b="0"/>
-            <wp:docPr id="2030020620" name="Imagen 1"/>
+          <wp:inline distT="0" distB="0" distL="0" distR="0" wp14:anchorId="725E0F75" wp14:editId="1CB160DC">
+            <wp:extent cx="5731510" cy="2887345"/>
+            <wp:effectExtent l="0" t="0" r="2540" b="8255"/>
+            <wp:docPr id="1785712674" name="Imagen 1"/>
             <wp:cNvGraphicFramePr>
               <a:graphicFrameLocks xmlns:a="http://schemas.openxmlformats.org/drawingml/2006/main" noChangeAspect="1"/>
             </wp:cNvGraphicFramePr>
@@ -6625,32 +4694,23 @@
               <a:graphicData uri="http://schemas.openxmlformats.org/drawingml/2006/picture">
                 <pic:pic xmlns:pic="http://schemas.openxmlformats.org/drawingml/2006/picture">
                   <pic:nvPicPr>
-                    <pic:cNvPr id="2030020620" name=""/>
+                    <pic:cNvPr id="1785712674" name=""/>
                     <pic:cNvPicPr/>
                   </pic:nvPicPr>
-                  <pic:blipFill rotWithShape="1">
+                  <pic:blipFill>
                     <a:blip r:embed="rId13"/>
-                    <a:srcRect r="1285"/>
                     <a:stretch>
                       <a:fillRect/>
                     </a:stretch>
                   </pic:blipFill>
-                  <pic:spPr bwMode="auto">
+                  <pic:spPr>
                     <a:xfrm>
                       <a:off x="0" y="0"/>
-                      <a:ext cx="5846953" cy="2869678"/>
+                      <a:ext cx="5731510" cy="2887345"/>
                     </a:xfrm>
                     <a:prstGeom prst="rect">
                       <a:avLst/>
                     </a:prstGeom>
-                    <a:ln>
-                      <a:noFill/>
-                    </a:ln>
-                    <a:extLst>
-                      <a:ext uri="{53640926-AAD7-44D8-BBD7-CCE9431645EC}">
-                        <a14:shadowObscured xmlns:a14="http://schemas.microsoft.com/office/drawing/2010/main"/>
-                      </a:ext>
-                    </a:extLst>
                   </pic:spPr>
                 </pic:pic>
               </a:graphicData>

--- a/Acceptance_Testing_G1_final.docx
+++ b/Acceptance_Testing_G1_final.docx
@@ -81,13 +81,23 @@
           <w:lang w:val="es-EC"/>
         </w:rPr>
       </w:pPr>
+      <w:proofErr w:type="spellStart"/>
       <w:r>
         <w:rPr>
           <w:sz w:val="32"/>
           <w:szCs w:val="32"/>
           <w:lang w:val="es-EC"/>
         </w:rPr>
-        <w:t>Inventory Manager</w:t>
+        <w:t>Inventory</w:t>
+      </w:r>
+      <w:proofErr w:type="spellEnd"/>
+      <w:r>
+        <w:rPr>
+          <w:sz w:val="32"/>
+          <w:szCs w:val="32"/>
+          <w:lang w:val="es-EC"/>
+        </w:rPr>
+        <w:t xml:space="preserve"> Manager</w:t>
       </w:r>
     </w:p>
     <w:p>
@@ -103,7 +113,43 @@
           <w:szCs w:val="22"/>
           <w:lang w:val="es-EC"/>
         </w:rPr>
-        <w:t>Pruebas de aceptación con Gherkin y Behave (BDD)</w:t>
+        <w:t xml:space="preserve">Pruebas de aceptación con </w:t>
+      </w:r>
+      <w:proofErr w:type="spellStart"/>
+      <w:r>
+        <w:rPr>
+          <w:sz w:val="22"/>
+          <w:szCs w:val="22"/>
+          <w:lang w:val="es-EC"/>
+        </w:rPr>
+        <w:t>Gherkin</w:t>
+      </w:r>
+      <w:proofErr w:type="spellEnd"/>
+      <w:r>
+        <w:rPr>
+          <w:sz w:val="22"/>
+          <w:szCs w:val="22"/>
+          <w:lang w:val="es-EC"/>
+        </w:rPr>
+        <w:t xml:space="preserve"> y </w:t>
+      </w:r>
+      <w:proofErr w:type="spellStart"/>
+      <w:r>
+        <w:rPr>
+          <w:sz w:val="22"/>
+          <w:szCs w:val="22"/>
+          <w:lang w:val="es-EC"/>
+        </w:rPr>
+        <w:t>Behave</w:t>
+      </w:r>
+      <w:proofErr w:type="spellEnd"/>
+      <w:r>
+        <w:rPr>
+          <w:sz w:val="22"/>
+          <w:szCs w:val="22"/>
+          <w:lang w:val="es-EC"/>
+        </w:rPr>
+        <w:t xml:space="preserve"> (BDD)</w:t>
       </w:r>
     </w:p>
     <w:p>
@@ -144,13 +190,23 @@
           <w:lang w:val="es-EC"/>
         </w:rPr>
       </w:pPr>
+      <w:proofErr w:type="spellStart"/>
       <w:r>
         <w:rPr>
           <w:sz w:val="24"/>
           <w:szCs w:val="24"/>
           <w:lang w:val="es-EC"/>
         </w:rPr>
-        <w:t>Gutierrez Macias Javier Alejandro</w:t>
+        <w:t>Gutierrez</w:t>
+      </w:r>
+      <w:proofErr w:type="spellEnd"/>
+      <w:r>
+        <w:rPr>
+          <w:sz w:val="24"/>
+          <w:szCs w:val="24"/>
+          <w:lang w:val="es-EC"/>
+        </w:rPr>
+        <w:t xml:space="preserve"> Macias Javier Alejandro</w:t>
       </w:r>
     </w:p>
     <w:p>
@@ -178,13 +234,23 @@
           <w:lang w:val="es-EC"/>
         </w:rPr>
       </w:pPr>
+      <w:proofErr w:type="spellStart"/>
       <w:r>
         <w:rPr>
           <w:sz w:val="24"/>
           <w:szCs w:val="24"/>
           <w:lang w:val="es-EC"/>
         </w:rPr>
-        <w:t>Rodriguez Romero Luis Fernando</w:t>
+        <w:t>Rodriguez</w:t>
+      </w:r>
+      <w:proofErr w:type="spellEnd"/>
+      <w:r>
+        <w:rPr>
+          <w:sz w:val="24"/>
+          <w:szCs w:val="24"/>
+          <w:lang w:val="es-EC"/>
+        </w:rPr>
+        <w:t xml:space="preserve"> Romero Luis Fernando</w:t>
       </w:r>
     </w:p>
     <w:p>
@@ -595,7 +661,25 @@
           <w:szCs w:val="22"/>
           <w:lang w:val="es-EC"/>
         </w:rPr>
-        <w:t>2.2.2. Feature files</w:t>
+        <w:t xml:space="preserve">2.2.2. </w:t>
+      </w:r>
+      <w:proofErr w:type="spellStart"/>
+      <w:r>
+        <w:rPr>
+          <w:sz w:val="22"/>
+          <w:szCs w:val="22"/>
+          <w:lang w:val="es-EC"/>
+        </w:rPr>
+        <w:t>Feature</w:t>
+      </w:r>
+      <w:proofErr w:type="spellEnd"/>
+      <w:r>
+        <w:rPr>
+          <w:sz w:val="22"/>
+          <w:szCs w:val="22"/>
+          <w:lang w:val="es-EC"/>
+        </w:rPr>
+        <w:t xml:space="preserve"> files</w:t>
       </w:r>
       <w:r>
         <w:rPr>
@@ -627,7 +711,25 @@
           <w:szCs w:val="22"/>
           <w:lang w:val="es-EC"/>
         </w:rPr>
-        <w:t>2.2.3. Steps (Python)</w:t>
+        <w:t xml:space="preserve">2.2.3. </w:t>
+      </w:r>
+      <w:proofErr w:type="spellStart"/>
+      <w:r>
+        <w:rPr>
+          <w:sz w:val="22"/>
+          <w:szCs w:val="22"/>
+          <w:lang w:val="es-EC"/>
+        </w:rPr>
+        <w:t>Steps</w:t>
+      </w:r>
+      <w:proofErr w:type="spellEnd"/>
+      <w:r>
+        <w:rPr>
+          <w:sz w:val="22"/>
+          <w:szCs w:val="22"/>
+          <w:lang w:val="es-EC"/>
+        </w:rPr>
+        <w:t xml:space="preserve"> (Python)</w:t>
       </w:r>
       <w:r>
         <w:rPr>
@@ -895,7 +997,61 @@
           <w:szCs w:val="22"/>
           <w:lang w:val="es-EC"/>
         </w:rPr>
-        <w:t>El desarrollo dirigido por comportamiento (Behavior Driven Development, BDD) es una forma de trabajo que acerca a las personas del negocio y a las personas técnicas de un equipo de software. Lo logra fomentando la colaboración entre roles para construir un entendimiento compartido del problema, trabajando en iteraciones pequeñas y rápidas que aumentan la retroalimentación, y produciendo documentación del sistema que se verifica automáticamente contra su comportamiento real.</w:t>
+        <w:t>El desarrollo dirigido por comportamiento (</w:t>
+      </w:r>
+      <w:proofErr w:type="spellStart"/>
+      <w:r>
+        <w:rPr>
+          <w:sz w:val="22"/>
+          <w:szCs w:val="22"/>
+          <w:lang w:val="es-EC"/>
+        </w:rPr>
+        <w:t>Behavior</w:t>
+      </w:r>
+      <w:proofErr w:type="spellEnd"/>
+      <w:r>
+        <w:rPr>
+          <w:sz w:val="22"/>
+          <w:szCs w:val="22"/>
+          <w:lang w:val="es-EC"/>
+        </w:rPr>
+        <w:t xml:space="preserve"> </w:t>
+      </w:r>
+      <w:proofErr w:type="spellStart"/>
+      <w:r>
+        <w:rPr>
+          <w:sz w:val="22"/>
+          <w:szCs w:val="22"/>
+          <w:lang w:val="es-EC"/>
+        </w:rPr>
+        <w:t>Driven</w:t>
+      </w:r>
+      <w:proofErr w:type="spellEnd"/>
+      <w:r>
+        <w:rPr>
+          <w:sz w:val="22"/>
+          <w:szCs w:val="22"/>
+          <w:lang w:val="es-EC"/>
+        </w:rPr>
+        <w:t xml:space="preserve"> </w:t>
+      </w:r>
+      <w:proofErr w:type="spellStart"/>
+      <w:r>
+        <w:rPr>
+          <w:sz w:val="22"/>
+          <w:szCs w:val="22"/>
+          <w:lang w:val="es-EC"/>
+        </w:rPr>
+        <w:t>Development</w:t>
+      </w:r>
+      <w:proofErr w:type="spellEnd"/>
+      <w:r>
+        <w:rPr>
+          <w:sz w:val="22"/>
+          <w:szCs w:val="22"/>
+          <w:lang w:val="es-EC"/>
+        </w:rPr>
+        <w:t>, BDD) es una forma de trabajo que acerca a las personas del negocio y a las personas técnicas de un equipo de software. Lo logra fomentando la colaboración entre roles para construir un entendimiento compartido del problema, trabajando en iteraciones pequeñas y rápidas que aumentan la retroalimentación, y produciendo documentación del sistema que se verifica automáticamente contra su comportamiento real.</w:t>
       </w:r>
     </w:p>
     <w:p>
@@ -912,7 +1068,43 @@
           <w:szCs w:val="22"/>
           <w:lang w:val="es-EC"/>
         </w:rPr>
-        <w:t>Las pruebas de aceptación (Acceptance Testing) son un nivel de prueba de software en el que se comprueba la aceptabilidad de un sistema con respecto a las necesidades del usuario, los requisitos y los procesos de negocio. Su propósito es determinar si el sistema satisface los criterios de aceptación y, con ello, decidir si es apto para ser entregado.</w:t>
+        <w:t>Las pruebas de aceptación (</w:t>
+      </w:r>
+      <w:proofErr w:type="spellStart"/>
+      <w:r>
+        <w:rPr>
+          <w:sz w:val="22"/>
+          <w:szCs w:val="22"/>
+          <w:lang w:val="es-EC"/>
+        </w:rPr>
+        <w:t>Acceptance</w:t>
+      </w:r>
+      <w:proofErr w:type="spellEnd"/>
+      <w:r>
+        <w:rPr>
+          <w:sz w:val="22"/>
+          <w:szCs w:val="22"/>
+          <w:lang w:val="es-EC"/>
+        </w:rPr>
+        <w:t xml:space="preserve"> </w:t>
+      </w:r>
+      <w:proofErr w:type="spellStart"/>
+      <w:r>
+        <w:rPr>
+          <w:sz w:val="22"/>
+          <w:szCs w:val="22"/>
+          <w:lang w:val="es-EC"/>
+        </w:rPr>
+        <w:t>Testing</w:t>
+      </w:r>
+      <w:proofErr w:type="spellEnd"/>
+      <w:r>
+        <w:rPr>
+          <w:sz w:val="22"/>
+          <w:szCs w:val="22"/>
+          <w:lang w:val="es-EC"/>
+        </w:rPr>
+        <w:t>) son un nivel de prueba de software en el que se comprueba la aceptabilidad de un sistema con respecto a las necesidades del usuario, los requisitos y los procesos de negocio. Su propósito es determinar si el sistema satisface los criterios de aceptación y, con ello, decidir si es apto para ser entregado.</w:t>
       </w:r>
     </w:p>
     <w:p>
@@ -929,7 +1121,79 @@
           <w:szCs w:val="22"/>
           <w:lang w:val="es-EC"/>
         </w:rPr>
-        <w:t>El objetivo de este workshop es validar el correcto funcionamiento de un sistema mediante pruebas de aceptación. Para escribir dichas pruebas se emplea el lenguaje Gherkin (del marco Cucumber) y, como motor de ejecución en Python, la librería Behave. El sistema sobre el cual se aplicó es Inventory Manager, una aplicación de línea de comandos que permite gestionar productos: agregarlos, listarlos, actualizar su cantidad, eliminarlos y —como funcionalidad adicional— buscarlos por nombre.</w:t>
+        <w:t xml:space="preserve">El objetivo de este workshop es validar el correcto funcionamiento de un sistema mediante pruebas de aceptación. Para escribir dichas pruebas se emplea el lenguaje </w:t>
+      </w:r>
+      <w:proofErr w:type="spellStart"/>
+      <w:r>
+        <w:rPr>
+          <w:sz w:val="22"/>
+          <w:szCs w:val="22"/>
+          <w:lang w:val="es-EC"/>
+        </w:rPr>
+        <w:t>Gherkin</w:t>
+      </w:r>
+      <w:proofErr w:type="spellEnd"/>
+      <w:r>
+        <w:rPr>
+          <w:sz w:val="22"/>
+          <w:szCs w:val="22"/>
+          <w:lang w:val="es-EC"/>
+        </w:rPr>
+        <w:t xml:space="preserve"> (del marco </w:t>
+      </w:r>
+      <w:proofErr w:type="spellStart"/>
+      <w:r>
+        <w:rPr>
+          <w:sz w:val="22"/>
+          <w:szCs w:val="22"/>
+          <w:lang w:val="es-EC"/>
+        </w:rPr>
+        <w:t>Cucumber</w:t>
+      </w:r>
+      <w:proofErr w:type="spellEnd"/>
+      <w:r>
+        <w:rPr>
+          <w:sz w:val="22"/>
+          <w:szCs w:val="22"/>
+          <w:lang w:val="es-EC"/>
+        </w:rPr>
+        <w:t xml:space="preserve">) y, como motor de ejecución en Python, la librería </w:t>
+      </w:r>
+      <w:proofErr w:type="spellStart"/>
+      <w:r>
+        <w:rPr>
+          <w:sz w:val="22"/>
+          <w:szCs w:val="22"/>
+          <w:lang w:val="es-EC"/>
+        </w:rPr>
+        <w:t>Behave</w:t>
+      </w:r>
+      <w:proofErr w:type="spellEnd"/>
+      <w:r>
+        <w:rPr>
+          <w:sz w:val="22"/>
+          <w:szCs w:val="22"/>
+          <w:lang w:val="es-EC"/>
+        </w:rPr>
+        <w:t xml:space="preserve">. El sistema sobre el cual se aplicó es </w:t>
+      </w:r>
+      <w:proofErr w:type="spellStart"/>
+      <w:r>
+        <w:rPr>
+          <w:sz w:val="22"/>
+          <w:szCs w:val="22"/>
+          <w:lang w:val="es-EC"/>
+        </w:rPr>
+        <w:t>Inventory</w:t>
+      </w:r>
+      <w:proofErr w:type="spellEnd"/>
+      <w:r>
+        <w:rPr>
+          <w:sz w:val="22"/>
+          <w:szCs w:val="22"/>
+          <w:lang w:val="es-EC"/>
+        </w:rPr>
+        <w:t xml:space="preserve"> Manager, una aplicación de línea de comandos que permite gestionar productos: agregarlos, listarlos, actualizar su cantidad, eliminarlos y —como funcionalidad adicional— buscarlos por nombre.</w:t>
       </w:r>
     </w:p>
     <w:p>
@@ -1018,7 +1282,25 @@
           <w:szCs w:val="22"/>
           <w:lang w:val="es-EC"/>
         </w:rPr>
-        <w:t>Se creó un repositorio en GitHub y, dentro del directorio del proyecto, un entorno virtual de Python que aísla las dependencias del taller. Con el entorno activo se instaló la librería Behave a partir del archivo requirements.txt. Los comandos utilizados fueron:</w:t>
+        <w:t xml:space="preserve">Se creó un repositorio en GitHub y, dentro del directorio del proyecto, un entorno virtual de Python que aísla las dependencias del taller. Con el entorno activo se instaló la librería </w:t>
+      </w:r>
+      <w:proofErr w:type="spellStart"/>
+      <w:r>
+        <w:rPr>
+          <w:sz w:val="22"/>
+          <w:szCs w:val="22"/>
+          <w:lang w:val="es-EC"/>
+        </w:rPr>
+        <w:t>Behave</w:t>
+      </w:r>
+      <w:proofErr w:type="spellEnd"/>
+      <w:r>
+        <w:rPr>
+          <w:sz w:val="22"/>
+          <w:szCs w:val="22"/>
+          <w:lang w:val="es-EC"/>
+        </w:rPr>
+        <w:t xml:space="preserve"> a partir del archivo requirements.txt. Los comandos utilizados fueron:</w:t>
       </w:r>
     </w:p>
     <w:p>
@@ -1046,21 +1328,59 @@
           <w:sz w:val="17"/>
           <w:szCs w:val="17"/>
         </w:rPr>
-        <w:t>python -m venv venv</w:t>
-      </w:r>
-    </w:p>
-    <w:p>
-      <w:pPr>
-        <w:shd w:val="clear" w:color="auto" w:fill="F2F2F2"/>
-        <w:ind w:left="240" w:right="240"/>
-      </w:pPr>
-      <w:r>
-        <w:rPr>
-          <w:rFonts w:ascii="Consolas" w:eastAsia="Consolas" w:hAnsi="Consolas" w:cs="Consolas"/>
-          <w:sz w:val="17"/>
-          <w:szCs w:val="17"/>
-        </w:rPr>
-        <w:t>venv\Scripts\activate</w:t>
+        <w:t xml:space="preserve">python -m </w:t>
+      </w:r>
+      <w:proofErr w:type="spellStart"/>
+      <w:r>
+        <w:rPr>
+          <w:rFonts w:ascii="Consolas" w:eastAsia="Consolas" w:hAnsi="Consolas" w:cs="Consolas"/>
+          <w:sz w:val="17"/>
+          <w:szCs w:val="17"/>
+        </w:rPr>
+        <w:t>venv</w:t>
+      </w:r>
+      <w:proofErr w:type="spellEnd"/>
+      <w:r>
+        <w:rPr>
+          <w:rFonts w:ascii="Consolas" w:eastAsia="Consolas" w:hAnsi="Consolas" w:cs="Consolas"/>
+          <w:sz w:val="17"/>
+          <w:szCs w:val="17"/>
+        </w:rPr>
+        <w:t xml:space="preserve"> </w:t>
+      </w:r>
+      <w:proofErr w:type="spellStart"/>
+      <w:r>
+        <w:rPr>
+          <w:rFonts w:ascii="Consolas" w:eastAsia="Consolas" w:hAnsi="Consolas" w:cs="Consolas"/>
+          <w:sz w:val="17"/>
+          <w:szCs w:val="17"/>
+        </w:rPr>
+        <w:t>venv</w:t>
+      </w:r>
+      <w:proofErr w:type="spellEnd"/>
+    </w:p>
+    <w:p>
+      <w:pPr>
+        <w:shd w:val="clear" w:color="auto" w:fill="F2F2F2"/>
+        <w:ind w:left="240" w:right="240"/>
+      </w:pPr>
+      <w:proofErr w:type="spellStart"/>
+      <w:r>
+        <w:rPr>
+          <w:rFonts w:ascii="Consolas" w:eastAsia="Consolas" w:hAnsi="Consolas" w:cs="Consolas"/>
+          <w:sz w:val="17"/>
+          <w:szCs w:val="17"/>
+        </w:rPr>
+        <w:t>venv</w:t>
+      </w:r>
+      <w:proofErr w:type="spellEnd"/>
+      <w:r>
+        <w:rPr>
+          <w:rFonts w:ascii="Consolas" w:eastAsia="Consolas" w:hAnsi="Consolas" w:cs="Consolas"/>
+          <w:sz w:val="17"/>
+          <w:szCs w:val="17"/>
+        </w:rPr>
+        <w:t>\Scripts\activate</w:t>
       </w:r>
     </w:p>
     <w:p>
@@ -1116,39 +1436,105 @@
           <w:sz w:val="17"/>
           <w:szCs w:val="17"/>
         </w:rPr>
-        <w:t>python3 -m venv venv</w:t>
-      </w:r>
-    </w:p>
-    <w:p>
-      <w:pPr>
-        <w:shd w:val="clear" w:color="auto" w:fill="F2F2F2"/>
-        <w:ind w:left="240" w:right="240"/>
-      </w:pPr>
-      <w:r>
-        <w:rPr>
-          <w:rFonts w:ascii="Consolas" w:eastAsia="Consolas" w:hAnsi="Consolas" w:cs="Consolas"/>
-          <w:sz w:val="17"/>
-          <w:szCs w:val="17"/>
-        </w:rPr>
-        <w:t>source venv/bin/activate</w:t>
-      </w:r>
-    </w:p>
-    <w:p>
-      <w:pPr>
-        <w:shd w:val="clear" w:color="auto" w:fill="F2F2F2"/>
-        <w:ind w:left="240" w:right="240"/>
-        <w:rPr>
-          <w:lang w:val="es-EC"/>
-        </w:rPr>
-      </w:pPr>
-      <w:r>
-        <w:rPr>
-          <w:rFonts w:ascii="Consolas" w:eastAsia="Consolas" w:hAnsi="Consolas" w:cs="Consolas"/>
-          <w:sz w:val="17"/>
-          <w:szCs w:val="17"/>
-          <w:lang w:val="es-EC"/>
-        </w:rPr>
-        <w:t>pip3 install -r requirements.txt</w:t>
+        <w:t xml:space="preserve">python3 -m </w:t>
+      </w:r>
+      <w:proofErr w:type="spellStart"/>
+      <w:r>
+        <w:rPr>
+          <w:rFonts w:ascii="Consolas" w:eastAsia="Consolas" w:hAnsi="Consolas" w:cs="Consolas"/>
+          <w:sz w:val="17"/>
+          <w:szCs w:val="17"/>
+        </w:rPr>
+        <w:t>venv</w:t>
+      </w:r>
+      <w:proofErr w:type="spellEnd"/>
+      <w:r>
+        <w:rPr>
+          <w:rFonts w:ascii="Consolas" w:eastAsia="Consolas" w:hAnsi="Consolas" w:cs="Consolas"/>
+          <w:sz w:val="17"/>
+          <w:szCs w:val="17"/>
+        </w:rPr>
+        <w:t xml:space="preserve"> </w:t>
+      </w:r>
+      <w:proofErr w:type="spellStart"/>
+      <w:r>
+        <w:rPr>
+          <w:rFonts w:ascii="Consolas" w:eastAsia="Consolas" w:hAnsi="Consolas" w:cs="Consolas"/>
+          <w:sz w:val="17"/>
+          <w:szCs w:val="17"/>
+        </w:rPr>
+        <w:t>venv</w:t>
+      </w:r>
+      <w:proofErr w:type="spellEnd"/>
+    </w:p>
+    <w:p>
+      <w:pPr>
+        <w:shd w:val="clear" w:color="auto" w:fill="F2F2F2"/>
+        <w:ind w:left="240" w:right="240"/>
+      </w:pPr>
+      <w:r>
+        <w:rPr>
+          <w:rFonts w:ascii="Consolas" w:eastAsia="Consolas" w:hAnsi="Consolas" w:cs="Consolas"/>
+          <w:sz w:val="17"/>
+          <w:szCs w:val="17"/>
+        </w:rPr>
+        <w:t xml:space="preserve">source </w:t>
+      </w:r>
+      <w:proofErr w:type="spellStart"/>
+      <w:r>
+        <w:rPr>
+          <w:rFonts w:ascii="Consolas" w:eastAsia="Consolas" w:hAnsi="Consolas" w:cs="Consolas"/>
+          <w:sz w:val="17"/>
+          <w:szCs w:val="17"/>
+        </w:rPr>
+        <w:t>venv</w:t>
+      </w:r>
+      <w:proofErr w:type="spellEnd"/>
+      <w:r>
+        <w:rPr>
+          <w:rFonts w:ascii="Consolas" w:eastAsia="Consolas" w:hAnsi="Consolas" w:cs="Consolas"/>
+          <w:sz w:val="17"/>
+          <w:szCs w:val="17"/>
+        </w:rPr>
+        <w:t>/bin/activate</w:t>
+      </w:r>
+    </w:p>
+    <w:p>
+      <w:pPr>
+        <w:shd w:val="clear" w:color="auto" w:fill="F2F2F2"/>
+        <w:ind w:left="240" w:right="240"/>
+        <w:rPr>
+          <w:lang w:val="es-EC"/>
+        </w:rPr>
+      </w:pPr>
+      <w:r>
+        <w:rPr>
+          <w:rFonts w:ascii="Consolas" w:eastAsia="Consolas" w:hAnsi="Consolas" w:cs="Consolas"/>
+          <w:sz w:val="17"/>
+          <w:szCs w:val="17"/>
+          <w:lang w:val="es-EC"/>
+        </w:rPr>
+        <w:t xml:space="preserve">pip3 </w:t>
+      </w:r>
+      <w:proofErr w:type="spellStart"/>
+      <w:r>
+        <w:rPr>
+          <w:rFonts w:ascii="Consolas" w:eastAsia="Consolas" w:hAnsi="Consolas" w:cs="Consolas"/>
+          <w:sz w:val="17"/>
+          <w:szCs w:val="17"/>
+          <w:lang w:val="es-EC"/>
+        </w:rPr>
+        <w:t>install</w:t>
+      </w:r>
+      <w:proofErr w:type="spellEnd"/>
+      <w:r>
+        <w:rPr>
+          <w:rFonts w:ascii="Consolas" w:eastAsia="Consolas" w:hAnsi="Consolas" w:cs="Consolas"/>
+          <w:sz w:val="17"/>
+          <w:szCs w:val="17"/>
+          <w:lang w:val="es-EC"/>
+        </w:rPr>
+        <w:t xml:space="preserve"> -r requirements.txt</w:t>
       </w:r>
     </w:p>
     <w:p>
@@ -1174,7 +1560,43 @@
           <w:szCs w:val="22"/>
           <w:lang w:val="es-EC"/>
         </w:rPr>
-        <w:t>Se verificó, además, que la aplicación principal se ejecuta sin errores mediante el comando python inventory.py, el cual despliega el menú interactivo del gestor de inventario. La Figura 1 evidencia la creación y activación del entorno virtual, la instalación exitosa de Behave y sus dependencias, y la ejecución correcta de la aplicación.</w:t>
+        <w:t xml:space="preserve">Se verificó, además, que la aplicación principal se ejecuta sin errores mediante el comando </w:t>
+      </w:r>
+      <w:proofErr w:type="spellStart"/>
+      <w:r>
+        <w:rPr>
+          <w:sz w:val="22"/>
+          <w:szCs w:val="22"/>
+          <w:lang w:val="es-EC"/>
+        </w:rPr>
+        <w:t>python</w:t>
+      </w:r>
+      <w:proofErr w:type="spellEnd"/>
+      <w:r>
+        <w:rPr>
+          <w:sz w:val="22"/>
+          <w:szCs w:val="22"/>
+          <w:lang w:val="es-EC"/>
+        </w:rPr>
+        <w:t xml:space="preserve"> inventory.py, el cual despliega el menú interactivo del gestor de inventario. La Figura 1 evidencia la creación y activación del entorno virtual, la instalación exitosa de </w:t>
+      </w:r>
+      <w:proofErr w:type="spellStart"/>
+      <w:r>
+        <w:rPr>
+          <w:sz w:val="22"/>
+          <w:szCs w:val="22"/>
+          <w:lang w:val="es-EC"/>
+        </w:rPr>
+        <w:t>Behave</w:t>
+      </w:r>
+      <w:proofErr w:type="spellEnd"/>
+      <w:r>
+        <w:rPr>
+          <w:sz w:val="22"/>
+          <w:szCs w:val="22"/>
+          <w:lang w:val="es-EC"/>
+        </w:rPr>
+        <w:t xml:space="preserve"> y sus dependencias, y la ejecución correcta de la aplicación.</w:t>
       </w:r>
     </w:p>
     <w:p>
@@ -1240,15 +1662,39 @@
           <w:iCs/>
           <w:lang w:val="es-EC"/>
         </w:rPr>
-        <w:t>Figura 1. Evidencia de la configuración: creación del entorno virtual, instalación de Behave y ejecución de inventory.py.</w:t>
+        <w:t xml:space="preserve">Figura 1. Evidencia de la configuración: creación del entorno virtual, instalación de </w:t>
+      </w:r>
+      <w:proofErr w:type="spellStart"/>
+      <w:r>
+        <w:rPr>
+          <w:i/>
+          <w:iCs/>
+          <w:lang w:val="es-EC"/>
+        </w:rPr>
+        <w:t>Behave</w:t>
+      </w:r>
+      <w:proofErr w:type="spellEnd"/>
+      <w:r>
+        <w:rPr>
+          <w:i/>
+          <w:iCs/>
+          <w:lang w:val="es-EC"/>
+        </w:rPr>
+        <w:t xml:space="preserve"> y ejecución de inventory.py.</w:t>
       </w:r>
     </w:p>
     <w:p>
       <w:pPr>
         <w:pStyle w:val="Ttulo3"/>
         <w:spacing w:before="160" w:after="100"/>
-      </w:pPr>
-      <w:r>
+        <w:rPr>
+          <w:lang w:val="es-EC"/>
+        </w:rPr>
+      </w:pPr>
+      <w:r>
+        <w:rPr>
+          <w:lang w:val="es-EC"/>
+        </w:rPr>
         <w:t>2.1.1. Requerimientos implementados</w:t>
       </w:r>
     </w:p>
@@ -1267,7 +1713,79 @@
           <w:lang w:val="es-EC"/>
         </w:rPr>
         <w:lastRenderedPageBreak/>
-        <w:t>Se implementaron los cuatro requerimientos sugeridos y se agregó un quinto requerimiento definido por el grupo. El producto se modeló con cuatro atributos (mínimo exigido): name, category, quantity y price.</w:t>
+        <w:t xml:space="preserve">Se implementaron los cuatro requerimientos sugeridos y se agregó un quinto requerimiento definido por el grupo. El producto se modeló con cuatro atributos (mínimo exigido): </w:t>
+      </w:r>
+      <w:proofErr w:type="spellStart"/>
+      <w:r>
+        <w:rPr>
+          <w:sz w:val="22"/>
+          <w:szCs w:val="22"/>
+          <w:lang w:val="es-EC"/>
+        </w:rPr>
+        <w:t>name</w:t>
+      </w:r>
+      <w:proofErr w:type="spellEnd"/>
+      <w:r>
+        <w:rPr>
+          <w:sz w:val="22"/>
+          <w:szCs w:val="22"/>
+          <w:lang w:val="es-EC"/>
+        </w:rPr>
+        <w:t xml:space="preserve">, </w:t>
+      </w:r>
+      <w:proofErr w:type="spellStart"/>
+      <w:r>
+        <w:rPr>
+          <w:sz w:val="22"/>
+          <w:szCs w:val="22"/>
+          <w:lang w:val="es-EC"/>
+        </w:rPr>
+        <w:t>category</w:t>
+      </w:r>
+      <w:proofErr w:type="spellEnd"/>
+      <w:r>
+        <w:rPr>
+          <w:sz w:val="22"/>
+          <w:szCs w:val="22"/>
+          <w:lang w:val="es-EC"/>
+        </w:rPr>
+        <w:t xml:space="preserve">, </w:t>
+      </w:r>
+      <w:proofErr w:type="spellStart"/>
+      <w:r>
+        <w:rPr>
+          <w:sz w:val="22"/>
+          <w:szCs w:val="22"/>
+          <w:lang w:val="es-EC"/>
+        </w:rPr>
+        <w:t>quantity</w:t>
+      </w:r>
+      <w:proofErr w:type="spellEnd"/>
+      <w:r>
+        <w:rPr>
+          <w:sz w:val="22"/>
+          <w:szCs w:val="22"/>
+          <w:lang w:val="es-EC"/>
+        </w:rPr>
+        <w:t xml:space="preserve"> y </w:t>
+      </w:r>
+      <w:proofErr w:type="spellStart"/>
+      <w:r>
+        <w:rPr>
+          <w:sz w:val="22"/>
+          <w:szCs w:val="22"/>
+          <w:lang w:val="es-EC"/>
+        </w:rPr>
+        <w:t>price</w:t>
+      </w:r>
+      <w:proofErr w:type="spellEnd"/>
+      <w:r>
+        <w:rPr>
+          <w:sz w:val="22"/>
+          <w:szCs w:val="22"/>
+          <w:lang w:val="es-EC"/>
+        </w:rPr>
+        <w:t>.</w:t>
       </w:r>
     </w:p>
     <w:p>
@@ -1391,7 +1909,119 @@
           <w:sz w:val="22"/>
           <w:szCs w:val="22"/>
         </w:rPr>
-        <w:t>Este requerimiento habilita además una prueba de interacción fallida.</w:t>
+        <w:t xml:space="preserve">Este </w:t>
+      </w:r>
+      <w:proofErr w:type="spellStart"/>
+      <w:r>
+        <w:rPr>
+          <w:sz w:val="22"/>
+          <w:szCs w:val="22"/>
+        </w:rPr>
+        <w:t>requerimiento</w:t>
+      </w:r>
+      <w:proofErr w:type="spellEnd"/>
+      <w:r>
+        <w:rPr>
+          <w:sz w:val="22"/>
+          <w:szCs w:val="22"/>
+        </w:rPr>
+        <w:t xml:space="preserve"> </w:t>
+      </w:r>
+      <w:proofErr w:type="spellStart"/>
+      <w:r>
+        <w:rPr>
+          <w:sz w:val="22"/>
+          <w:szCs w:val="22"/>
+        </w:rPr>
+        <w:t>habilita</w:t>
+      </w:r>
+      <w:proofErr w:type="spellEnd"/>
+      <w:r>
+        <w:rPr>
+          <w:sz w:val="22"/>
+          <w:szCs w:val="22"/>
+        </w:rPr>
+        <w:t xml:space="preserve"> </w:t>
+      </w:r>
+      <w:proofErr w:type="spellStart"/>
+      <w:r>
+        <w:rPr>
+          <w:sz w:val="22"/>
+          <w:szCs w:val="22"/>
+        </w:rPr>
+        <w:t>además</w:t>
+      </w:r>
+      <w:proofErr w:type="spellEnd"/>
+      <w:r>
+        <w:rPr>
+          <w:sz w:val="22"/>
+          <w:szCs w:val="22"/>
+        </w:rPr>
+        <w:t xml:space="preserve"> </w:t>
+      </w:r>
+      <w:proofErr w:type="spellStart"/>
+      <w:r>
+        <w:rPr>
+          <w:sz w:val="22"/>
+          <w:szCs w:val="22"/>
+        </w:rPr>
+        <w:t>una</w:t>
+      </w:r>
+      <w:proofErr w:type="spellEnd"/>
+      <w:r>
+        <w:rPr>
+          <w:sz w:val="22"/>
+          <w:szCs w:val="22"/>
+        </w:rPr>
+        <w:t xml:space="preserve"> </w:t>
+      </w:r>
+      <w:proofErr w:type="spellStart"/>
+      <w:r>
+        <w:rPr>
+          <w:sz w:val="22"/>
+          <w:szCs w:val="22"/>
+        </w:rPr>
+        <w:t>prueba</w:t>
+      </w:r>
+      <w:proofErr w:type="spellEnd"/>
+      <w:r>
+        <w:rPr>
+          <w:sz w:val="22"/>
+          <w:szCs w:val="22"/>
+        </w:rPr>
+        <w:t xml:space="preserve"> de </w:t>
+      </w:r>
+      <w:proofErr w:type="spellStart"/>
+      <w:r>
+        <w:rPr>
+          <w:sz w:val="22"/>
+          <w:szCs w:val="22"/>
+        </w:rPr>
+        <w:t>interacción</w:t>
+      </w:r>
+      <w:proofErr w:type="spellEnd"/>
+      <w:r>
+        <w:rPr>
+          <w:sz w:val="22"/>
+          <w:szCs w:val="22"/>
+        </w:rPr>
+        <w:t xml:space="preserve"> </w:t>
+      </w:r>
+      <w:proofErr w:type="spellStart"/>
+      <w:r>
+        <w:rPr>
+          <w:sz w:val="22"/>
+          <w:szCs w:val="22"/>
+        </w:rPr>
+        <w:t>fallida</w:t>
+      </w:r>
+      <w:proofErr w:type="spellEnd"/>
+      <w:r>
+        <w:rPr>
+          <w:sz w:val="22"/>
+          <w:szCs w:val="22"/>
+        </w:rPr>
+        <w:t>.</w:t>
       </w:r>
     </w:p>
     <w:p>
@@ -1400,8 +2030,23 @@
         <w:spacing w:before="200" w:after="120"/>
       </w:pPr>
       <w:r>
-        <w:t>2.2. Parte 2: Desarrollo de pruebas</w:t>
-      </w:r>
+        <w:t xml:space="preserve">2.2. </w:t>
+      </w:r>
+      <w:proofErr w:type="spellStart"/>
+      <w:proofErr w:type="gramStart"/>
+      <w:r>
+        <w:t>Parte</w:t>
+      </w:r>
+      <w:proofErr w:type="spellEnd"/>
+      <w:proofErr w:type="gramEnd"/>
+      <w:r>
+        <w:t xml:space="preserve"> 2: Desarrollo de </w:t>
+      </w:r>
+      <w:proofErr w:type="spellStart"/>
+      <w:r>
+        <w:t>pruebas</w:t>
+      </w:r>
+      <w:proofErr w:type="spellEnd"/>
     </w:p>
     <w:p>
       <w:pPr>
@@ -1409,8 +2054,21 @@
         <w:spacing w:before="160" w:after="100"/>
       </w:pPr>
       <w:r>
-        <w:t>2.2.1. Estructura del proyecto</w:t>
-      </w:r>
+        <w:t xml:space="preserve">2.2.1. </w:t>
+      </w:r>
+      <w:proofErr w:type="spellStart"/>
+      <w:r>
+        <w:t>Estructura</w:t>
+      </w:r>
+      <w:proofErr w:type="spellEnd"/>
+      <w:r>
+        <w:t xml:space="preserve"> del </w:t>
+      </w:r>
+      <w:proofErr w:type="spellStart"/>
+      <w:r>
+        <w:t>proyecto</w:t>
+      </w:r>
+      <w:proofErr w:type="spellEnd"/>
     </w:p>
     <w:p>
       <w:pPr>
@@ -1426,25 +2084,146 @@
           <w:szCs w:val="22"/>
           <w:lang w:val="es-EC"/>
         </w:rPr>
-        <w:t>La lógica de negocio se separó de la interfaz de línea de comandos: la clase Inventory vive en inventory_core.py y es utilizada tanto por la aplicación como por las pruebas, de modo que se prueba exactamente el mismo código que se ejecuta en producción. Los steps se dividieron en un archivo por funcionalidad; Behave carga automáticamente todos los archivos .py de la carpeta steps/.</w:t>
-      </w:r>
-    </w:p>
-    <w:p>
-      <w:pPr>
-        <w:shd w:val="clear" w:color="auto" w:fill="F2F2F2"/>
-        <w:ind w:left="240" w:right="240"/>
-        <w:rPr>
-          <w:lang w:val="es-EC"/>
-        </w:rPr>
-      </w:pPr>
-      <w:r>
-        <w:rPr>
-          <w:rFonts w:ascii="Consolas" w:eastAsia="Consolas" w:hAnsi="Consolas" w:cs="Consolas"/>
-          <w:sz w:val="17"/>
-          <w:szCs w:val="17"/>
-          <w:lang w:val="es-EC"/>
-        </w:rPr>
-        <w:t>inventory-manager/</w:t>
+        <w:t xml:space="preserve">La lógica de negocio se separó de la interfaz de línea de comandos: la clase </w:t>
+      </w:r>
+      <w:proofErr w:type="spellStart"/>
+      <w:r>
+        <w:rPr>
+          <w:sz w:val="22"/>
+          <w:szCs w:val="22"/>
+          <w:lang w:val="es-EC"/>
+        </w:rPr>
+        <w:t>Inventory</w:t>
+      </w:r>
+      <w:proofErr w:type="spellEnd"/>
+      <w:r>
+        <w:rPr>
+          <w:sz w:val="22"/>
+          <w:szCs w:val="22"/>
+          <w:lang w:val="es-EC"/>
+        </w:rPr>
+        <w:t xml:space="preserve"> vive en inventory_core.py y es utilizada tanto por la aplicación como por las pruebas, de modo que se prueba exactamente el mismo código que se ejecuta en producción. Los </w:t>
+      </w:r>
+      <w:proofErr w:type="spellStart"/>
+      <w:r>
+        <w:rPr>
+          <w:sz w:val="22"/>
+          <w:szCs w:val="22"/>
+          <w:lang w:val="es-EC"/>
+        </w:rPr>
+        <w:t>steps</w:t>
+      </w:r>
+      <w:proofErr w:type="spellEnd"/>
+      <w:r>
+        <w:rPr>
+          <w:sz w:val="22"/>
+          <w:szCs w:val="22"/>
+          <w:lang w:val="es-EC"/>
+        </w:rPr>
+        <w:t xml:space="preserve"> se dividieron en un archivo por funcionalidad; </w:t>
+      </w:r>
+      <w:proofErr w:type="spellStart"/>
+      <w:r>
+        <w:rPr>
+          <w:sz w:val="22"/>
+          <w:szCs w:val="22"/>
+          <w:lang w:val="es-EC"/>
+        </w:rPr>
+        <w:t>Behave</w:t>
+      </w:r>
+      <w:proofErr w:type="spellEnd"/>
+      <w:r>
+        <w:rPr>
+          <w:sz w:val="22"/>
+          <w:szCs w:val="22"/>
+          <w:lang w:val="es-EC"/>
+        </w:rPr>
+        <w:t xml:space="preserve"> carga automáticamente todos los archivos .</w:t>
+      </w:r>
+      <w:proofErr w:type="spellStart"/>
+      <w:r>
+        <w:rPr>
+          <w:sz w:val="22"/>
+          <w:szCs w:val="22"/>
+          <w:lang w:val="es-EC"/>
+        </w:rPr>
+        <w:t>py</w:t>
+      </w:r>
+      <w:proofErr w:type="spellEnd"/>
+      <w:r>
+        <w:rPr>
+          <w:sz w:val="22"/>
+          <w:szCs w:val="22"/>
+          <w:lang w:val="es-EC"/>
+        </w:rPr>
+        <w:t xml:space="preserve"> de la carpeta </w:t>
+      </w:r>
+      <w:proofErr w:type="spellStart"/>
+      <w:r>
+        <w:rPr>
+          <w:sz w:val="22"/>
+          <w:szCs w:val="22"/>
+          <w:lang w:val="es-EC"/>
+        </w:rPr>
+        <w:t>steps</w:t>
+      </w:r>
+      <w:proofErr w:type="spellEnd"/>
+      <w:r>
+        <w:rPr>
+          <w:sz w:val="22"/>
+          <w:szCs w:val="22"/>
+          <w:lang w:val="es-EC"/>
+        </w:rPr>
+        <w:t>/.</w:t>
+      </w:r>
+    </w:p>
+    <w:p>
+      <w:pPr>
+        <w:shd w:val="clear" w:color="auto" w:fill="F2F2F2"/>
+        <w:ind w:left="240" w:right="240"/>
+        <w:rPr>
+          <w:lang w:val="es-EC"/>
+        </w:rPr>
+      </w:pPr>
+      <w:proofErr w:type="spellStart"/>
+      <w:r>
+        <w:rPr>
+          <w:rFonts w:ascii="Consolas" w:eastAsia="Consolas" w:hAnsi="Consolas" w:cs="Consolas"/>
+          <w:sz w:val="17"/>
+          <w:szCs w:val="17"/>
+          <w:lang w:val="es-EC"/>
+        </w:rPr>
+        <w:t>inventory</w:t>
+      </w:r>
+      <w:proofErr w:type="spellEnd"/>
+      <w:r>
+        <w:rPr>
+          <w:rFonts w:ascii="Consolas" w:eastAsia="Consolas" w:hAnsi="Consolas" w:cs="Consolas"/>
+          <w:sz w:val="17"/>
+          <w:szCs w:val="17"/>
+          <w:lang w:val="es-EC"/>
+        </w:rPr>
+        <w:t>-</w:t>
+      </w:r>
+      <w:proofErr w:type="gramStart"/>
+      <w:r>
+        <w:rPr>
+          <w:rFonts w:ascii="Consolas" w:eastAsia="Consolas" w:hAnsi="Consolas" w:cs="Consolas"/>
+          <w:sz w:val="17"/>
+          <w:szCs w:val="17"/>
+          <w:lang w:val="es-EC"/>
+        </w:rPr>
+        <w:t>manager</w:t>
+      </w:r>
+      <w:proofErr w:type="gramEnd"/>
+      <w:r>
+        <w:rPr>
+          <w:rFonts w:ascii="Consolas" w:eastAsia="Consolas" w:hAnsi="Consolas" w:cs="Consolas"/>
+          <w:sz w:val="17"/>
+          <w:szCs w:val="17"/>
+          <w:lang w:val="es-EC"/>
+        </w:rPr>
+        <w:t>/</w:t>
       </w:r>
     </w:p>
     <w:p>
@@ -1480,7 +2259,47 @@
           <w:szCs w:val="17"/>
           <w:lang w:val="es-EC"/>
         </w:rPr>
-        <w:t xml:space="preserve">  inventory_core.py       # Lógica de negocio (Product, Inventory)</w:t>
+        <w:t xml:space="preserve">  inventory_core.py       # Lógica de negocio (</w:t>
+      </w:r>
+      <w:proofErr w:type="spellStart"/>
+      <w:r>
+        <w:rPr>
+          <w:rFonts w:ascii="Consolas" w:eastAsia="Consolas" w:hAnsi="Consolas" w:cs="Consolas"/>
+          <w:sz w:val="17"/>
+          <w:szCs w:val="17"/>
+          <w:lang w:val="es-EC"/>
+        </w:rPr>
+        <w:t>Product</w:t>
+      </w:r>
+      <w:proofErr w:type="spellEnd"/>
+      <w:r>
+        <w:rPr>
+          <w:rFonts w:ascii="Consolas" w:eastAsia="Consolas" w:hAnsi="Consolas" w:cs="Consolas"/>
+          <w:sz w:val="17"/>
+          <w:szCs w:val="17"/>
+          <w:lang w:val="es-EC"/>
+        </w:rPr>
+        <w:t xml:space="preserve">, </w:t>
+      </w:r>
+      <w:proofErr w:type="spellStart"/>
+      <w:r>
+        <w:rPr>
+          <w:rFonts w:ascii="Consolas" w:eastAsia="Consolas" w:hAnsi="Consolas" w:cs="Consolas"/>
+          <w:sz w:val="17"/>
+          <w:szCs w:val="17"/>
+          <w:lang w:val="es-EC"/>
+        </w:rPr>
+        <w:t>Inventory</w:t>
+      </w:r>
+      <w:proofErr w:type="spellEnd"/>
+      <w:r>
+        <w:rPr>
+          <w:rFonts w:ascii="Consolas" w:eastAsia="Consolas" w:hAnsi="Consolas" w:cs="Consolas"/>
+          <w:sz w:val="17"/>
+          <w:szCs w:val="17"/>
+          <w:lang w:val="es-EC"/>
+        </w:rPr>
+        <w:t>)</w:t>
       </w:r>
     </w:p>
     <w:p>
@@ -1545,77 +2364,255 @@
           <w:sz w:val="17"/>
           <w:szCs w:val="17"/>
         </w:rPr>
-        <w:t xml:space="preserve">    environment.py            # Hooks de Behave (sys.path)</w:t>
-      </w:r>
-    </w:p>
-    <w:p>
-      <w:pPr>
-        <w:shd w:val="clear" w:color="auto" w:fill="F2F2F2"/>
-        <w:ind w:left="240" w:right="240"/>
-      </w:pPr>
-      <w:r>
-        <w:rPr>
-          <w:rFonts w:ascii="Consolas" w:eastAsia="Consolas" w:hAnsi="Consolas" w:cs="Consolas"/>
-          <w:sz w:val="17"/>
-          <w:szCs w:val="17"/>
-        </w:rPr>
-        <w:t xml:space="preserve">    add_product.feature       # Feature 1</w:t>
-      </w:r>
-    </w:p>
-    <w:p>
-      <w:pPr>
-        <w:shd w:val="clear" w:color="auto" w:fill="F2F2F2"/>
-        <w:ind w:left="240" w:right="240"/>
-      </w:pPr>
-      <w:r>
-        <w:rPr>
-          <w:rFonts w:ascii="Consolas" w:eastAsia="Consolas" w:hAnsi="Consolas" w:cs="Consolas"/>
-          <w:sz w:val="17"/>
-          <w:szCs w:val="17"/>
-        </w:rPr>
-        <w:t xml:space="preserve">    list_products.feature     # Feature 2</w:t>
-      </w:r>
-    </w:p>
-    <w:p>
-      <w:pPr>
-        <w:shd w:val="clear" w:color="auto" w:fill="F2F2F2"/>
-        <w:ind w:left="240" w:right="240"/>
-      </w:pPr>
-      <w:r>
-        <w:rPr>
-          <w:rFonts w:ascii="Consolas" w:eastAsia="Consolas" w:hAnsi="Consolas" w:cs="Consolas"/>
-          <w:sz w:val="17"/>
-          <w:szCs w:val="17"/>
-        </w:rPr>
-        <w:t xml:space="preserve">    update_quantity.feature   # Feature 3</w:t>
-      </w:r>
-    </w:p>
-    <w:p>
-      <w:pPr>
-        <w:shd w:val="clear" w:color="auto" w:fill="F2F2F2"/>
-        <w:ind w:left="240" w:right="240"/>
-      </w:pPr>
-      <w:r>
-        <w:rPr>
-          <w:rFonts w:ascii="Consolas" w:eastAsia="Consolas" w:hAnsi="Consolas" w:cs="Consolas"/>
-          <w:sz w:val="17"/>
-          <w:szCs w:val="17"/>
-        </w:rPr>
-        <w:t xml:space="preserve">    remove_product.feature    # Feature 4</w:t>
-      </w:r>
-    </w:p>
-    <w:p>
-      <w:pPr>
-        <w:shd w:val="clear" w:color="auto" w:fill="F2F2F2"/>
-        <w:ind w:left="240" w:right="240"/>
-      </w:pPr>
-      <w:r>
-        <w:rPr>
-          <w:rFonts w:ascii="Consolas" w:eastAsia="Consolas" w:hAnsi="Consolas" w:cs="Consolas"/>
-          <w:sz w:val="17"/>
-          <w:szCs w:val="17"/>
-        </w:rPr>
-        <w:t xml:space="preserve">    search_product.feature    # Feature 5 (añadida)</w:t>
+        <w:t xml:space="preserve">    environment.py            # Hooks de Behave (</w:t>
+      </w:r>
+      <w:proofErr w:type="spellStart"/>
+      <w:proofErr w:type="gramStart"/>
+      <w:r>
+        <w:rPr>
+          <w:rFonts w:ascii="Consolas" w:eastAsia="Consolas" w:hAnsi="Consolas" w:cs="Consolas"/>
+          <w:sz w:val="17"/>
+          <w:szCs w:val="17"/>
+        </w:rPr>
+        <w:t>sys.path</w:t>
+      </w:r>
+      <w:proofErr w:type="spellEnd"/>
+      <w:proofErr w:type="gramEnd"/>
+      <w:r>
+        <w:rPr>
+          <w:rFonts w:ascii="Consolas" w:eastAsia="Consolas" w:hAnsi="Consolas" w:cs="Consolas"/>
+          <w:sz w:val="17"/>
+          <w:szCs w:val="17"/>
+        </w:rPr>
+        <w:t>)</w:t>
+      </w:r>
+    </w:p>
+    <w:p>
+      <w:pPr>
+        <w:shd w:val="clear" w:color="auto" w:fill="F2F2F2"/>
+        <w:ind w:left="240" w:right="240"/>
+      </w:pPr>
+      <w:r>
+        <w:rPr>
+          <w:rFonts w:ascii="Consolas" w:eastAsia="Consolas" w:hAnsi="Consolas" w:cs="Consolas"/>
+          <w:sz w:val="17"/>
+          <w:szCs w:val="17"/>
+        </w:rPr>
+        <w:t xml:space="preserve">    </w:t>
+      </w:r>
+      <w:proofErr w:type="spellStart"/>
+      <w:r>
+        <w:rPr>
+          <w:rFonts w:ascii="Consolas" w:eastAsia="Consolas" w:hAnsi="Consolas" w:cs="Consolas"/>
+          <w:sz w:val="17"/>
+          <w:szCs w:val="17"/>
+        </w:rPr>
+        <w:t>add_</w:t>
+      </w:r>
+      <w:proofErr w:type="gramStart"/>
+      <w:r>
+        <w:rPr>
+          <w:rFonts w:ascii="Consolas" w:eastAsia="Consolas" w:hAnsi="Consolas" w:cs="Consolas"/>
+          <w:sz w:val="17"/>
+          <w:szCs w:val="17"/>
+        </w:rPr>
+        <w:t>product.feature</w:t>
+      </w:r>
+      <w:proofErr w:type="spellEnd"/>
+      <w:proofErr w:type="gramEnd"/>
+      <w:r>
+        <w:rPr>
+          <w:rFonts w:ascii="Consolas" w:eastAsia="Consolas" w:hAnsi="Consolas" w:cs="Consolas"/>
+          <w:sz w:val="17"/>
+          <w:szCs w:val="17"/>
+        </w:rPr>
+        <w:t xml:space="preserve">       # Feature 1</w:t>
+      </w:r>
+    </w:p>
+    <w:p>
+      <w:pPr>
+        <w:shd w:val="clear" w:color="auto" w:fill="F2F2F2"/>
+        <w:ind w:left="240" w:right="240"/>
+      </w:pPr>
+      <w:r>
+        <w:rPr>
+          <w:rFonts w:ascii="Consolas" w:eastAsia="Consolas" w:hAnsi="Consolas" w:cs="Consolas"/>
+          <w:sz w:val="17"/>
+          <w:szCs w:val="17"/>
+        </w:rPr>
+        <w:t xml:space="preserve">    </w:t>
+      </w:r>
+      <w:proofErr w:type="spellStart"/>
+      <w:r>
+        <w:rPr>
+          <w:rFonts w:ascii="Consolas" w:eastAsia="Consolas" w:hAnsi="Consolas" w:cs="Consolas"/>
+          <w:sz w:val="17"/>
+          <w:szCs w:val="17"/>
+        </w:rPr>
+        <w:t>list_</w:t>
+      </w:r>
+      <w:proofErr w:type="gramStart"/>
+      <w:r>
+        <w:rPr>
+          <w:rFonts w:ascii="Consolas" w:eastAsia="Consolas" w:hAnsi="Consolas" w:cs="Consolas"/>
+          <w:sz w:val="17"/>
+          <w:szCs w:val="17"/>
+        </w:rPr>
+        <w:t>products.feature</w:t>
+      </w:r>
+      <w:proofErr w:type="spellEnd"/>
+      <w:proofErr w:type="gramEnd"/>
+      <w:r>
+        <w:rPr>
+          <w:rFonts w:ascii="Consolas" w:eastAsia="Consolas" w:hAnsi="Consolas" w:cs="Consolas"/>
+          <w:sz w:val="17"/>
+          <w:szCs w:val="17"/>
+        </w:rPr>
+        <w:t xml:space="preserve">     # Feature 2</w:t>
+      </w:r>
+    </w:p>
+    <w:p>
+      <w:pPr>
+        <w:shd w:val="clear" w:color="auto" w:fill="F2F2F2"/>
+        <w:ind w:left="240" w:right="240"/>
+      </w:pPr>
+      <w:r>
+        <w:rPr>
+          <w:rFonts w:ascii="Consolas" w:eastAsia="Consolas" w:hAnsi="Consolas" w:cs="Consolas"/>
+          <w:sz w:val="17"/>
+          <w:szCs w:val="17"/>
+        </w:rPr>
+        <w:t xml:space="preserve">    </w:t>
+      </w:r>
+      <w:proofErr w:type="spellStart"/>
+      <w:r>
+        <w:rPr>
+          <w:rFonts w:ascii="Consolas" w:eastAsia="Consolas" w:hAnsi="Consolas" w:cs="Consolas"/>
+          <w:sz w:val="17"/>
+          <w:szCs w:val="17"/>
+        </w:rPr>
+        <w:t>update_</w:t>
+      </w:r>
+      <w:proofErr w:type="gramStart"/>
+      <w:r>
+        <w:rPr>
+          <w:rFonts w:ascii="Consolas" w:eastAsia="Consolas" w:hAnsi="Consolas" w:cs="Consolas"/>
+          <w:sz w:val="17"/>
+          <w:szCs w:val="17"/>
+        </w:rPr>
+        <w:t>quantity.feature</w:t>
+      </w:r>
+      <w:proofErr w:type="spellEnd"/>
+      <w:proofErr w:type="gramEnd"/>
+      <w:r>
+        <w:rPr>
+          <w:rFonts w:ascii="Consolas" w:eastAsia="Consolas" w:hAnsi="Consolas" w:cs="Consolas"/>
+          <w:sz w:val="17"/>
+          <w:szCs w:val="17"/>
+        </w:rPr>
+        <w:t xml:space="preserve">   # Feature 3</w:t>
+      </w:r>
+    </w:p>
+    <w:p>
+      <w:pPr>
+        <w:shd w:val="clear" w:color="auto" w:fill="F2F2F2"/>
+        <w:ind w:left="240" w:right="240"/>
+      </w:pPr>
+      <w:r>
+        <w:rPr>
+          <w:rFonts w:ascii="Consolas" w:eastAsia="Consolas" w:hAnsi="Consolas" w:cs="Consolas"/>
+          <w:sz w:val="17"/>
+          <w:szCs w:val="17"/>
+        </w:rPr>
+        <w:t xml:space="preserve">    </w:t>
+      </w:r>
+      <w:proofErr w:type="spellStart"/>
+      <w:r>
+        <w:rPr>
+          <w:rFonts w:ascii="Consolas" w:eastAsia="Consolas" w:hAnsi="Consolas" w:cs="Consolas"/>
+          <w:sz w:val="17"/>
+          <w:szCs w:val="17"/>
+        </w:rPr>
+        <w:t>remove_</w:t>
+      </w:r>
+      <w:proofErr w:type="gramStart"/>
+      <w:r>
+        <w:rPr>
+          <w:rFonts w:ascii="Consolas" w:eastAsia="Consolas" w:hAnsi="Consolas" w:cs="Consolas"/>
+          <w:sz w:val="17"/>
+          <w:szCs w:val="17"/>
+        </w:rPr>
+        <w:t>product.feature</w:t>
+      </w:r>
+      <w:proofErr w:type="spellEnd"/>
+      <w:proofErr w:type="gramEnd"/>
+      <w:r>
+        <w:rPr>
+          <w:rFonts w:ascii="Consolas" w:eastAsia="Consolas" w:hAnsi="Consolas" w:cs="Consolas"/>
+          <w:sz w:val="17"/>
+          <w:szCs w:val="17"/>
+        </w:rPr>
+        <w:t xml:space="preserve">    # Feature 4</w:t>
+      </w:r>
+    </w:p>
+    <w:p>
+      <w:pPr>
+        <w:shd w:val="clear" w:color="auto" w:fill="F2F2F2"/>
+        <w:ind w:left="240" w:right="240"/>
+      </w:pPr>
+      <w:r>
+        <w:rPr>
+          <w:rFonts w:ascii="Consolas" w:eastAsia="Consolas" w:hAnsi="Consolas" w:cs="Consolas"/>
+          <w:sz w:val="17"/>
+          <w:szCs w:val="17"/>
+        </w:rPr>
+        <w:t xml:space="preserve">    </w:t>
+      </w:r>
+      <w:proofErr w:type="spellStart"/>
+      <w:r>
+        <w:rPr>
+          <w:rFonts w:ascii="Consolas" w:eastAsia="Consolas" w:hAnsi="Consolas" w:cs="Consolas"/>
+          <w:sz w:val="17"/>
+          <w:szCs w:val="17"/>
+        </w:rPr>
+        <w:t>search_</w:t>
+      </w:r>
+      <w:proofErr w:type="gramStart"/>
+      <w:r>
+        <w:rPr>
+          <w:rFonts w:ascii="Consolas" w:eastAsia="Consolas" w:hAnsi="Consolas" w:cs="Consolas"/>
+          <w:sz w:val="17"/>
+          <w:szCs w:val="17"/>
+        </w:rPr>
+        <w:t>product.feature</w:t>
+      </w:r>
+      <w:proofErr w:type="spellEnd"/>
+      <w:proofErr w:type="gramEnd"/>
+      <w:r>
+        <w:rPr>
+          <w:rFonts w:ascii="Consolas" w:eastAsia="Consolas" w:hAnsi="Consolas" w:cs="Consolas"/>
+          <w:sz w:val="17"/>
+          <w:szCs w:val="17"/>
+        </w:rPr>
+        <w:t xml:space="preserve">    # Feature 5 (</w:t>
+      </w:r>
+      <w:proofErr w:type="spellStart"/>
+      <w:r>
+        <w:rPr>
+          <w:rFonts w:ascii="Consolas" w:eastAsia="Consolas" w:hAnsi="Consolas" w:cs="Consolas"/>
+          <w:sz w:val="17"/>
+          <w:szCs w:val="17"/>
+        </w:rPr>
+        <w:t>añadida</w:t>
+      </w:r>
+      <w:proofErr w:type="spellEnd"/>
+      <w:r>
+        <w:rPr>
+          <w:rFonts w:ascii="Consolas" w:eastAsia="Consolas" w:hAnsi="Consolas" w:cs="Consolas"/>
+          <w:sz w:val="17"/>
+          <w:szCs w:val="17"/>
+        </w:rPr>
+        <w:t>)</w:t>
       </w:r>
     </w:p>
     <w:p>
@@ -1643,8 +2640,18 @@
           <w:sz w:val="17"/>
           <w:szCs w:val="17"/>
         </w:rPr>
-        <w:t xml:space="preserve">      common_steps.py         # Given compartidos</w:t>
-      </w:r>
+        <w:t xml:space="preserve">      common_steps.py         # Given </w:t>
+      </w:r>
+      <w:proofErr w:type="spellStart"/>
+      <w:r>
+        <w:rPr>
+          <w:rFonts w:ascii="Consolas" w:eastAsia="Consolas" w:hAnsi="Consolas" w:cs="Consolas"/>
+          <w:sz w:val="17"/>
+          <w:szCs w:val="17"/>
+        </w:rPr>
+        <w:t>compartidos</w:t>
+      </w:r>
+      <w:proofErr w:type="spellEnd"/>
     </w:p>
     <w:p>
       <w:pPr>
@@ -1749,7 +2756,21 @@
         <w:rPr>
           <w:lang w:val="es-EC"/>
         </w:rPr>
-        <w:t>2.2.2. Feature files</w:t>
+        <w:t xml:space="preserve">2.2.2. </w:t>
+      </w:r>
+      <w:proofErr w:type="spellStart"/>
+      <w:r>
+        <w:rPr>
+          <w:lang w:val="es-EC"/>
+        </w:rPr>
+        <w:t>Feature</w:t>
+      </w:r>
+      <w:proofErr w:type="spellEnd"/>
+      <w:r>
+        <w:rPr>
+          <w:lang w:val="es-EC"/>
+        </w:rPr>
+        <w:t xml:space="preserve"> files</w:t>
       </w:r>
     </w:p>
     <w:p>
@@ -1766,21 +2787,131 @@
           <w:szCs w:val="22"/>
           <w:lang w:val="es-EC"/>
         </w:rPr>
-        <w:t>A continuación se presentan las 5 features con sus 5 escenarios escritos en Gherkin. Cada escenario usa las palabras clave Given (estado inicial conocido), When (acción del usuario) y Then (resultado observable).</w:t>
-      </w:r>
-    </w:p>
-    <w:p>
-      <w:pPr>
-        <w:shd w:val="clear" w:color="auto" w:fill="F2F2F2"/>
-        <w:ind w:left="240" w:right="240"/>
-      </w:pPr>
-      <w:r>
-        <w:rPr>
-          <w:rFonts w:ascii="Consolas" w:eastAsia="Consolas" w:hAnsi="Consolas" w:cs="Consolas"/>
-          <w:sz w:val="17"/>
-          <w:szCs w:val="17"/>
-        </w:rPr>
-        <w:t># add_product.feature -- Feature 1</w:t>
+        <w:t xml:space="preserve">A </w:t>
+      </w:r>
+      <w:proofErr w:type="gramStart"/>
+      <w:r>
+        <w:rPr>
+          <w:sz w:val="22"/>
+          <w:szCs w:val="22"/>
+          <w:lang w:val="es-EC"/>
+        </w:rPr>
+        <w:t>continuación</w:t>
+      </w:r>
+      <w:proofErr w:type="gramEnd"/>
+      <w:r>
+        <w:rPr>
+          <w:sz w:val="22"/>
+          <w:szCs w:val="22"/>
+          <w:lang w:val="es-EC"/>
+        </w:rPr>
+        <w:t xml:space="preserve"> se presentan las 5 </w:t>
+      </w:r>
+      <w:proofErr w:type="spellStart"/>
+      <w:r>
+        <w:rPr>
+          <w:sz w:val="22"/>
+          <w:szCs w:val="22"/>
+          <w:lang w:val="es-EC"/>
+        </w:rPr>
+        <w:t>features</w:t>
+      </w:r>
+      <w:proofErr w:type="spellEnd"/>
+      <w:r>
+        <w:rPr>
+          <w:sz w:val="22"/>
+          <w:szCs w:val="22"/>
+          <w:lang w:val="es-EC"/>
+        </w:rPr>
+        <w:t xml:space="preserve"> con sus 5 escenarios escritos en </w:t>
+      </w:r>
+      <w:proofErr w:type="spellStart"/>
+      <w:r>
+        <w:rPr>
+          <w:sz w:val="22"/>
+          <w:szCs w:val="22"/>
+          <w:lang w:val="es-EC"/>
+        </w:rPr>
+        <w:t>Gherkin</w:t>
+      </w:r>
+      <w:proofErr w:type="spellEnd"/>
+      <w:r>
+        <w:rPr>
+          <w:sz w:val="22"/>
+          <w:szCs w:val="22"/>
+          <w:lang w:val="es-EC"/>
+        </w:rPr>
+        <w:t xml:space="preserve">. Cada escenario usa las palabras clave Given (estado inicial conocido), </w:t>
+      </w:r>
+      <w:proofErr w:type="spellStart"/>
+      <w:r>
+        <w:rPr>
+          <w:sz w:val="22"/>
+          <w:szCs w:val="22"/>
+          <w:lang w:val="es-EC"/>
+        </w:rPr>
+        <w:t>When</w:t>
+      </w:r>
+      <w:proofErr w:type="spellEnd"/>
+      <w:r>
+        <w:rPr>
+          <w:sz w:val="22"/>
+          <w:szCs w:val="22"/>
+          <w:lang w:val="es-EC"/>
+        </w:rPr>
+        <w:t xml:space="preserve"> (acción del usuario) y Then (resultado observable).</w:t>
+      </w:r>
+    </w:p>
+    <w:p>
+      <w:pPr>
+        <w:shd w:val="clear" w:color="auto" w:fill="F2F2F2"/>
+        <w:ind w:left="240" w:right="240"/>
+      </w:pPr>
+      <w:r>
+        <w:rPr>
+          <w:rFonts w:ascii="Consolas" w:eastAsia="Consolas" w:hAnsi="Consolas" w:cs="Consolas"/>
+          <w:sz w:val="17"/>
+          <w:szCs w:val="17"/>
+        </w:rPr>
+        <w:t xml:space="preserve"># </w:t>
+      </w:r>
+      <w:proofErr w:type="spellStart"/>
+      <w:proofErr w:type="gramStart"/>
+      <w:r>
+        <w:rPr>
+          <w:rFonts w:ascii="Consolas" w:eastAsia="Consolas" w:hAnsi="Consolas" w:cs="Consolas"/>
+          <w:sz w:val="17"/>
+          <w:szCs w:val="17"/>
+        </w:rPr>
+        <w:t>add</w:t>
+      </w:r>
+      <w:proofErr w:type="gramEnd"/>
+      <w:r>
+        <w:rPr>
+          <w:rFonts w:ascii="Consolas" w:eastAsia="Consolas" w:hAnsi="Consolas" w:cs="Consolas"/>
+          <w:sz w:val="17"/>
+          <w:szCs w:val="17"/>
+        </w:rPr>
+        <w:t>_</w:t>
+      </w:r>
+      <w:proofErr w:type="gramStart"/>
+      <w:r>
+        <w:rPr>
+          <w:rFonts w:ascii="Consolas" w:eastAsia="Consolas" w:hAnsi="Consolas" w:cs="Consolas"/>
+          <w:sz w:val="17"/>
+          <w:szCs w:val="17"/>
+        </w:rPr>
+        <w:t>product.feature</w:t>
+      </w:r>
+      <w:proofErr w:type="spellEnd"/>
+      <w:proofErr w:type="gramEnd"/>
+      <w:r>
+        <w:rPr>
+          <w:rFonts w:ascii="Consolas" w:eastAsia="Consolas" w:hAnsi="Consolas" w:cs="Consolas"/>
+          <w:sz w:val="17"/>
+          <w:szCs w:val="17"/>
+        </w:rPr>
+        <w:t xml:space="preserve"> -- Feature 1</w:t>
       </w:r>
     </w:p>
     <w:p>
@@ -1884,7 +3015,35 @@
           <w:sz w:val="17"/>
           <w:szCs w:val="17"/>
         </w:rPr>
-        <w:t># list_products.feature -- Feature 2</w:t>
+        <w:t xml:space="preserve"># </w:t>
+      </w:r>
+      <w:proofErr w:type="spellStart"/>
+      <w:r>
+        <w:rPr>
+          <w:rFonts w:ascii="Consolas" w:eastAsia="Consolas" w:hAnsi="Consolas" w:cs="Consolas"/>
+          <w:sz w:val="17"/>
+          <w:szCs w:val="17"/>
+        </w:rPr>
+        <w:t>list_</w:t>
+      </w:r>
+      <w:proofErr w:type="gramStart"/>
+      <w:r>
+        <w:rPr>
+          <w:rFonts w:ascii="Consolas" w:eastAsia="Consolas" w:hAnsi="Consolas" w:cs="Consolas"/>
+          <w:sz w:val="17"/>
+          <w:szCs w:val="17"/>
+        </w:rPr>
+        <w:t>products.feature</w:t>
+      </w:r>
+      <w:proofErr w:type="spellEnd"/>
+      <w:proofErr w:type="gramEnd"/>
+      <w:r>
+        <w:rPr>
+          <w:rFonts w:ascii="Consolas" w:eastAsia="Consolas" w:hAnsi="Consolas" w:cs="Consolas"/>
+          <w:sz w:val="17"/>
+          <w:szCs w:val="17"/>
+        </w:rPr>
+        <w:t xml:space="preserve"> -- Feature 2</w:t>
       </w:r>
     </w:p>
     <w:p>
@@ -1927,7 +3086,25 @@
           <w:sz w:val="17"/>
           <w:szCs w:val="17"/>
         </w:rPr>
-        <w:t xml:space="preserve">  Scenario: List all products in the inventory</w:t>
+        <w:t xml:space="preserve">  Scenario: </w:t>
+      </w:r>
+      <w:proofErr w:type="gramStart"/>
+      <w:r>
+        <w:rPr>
+          <w:rFonts w:ascii="Consolas" w:eastAsia="Consolas" w:hAnsi="Consolas" w:cs="Consolas"/>
+          <w:sz w:val="17"/>
+          <w:szCs w:val="17"/>
+        </w:rPr>
+        <w:t>List</w:t>
+      </w:r>
+      <w:proofErr w:type="gramEnd"/>
+      <w:r>
+        <w:rPr>
+          <w:rFonts w:ascii="Consolas" w:eastAsia="Consolas" w:hAnsi="Consolas" w:cs="Consolas"/>
+          <w:sz w:val="17"/>
+          <w:szCs w:val="17"/>
+        </w:rPr>
+        <w:t xml:space="preserve"> all products in the inventory</w:t>
       </w:r>
     </w:p>
     <w:p>
@@ -1969,8 +3146,18 @@
           <w:sz w:val="17"/>
           <w:szCs w:val="17"/>
         </w:rPr>
-        <w:t xml:space="preserve">      | Coffee  |</w:t>
-      </w:r>
+        <w:t xml:space="preserve">      | </w:t>
+      </w:r>
+      <w:proofErr w:type="gramStart"/>
+      <w:r>
+        <w:rPr>
+          <w:rFonts w:ascii="Consolas" w:eastAsia="Consolas" w:hAnsi="Consolas" w:cs="Consolas"/>
+          <w:sz w:val="17"/>
+          <w:szCs w:val="17"/>
+        </w:rPr>
+        <w:t>Coffee  |</w:t>
+      </w:r>
+      <w:proofErr w:type="gramEnd"/>
     </w:p>
     <w:p>
       <w:pPr>
@@ -2101,7 +3288,35 @@
           <w:sz w:val="17"/>
           <w:szCs w:val="17"/>
         </w:rPr>
-        <w:t># update_quantity.feature -- Feature 3</w:t>
+        <w:t xml:space="preserve"># </w:t>
+      </w:r>
+      <w:proofErr w:type="spellStart"/>
+      <w:r>
+        <w:rPr>
+          <w:rFonts w:ascii="Consolas" w:eastAsia="Consolas" w:hAnsi="Consolas" w:cs="Consolas"/>
+          <w:sz w:val="17"/>
+          <w:szCs w:val="17"/>
+        </w:rPr>
+        <w:t>update_</w:t>
+      </w:r>
+      <w:proofErr w:type="gramStart"/>
+      <w:r>
+        <w:rPr>
+          <w:rFonts w:ascii="Consolas" w:eastAsia="Consolas" w:hAnsi="Consolas" w:cs="Consolas"/>
+          <w:sz w:val="17"/>
+          <w:szCs w:val="17"/>
+        </w:rPr>
+        <w:t>quantity.feature</w:t>
+      </w:r>
+      <w:proofErr w:type="spellEnd"/>
+      <w:proofErr w:type="gramEnd"/>
+      <w:r>
+        <w:rPr>
+          <w:rFonts w:ascii="Consolas" w:eastAsia="Consolas" w:hAnsi="Consolas" w:cs="Consolas"/>
+          <w:sz w:val="17"/>
+          <w:szCs w:val="17"/>
+        </w:rPr>
+        <w:t xml:space="preserve"> -- Feature 3</w:t>
       </w:r>
     </w:p>
     <w:p>
@@ -2185,7 +3400,25 @@
           <w:sz w:val="17"/>
           <w:szCs w:val="17"/>
         </w:rPr>
-        <w:t xml:space="preserve">      | Coffee  | 10       |</w:t>
+        <w:t xml:space="preserve">      | </w:t>
+      </w:r>
+      <w:proofErr w:type="gramStart"/>
+      <w:r>
+        <w:rPr>
+          <w:rFonts w:ascii="Consolas" w:eastAsia="Consolas" w:hAnsi="Consolas" w:cs="Consolas"/>
+          <w:sz w:val="17"/>
+          <w:szCs w:val="17"/>
+        </w:rPr>
+        <w:t>Coffee  |</w:t>
+      </w:r>
+      <w:proofErr w:type="gramEnd"/>
+      <w:r>
+        <w:rPr>
+          <w:rFonts w:ascii="Consolas" w:eastAsia="Consolas" w:hAnsi="Consolas" w:cs="Consolas"/>
+          <w:sz w:val="17"/>
+          <w:szCs w:val="17"/>
+        </w:rPr>
+        <w:t xml:space="preserve"> 10       |</w:t>
       </w:r>
     </w:p>
     <w:p>
@@ -2233,7 +3466,45 @@
           <w:sz w:val="17"/>
           <w:szCs w:val="17"/>
         </w:rPr>
-        <w:t># remove_product.feature -- Feature 4</w:t>
+        <w:t xml:space="preserve"># </w:t>
+      </w:r>
+      <w:proofErr w:type="spellStart"/>
+      <w:proofErr w:type="gramStart"/>
+      <w:r>
+        <w:rPr>
+          <w:rFonts w:ascii="Consolas" w:eastAsia="Consolas" w:hAnsi="Consolas" w:cs="Consolas"/>
+          <w:sz w:val="17"/>
+          <w:szCs w:val="17"/>
+        </w:rPr>
+        <w:t>remove</w:t>
+      </w:r>
+      <w:proofErr w:type="gramEnd"/>
+      <w:r>
+        <w:rPr>
+          <w:rFonts w:ascii="Consolas" w:eastAsia="Consolas" w:hAnsi="Consolas" w:cs="Consolas"/>
+          <w:sz w:val="17"/>
+          <w:szCs w:val="17"/>
+        </w:rPr>
+        <w:t>_</w:t>
+      </w:r>
+      <w:proofErr w:type="gramStart"/>
+      <w:r>
+        <w:rPr>
+          <w:rFonts w:ascii="Consolas" w:eastAsia="Consolas" w:hAnsi="Consolas" w:cs="Consolas"/>
+          <w:sz w:val="17"/>
+          <w:szCs w:val="17"/>
+        </w:rPr>
+        <w:t>product.feature</w:t>
+      </w:r>
+      <w:proofErr w:type="spellEnd"/>
+      <w:proofErr w:type="gramEnd"/>
+      <w:r>
+        <w:rPr>
+          <w:rFonts w:ascii="Consolas" w:eastAsia="Consolas" w:hAnsi="Consolas" w:cs="Consolas"/>
+          <w:sz w:val="17"/>
+          <w:szCs w:val="17"/>
+        </w:rPr>
+        <w:t xml:space="preserve"> -- Feature 4</w:t>
       </w:r>
     </w:p>
     <w:p>
@@ -2317,8 +3588,18 @@
           <w:sz w:val="17"/>
           <w:szCs w:val="17"/>
         </w:rPr>
-        <w:t xml:space="preserve">      | Coffee  |</w:t>
-      </w:r>
+        <w:t xml:space="preserve">      | </w:t>
+      </w:r>
+      <w:proofErr w:type="gramStart"/>
+      <w:r>
+        <w:rPr>
+          <w:rFonts w:ascii="Consolas" w:eastAsia="Consolas" w:hAnsi="Consolas" w:cs="Consolas"/>
+          <w:sz w:val="17"/>
+          <w:szCs w:val="17"/>
+        </w:rPr>
+        <w:t>Coffee  |</w:t>
+      </w:r>
+      <w:proofErr w:type="gramEnd"/>
     </w:p>
     <w:p>
       <w:pPr>
@@ -2379,21 +3660,121 @@
           <w:sz w:val="17"/>
           <w:szCs w:val="17"/>
         </w:rPr>
-        <w:t># search_product.feature -- Feature 5 (añadida, interacción fallida)</w:t>
-      </w:r>
-    </w:p>
-    <w:p>
-      <w:pPr>
-        <w:shd w:val="clear" w:color="auto" w:fill="F2F2F2"/>
-        <w:ind w:left="240" w:right="240"/>
-      </w:pPr>
-      <w:r>
-        <w:rPr>
-          <w:rFonts w:ascii="Consolas" w:eastAsia="Consolas" w:hAnsi="Consolas" w:cs="Consolas"/>
-          <w:sz w:val="17"/>
-          <w:szCs w:val="17"/>
-        </w:rPr>
-        <w:t>Feature: Search a product by name</w:t>
+        <w:t xml:space="preserve"># </w:t>
+      </w:r>
+      <w:proofErr w:type="spellStart"/>
+      <w:r>
+        <w:rPr>
+          <w:rFonts w:ascii="Consolas" w:eastAsia="Consolas" w:hAnsi="Consolas" w:cs="Consolas"/>
+          <w:sz w:val="17"/>
+          <w:szCs w:val="17"/>
+        </w:rPr>
+        <w:t>search_</w:t>
+      </w:r>
+      <w:proofErr w:type="gramStart"/>
+      <w:r>
+        <w:rPr>
+          <w:rFonts w:ascii="Consolas" w:eastAsia="Consolas" w:hAnsi="Consolas" w:cs="Consolas"/>
+          <w:sz w:val="17"/>
+          <w:szCs w:val="17"/>
+        </w:rPr>
+        <w:t>product.feature</w:t>
+      </w:r>
+      <w:proofErr w:type="spellEnd"/>
+      <w:proofErr w:type="gramEnd"/>
+      <w:r>
+        <w:rPr>
+          <w:rFonts w:ascii="Consolas" w:eastAsia="Consolas" w:hAnsi="Consolas" w:cs="Consolas"/>
+          <w:sz w:val="17"/>
+          <w:szCs w:val="17"/>
+        </w:rPr>
+        <w:t xml:space="preserve"> -- Feature 5 (</w:t>
+      </w:r>
+      <w:proofErr w:type="spellStart"/>
+      <w:r>
+        <w:rPr>
+          <w:rFonts w:ascii="Consolas" w:eastAsia="Consolas" w:hAnsi="Consolas" w:cs="Consolas"/>
+          <w:sz w:val="17"/>
+          <w:szCs w:val="17"/>
+        </w:rPr>
+        <w:t>añadida</w:t>
+      </w:r>
+      <w:proofErr w:type="spellEnd"/>
+      <w:r>
+        <w:rPr>
+          <w:rFonts w:ascii="Consolas" w:eastAsia="Consolas" w:hAnsi="Consolas" w:cs="Consolas"/>
+          <w:sz w:val="17"/>
+          <w:szCs w:val="17"/>
+        </w:rPr>
+        <w:t xml:space="preserve">, </w:t>
+      </w:r>
+      <w:proofErr w:type="spellStart"/>
+      <w:r>
+        <w:rPr>
+          <w:rFonts w:ascii="Consolas" w:eastAsia="Consolas" w:hAnsi="Consolas" w:cs="Consolas"/>
+          <w:sz w:val="17"/>
+          <w:szCs w:val="17"/>
+        </w:rPr>
+        <w:t>interacción</w:t>
+      </w:r>
+      <w:proofErr w:type="spellEnd"/>
+      <w:r>
+        <w:rPr>
+          <w:rFonts w:ascii="Consolas" w:eastAsia="Consolas" w:hAnsi="Consolas" w:cs="Consolas"/>
+          <w:sz w:val="17"/>
+          <w:szCs w:val="17"/>
+        </w:rPr>
+        <w:t xml:space="preserve"> </w:t>
+      </w:r>
+      <w:proofErr w:type="spellStart"/>
+      <w:r>
+        <w:rPr>
+          <w:rFonts w:ascii="Consolas" w:eastAsia="Consolas" w:hAnsi="Consolas" w:cs="Consolas"/>
+          <w:sz w:val="17"/>
+          <w:szCs w:val="17"/>
+        </w:rPr>
+        <w:t>fallida</w:t>
+      </w:r>
+      <w:proofErr w:type="spellEnd"/>
+      <w:r>
+        <w:rPr>
+          <w:rFonts w:ascii="Consolas" w:eastAsia="Consolas" w:hAnsi="Consolas" w:cs="Consolas"/>
+          <w:sz w:val="17"/>
+          <w:szCs w:val="17"/>
+        </w:rPr>
+        <w:t>)</w:t>
+      </w:r>
+    </w:p>
+    <w:p>
+      <w:pPr>
+        <w:shd w:val="clear" w:color="auto" w:fill="F2F2F2"/>
+        <w:ind w:left="240" w:right="240"/>
+      </w:pPr>
+      <w:r>
+        <w:rPr>
+          <w:rFonts w:ascii="Consolas" w:eastAsia="Consolas" w:hAnsi="Consolas" w:cs="Consolas"/>
+          <w:sz w:val="17"/>
+          <w:szCs w:val="17"/>
+        </w:rPr>
+        <w:t xml:space="preserve">Feature: </w:t>
+      </w:r>
+      <w:proofErr w:type="gramStart"/>
+      <w:r>
+        <w:rPr>
+          <w:rFonts w:ascii="Consolas" w:eastAsia="Consolas" w:hAnsi="Consolas" w:cs="Consolas"/>
+          <w:sz w:val="17"/>
+          <w:szCs w:val="17"/>
+        </w:rPr>
+        <w:t>Search</w:t>
+      </w:r>
+      <w:proofErr w:type="gramEnd"/>
+      <w:r>
+        <w:rPr>
+          <w:rFonts w:ascii="Consolas" w:eastAsia="Consolas" w:hAnsi="Consolas" w:cs="Consolas"/>
+          <w:sz w:val="17"/>
+          <w:szCs w:val="17"/>
+        </w:rPr>
+        <w:t xml:space="preserve"> a product by name</w:t>
       </w:r>
     </w:p>
     <w:p>
@@ -2512,7 +3893,21 @@
         <w:rPr>
           <w:lang w:val="es-EC"/>
         </w:rPr>
-        <w:t>2.2.3. Steps (Python)</w:t>
+        <w:t xml:space="preserve">2.2.3. </w:t>
+      </w:r>
+      <w:proofErr w:type="spellStart"/>
+      <w:r>
+        <w:rPr>
+          <w:lang w:val="es-EC"/>
+        </w:rPr>
+        <w:t>Steps</w:t>
+      </w:r>
+      <w:proofErr w:type="spellEnd"/>
+      <w:r>
+        <w:rPr>
+          <w:lang w:val="es-EC"/>
+        </w:rPr>
+        <w:t xml:space="preserve"> (Python)</w:t>
       </w:r>
     </w:p>
     <w:p>
@@ -2529,22 +3924,86 @@
           <w:szCs w:val="22"/>
           <w:lang w:val="es-EC"/>
         </w:rPr>
-        <w:t>Cada línea Gherkin se implementó como un step en Python. Los datos se comparten a través del objeto context, que Behave reinicia por cada escenario para evitar que el estado se filtre de un escenario a otro. Los Given comunes se ubican en un único archivo para no duplicarlos.</w:t>
-      </w:r>
-    </w:p>
-    <w:p>
-      <w:pPr>
-        <w:shd w:val="clear" w:color="auto" w:fill="F2F2F2"/>
-        <w:ind w:left="240" w:right="240"/>
-      </w:pPr>
-      <w:r>
-        <w:rPr>
-          <w:rFonts w:ascii="Consolas" w:eastAsia="Consolas" w:hAnsi="Consolas" w:cs="Consolas"/>
-          <w:sz w:val="17"/>
-          <w:szCs w:val="17"/>
-        </w:rPr>
-        <w:t># common_steps.py -- Given compartidos</w:t>
-      </w:r>
+        <w:t xml:space="preserve">Cada línea </w:t>
+      </w:r>
+      <w:proofErr w:type="spellStart"/>
+      <w:r>
+        <w:rPr>
+          <w:sz w:val="22"/>
+          <w:szCs w:val="22"/>
+          <w:lang w:val="es-EC"/>
+        </w:rPr>
+        <w:t>Gherkin</w:t>
+      </w:r>
+      <w:proofErr w:type="spellEnd"/>
+      <w:r>
+        <w:rPr>
+          <w:sz w:val="22"/>
+          <w:szCs w:val="22"/>
+          <w:lang w:val="es-EC"/>
+        </w:rPr>
+        <w:t xml:space="preserve"> se implementó como un step en Python. Los datos se comparten a través del objeto </w:t>
+      </w:r>
+      <w:proofErr w:type="spellStart"/>
+      <w:r>
+        <w:rPr>
+          <w:sz w:val="22"/>
+          <w:szCs w:val="22"/>
+          <w:lang w:val="es-EC"/>
+        </w:rPr>
+        <w:t>context</w:t>
+      </w:r>
+      <w:proofErr w:type="spellEnd"/>
+      <w:r>
+        <w:rPr>
+          <w:sz w:val="22"/>
+          <w:szCs w:val="22"/>
+          <w:lang w:val="es-EC"/>
+        </w:rPr>
+        <w:t xml:space="preserve">, que </w:t>
+      </w:r>
+      <w:proofErr w:type="spellStart"/>
+      <w:r>
+        <w:rPr>
+          <w:sz w:val="22"/>
+          <w:szCs w:val="22"/>
+          <w:lang w:val="es-EC"/>
+        </w:rPr>
+        <w:t>Behave</w:t>
+      </w:r>
+      <w:proofErr w:type="spellEnd"/>
+      <w:r>
+        <w:rPr>
+          <w:sz w:val="22"/>
+          <w:szCs w:val="22"/>
+          <w:lang w:val="es-EC"/>
+        </w:rPr>
+        <w:t xml:space="preserve"> reinicia por cada escenario para evitar que el estado se filtre de un escenario a otro. Los Given comunes se ubican en un único archivo para no duplicarlos.</w:t>
+      </w:r>
+    </w:p>
+    <w:p>
+      <w:pPr>
+        <w:shd w:val="clear" w:color="auto" w:fill="F2F2F2"/>
+        <w:ind w:left="240" w:right="240"/>
+      </w:pPr>
+      <w:r>
+        <w:rPr>
+          <w:rFonts w:ascii="Consolas" w:eastAsia="Consolas" w:hAnsi="Consolas" w:cs="Consolas"/>
+          <w:sz w:val="17"/>
+          <w:szCs w:val="17"/>
+        </w:rPr>
+        <w:t xml:space="preserve"># common_steps.py -- Given </w:t>
+      </w:r>
+      <w:proofErr w:type="spellStart"/>
+      <w:r>
+        <w:rPr>
+          <w:rFonts w:ascii="Consolas" w:eastAsia="Consolas" w:hAnsi="Consolas" w:cs="Consolas"/>
+          <w:sz w:val="17"/>
+          <w:szCs w:val="17"/>
+        </w:rPr>
+        <w:t>compartidos</w:t>
+      </w:r>
+      <w:proofErr w:type="spellEnd"/>
     </w:p>
     <w:p>
       <w:pPr>
@@ -2571,7 +4030,25 @@
           <w:sz w:val="17"/>
           <w:szCs w:val="17"/>
         </w:rPr>
-        <w:t>from inventory_core import Inventory</w:t>
+        <w:t xml:space="preserve">from </w:t>
+      </w:r>
+      <w:proofErr w:type="spellStart"/>
+      <w:r>
+        <w:rPr>
+          <w:rFonts w:ascii="Consolas" w:eastAsia="Consolas" w:hAnsi="Consolas" w:cs="Consolas"/>
+          <w:sz w:val="17"/>
+          <w:szCs w:val="17"/>
+        </w:rPr>
+        <w:t>inventory_core</w:t>
+      </w:r>
+      <w:proofErr w:type="spellEnd"/>
+      <w:r>
+        <w:rPr>
+          <w:rFonts w:ascii="Consolas" w:eastAsia="Consolas" w:hAnsi="Consolas" w:cs="Consolas"/>
+          <w:sz w:val="17"/>
+          <w:szCs w:val="17"/>
+        </w:rPr>
+        <w:t xml:space="preserve"> import Inventory</w:t>
       </w:r>
     </w:p>
     <w:p>
@@ -2599,35 +4076,109 @@
           <w:sz w:val="17"/>
           <w:szCs w:val="17"/>
         </w:rPr>
-        <w:t>@given('the inventory is empty')</w:t>
-      </w:r>
-    </w:p>
-    <w:p>
-      <w:pPr>
-        <w:shd w:val="clear" w:color="auto" w:fill="F2F2F2"/>
-        <w:ind w:left="240" w:right="240"/>
-      </w:pPr>
-      <w:r>
-        <w:rPr>
-          <w:rFonts w:ascii="Consolas" w:eastAsia="Consolas" w:hAnsi="Consolas" w:cs="Consolas"/>
-          <w:sz w:val="17"/>
-          <w:szCs w:val="17"/>
-        </w:rPr>
-        <w:t>def step_impl(context):</w:t>
-      </w:r>
-    </w:p>
-    <w:p>
-      <w:pPr>
-        <w:shd w:val="clear" w:color="auto" w:fill="F2F2F2"/>
-        <w:ind w:left="240" w:right="240"/>
-      </w:pPr>
-      <w:r>
-        <w:rPr>
-          <w:rFonts w:ascii="Consolas" w:eastAsia="Consolas" w:hAnsi="Consolas" w:cs="Consolas"/>
-          <w:sz w:val="17"/>
-          <w:szCs w:val="17"/>
-        </w:rPr>
-        <w:t xml:space="preserve">    context.inventory = Inventory()</w:t>
+        <w:t>@</w:t>
+      </w:r>
+      <w:proofErr w:type="gramStart"/>
+      <w:r>
+        <w:rPr>
+          <w:rFonts w:ascii="Consolas" w:eastAsia="Consolas" w:hAnsi="Consolas" w:cs="Consolas"/>
+          <w:sz w:val="17"/>
+          <w:szCs w:val="17"/>
+        </w:rPr>
+        <w:t>given(</w:t>
+      </w:r>
+      <w:proofErr w:type="gramEnd"/>
+      <w:r>
+        <w:rPr>
+          <w:rFonts w:ascii="Consolas" w:eastAsia="Consolas" w:hAnsi="Consolas" w:cs="Consolas"/>
+          <w:sz w:val="17"/>
+          <w:szCs w:val="17"/>
+        </w:rPr>
+        <w:t>'the inventory is empty')</w:t>
+      </w:r>
+    </w:p>
+    <w:p>
+      <w:pPr>
+        <w:shd w:val="clear" w:color="auto" w:fill="F2F2F2"/>
+        <w:ind w:left="240" w:right="240"/>
+      </w:pPr>
+      <w:r>
+        <w:rPr>
+          <w:rFonts w:ascii="Consolas" w:eastAsia="Consolas" w:hAnsi="Consolas" w:cs="Consolas"/>
+          <w:sz w:val="17"/>
+          <w:szCs w:val="17"/>
+        </w:rPr>
+        <w:t xml:space="preserve">def </w:t>
+      </w:r>
+      <w:proofErr w:type="spellStart"/>
+      <w:r>
+        <w:rPr>
+          <w:rFonts w:ascii="Consolas" w:eastAsia="Consolas" w:hAnsi="Consolas" w:cs="Consolas"/>
+          <w:sz w:val="17"/>
+          <w:szCs w:val="17"/>
+        </w:rPr>
+        <w:t>step_impl</w:t>
+      </w:r>
+      <w:proofErr w:type="spellEnd"/>
+      <w:r>
+        <w:rPr>
+          <w:rFonts w:ascii="Consolas" w:eastAsia="Consolas" w:hAnsi="Consolas" w:cs="Consolas"/>
+          <w:sz w:val="17"/>
+          <w:szCs w:val="17"/>
+        </w:rPr>
+        <w:t>(context):</w:t>
+      </w:r>
+    </w:p>
+    <w:p>
+      <w:pPr>
+        <w:shd w:val="clear" w:color="auto" w:fill="F2F2F2"/>
+        <w:ind w:left="240" w:right="240"/>
+      </w:pPr>
+      <w:r>
+        <w:rPr>
+          <w:rFonts w:ascii="Consolas" w:eastAsia="Consolas" w:hAnsi="Consolas" w:cs="Consolas"/>
+          <w:sz w:val="17"/>
+          <w:szCs w:val="17"/>
+        </w:rPr>
+        <w:t xml:space="preserve">    </w:t>
+      </w:r>
+      <w:proofErr w:type="spellStart"/>
+      <w:proofErr w:type="gramStart"/>
+      <w:r>
+        <w:rPr>
+          <w:rFonts w:ascii="Consolas" w:eastAsia="Consolas" w:hAnsi="Consolas" w:cs="Consolas"/>
+          <w:sz w:val="17"/>
+          <w:szCs w:val="17"/>
+        </w:rPr>
+        <w:t>context.inventory</w:t>
+      </w:r>
+      <w:proofErr w:type="spellEnd"/>
+      <w:proofErr w:type="gramEnd"/>
+      <w:r>
+        <w:rPr>
+          <w:rFonts w:ascii="Consolas" w:eastAsia="Consolas" w:hAnsi="Consolas" w:cs="Consolas"/>
+          <w:sz w:val="17"/>
+          <w:szCs w:val="17"/>
+        </w:rPr>
+        <w:t xml:space="preserve"> = </w:t>
+      </w:r>
+      <w:proofErr w:type="gramStart"/>
+      <w:r>
+        <w:rPr>
+          <w:rFonts w:ascii="Consolas" w:eastAsia="Consolas" w:hAnsi="Consolas" w:cs="Consolas"/>
+          <w:sz w:val="17"/>
+          <w:szCs w:val="17"/>
+        </w:rPr>
+        <w:t>Inventory(</w:t>
+      </w:r>
+      <w:proofErr w:type="gramEnd"/>
+      <w:r>
+        <w:rPr>
+          <w:rFonts w:ascii="Consolas" w:eastAsia="Consolas" w:hAnsi="Consolas" w:cs="Consolas"/>
+          <w:sz w:val="17"/>
+          <w:szCs w:val="17"/>
+        </w:rPr>
+        <w:t>)</w:t>
       </w:r>
     </w:p>
     <w:p>
@@ -2655,49 +4206,143 @@
           <w:sz w:val="17"/>
           <w:szCs w:val="17"/>
         </w:rPr>
-        <w:t>@given('the inventory contains products:')</w:t>
-      </w:r>
-    </w:p>
-    <w:p>
-      <w:pPr>
-        <w:shd w:val="clear" w:color="auto" w:fill="F2F2F2"/>
-        <w:ind w:left="240" w:right="240"/>
-      </w:pPr>
-      <w:r>
-        <w:rPr>
-          <w:rFonts w:ascii="Consolas" w:eastAsia="Consolas" w:hAnsi="Consolas" w:cs="Consolas"/>
-          <w:sz w:val="17"/>
-          <w:szCs w:val="17"/>
-        </w:rPr>
-        <w:t>def step_impl(context):</w:t>
-      </w:r>
-    </w:p>
-    <w:p>
-      <w:pPr>
-        <w:shd w:val="clear" w:color="auto" w:fill="F2F2F2"/>
-        <w:ind w:left="240" w:right="240"/>
-      </w:pPr>
-      <w:r>
-        <w:rPr>
-          <w:rFonts w:ascii="Consolas" w:eastAsia="Consolas" w:hAnsi="Consolas" w:cs="Consolas"/>
-          <w:sz w:val="17"/>
-          <w:szCs w:val="17"/>
-        </w:rPr>
-        <w:t xml:space="preserve">    context.inventory = Inventory()</w:t>
-      </w:r>
-    </w:p>
-    <w:p>
-      <w:pPr>
-        <w:shd w:val="clear" w:color="auto" w:fill="F2F2F2"/>
-        <w:ind w:left="240" w:right="240"/>
-      </w:pPr>
-      <w:r>
-        <w:rPr>
-          <w:rFonts w:ascii="Consolas" w:eastAsia="Consolas" w:hAnsi="Consolas" w:cs="Consolas"/>
-          <w:sz w:val="17"/>
-          <w:szCs w:val="17"/>
-        </w:rPr>
-        <w:t xml:space="preserve">    for row in context.table:</w:t>
+        <w:t>@</w:t>
+      </w:r>
+      <w:proofErr w:type="gramStart"/>
+      <w:r>
+        <w:rPr>
+          <w:rFonts w:ascii="Consolas" w:eastAsia="Consolas" w:hAnsi="Consolas" w:cs="Consolas"/>
+          <w:sz w:val="17"/>
+          <w:szCs w:val="17"/>
+        </w:rPr>
+        <w:t>given(</w:t>
+      </w:r>
+      <w:proofErr w:type="gramEnd"/>
+      <w:r>
+        <w:rPr>
+          <w:rFonts w:ascii="Consolas" w:eastAsia="Consolas" w:hAnsi="Consolas" w:cs="Consolas"/>
+          <w:sz w:val="17"/>
+          <w:szCs w:val="17"/>
+        </w:rPr>
+        <w:t>'the inventory contains products:')</w:t>
+      </w:r>
+    </w:p>
+    <w:p>
+      <w:pPr>
+        <w:shd w:val="clear" w:color="auto" w:fill="F2F2F2"/>
+        <w:ind w:left="240" w:right="240"/>
+      </w:pPr>
+      <w:r>
+        <w:rPr>
+          <w:rFonts w:ascii="Consolas" w:eastAsia="Consolas" w:hAnsi="Consolas" w:cs="Consolas"/>
+          <w:sz w:val="17"/>
+          <w:szCs w:val="17"/>
+        </w:rPr>
+        <w:t xml:space="preserve">def </w:t>
+      </w:r>
+      <w:proofErr w:type="spellStart"/>
+      <w:r>
+        <w:rPr>
+          <w:rFonts w:ascii="Consolas" w:eastAsia="Consolas" w:hAnsi="Consolas" w:cs="Consolas"/>
+          <w:sz w:val="17"/>
+          <w:szCs w:val="17"/>
+        </w:rPr>
+        <w:t>step_impl</w:t>
+      </w:r>
+      <w:proofErr w:type="spellEnd"/>
+      <w:r>
+        <w:rPr>
+          <w:rFonts w:ascii="Consolas" w:eastAsia="Consolas" w:hAnsi="Consolas" w:cs="Consolas"/>
+          <w:sz w:val="17"/>
+          <w:szCs w:val="17"/>
+        </w:rPr>
+        <w:t>(context):</w:t>
+      </w:r>
+    </w:p>
+    <w:p>
+      <w:pPr>
+        <w:shd w:val="clear" w:color="auto" w:fill="F2F2F2"/>
+        <w:ind w:left="240" w:right="240"/>
+      </w:pPr>
+      <w:r>
+        <w:rPr>
+          <w:rFonts w:ascii="Consolas" w:eastAsia="Consolas" w:hAnsi="Consolas" w:cs="Consolas"/>
+          <w:sz w:val="17"/>
+          <w:szCs w:val="17"/>
+        </w:rPr>
+        <w:t xml:space="preserve">    </w:t>
+      </w:r>
+      <w:proofErr w:type="spellStart"/>
+      <w:proofErr w:type="gramStart"/>
+      <w:r>
+        <w:rPr>
+          <w:rFonts w:ascii="Consolas" w:eastAsia="Consolas" w:hAnsi="Consolas" w:cs="Consolas"/>
+          <w:sz w:val="17"/>
+          <w:szCs w:val="17"/>
+        </w:rPr>
+        <w:t>context.inventory</w:t>
+      </w:r>
+      <w:proofErr w:type="spellEnd"/>
+      <w:proofErr w:type="gramEnd"/>
+      <w:r>
+        <w:rPr>
+          <w:rFonts w:ascii="Consolas" w:eastAsia="Consolas" w:hAnsi="Consolas" w:cs="Consolas"/>
+          <w:sz w:val="17"/>
+          <w:szCs w:val="17"/>
+        </w:rPr>
+        <w:t xml:space="preserve"> = </w:t>
+      </w:r>
+      <w:proofErr w:type="gramStart"/>
+      <w:r>
+        <w:rPr>
+          <w:rFonts w:ascii="Consolas" w:eastAsia="Consolas" w:hAnsi="Consolas" w:cs="Consolas"/>
+          <w:sz w:val="17"/>
+          <w:szCs w:val="17"/>
+        </w:rPr>
+        <w:t>Inventory(</w:t>
+      </w:r>
+      <w:proofErr w:type="gramEnd"/>
+      <w:r>
+        <w:rPr>
+          <w:rFonts w:ascii="Consolas" w:eastAsia="Consolas" w:hAnsi="Consolas" w:cs="Consolas"/>
+          <w:sz w:val="17"/>
+          <w:szCs w:val="17"/>
+        </w:rPr>
+        <w:t>)</w:t>
+      </w:r>
+    </w:p>
+    <w:p>
+      <w:pPr>
+        <w:shd w:val="clear" w:color="auto" w:fill="F2F2F2"/>
+        <w:ind w:left="240" w:right="240"/>
+      </w:pPr>
+      <w:r>
+        <w:rPr>
+          <w:rFonts w:ascii="Consolas" w:eastAsia="Consolas" w:hAnsi="Consolas" w:cs="Consolas"/>
+          <w:sz w:val="17"/>
+          <w:szCs w:val="17"/>
+        </w:rPr>
+        <w:t xml:space="preserve">    for row in </w:t>
+      </w:r>
+      <w:proofErr w:type="spellStart"/>
+      <w:proofErr w:type="gramStart"/>
+      <w:r>
+        <w:rPr>
+          <w:rFonts w:ascii="Consolas" w:eastAsia="Consolas" w:hAnsi="Consolas" w:cs="Consolas"/>
+          <w:sz w:val="17"/>
+          <w:szCs w:val="17"/>
+        </w:rPr>
+        <w:t>context.table</w:t>
+      </w:r>
+      <w:proofErr w:type="spellEnd"/>
+      <w:proofErr w:type="gramEnd"/>
+      <w:r>
+        <w:rPr>
+          <w:rFonts w:ascii="Consolas" w:eastAsia="Consolas" w:hAnsi="Consolas" w:cs="Consolas"/>
+          <w:sz w:val="17"/>
+          <w:szCs w:val="17"/>
+        </w:rPr>
+        <w:t>:</w:t>
       </w:r>
     </w:p>
     <w:p>
@@ -2726,21 +4371,77 @@
           <w:sz w:val="17"/>
           <w:szCs w:val="17"/>
         </w:rPr>
-        <w:t xml:space="preserve">        if 'Quantity' in row.headings:</w:t>
-      </w:r>
-    </w:p>
-    <w:p>
-      <w:pPr>
-        <w:shd w:val="clear" w:color="auto" w:fill="F2F2F2"/>
-        <w:ind w:left="240" w:right="240"/>
-      </w:pPr>
-      <w:r>
-        <w:rPr>
-          <w:rFonts w:ascii="Consolas" w:eastAsia="Consolas" w:hAnsi="Consolas" w:cs="Consolas"/>
-          <w:sz w:val="17"/>
-          <w:szCs w:val="17"/>
-        </w:rPr>
-        <w:t xml:space="preserve">            context.inventory.add_product(name, quantity=int(row['Quantity']))</w:t>
+        <w:t xml:space="preserve">        if 'Quantity' in </w:t>
+      </w:r>
+      <w:proofErr w:type="spellStart"/>
+      <w:proofErr w:type="gramStart"/>
+      <w:r>
+        <w:rPr>
+          <w:rFonts w:ascii="Consolas" w:eastAsia="Consolas" w:hAnsi="Consolas" w:cs="Consolas"/>
+          <w:sz w:val="17"/>
+          <w:szCs w:val="17"/>
+        </w:rPr>
+        <w:t>row.headings</w:t>
+      </w:r>
+      <w:proofErr w:type="spellEnd"/>
+      <w:proofErr w:type="gramEnd"/>
+      <w:r>
+        <w:rPr>
+          <w:rFonts w:ascii="Consolas" w:eastAsia="Consolas" w:hAnsi="Consolas" w:cs="Consolas"/>
+          <w:sz w:val="17"/>
+          <w:szCs w:val="17"/>
+        </w:rPr>
+        <w:t>:</w:t>
+      </w:r>
+    </w:p>
+    <w:p>
+      <w:pPr>
+        <w:shd w:val="clear" w:color="auto" w:fill="F2F2F2"/>
+        <w:ind w:left="240" w:right="240"/>
+      </w:pPr>
+      <w:r>
+        <w:rPr>
+          <w:rFonts w:ascii="Consolas" w:eastAsia="Consolas" w:hAnsi="Consolas" w:cs="Consolas"/>
+          <w:sz w:val="17"/>
+          <w:szCs w:val="17"/>
+        </w:rPr>
+        <w:t xml:space="preserve">            </w:t>
+      </w:r>
+      <w:proofErr w:type="spellStart"/>
+      <w:r>
+        <w:rPr>
+          <w:rFonts w:ascii="Consolas" w:eastAsia="Consolas" w:hAnsi="Consolas" w:cs="Consolas"/>
+          <w:sz w:val="17"/>
+          <w:szCs w:val="17"/>
+        </w:rPr>
+        <w:t>context.inventory.add_</w:t>
+      </w:r>
+      <w:proofErr w:type="gramStart"/>
+      <w:r>
+        <w:rPr>
+          <w:rFonts w:ascii="Consolas" w:eastAsia="Consolas" w:hAnsi="Consolas" w:cs="Consolas"/>
+          <w:sz w:val="17"/>
+          <w:szCs w:val="17"/>
+        </w:rPr>
+        <w:t>product</w:t>
+      </w:r>
+      <w:proofErr w:type="spellEnd"/>
+      <w:r>
+        <w:rPr>
+          <w:rFonts w:ascii="Consolas" w:eastAsia="Consolas" w:hAnsi="Consolas" w:cs="Consolas"/>
+          <w:sz w:val="17"/>
+          <w:szCs w:val="17"/>
+        </w:rPr>
+        <w:t>(</w:t>
+      </w:r>
+      <w:proofErr w:type="gramEnd"/>
+      <w:r>
+        <w:rPr>
+          <w:rFonts w:ascii="Consolas" w:eastAsia="Consolas" w:hAnsi="Consolas" w:cs="Consolas"/>
+          <w:sz w:val="17"/>
+          <w:szCs w:val="17"/>
+        </w:rPr>
+        <w:t>name, quantity=int(row['Quantity']))</w:t>
       </w:r>
     </w:p>
     <w:p>
@@ -2768,7 +4469,25 @@
           <w:sz w:val="17"/>
           <w:szCs w:val="17"/>
         </w:rPr>
-        <w:t xml:space="preserve">            context.inventory.add_product(name)</w:t>
+        <w:t xml:space="preserve">            </w:t>
+      </w:r>
+      <w:proofErr w:type="spellStart"/>
+      <w:r>
+        <w:rPr>
+          <w:rFonts w:ascii="Consolas" w:eastAsia="Consolas" w:hAnsi="Consolas" w:cs="Consolas"/>
+          <w:sz w:val="17"/>
+          <w:szCs w:val="17"/>
+        </w:rPr>
+        <w:t>context.inventory.add_product</w:t>
+      </w:r>
+      <w:proofErr w:type="spellEnd"/>
+      <w:r>
+        <w:rPr>
+          <w:rFonts w:ascii="Consolas" w:eastAsia="Consolas" w:hAnsi="Consolas" w:cs="Consolas"/>
+          <w:sz w:val="17"/>
+          <w:szCs w:val="17"/>
+        </w:rPr>
+        <w:t>(name)</w:t>
       </w:r>
     </w:p>
     <w:p>
@@ -2830,35 +4549,145 @@
           <w:sz w:val="17"/>
           <w:szCs w:val="17"/>
         </w:rPr>
-        <w:t>@when('the user adds a product "{product}"')</w:t>
-      </w:r>
-    </w:p>
-    <w:p>
-      <w:pPr>
-        <w:shd w:val="clear" w:color="auto" w:fill="F2F2F2"/>
-        <w:ind w:left="240" w:right="240"/>
-      </w:pPr>
-      <w:r>
-        <w:rPr>
-          <w:rFonts w:ascii="Consolas" w:eastAsia="Consolas" w:hAnsi="Consolas" w:cs="Consolas"/>
-          <w:sz w:val="17"/>
-          <w:szCs w:val="17"/>
-        </w:rPr>
-        <w:t>def step_impl(context, product):</w:t>
-      </w:r>
-    </w:p>
-    <w:p>
-      <w:pPr>
-        <w:shd w:val="clear" w:color="auto" w:fill="F2F2F2"/>
-        <w:ind w:left="240" w:right="240"/>
-      </w:pPr>
-      <w:r>
-        <w:rPr>
-          <w:rFonts w:ascii="Consolas" w:eastAsia="Consolas" w:hAnsi="Consolas" w:cs="Consolas"/>
-          <w:sz w:val="17"/>
-          <w:szCs w:val="17"/>
-        </w:rPr>
-        <w:t xml:space="preserve">    context.output = context.inventory.add_product(product)</w:t>
+        <w:t>@</w:t>
+      </w:r>
+      <w:proofErr w:type="gramStart"/>
+      <w:r>
+        <w:rPr>
+          <w:rFonts w:ascii="Consolas" w:eastAsia="Consolas" w:hAnsi="Consolas" w:cs="Consolas"/>
+          <w:sz w:val="17"/>
+          <w:szCs w:val="17"/>
+        </w:rPr>
+        <w:t>when(</w:t>
+      </w:r>
+      <w:proofErr w:type="gramEnd"/>
+      <w:r>
+        <w:rPr>
+          <w:rFonts w:ascii="Consolas" w:eastAsia="Consolas" w:hAnsi="Consolas" w:cs="Consolas"/>
+          <w:sz w:val="17"/>
+          <w:szCs w:val="17"/>
+        </w:rPr>
+        <w:t xml:space="preserve">'the user adds a </w:t>
+      </w:r>
+      <w:proofErr w:type="gramStart"/>
+      <w:r>
+        <w:rPr>
+          <w:rFonts w:ascii="Consolas" w:eastAsia="Consolas" w:hAnsi="Consolas" w:cs="Consolas"/>
+          <w:sz w:val="17"/>
+          <w:szCs w:val="17"/>
+        </w:rPr>
+        <w:t>product "{product}"</w:t>
+      </w:r>
+      <w:proofErr w:type="gramEnd"/>
+      <w:r>
+        <w:rPr>
+          <w:rFonts w:ascii="Consolas" w:eastAsia="Consolas" w:hAnsi="Consolas" w:cs="Consolas"/>
+          <w:sz w:val="17"/>
+          <w:szCs w:val="17"/>
+        </w:rPr>
+        <w:t>')</w:t>
+      </w:r>
+    </w:p>
+    <w:p>
+      <w:pPr>
+        <w:shd w:val="clear" w:color="auto" w:fill="F2F2F2"/>
+        <w:ind w:left="240" w:right="240"/>
+      </w:pPr>
+      <w:r>
+        <w:rPr>
+          <w:rFonts w:ascii="Consolas" w:eastAsia="Consolas" w:hAnsi="Consolas" w:cs="Consolas"/>
+          <w:sz w:val="17"/>
+          <w:szCs w:val="17"/>
+        </w:rPr>
+        <w:t xml:space="preserve">def </w:t>
+      </w:r>
+      <w:proofErr w:type="spellStart"/>
+      <w:r>
+        <w:rPr>
+          <w:rFonts w:ascii="Consolas" w:eastAsia="Consolas" w:hAnsi="Consolas" w:cs="Consolas"/>
+          <w:sz w:val="17"/>
+          <w:szCs w:val="17"/>
+        </w:rPr>
+        <w:t>step_</w:t>
+      </w:r>
+      <w:proofErr w:type="gramStart"/>
+      <w:r>
+        <w:rPr>
+          <w:rFonts w:ascii="Consolas" w:eastAsia="Consolas" w:hAnsi="Consolas" w:cs="Consolas"/>
+          <w:sz w:val="17"/>
+          <w:szCs w:val="17"/>
+        </w:rPr>
+        <w:t>impl</w:t>
+      </w:r>
+      <w:proofErr w:type="spellEnd"/>
+      <w:r>
+        <w:rPr>
+          <w:rFonts w:ascii="Consolas" w:eastAsia="Consolas" w:hAnsi="Consolas" w:cs="Consolas"/>
+          <w:sz w:val="17"/>
+          <w:szCs w:val="17"/>
+        </w:rPr>
+        <w:t>(</w:t>
+      </w:r>
+      <w:proofErr w:type="gramEnd"/>
+      <w:r>
+        <w:rPr>
+          <w:rFonts w:ascii="Consolas" w:eastAsia="Consolas" w:hAnsi="Consolas" w:cs="Consolas"/>
+          <w:sz w:val="17"/>
+          <w:szCs w:val="17"/>
+        </w:rPr>
+        <w:t>context, product):</w:t>
+      </w:r>
+    </w:p>
+    <w:p>
+      <w:pPr>
+        <w:shd w:val="clear" w:color="auto" w:fill="F2F2F2"/>
+        <w:ind w:left="240" w:right="240"/>
+      </w:pPr>
+      <w:r>
+        <w:rPr>
+          <w:rFonts w:ascii="Consolas" w:eastAsia="Consolas" w:hAnsi="Consolas" w:cs="Consolas"/>
+          <w:sz w:val="17"/>
+          <w:szCs w:val="17"/>
+        </w:rPr>
+        <w:t xml:space="preserve">    </w:t>
+      </w:r>
+      <w:proofErr w:type="spellStart"/>
+      <w:proofErr w:type="gramStart"/>
+      <w:r>
+        <w:rPr>
+          <w:rFonts w:ascii="Consolas" w:eastAsia="Consolas" w:hAnsi="Consolas" w:cs="Consolas"/>
+          <w:sz w:val="17"/>
+          <w:szCs w:val="17"/>
+        </w:rPr>
+        <w:t>context.output</w:t>
+      </w:r>
+      <w:proofErr w:type="spellEnd"/>
+      <w:proofErr w:type="gramEnd"/>
+      <w:r>
+        <w:rPr>
+          <w:rFonts w:ascii="Consolas" w:eastAsia="Consolas" w:hAnsi="Consolas" w:cs="Consolas"/>
+          <w:sz w:val="17"/>
+          <w:szCs w:val="17"/>
+        </w:rPr>
+        <w:t xml:space="preserve"> = </w:t>
+      </w:r>
+      <w:proofErr w:type="spellStart"/>
+      <w:r>
+        <w:rPr>
+          <w:rFonts w:ascii="Consolas" w:eastAsia="Consolas" w:hAnsi="Consolas" w:cs="Consolas"/>
+          <w:sz w:val="17"/>
+          <w:szCs w:val="17"/>
+        </w:rPr>
+        <w:t>context.inventory.add_product</w:t>
+      </w:r>
+      <w:proofErr w:type="spellEnd"/>
+      <w:r>
+        <w:rPr>
+          <w:rFonts w:ascii="Consolas" w:eastAsia="Consolas" w:hAnsi="Consolas" w:cs="Consolas"/>
+          <w:sz w:val="17"/>
+          <w:szCs w:val="17"/>
+        </w:rPr>
+        <w:t>(product)</w:t>
       </w:r>
     </w:p>
     <w:p>
@@ -2886,49 +4715,177 @@
           <w:sz w:val="17"/>
           <w:szCs w:val="17"/>
         </w:rPr>
-        <w:t>@then('the inventory should contain "{product}"')</w:t>
-      </w:r>
-    </w:p>
-    <w:p>
-      <w:pPr>
-        <w:shd w:val="clear" w:color="auto" w:fill="F2F2F2"/>
-        <w:ind w:left="240" w:right="240"/>
-      </w:pPr>
-      <w:r>
-        <w:rPr>
-          <w:rFonts w:ascii="Consolas" w:eastAsia="Consolas" w:hAnsi="Consolas" w:cs="Consolas"/>
-          <w:sz w:val="17"/>
-          <w:szCs w:val="17"/>
-        </w:rPr>
-        <w:t>def step_impl(context, product):</w:t>
-      </w:r>
-    </w:p>
-    <w:p>
-      <w:pPr>
-        <w:shd w:val="clear" w:color="auto" w:fill="F2F2F2"/>
-        <w:ind w:left="240" w:right="240"/>
-      </w:pPr>
-      <w:r>
-        <w:rPr>
-          <w:rFonts w:ascii="Consolas" w:eastAsia="Consolas" w:hAnsi="Consolas" w:cs="Consolas"/>
-          <w:sz w:val="17"/>
-          <w:szCs w:val="17"/>
-        </w:rPr>
-        <w:t xml:space="preserve">    assert context.inventory.contains(product), \</w:t>
-      </w:r>
-    </w:p>
-    <w:p>
-      <w:pPr>
-        <w:shd w:val="clear" w:color="auto" w:fill="F2F2F2"/>
-        <w:ind w:left="240" w:right="240"/>
-      </w:pPr>
-      <w:r>
-        <w:rPr>
-          <w:rFonts w:ascii="Consolas" w:eastAsia="Consolas" w:hAnsi="Consolas" w:cs="Consolas"/>
-          <w:sz w:val="17"/>
-          <w:szCs w:val="17"/>
-        </w:rPr>
-        <w:t xml:space="preserve">        f'Product "{product}" not found in the inventory'</w:t>
+        <w:t>@</w:t>
+      </w:r>
+      <w:proofErr w:type="gramStart"/>
+      <w:r>
+        <w:rPr>
+          <w:rFonts w:ascii="Consolas" w:eastAsia="Consolas" w:hAnsi="Consolas" w:cs="Consolas"/>
+          <w:sz w:val="17"/>
+          <w:szCs w:val="17"/>
+        </w:rPr>
+        <w:t>then(</w:t>
+      </w:r>
+      <w:proofErr w:type="gramEnd"/>
+      <w:r>
+        <w:rPr>
+          <w:rFonts w:ascii="Consolas" w:eastAsia="Consolas" w:hAnsi="Consolas" w:cs="Consolas"/>
+          <w:sz w:val="17"/>
+          <w:szCs w:val="17"/>
+        </w:rPr>
+        <w:t xml:space="preserve">'the inventory should </w:t>
+      </w:r>
+      <w:proofErr w:type="gramStart"/>
+      <w:r>
+        <w:rPr>
+          <w:rFonts w:ascii="Consolas" w:eastAsia="Consolas" w:hAnsi="Consolas" w:cs="Consolas"/>
+          <w:sz w:val="17"/>
+          <w:szCs w:val="17"/>
+        </w:rPr>
+        <w:t>contain "{product}"</w:t>
+      </w:r>
+      <w:proofErr w:type="gramEnd"/>
+      <w:r>
+        <w:rPr>
+          <w:rFonts w:ascii="Consolas" w:eastAsia="Consolas" w:hAnsi="Consolas" w:cs="Consolas"/>
+          <w:sz w:val="17"/>
+          <w:szCs w:val="17"/>
+        </w:rPr>
+        <w:t>')</w:t>
+      </w:r>
+    </w:p>
+    <w:p>
+      <w:pPr>
+        <w:shd w:val="clear" w:color="auto" w:fill="F2F2F2"/>
+        <w:ind w:left="240" w:right="240"/>
+      </w:pPr>
+      <w:r>
+        <w:rPr>
+          <w:rFonts w:ascii="Consolas" w:eastAsia="Consolas" w:hAnsi="Consolas" w:cs="Consolas"/>
+          <w:sz w:val="17"/>
+          <w:szCs w:val="17"/>
+        </w:rPr>
+        <w:t xml:space="preserve">def </w:t>
+      </w:r>
+      <w:proofErr w:type="spellStart"/>
+      <w:r>
+        <w:rPr>
+          <w:rFonts w:ascii="Consolas" w:eastAsia="Consolas" w:hAnsi="Consolas" w:cs="Consolas"/>
+          <w:sz w:val="17"/>
+          <w:szCs w:val="17"/>
+        </w:rPr>
+        <w:t>step_</w:t>
+      </w:r>
+      <w:proofErr w:type="gramStart"/>
+      <w:r>
+        <w:rPr>
+          <w:rFonts w:ascii="Consolas" w:eastAsia="Consolas" w:hAnsi="Consolas" w:cs="Consolas"/>
+          <w:sz w:val="17"/>
+          <w:szCs w:val="17"/>
+        </w:rPr>
+        <w:t>impl</w:t>
+      </w:r>
+      <w:proofErr w:type="spellEnd"/>
+      <w:r>
+        <w:rPr>
+          <w:rFonts w:ascii="Consolas" w:eastAsia="Consolas" w:hAnsi="Consolas" w:cs="Consolas"/>
+          <w:sz w:val="17"/>
+          <w:szCs w:val="17"/>
+        </w:rPr>
+        <w:t>(</w:t>
+      </w:r>
+      <w:proofErr w:type="gramEnd"/>
+      <w:r>
+        <w:rPr>
+          <w:rFonts w:ascii="Consolas" w:eastAsia="Consolas" w:hAnsi="Consolas" w:cs="Consolas"/>
+          <w:sz w:val="17"/>
+          <w:szCs w:val="17"/>
+        </w:rPr>
+        <w:t>context, product):</w:t>
+      </w:r>
+    </w:p>
+    <w:p>
+      <w:pPr>
+        <w:shd w:val="clear" w:color="auto" w:fill="F2F2F2"/>
+        <w:ind w:left="240" w:right="240"/>
+      </w:pPr>
+      <w:r>
+        <w:rPr>
+          <w:rFonts w:ascii="Consolas" w:eastAsia="Consolas" w:hAnsi="Consolas" w:cs="Consolas"/>
+          <w:sz w:val="17"/>
+          <w:szCs w:val="17"/>
+        </w:rPr>
+        <w:t xml:space="preserve">    assert </w:t>
+      </w:r>
+      <w:proofErr w:type="spellStart"/>
+      <w:proofErr w:type="gramStart"/>
+      <w:r>
+        <w:rPr>
+          <w:rFonts w:ascii="Consolas" w:eastAsia="Consolas" w:hAnsi="Consolas" w:cs="Consolas"/>
+          <w:sz w:val="17"/>
+          <w:szCs w:val="17"/>
+        </w:rPr>
+        <w:t>context.inventory</w:t>
+      </w:r>
+      <w:proofErr w:type="gramEnd"/>
+      <w:r>
+        <w:rPr>
+          <w:rFonts w:ascii="Consolas" w:eastAsia="Consolas" w:hAnsi="Consolas" w:cs="Consolas"/>
+          <w:sz w:val="17"/>
+          <w:szCs w:val="17"/>
+        </w:rPr>
+        <w:t>.contains</w:t>
+      </w:r>
+      <w:proofErr w:type="spellEnd"/>
+      <w:r>
+        <w:rPr>
+          <w:rFonts w:ascii="Consolas" w:eastAsia="Consolas" w:hAnsi="Consolas" w:cs="Consolas"/>
+          <w:sz w:val="17"/>
+          <w:szCs w:val="17"/>
+        </w:rPr>
+        <w:t>(product), \</w:t>
+      </w:r>
+    </w:p>
+    <w:p>
+      <w:pPr>
+        <w:shd w:val="clear" w:color="auto" w:fill="F2F2F2"/>
+        <w:ind w:left="240" w:right="240"/>
+      </w:pPr>
+      <w:r>
+        <w:rPr>
+          <w:rFonts w:ascii="Consolas" w:eastAsia="Consolas" w:hAnsi="Consolas" w:cs="Consolas"/>
+          <w:sz w:val="17"/>
+          <w:szCs w:val="17"/>
+        </w:rPr>
+        <w:t xml:space="preserve">        </w:t>
+      </w:r>
+      <w:proofErr w:type="spellStart"/>
+      <w:proofErr w:type="gramStart"/>
+      <w:r>
+        <w:rPr>
+          <w:rFonts w:ascii="Consolas" w:eastAsia="Consolas" w:hAnsi="Consolas" w:cs="Consolas"/>
+          <w:sz w:val="17"/>
+          <w:szCs w:val="17"/>
+        </w:rPr>
+        <w:t>f'Product</w:t>
+      </w:r>
+      <w:proofErr w:type="spellEnd"/>
+      <w:r>
+        <w:rPr>
+          <w:rFonts w:ascii="Consolas" w:eastAsia="Consolas" w:hAnsi="Consolas" w:cs="Consolas"/>
+          <w:sz w:val="17"/>
+          <w:szCs w:val="17"/>
+        </w:rPr>
+        <w:t xml:space="preserve"> "{product}"</w:t>
+      </w:r>
+      <w:proofErr w:type="gramEnd"/>
+      <w:r>
+        <w:rPr>
+          <w:rFonts w:ascii="Consolas" w:eastAsia="Consolas" w:hAnsi="Consolas" w:cs="Consolas"/>
+          <w:sz w:val="17"/>
+          <w:szCs w:val="17"/>
+        </w:rPr>
+        <w:t xml:space="preserve"> not found in the inventory'</w:t>
       </w:r>
     </w:p>
     <w:p>
@@ -2962,35 +4919,137 @@
           <w:sz w:val="17"/>
           <w:szCs w:val="17"/>
         </w:rPr>
-        <w:t>@when('the user lists all products')</w:t>
-      </w:r>
-    </w:p>
-    <w:p>
-      <w:pPr>
-        <w:shd w:val="clear" w:color="auto" w:fill="F2F2F2"/>
-        <w:ind w:left="240" w:right="240"/>
-      </w:pPr>
-      <w:r>
-        <w:rPr>
-          <w:rFonts w:ascii="Consolas" w:eastAsia="Consolas" w:hAnsi="Consolas" w:cs="Consolas"/>
-          <w:sz w:val="17"/>
-          <w:szCs w:val="17"/>
-        </w:rPr>
-        <w:t>def step_impl(context):</w:t>
-      </w:r>
-    </w:p>
-    <w:p>
-      <w:pPr>
-        <w:shd w:val="clear" w:color="auto" w:fill="F2F2F2"/>
-        <w:ind w:left="240" w:right="240"/>
-      </w:pPr>
-      <w:r>
-        <w:rPr>
-          <w:rFonts w:ascii="Consolas" w:eastAsia="Consolas" w:hAnsi="Consolas" w:cs="Consolas"/>
-          <w:sz w:val="17"/>
-          <w:szCs w:val="17"/>
-        </w:rPr>
-        <w:t xml:space="preserve">    context.output = context.inventory.list_products()</w:t>
+        <w:t>@</w:t>
+      </w:r>
+      <w:proofErr w:type="gramStart"/>
+      <w:r>
+        <w:rPr>
+          <w:rFonts w:ascii="Consolas" w:eastAsia="Consolas" w:hAnsi="Consolas" w:cs="Consolas"/>
+          <w:sz w:val="17"/>
+          <w:szCs w:val="17"/>
+        </w:rPr>
+        <w:t>when(</w:t>
+      </w:r>
+      <w:proofErr w:type="gramEnd"/>
+      <w:r>
+        <w:rPr>
+          <w:rFonts w:ascii="Consolas" w:eastAsia="Consolas" w:hAnsi="Consolas" w:cs="Consolas"/>
+          <w:sz w:val="17"/>
+          <w:szCs w:val="17"/>
+        </w:rPr>
+        <w:t>'the user lists all products')</w:t>
+      </w:r>
+    </w:p>
+    <w:p>
+      <w:pPr>
+        <w:shd w:val="clear" w:color="auto" w:fill="F2F2F2"/>
+        <w:ind w:left="240" w:right="240"/>
+      </w:pPr>
+      <w:r>
+        <w:rPr>
+          <w:rFonts w:ascii="Consolas" w:eastAsia="Consolas" w:hAnsi="Consolas" w:cs="Consolas"/>
+          <w:sz w:val="17"/>
+          <w:szCs w:val="17"/>
+        </w:rPr>
+        <w:t xml:space="preserve">def </w:t>
+      </w:r>
+      <w:proofErr w:type="spellStart"/>
+      <w:r>
+        <w:rPr>
+          <w:rFonts w:ascii="Consolas" w:eastAsia="Consolas" w:hAnsi="Consolas" w:cs="Consolas"/>
+          <w:sz w:val="17"/>
+          <w:szCs w:val="17"/>
+        </w:rPr>
+        <w:t>step_impl</w:t>
+      </w:r>
+      <w:proofErr w:type="spellEnd"/>
+      <w:r>
+        <w:rPr>
+          <w:rFonts w:ascii="Consolas" w:eastAsia="Consolas" w:hAnsi="Consolas" w:cs="Consolas"/>
+          <w:sz w:val="17"/>
+          <w:szCs w:val="17"/>
+        </w:rPr>
+        <w:t>(context):</w:t>
+      </w:r>
+    </w:p>
+    <w:p>
+      <w:pPr>
+        <w:shd w:val="clear" w:color="auto" w:fill="F2F2F2"/>
+        <w:ind w:left="240" w:right="240"/>
+      </w:pPr>
+      <w:r>
+        <w:rPr>
+          <w:rFonts w:ascii="Consolas" w:eastAsia="Consolas" w:hAnsi="Consolas" w:cs="Consolas"/>
+          <w:sz w:val="17"/>
+          <w:szCs w:val="17"/>
+        </w:rPr>
+        <w:t xml:space="preserve">    </w:t>
+      </w:r>
+      <w:proofErr w:type="spellStart"/>
+      <w:proofErr w:type="gramStart"/>
+      <w:r>
+        <w:rPr>
+          <w:rFonts w:ascii="Consolas" w:eastAsia="Consolas" w:hAnsi="Consolas" w:cs="Consolas"/>
+          <w:sz w:val="17"/>
+          <w:szCs w:val="17"/>
+        </w:rPr>
+        <w:t>context.output</w:t>
+      </w:r>
+      <w:proofErr w:type="spellEnd"/>
+      <w:proofErr w:type="gramEnd"/>
+      <w:r>
+        <w:rPr>
+          <w:rFonts w:ascii="Consolas" w:eastAsia="Consolas" w:hAnsi="Consolas" w:cs="Consolas"/>
+          <w:sz w:val="17"/>
+          <w:szCs w:val="17"/>
+        </w:rPr>
+        <w:t xml:space="preserve"> = </w:t>
+      </w:r>
+      <w:proofErr w:type="spellStart"/>
+      <w:proofErr w:type="gramStart"/>
+      <w:r>
+        <w:rPr>
+          <w:rFonts w:ascii="Consolas" w:eastAsia="Consolas" w:hAnsi="Consolas" w:cs="Consolas"/>
+          <w:sz w:val="17"/>
+          <w:szCs w:val="17"/>
+        </w:rPr>
+        <w:t>context.inventory</w:t>
+      </w:r>
+      <w:proofErr w:type="gramEnd"/>
+      <w:r>
+        <w:rPr>
+          <w:rFonts w:ascii="Consolas" w:eastAsia="Consolas" w:hAnsi="Consolas" w:cs="Consolas"/>
+          <w:sz w:val="17"/>
+          <w:szCs w:val="17"/>
+        </w:rPr>
+        <w:t>.list_</w:t>
+      </w:r>
+      <w:proofErr w:type="gramStart"/>
+      <w:r>
+        <w:rPr>
+          <w:rFonts w:ascii="Consolas" w:eastAsia="Consolas" w:hAnsi="Consolas" w:cs="Consolas"/>
+          <w:sz w:val="17"/>
+          <w:szCs w:val="17"/>
+        </w:rPr>
+        <w:t>products</w:t>
+      </w:r>
+      <w:proofErr w:type="spellEnd"/>
+      <w:r>
+        <w:rPr>
+          <w:rFonts w:ascii="Consolas" w:eastAsia="Consolas" w:hAnsi="Consolas" w:cs="Consolas"/>
+          <w:sz w:val="17"/>
+          <w:szCs w:val="17"/>
+        </w:rPr>
+        <w:t>(</w:t>
+      </w:r>
+      <w:proofErr w:type="gramEnd"/>
+      <w:r>
+        <w:rPr>
+          <w:rFonts w:ascii="Consolas" w:eastAsia="Consolas" w:hAnsi="Consolas" w:cs="Consolas"/>
+          <w:sz w:val="17"/>
+          <w:szCs w:val="17"/>
+        </w:rPr>
+        <w:t>)</w:t>
       </w:r>
     </w:p>
     <w:p>
@@ -3018,63 +5077,203 @@
           <w:sz w:val="17"/>
           <w:szCs w:val="17"/>
         </w:rPr>
-        <w:t>@then('the output should contain:')</w:t>
-      </w:r>
-    </w:p>
-    <w:p>
-      <w:pPr>
-        <w:shd w:val="clear" w:color="auto" w:fill="F2F2F2"/>
-        <w:ind w:left="240" w:right="240"/>
-      </w:pPr>
-      <w:r>
-        <w:rPr>
-          <w:rFonts w:ascii="Consolas" w:eastAsia="Consolas" w:hAnsi="Consolas" w:cs="Consolas"/>
-          <w:sz w:val="17"/>
-          <w:szCs w:val="17"/>
-        </w:rPr>
-        <w:t>def step_impl(context):</w:t>
-      </w:r>
-    </w:p>
-    <w:p>
-      <w:pPr>
-        <w:shd w:val="clear" w:color="auto" w:fill="F2F2F2"/>
-        <w:ind w:left="240" w:right="240"/>
-      </w:pPr>
-      <w:r>
-        <w:rPr>
-          <w:rFonts w:ascii="Consolas" w:eastAsia="Consolas" w:hAnsi="Consolas" w:cs="Consolas"/>
-          <w:sz w:val="17"/>
-          <w:szCs w:val="17"/>
-        </w:rPr>
-        <w:t xml:space="preserve">    expected = context.text.strip()</w:t>
-      </w:r>
-    </w:p>
-    <w:p>
-      <w:pPr>
-        <w:shd w:val="clear" w:color="auto" w:fill="F2F2F2"/>
-        <w:ind w:left="240" w:right="240"/>
-      </w:pPr>
-      <w:r>
-        <w:rPr>
-          <w:rFonts w:ascii="Consolas" w:eastAsia="Consolas" w:hAnsi="Consolas" w:cs="Consolas"/>
-          <w:sz w:val="17"/>
-          <w:szCs w:val="17"/>
-        </w:rPr>
-        <w:t xml:space="preserve">    assert expected in context.output, \</w:t>
-      </w:r>
-    </w:p>
-    <w:p>
-      <w:pPr>
-        <w:shd w:val="clear" w:color="auto" w:fill="F2F2F2"/>
-        <w:ind w:left="240" w:right="240"/>
-      </w:pPr>
-      <w:r>
-        <w:rPr>
-          <w:rFonts w:ascii="Consolas" w:eastAsia="Consolas" w:hAnsi="Consolas" w:cs="Consolas"/>
-          <w:sz w:val="17"/>
-          <w:szCs w:val="17"/>
-        </w:rPr>
-        <w:t xml:space="preserve">        f'Expected to find:\n{expected}\nbut got:\n{context.output}'</w:t>
+        <w:t>@</w:t>
+      </w:r>
+      <w:proofErr w:type="gramStart"/>
+      <w:r>
+        <w:rPr>
+          <w:rFonts w:ascii="Consolas" w:eastAsia="Consolas" w:hAnsi="Consolas" w:cs="Consolas"/>
+          <w:sz w:val="17"/>
+          <w:szCs w:val="17"/>
+        </w:rPr>
+        <w:t>then(</w:t>
+      </w:r>
+      <w:proofErr w:type="gramEnd"/>
+      <w:r>
+        <w:rPr>
+          <w:rFonts w:ascii="Consolas" w:eastAsia="Consolas" w:hAnsi="Consolas" w:cs="Consolas"/>
+          <w:sz w:val="17"/>
+          <w:szCs w:val="17"/>
+        </w:rPr>
+        <w:t>'the output should contain:')</w:t>
+      </w:r>
+    </w:p>
+    <w:p>
+      <w:pPr>
+        <w:shd w:val="clear" w:color="auto" w:fill="F2F2F2"/>
+        <w:ind w:left="240" w:right="240"/>
+      </w:pPr>
+      <w:r>
+        <w:rPr>
+          <w:rFonts w:ascii="Consolas" w:eastAsia="Consolas" w:hAnsi="Consolas" w:cs="Consolas"/>
+          <w:sz w:val="17"/>
+          <w:szCs w:val="17"/>
+        </w:rPr>
+        <w:t xml:space="preserve">def </w:t>
+      </w:r>
+      <w:proofErr w:type="spellStart"/>
+      <w:r>
+        <w:rPr>
+          <w:rFonts w:ascii="Consolas" w:eastAsia="Consolas" w:hAnsi="Consolas" w:cs="Consolas"/>
+          <w:sz w:val="17"/>
+          <w:szCs w:val="17"/>
+        </w:rPr>
+        <w:t>step_impl</w:t>
+      </w:r>
+      <w:proofErr w:type="spellEnd"/>
+      <w:r>
+        <w:rPr>
+          <w:rFonts w:ascii="Consolas" w:eastAsia="Consolas" w:hAnsi="Consolas" w:cs="Consolas"/>
+          <w:sz w:val="17"/>
+          <w:szCs w:val="17"/>
+        </w:rPr>
+        <w:t>(context):</w:t>
+      </w:r>
+    </w:p>
+    <w:p>
+      <w:pPr>
+        <w:shd w:val="clear" w:color="auto" w:fill="F2F2F2"/>
+        <w:ind w:left="240" w:right="240"/>
+      </w:pPr>
+      <w:r>
+        <w:rPr>
+          <w:rFonts w:ascii="Consolas" w:eastAsia="Consolas" w:hAnsi="Consolas" w:cs="Consolas"/>
+          <w:sz w:val="17"/>
+          <w:szCs w:val="17"/>
+        </w:rPr>
+        <w:t xml:space="preserve">    expected = </w:t>
+      </w:r>
+      <w:proofErr w:type="spellStart"/>
+      <w:r>
+        <w:rPr>
+          <w:rFonts w:ascii="Consolas" w:eastAsia="Consolas" w:hAnsi="Consolas" w:cs="Consolas"/>
+          <w:sz w:val="17"/>
+          <w:szCs w:val="17"/>
+        </w:rPr>
+        <w:t>context.</w:t>
+      </w:r>
+      <w:proofErr w:type="gramStart"/>
+      <w:r>
+        <w:rPr>
+          <w:rFonts w:ascii="Consolas" w:eastAsia="Consolas" w:hAnsi="Consolas" w:cs="Consolas"/>
+          <w:sz w:val="17"/>
+          <w:szCs w:val="17"/>
+        </w:rPr>
+        <w:t>text.strip</w:t>
+      </w:r>
+      <w:proofErr w:type="spellEnd"/>
+      <w:proofErr w:type="gramEnd"/>
+      <w:r>
+        <w:rPr>
+          <w:rFonts w:ascii="Consolas" w:eastAsia="Consolas" w:hAnsi="Consolas" w:cs="Consolas"/>
+          <w:sz w:val="17"/>
+          <w:szCs w:val="17"/>
+        </w:rPr>
+        <w:t>()</w:t>
+      </w:r>
+    </w:p>
+    <w:p>
+      <w:pPr>
+        <w:shd w:val="clear" w:color="auto" w:fill="F2F2F2"/>
+        <w:ind w:left="240" w:right="240"/>
+      </w:pPr>
+      <w:r>
+        <w:rPr>
+          <w:rFonts w:ascii="Consolas" w:eastAsia="Consolas" w:hAnsi="Consolas" w:cs="Consolas"/>
+          <w:sz w:val="17"/>
+          <w:szCs w:val="17"/>
+        </w:rPr>
+        <w:t xml:space="preserve">    assert expected in </w:t>
+      </w:r>
+      <w:proofErr w:type="spellStart"/>
+      <w:proofErr w:type="gramStart"/>
+      <w:r>
+        <w:rPr>
+          <w:rFonts w:ascii="Consolas" w:eastAsia="Consolas" w:hAnsi="Consolas" w:cs="Consolas"/>
+          <w:sz w:val="17"/>
+          <w:szCs w:val="17"/>
+        </w:rPr>
+        <w:t>context.output</w:t>
+      </w:r>
+      <w:proofErr w:type="spellEnd"/>
+      <w:proofErr w:type="gramEnd"/>
+      <w:r>
+        <w:rPr>
+          <w:rFonts w:ascii="Consolas" w:eastAsia="Consolas" w:hAnsi="Consolas" w:cs="Consolas"/>
+          <w:sz w:val="17"/>
+          <w:szCs w:val="17"/>
+        </w:rPr>
+        <w:t>, \</w:t>
+      </w:r>
+    </w:p>
+    <w:p>
+      <w:pPr>
+        <w:shd w:val="clear" w:color="auto" w:fill="F2F2F2"/>
+        <w:ind w:left="240" w:right="240"/>
+      </w:pPr>
+      <w:r>
+        <w:rPr>
+          <w:rFonts w:ascii="Consolas" w:eastAsia="Consolas" w:hAnsi="Consolas" w:cs="Consolas"/>
+          <w:sz w:val="17"/>
+          <w:szCs w:val="17"/>
+        </w:rPr>
+        <w:t xml:space="preserve">        </w:t>
+      </w:r>
+      <w:proofErr w:type="spellStart"/>
+      <w:r>
+        <w:rPr>
+          <w:rFonts w:ascii="Consolas" w:eastAsia="Consolas" w:hAnsi="Consolas" w:cs="Consolas"/>
+          <w:sz w:val="17"/>
+          <w:szCs w:val="17"/>
+        </w:rPr>
+        <w:t>f'Expected</w:t>
+      </w:r>
+      <w:proofErr w:type="spellEnd"/>
+      <w:r>
+        <w:rPr>
+          <w:rFonts w:ascii="Consolas" w:eastAsia="Consolas" w:hAnsi="Consolas" w:cs="Consolas"/>
+          <w:sz w:val="17"/>
+          <w:szCs w:val="17"/>
+        </w:rPr>
+        <w:t xml:space="preserve"> to find:\n{expected}\</w:t>
+      </w:r>
+      <w:proofErr w:type="spellStart"/>
+      <w:r>
+        <w:rPr>
+          <w:rFonts w:ascii="Consolas" w:eastAsia="Consolas" w:hAnsi="Consolas" w:cs="Consolas"/>
+          <w:sz w:val="17"/>
+          <w:szCs w:val="17"/>
+        </w:rPr>
+        <w:t>nbut</w:t>
+      </w:r>
+      <w:proofErr w:type="spellEnd"/>
+      <w:r>
+        <w:rPr>
+          <w:rFonts w:ascii="Consolas" w:eastAsia="Consolas" w:hAnsi="Consolas" w:cs="Consolas"/>
+          <w:sz w:val="17"/>
+          <w:szCs w:val="17"/>
+        </w:rPr>
+        <w:t xml:space="preserve"> got:\n{</w:t>
+      </w:r>
+      <w:proofErr w:type="spellStart"/>
+      <w:proofErr w:type="gramStart"/>
+      <w:r>
+        <w:rPr>
+          <w:rFonts w:ascii="Consolas" w:eastAsia="Consolas" w:hAnsi="Consolas" w:cs="Consolas"/>
+          <w:sz w:val="17"/>
+          <w:szCs w:val="17"/>
+        </w:rPr>
+        <w:t>context.output</w:t>
+      </w:r>
+      <w:proofErr w:type="spellEnd"/>
+      <w:proofErr w:type="gramEnd"/>
+      <w:r>
+        <w:rPr>
+          <w:rFonts w:ascii="Consolas" w:eastAsia="Consolas" w:hAnsi="Consolas" w:cs="Consolas"/>
+          <w:sz w:val="17"/>
+          <w:szCs w:val="17"/>
+        </w:rPr>
+        <w:t>}'</w:t>
       </w:r>
     </w:p>
     <w:p>
@@ -3108,35 +5307,191 @@
           <w:sz w:val="17"/>
           <w:szCs w:val="17"/>
         </w:rPr>
-        <w:t>@when('the user updates product "{product}" to quantity "{quantity}"')</w:t>
-      </w:r>
-    </w:p>
-    <w:p>
-      <w:pPr>
-        <w:shd w:val="clear" w:color="auto" w:fill="F2F2F2"/>
-        <w:ind w:left="240" w:right="240"/>
-      </w:pPr>
-      <w:r>
-        <w:rPr>
-          <w:rFonts w:ascii="Consolas" w:eastAsia="Consolas" w:hAnsi="Consolas" w:cs="Consolas"/>
-          <w:sz w:val="17"/>
-          <w:szCs w:val="17"/>
-        </w:rPr>
-        <w:t>def step_impl(context, product, quantity):</w:t>
-      </w:r>
-    </w:p>
-    <w:p>
-      <w:pPr>
-        <w:shd w:val="clear" w:color="auto" w:fill="F2F2F2"/>
-        <w:ind w:left="240" w:right="240"/>
-      </w:pPr>
-      <w:r>
-        <w:rPr>
-          <w:rFonts w:ascii="Consolas" w:eastAsia="Consolas" w:hAnsi="Consolas" w:cs="Consolas"/>
-          <w:sz w:val="17"/>
-          <w:szCs w:val="17"/>
-        </w:rPr>
-        <w:t xml:space="preserve">    context.output = context.inventory.update_quantity(product, int(quantity))</w:t>
+        <w:t>@</w:t>
+      </w:r>
+      <w:proofErr w:type="gramStart"/>
+      <w:r>
+        <w:rPr>
+          <w:rFonts w:ascii="Consolas" w:eastAsia="Consolas" w:hAnsi="Consolas" w:cs="Consolas"/>
+          <w:sz w:val="17"/>
+          <w:szCs w:val="17"/>
+        </w:rPr>
+        <w:t>when(</w:t>
+      </w:r>
+      <w:proofErr w:type="gramEnd"/>
+      <w:r>
+        <w:rPr>
+          <w:rFonts w:ascii="Consolas" w:eastAsia="Consolas" w:hAnsi="Consolas" w:cs="Consolas"/>
+          <w:sz w:val="17"/>
+          <w:szCs w:val="17"/>
+        </w:rPr>
+        <w:t xml:space="preserve">'the user updates </w:t>
+      </w:r>
+      <w:proofErr w:type="gramStart"/>
+      <w:r>
+        <w:rPr>
+          <w:rFonts w:ascii="Consolas" w:eastAsia="Consolas" w:hAnsi="Consolas" w:cs="Consolas"/>
+          <w:sz w:val="17"/>
+          <w:szCs w:val="17"/>
+        </w:rPr>
+        <w:t>product "{product}"</w:t>
+      </w:r>
+      <w:proofErr w:type="gramEnd"/>
+      <w:r>
+        <w:rPr>
+          <w:rFonts w:ascii="Consolas" w:eastAsia="Consolas" w:hAnsi="Consolas" w:cs="Consolas"/>
+          <w:sz w:val="17"/>
+          <w:szCs w:val="17"/>
+        </w:rPr>
+        <w:t xml:space="preserve"> to </w:t>
+      </w:r>
+      <w:proofErr w:type="gramStart"/>
+      <w:r>
+        <w:rPr>
+          <w:rFonts w:ascii="Consolas" w:eastAsia="Consolas" w:hAnsi="Consolas" w:cs="Consolas"/>
+          <w:sz w:val="17"/>
+          <w:szCs w:val="17"/>
+        </w:rPr>
+        <w:t>quantity "{quantity}"</w:t>
+      </w:r>
+      <w:proofErr w:type="gramEnd"/>
+      <w:r>
+        <w:rPr>
+          <w:rFonts w:ascii="Consolas" w:eastAsia="Consolas" w:hAnsi="Consolas" w:cs="Consolas"/>
+          <w:sz w:val="17"/>
+          <w:szCs w:val="17"/>
+        </w:rPr>
+        <w:t>')</w:t>
+      </w:r>
+    </w:p>
+    <w:p>
+      <w:pPr>
+        <w:shd w:val="clear" w:color="auto" w:fill="F2F2F2"/>
+        <w:ind w:left="240" w:right="240"/>
+      </w:pPr>
+      <w:r>
+        <w:rPr>
+          <w:rFonts w:ascii="Consolas" w:eastAsia="Consolas" w:hAnsi="Consolas" w:cs="Consolas"/>
+          <w:sz w:val="17"/>
+          <w:szCs w:val="17"/>
+        </w:rPr>
+        <w:t xml:space="preserve">def </w:t>
+      </w:r>
+      <w:proofErr w:type="spellStart"/>
+      <w:r>
+        <w:rPr>
+          <w:rFonts w:ascii="Consolas" w:eastAsia="Consolas" w:hAnsi="Consolas" w:cs="Consolas"/>
+          <w:sz w:val="17"/>
+          <w:szCs w:val="17"/>
+        </w:rPr>
+        <w:t>step_</w:t>
+      </w:r>
+      <w:proofErr w:type="gramStart"/>
+      <w:r>
+        <w:rPr>
+          <w:rFonts w:ascii="Consolas" w:eastAsia="Consolas" w:hAnsi="Consolas" w:cs="Consolas"/>
+          <w:sz w:val="17"/>
+          <w:szCs w:val="17"/>
+        </w:rPr>
+        <w:t>impl</w:t>
+      </w:r>
+      <w:proofErr w:type="spellEnd"/>
+      <w:r>
+        <w:rPr>
+          <w:rFonts w:ascii="Consolas" w:eastAsia="Consolas" w:hAnsi="Consolas" w:cs="Consolas"/>
+          <w:sz w:val="17"/>
+          <w:szCs w:val="17"/>
+        </w:rPr>
+        <w:t>(</w:t>
+      </w:r>
+      <w:proofErr w:type="gramEnd"/>
+      <w:r>
+        <w:rPr>
+          <w:rFonts w:ascii="Consolas" w:eastAsia="Consolas" w:hAnsi="Consolas" w:cs="Consolas"/>
+          <w:sz w:val="17"/>
+          <w:szCs w:val="17"/>
+        </w:rPr>
+        <w:t>context, product, quantity):</w:t>
+      </w:r>
+    </w:p>
+    <w:p>
+      <w:pPr>
+        <w:shd w:val="clear" w:color="auto" w:fill="F2F2F2"/>
+        <w:ind w:left="240" w:right="240"/>
+      </w:pPr>
+      <w:r>
+        <w:rPr>
+          <w:rFonts w:ascii="Consolas" w:eastAsia="Consolas" w:hAnsi="Consolas" w:cs="Consolas"/>
+          <w:sz w:val="17"/>
+          <w:szCs w:val="17"/>
+        </w:rPr>
+        <w:t xml:space="preserve">    </w:t>
+      </w:r>
+      <w:proofErr w:type="spellStart"/>
+      <w:proofErr w:type="gramStart"/>
+      <w:r>
+        <w:rPr>
+          <w:rFonts w:ascii="Consolas" w:eastAsia="Consolas" w:hAnsi="Consolas" w:cs="Consolas"/>
+          <w:sz w:val="17"/>
+          <w:szCs w:val="17"/>
+        </w:rPr>
+        <w:t>context.output</w:t>
+      </w:r>
+      <w:proofErr w:type="spellEnd"/>
+      <w:proofErr w:type="gramEnd"/>
+      <w:r>
+        <w:rPr>
+          <w:rFonts w:ascii="Consolas" w:eastAsia="Consolas" w:hAnsi="Consolas" w:cs="Consolas"/>
+          <w:sz w:val="17"/>
+          <w:szCs w:val="17"/>
+        </w:rPr>
+        <w:t xml:space="preserve"> = </w:t>
+      </w:r>
+      <w:proofErr w:type="spellStart"/>
+      <w:proofErr w:type="gramStart"/>
+      <w:r>
+        <w:rPr>
+          <w:rFonts w:ascii="Consolas" w:eastAsia="Consolas" w:hAnsi="Consolas" w:cs="Consolas"/>
+          <w:sz w:val="17"/>
+          <w:szCs w:val="17"/>
+        </w:rPr>
+        <w:t>context.inventory</w:t>
+      </w:r>
+      <w:proofErr w:type="gramEnd"/>
+      <w:r>
+        <w:rPr>
+          <w:rFonts w:ascii="Consolas" w:eastAsia="Consolas" w:hAnsi="Consolas" w:cs="Consolas"/>
+          <w:sz w:val="17"/>
+          <w:szCs w:val="17"/>
+        </w:rPr>
+        <w:t>.update_</w:t>
+      </w:r>
+      <w:proofErr w:type="gramStart"/>
+      <w:r>
+        <w:rPr>
+          <w:rFonts w:ascii="Consolas" w:eastAsia="Consolas" w:hAnsi="Consolas" w:cs="Consolas"/>
+          <w:sz w:val="17"/>
+          <w:szCs w:val="17"/>
+        </w:rPr>
+        <w:t>quantity</w:t>
+      </w:r>
+      <w:proofErr w:type="spellEnd"/>
+      <w:r>
+        <w:rPr>
+          <w:rFonts w:ascii="Consolas" w:eastAsia="Consolas" w:hAnsi="Consolas" w:cs="Consolas"/>
+          <w:sz w:val="17"/>
+          <w:szCs w:val="17"/>
+        </w:rPr>
+        <w:t>(</w:t>
+      </w:r>
+      <w:proofErr w:type="gramEnd"/>
+      <w:r>
+        <w:rPr>
+          <w:rFonts w:ascii="Consolas" w:eastAsia="Consolas" w:hAnsi="Consolas" w:cs="Consolas"/>
+          <w:sz w:val="17"/>
+          <w:szCs w:val="17"/>
+        </w:rPr>
+        <w:t>product, int(quantity))</w:t>
       </w:r>
     </w:p>
     <w:p>
@@ -3164,77 +5519,323 @@
           <w:sz w:val="17"/>
           <w:szCs w:val="17"/>
         </w:rPr>
-        <w:t>@then('the inventory should show product "{product}" with quantity "{quantity}"')</w:t>
-      </w:r>
-    </w:p>
-    <w:p>
-      <w:pPr>
-        <w:shd w:val="clear" w:color="auto" w:fill="F2F2F2"/>
-        <w:ind w:left="240" w:right="240"/>
-      </w:pPr>
-      <w:r>
-        <w:rPr>
-          <w:rFonts w:ascii="Consolas" w:eastAsia="Consolas" w:hAnsi="Consolas" w:cs="Consolas"/>
-          <w:sz w:val="17"/>
-          <w:szCs w:val="17"/>
-        </w:rPr>
-        <w:t>def step_impl(context, product, quantity):</w:t>
-      </w:r>
-    </w:p>
-    <w:p>
-      <w:pPr>
-        <w:shd w:val="clear" w:color="auto" w:fill="F2F2F2"/>
-        <w:ind w:left="240" w:right="240"/>
-      </w:pPr>
-      <w:r>
-        <w:rPr>
-          <w:rFonts w:ascii="Consolas" w:eastAsia="Consolas" w:hAnsi="Consolas" w:cs="Consolas"/>
-          <w:sz w:val="17"/>
-          <w:szCs w:val="17"/>
-        </w:rPr>
-        <w:t xml:space="preserve">    product_obj = context.inventory.get_product(product)</w:t>
-      </w:r>
-    </w:p>
-    <w:p>
-      <w:pPr>
-        <w:shd w:val="clear" w:color="auto" w:fill="F2F2F2"/>
-        <w:ind w:left="240" w:right="240"/>
-      </w:pPr>
-      <w:r>
-        <w:rPr>
-          <w:rFonts w:ascii="Consolas" w:eastAsia="Consolas" w:hAnsi="Consolas" w:cs="Consolas"/>
-          <w:sz w:val="17"/>
-          <w:szCs w:val="17"/>
-        </w:rPr>
-        <w:t xml:space="preserve">    assert product_obj is not None, f'Product "{product}" not found'</w:t>
-      </w:r>
-    </w:p>
-    <w:p>
-      <w:pPr>
-        <w:shd w:val="clear" w:color="auto" w:fill="F2F2F2"/>
-        <w:ind w:left="240" w:right="240"/>
-      </w:pPr>
-      <w:r>
-        <w:rPr>
-          <w:rFonts w:ascii="Consolas" w:eastAsia="Consolas" w:hAnsi="Consolas" w:cs="Consolas"/>
-          <w:sz w:val="17"/>
-          <w:szCs w:val="17"/>
-        </w:rPr>
-        <w:t xml:space="preserve">    assert product_obj.quantity == int(quantity), \</w:t>
-      </w:r>
-    </w:p>
-    <w:p>
-      <w:pPr>
-        <w:shd w:val="clear" w:color="auto" w:fill="F2F2F2"/>
-        <w:ind w:left="240" w:right="240"/>
-      </w:pPr>
-      <w:r>
-        <w:rPr>
-          <w:rFonts w:ascii="Consolas" w:eastAsia="Consolas" w:hAnsi="Consolas" w:cs="Consolas"/>
-          <w:sz w:val="17"/>
-          <w:szCs w:val="17"/>
-        </w:rPr>
-        <w:t xml:space="preserve">        f'Expected quantity {quantity} but got {product_obj.quantity}'</w:t>
+        <w:t>@</w:t>
+      </w:r>
+      <w:proofErr w:type="gramStart"/>
+      <w:r>
+        <w:rPr>
+          <w:rFonts w:ascii="Consolas" w:eastAsia="Consolas" w:hAnsi="Consolas" w:cs="Consolas"/>
+          <w:sz w:val="17"/>
+          <w:szCs w:val="17"/>
+        </w:rPr>
+        <w:t>then(</w:t>
+      </w:r>
+      <w:proofErr w:type="gramEnd"/>
+      <w:r>
+        <w:rPr>
+          <w:rFonts w:ascii="Consolas" w:eastAsia="Consolas" w:hAnsi="Consolas" w:cs="Consolas"/>
+          <w:sz w:val="17"/>
+          <w:szCs w:val="17"/>
+        </w:rPr>
+        <w:t xml:space="preserve">'the inventory should show </w:t>
+      </w:r>
+      <w:proofErr w:type="gramStart"/>
+      <w:r>
+        <w:rPr>
+          <w:rFonts w:ascii="Consolas" w:eastAsia="Consolas" w:hAnsi="Consolas" w:cs="Consolas"/>
+          <w:sz w:val="17"/>
+          <w:szCs w:val="17"/>
+        </w:rPr>
+        <w:t>product "{product}"</w:t>
+      </w:r>
+      <w:proofErr w:type="gramEnd"/>
+      <w:r>
+        <w:rPr>
+          <w:rFonts w:ascii="Consolas" w:eastAsia="Consolas" w:hAnsi="Consolas" w:cs="Consolas"/>
+          <w:sz w:val="17"/>
+          <w:szCs w:val="17"/>
+        </w:rPr>
+        <w:t xml:space="preserve"> with </w:t>
+      </w:r>
+      <w:proofErr w:type="gramStart"/>
+      <w:r>
+        <w:rPr>
+          <w:rFonts w:ascii="Consolas" w:eastAsia="Consolas" w:hAnsi="Consolas" w:cs="Consolas"/>
+          <w:sz w:val="17"/>
+          <w:szCs w:val="17"/>
+        </w:rPr>
+        <w:t>quantity "{quantity}"</w:t>
+      </w:r>
+      <w:proofErr w:type="gramEnd"/>
+      <w:r>
+        <w:rPr>
+          <w:rFonts w:ascii="Consolas" w:eastAsia="Consolas" w:hAnsi="Consolas" w:cs="Consolas"/>
+          <w:sz w:val="17"/>
+          <w:szCs w:val="17"/>
+        </w:rPr>
+        <w:t>')</w:t>
+      </w:r>
+    </w:p>
+    <w:p>
+      <w:pPr>
+        <w:shd w:val="clear" w:color="auto" w:fill="F2F2F2"/>
+        <w:ind w:left="240" w:right="240"/>
+      </w:pPr>
+      <w:r>
+        <w:rPr>
+          <w:rFonts w:ascii="Consolas" w:eastAsia="Consolas" w:hAnsi="Consolas" w:cs="Consolas"/>
+          <w:sz w:val="17"/>
+          <w:szCs w:val="17"/>
+        </w:rPr>
+        <w:t xml:space="preserve">def </w:t>
+      </w:r>
+      <w:proofErr w:type="spellStart"/>
+      <w:r>
+        <w:rPr>
+          <w:rFonts w:ascii="Consolas" w:eastAsia="Consolas" w:hAnsi="Consolas" w:cs="Consolas"/>
+          <w:sz w:val="17"/>
+          <w:szCs w:val="17"/>
+        </w:rPr>
+        <w:t>step_</w:t>
+      </w:r>
+      <w:proofErr w:type="gramStart"/>
+      <w:r>
+        <w:rPr>
+          <w:rFonts w:ascii="Consolas" w:eastAsia="Consolas" w:hAnsi="Consolas" w:cs="Consolas"/>
+          <w:sz w:val="17"/>
+          <w:szCs w:val="17"/>
+        </w:rPr>
+        <w:t>impl</w:t>
+      </w:r>
+      <w:proofErr w:type="spellEnd"/>
+      <w:r>
+        <w:rPr>
+          <w:rFonts w:ascii="Consolas" w:eastAsia="Consolas" w:hAnsi="Consolas" w:cs="Consolas"/>
+          <w:sz w:val="17"/>
+          <w:szCs w:val="17"/>
+        </w:rPr>
+        <w:t>(</w:t>
+      </w:r>
+      <w:proofErr w:type="gramEnd"/>
+      <w:r>
+        <w:rPr>
+          <w:rFonts w:ascii="Consolas" w:eastAsia="Consolas" w:hAnsi="Consolas" w:cs="Consolas"/>
+          <w:sz w:val="17"/>
+          <w:szCs w:val="17"/>
+        </w:rPr>
+        <w:t>context, product, quantity):</w:t>
+      </w:r>
+    </w:p>
+    <w:p>
+      <w:pPr>
+        <w:shd w:val="clear" w:color="auto" w:fill="F2F2F2"/>
+        <w:ind w:left="240" w:right="240"/>
+      </w:pPr>
+      <w:r>
+        <w:rPr>
+          <w:rFonts w:ascii="Consolas" w:eastAsia="Consolas" w:hAnsi="Consolas" w:cs="Consolas"/>
+          <w:sz w:val="17"/>
+          <w:szCs w:val="17"/>
+        </w:rPr>
+        <w:t xml:space="preserve">    </w:t>
+      </w:r>
+      <w:proofErr w:type="spellStart"/>
+      <w:r>
+        <w:rPr>
+          <w:rFonts w:ascii="Consolas" w:eastAsia="Consolas" w:hAnsi="Consolas" w:cs="Consolas"/>
+          <w:sz w:val="17"/>
+          <w:szCs w:val="17"/>
+        </w:rPr>
+        <w:t>product_obj</w:t>
+      </w:r>
+      <w:proofErr w:type="spellEnd"/>
+      <w:r>
+        <w:rPr>
+          <w:rFonts w:ascii="Consolas" w:eastAsia="Consolas" w:hAnsi="Consolas" w:cs="Consolas"/>
+          <w:sz w:val="17"/>
+          <w:szCs w:val="17"/>
+        </w:rPr>
+        <w:t xml:space="preserve"> = </w:t>
+      </w:r>
+      <w:proofErr w:type="spellStart"/>
+      <w:r>
+        <w:rPr>
+          <w:rFonts w:ascii="Consolas" w:eastAsia="Consolas" w:hAnsi="Consolas" w:cs="Consolas"/>
+          <w:sz w:val="17"/>
+          <w:szCs w:val="17"/>
+        </w:rPr>
+        <w:t>context.inventory.get_product</w:t>
+      </w:r>
+      <w:proofErr w:type="spellEnd"/>
+      <w:r>
+        <w:rPr>
+          <w:rFonts w:ascii="Consolas" w:eastAsia="Consolas" w:hAnsi="Consolas" w:cs="Consolas"/>
+          <w:sz w:val="17"/>
+          <w:szCs w:val="17"/>
+        </w:rPr>
+        <w:t>(product)</w:t>
+      </w:r>
+    </w:p>
+    <w:p>
+      <w:pPr>
+        <w:shd w:val="clear" w:color="auto" w:fill="F2F2F2"/>
+        <w:ind w:left="240" w:right="240"/>
+      </w:pPr>
+      <w:r>
+        <w:rPr>
+          <w:rFonts w:ascii="Consolas" w:eastAsia="Consolas" w:hAnsi="Consolas" w:cs="Consolas"/>
+          <w:sz w:val="17"/>
+          <w:szCs w:val="17"/>
+        </w:rPr>
+        <w:t xml:space="preserve">    assert </w:t>
+      </w:r>
+      <w:proofErr w:type="spellStart"/>
+      <w:r>
+        <w:rPr>
+          <w:rFonts w:ascii="Consolas" w:eastAsia="Consolas" w:hAnsi="Consolas" w:cs="Consolas"/>
+          <w:sz w:val="17"/>
+          <w:szCs w:val="17"/>
+        </w:rPr>
+        <w:t>product_obj</w:t>
+      </w:r>
+      <w:proofErr w:type="spellEnd"/>
+      <w:r>
+        <w:rPr>
+          <w:rFonts w:ascii="Consolas" w:eastAsia="Consolas" w:hAnsi="Consolas" w:cs="Consolas"/>
+          <w:sz w:val="17"/>
+          <w:szCs w:val="17"/>
+        </w:rPr>
+        <w:t xml:space="preserve"> is not None, </w:t>
+      </w:r>
+      <w:proofErr w:type="spellStart"/>
+      <w:proofErr w:type="gramStart"/>
+      <w:r>
+        <w:rPr>
+          <w:rFonts w:ascii="Consolas" w:eastAsia="Consolas" w:hAnsi="Consolas" w:cs="Consolas"/>
+          <w:sz w:val="17"/>
+          <w:szCs w:val="17"/>
+        </w:rPr>
+        <w:t>f'Product</w:t>
+      </w:r>
+      <w:proofErr w:type="spellEnd"/>
+      <w:r>
+        <w:rPr>
+          <w:rFonts w:ascii="Consolas" w:eastAsia="Consolas" w:hAnsi="Consolas" w:cs="Consolas"/>
+          <w:sz w:val="17"/>
+          <w:szCs w:val="17"/>
+        </w:rPr>
+        <w:t xml:space="preserve"> "{product}"</w:t>
+      </w:r>
+      <w:proofErr w:type="gramEnd"/>
+      <w:r>
+        <w:rPr>
+          <w:rFonts w:ascii="Consolas" w:eastAsia="Consolas" w:hAnsi="Consolas" w:cs="Consolas"/>
+          <w:sz w:val="17"/>
+          <w:szCs w:val="17"/>
+        </w:rPr>
+        <w:t xml:space="preserve"> not found'</w:t>
+      </w:r>
+    </w:p>
+    <w:p>
+      <w:pPr>
+        <w:shd w:val="clear" w:color="auto" w:fill="F2F2F2"/>
+        <w:ind w:left="240" w:right="240"/>
+      </w:pPr>
+      <w:r>
+        <w:rPr>
+          <w:rFonts w:ascii="Consolas" w:eastAsia="Consolas" w:hAnsi="Consolas" w:cs="Consolas"/>
+          <w:sz w:val="17"/>
+          <w:szCs w:val="17"/>
+        </w:rPr>
+        <w:t xml:space="preserve">    assert </w:t>
+      </w:r>
+      <w:proofErr w:type="spellStart"/>
+      <w:r>
+        <w:rPr>
+          <w:rFonts w:ascii="Consolas" w:eastAsia="Consolas" w:hAnsi="Consolas" w:cs="Consolas"/>
+          <w:sz w:val="17"/>
+          <w:szCs w:val="17"/>
+        </w:rPr>
+        <w:t>product_</w:t>
+      </w:r>
+      <w:proofErr w:type="gramStart"/>
+      <w:r>
+        <w:rPr>
+          <w:rFonts w:ascii="Consolas" w:eastAsia="Consolas" w:hAnsi="Consolas" w:cs="Consolas"/>
+          <w:sz w:val="17"/>
+          <w:szCs w:val="17"/>
+        </w:rPr>
+        <w:t>obj.quantity</w:t>
+      </w:r>
+      <w:proofErr w:type="spellEnd"/>
+      <w:proofErr w:type="gramEnd"/>
+      <w:r>
+        <w:rPr>
+          <w:rFonts w:ascii="Consolas" w:eastAsia="Consolas" w:hAnsi="Consolas" w:cs="Consolas"/>
+          <w:sz w:val="17"/>
+          <w:szCs w:val="17"/>
+        </w:rPr>
+        <w:t xml:space="preserve"> == int(quantity), \</w:t>
+      </w:r>
+    </w:p>
+    <w:p>
+      <w:pPr>
+        <w:shd w:val="clear" w:color="auto" w:fill="F2F2F2"/>
+        <w:ind w:left="240" w:right="240"/>
+      </w:pPr>
+      <w:r>
+        <w:rPr>
+          <w:rFonts w:ascii="Consolas" w:eastAsia="Consolas" w:hAnsi="Consolas" w:cs="Consolas"/>
+          <w:sz w:val="17"/>
+          <w:szCs w:val="17"/>
+        </w:rPr>
+        <w:t xml:space="preserve">        </w:t>
+      </w:r>
+      <w:proofErr w:type="spellStart"/>
+      <w:r>
+        <w:rPr>
+          <w:rFonts w:ascii="Consolas" w:eastAsia="Consolas" w:hAnsi="Consolas" w:cs="Consolas"/>
+          <w:sz w:val="17"/>
+          <w:szCs w:val="17"/>
+        </w:rPr>
+        <w:t>f'Expected</w:t>
+      </w:r>
+      <w:proofErr w:type="spellEnd"/>
+      <w:r>
+        <w:rPr>
+          <w:rFonts w:ascii="Consolas" w:eastAsia="Consolas" w:hAnsi="Consolas" w:cs="Consolas"/>
+          <w:sz w:val="17"/>
+          <w:szCs w:val="17"/>
+        </w:rPr>
+        <w:t xml:space="preserve"> quantity {quantity} but got {</w:t>
+      </w:r>
+      <w:proofErr w:type="spellStart"/>
+      <w:r>
+        <w:rPr>
+          <w:rFonts w:ascii="Consolas" w:eastAsia="Consolas" w:hAnsi="Consolas" w:cs="Consolas"/>
+          <w:sz w:val="17"/>
+          <w:szCs w:val="17"/>
+        </w:rPr>
+        <w:t>product_</w:t>
+      </w:r>
+      <w:proofErr w:type="gramStart"/>
+      <w:r>
+        <w:rPr>
+          <w:rFonts w:ascii="Consolas" w:eastAsia="Consolas" w:hAnsi="Consolas" w:cs="Consolas"/>
+          <w:sz w:val="17"/>
+          <w:szCs w:val="17"/>
+        </w:rPr>
+        <w:t>obj.quantity</w:t>
+      </w:r>
+      <w:proofErr w:type="spellEnd"/>
+      <w:proofErr w:type="gramEnd"/>
+      <w:r>
+        <w:rPr>
+          <w:rFonts w:ascii="Consolas" w:eastAsia="Consolas" w:hAnsi="Consolas" w:cs="Consolas"/>
+          <w:sz w:val="17"/>
+          <w:szCs w:val="17"/>
+        </w:rPr>
+        <w:t>}'</w:t>
       </w:r>
     </w:p>
     <w:p>
@@ -3268,35 +5869,155 @@
           <w:sz w:val="17"/>
           <w:szCs w:val="17"/>
         </w:rPr>
-        <w:t>@when('the user removes the product "{product}"')</w:t>
-      </w:r>
-    </w:p>
-    <w:p>
-      <w:pPr>
-        <w:shd w:val="clear" w:color="auto" w:fill="F2F2F2"/>
-        <w:ind w:left="240" w:right="240"/>
-      </w:pPr>
-      <w:r>
-        <w:rPr>
-          <w:rFonts w:ascii="Consolas" w:eastAsia="Consolas" w:hAnsi="Consolas" w:cs="Consolas"/>
-          <w:sz w:val="17"/>
-          <w:szCs w:val="17"/>
-        </w:rPr>
-        <w:t>def step_impl(context, product):</w:t>
-      </w:r>
-    </w:p>
-    <w:p>
-      <w:pPr>
-        <w:shd w:val="clear" w:color="auto" w:fill="F2F2F2"/>
-        <w:ind w:left="240" w:right="240"/>
-      </w:pPr>
-      <w:r>
-        <w:rPr>
-          <w:rFonts w:ascii="Consolas" w:eastAsia="Consolas" w:hAnsi="Consolas" w:cs="Consolas"/>
-          <w:sz w:val="17"/>
-          <w:szCs w:val="17"/>
-        </w:rPr>
-        <w:t xml:space="preserve">    context.output = context.inventory.remove_product(product)</w:t>
+        <w:t>@</w:t>
+      </w:r>
+      <w:proofErr w:type="gramStart"/>
+      <w:r>
+        <w:rPr>
+          <w:rFonts w:ascii="Consolas" w:eastAsia="Consolas" w:hAnsi="Consolas" w:cs="Consolas"/>
+          <w:sz w:val="17"/>
+          <w:szCs w:val="17"/>
+        </w:rPr>
+        <w:t>when(</w:t>
+      </w:r>
+      <w:proofErr w:type="gramEnd"/>
+      <w:r>
+        <w:rPr>
+          <w:rFonts w:ascii="Consolas" w:eastAsia="Consolas" w:hAnsi="Consolas" w:cs="Consolas"/>
+          <w:sz w:val="17"/>
+          <w:szCs w:val="17"/>
+        </w:rPr>
+        <w:t xml:space="preserve">'the user removes the </w:t>
+      </w:r>
+      <w:proofErr w:type="gramStart"/>
+      <w:r>
+        <w:rPr>
+          <w:rFonts w:ascii="Consolas" w:eastAsia="Consolas" w:hAnsi="Consolas" w:cs="Consolas"/>
+          <w:sz w:val="17"/>
+          <w:szCs w:val="17"/>
+        </w:rPr>
+        <w:t>product "{product}"</w:t>
+      </w:r>
+      <w:proofErr w:type="gramEnd"/>
+      <w:r>
+        <w:rPr>
+          <w:rFonts w:ascii="Consolas" w:eastAsia="Consolas" w:hAnsi="Consolas" w:cs="Consolas"/>
+          <w:sz w:val="17"/>
+          <w:szCs w:val="17"/>
+        </w:rPr>
+        <w:t>')</w:t>
+      </w:r>
+    </w:p>
+    <w:p>
+      <w:pPr>
+        <w:shd w:val="clear" w:color="auto" w:fill="F2F2F2"/>
+        <w:ind w:left="240" w:right="240"/>
+      </w:pPr>
+      <w:r>
+        <w:rPr>
+          <w:rFonts w:ascii="Consolas" w:eastAsia="Consolas" w:hAnsi="Consolas" w:cs="Consolas"/>
+          <w:sz w:val="17"/>
+          <w:szCs w:val="17"/>
+        </w:rPr>
+        <w:t xml:space="preserve">def </w:t>
+      </w:r>
+      <w:proofErr w:type="spellStart"/>
+      <w:r>
+        <w:rPr>
+          <w:rFonts w:ascii="Consolas" w:eastAsia="Consolas" w:hAnsi="Consolas" w:cs="Consolas"/>
+          <w:sz w:val="17"/>
+          <w:szCs w:val="17"/>
+        </w:rPr>
+        <w:t>step_</w:t>
+      </w:r>
+      <w:proofErr w:type="gramStart"/>
+      <w:r>
+        <w:rPr>
+          <w:rFonts w:ascii="Consolas" w:eastAsia="Consolas" w:hAnsi="Consolas" w:cs="Consolas"/>
+          <w:sz w:val="17"/>
+          <w:szCs w:val="17"/>
+        </w:rPr>
+        <w:t>impl</w:t>
+      </w:r>
+      <w:proofErr w:type="spellEnd"/>
+      <w:r>
+        <w:rPr>
+          <w:rFonts w:ascii="Consolas" w:eastAsia="Consolas" w:hAnsi="Consolas" w:cs="Consolas"/>
+          <w:sz w:val="17"/>
+          <w:szCs w:val="17"/>
+        </w:rPr>
+        <w:t>(</w:t>
+      </w:r>
+      <w:proofErr w:type="gramEnd"/>
+      <w:r>
+        <w:rPr>
+          <w:rFonts w:ascii="Consolas" w:eastAsia="Consolas" w:hAnsi="Consolas" w:cs="Consolas"/>
+          <w:sz w:val="17"/>
+          <w:szCs w:val="17"/>
+        </w:rPr>
+        <w:t>context, product):</w:t>
+      </w:r>
+    </w:p>
+    <w:p>
+      <w:pPr>
+        <w:shd w:val="clear" w:color="auto" w:fill="F2F2F2"/>
+        <w:ind w:left="240" w:right="240"/>
+      </w:pPr>
+      <w:r>
+        <w:rPr>
+          <w:rFonts w:ascii="Consolas" w:eastAsia="Consolas" w:hAnsi="Consolas" w:cs="Consolas"/>
+          <w:sz w:val="17"/>
+          <w:szCs w:val="17"/>
+        </w:rPr>
+        <w:t xml:space="preserve">    </w:t>
+      </w:r>
+      <w:proofErr w:type="spellStart"/>
+      <w:proofErr w:type="gramStart"/>
+      <w:r>
+        <w:rPr>
+          <w:rFonts w:ascii="Consolas" w:eastAsia="Consolas" w:hAnsi="Consolas" w:cs="Consolas"/>
+          <w:sz w:val="17"/>
+          <w:szCs w:val="17"/>
+        </w:rPr>
+        <w:t>context.output</w:t>
+      </w:r>
+      <w:proofErr w:type="spellEnd"/>
+      <w:proofErr w:type="gramEnd"/>
+      <w:r>
+        <w:rPr>
+          <w:rFonts w:ascii="Consolas" w:eastAsia="Consolas" w:hAnsi="Consolas" w:cs="Consolas"/>
+          <w:sz w:val="17"/>
+          <w:szCs w:val="17"/>
+        </w:rPr>
+        <w:t xml:space="preserve"> = </w:t>
+      </w:r>
+      <w:proofErr w:type="spellStart"/>
+      <w:proofErr w:type="gramStart"/>
+      <w:r>
+        <w:rPr>
+          <w:rFonts w:ascii="Consolas" w:eastAsia="Consolas" w:hAnsi="Consolas" w:cs="Consolas"/>
+          <w:sz w:val="17"/>
+          <w:szCs w:val="17"/>
+        </w:rPr>
+        <w:t>context.inventory</w:t>
+      </w:r>
+      <w:proofErr w:type="gramEnd"/>
+      <w:r>
+        <w:rPr>
+          <w:rFonts w:ascii="Consolas" w:eastAsia="Consolas" w:hAnsi="Consolas" w:cs="Consolas"/>
+          <w:sz w:val="17"/>
+          <w:szCs w:val="17"/>
+        </w:rPr>
+        <w:t>.remove_product</w:t>
+      </w:r>
+      <w:proofErr w:type="spellEnd"/>
+      <w:r>
+        <w:rPr>
+          <w:rFonts w:ascii="Consolas" w:eastAsia="Consolas" w:hAnsi="Consolas" w:cs="Consolas"/>
+          <w:sz w:val="17"/>
+          <w:szCs w:val="17"/>
+        </w:rPr>
+        <w:t>(product)</w:t>
       </w:r>
     </w:p>
     <w:p>
@@ -3324,49 +6045,177 @@
           <w:sz w:val="17"/>
           <w:szCs w:val="17"/>
         </w:rPr>
-        <w:t>@then('the inventory should not contain "{product}"')</w:t>
-      </w:r>
-    </w:p>
-    <w:p>
-      <w:pPr>
-        <w:shd w:val="clear" w:color="auto" w:fill="F2F2F2"/>
-        <w:ind w:left="240" w:right="240"/>
-      </w:pPr>
-      <w:r>
-        <w:rPr>
-          <w:rFonts w:ascii="Consolas" w:eastAsia="Consolas" w:hAnsi="Consolas" w:cs="Consolas"/>
-          <w:sz w:val="17"/>
-          <w:szCs w:val="17"/>
-        </w:rPr>
-        <w:t>def step_impl(context, product):</w:t>
-      </w:r>
-    </w:p>
-    <w:p>
-      <w:pPr>
-        <w:shd w:val="clear" w:color="auto" w:fill="F2F2F2"/>
-        <w:ind w:left="240" w:right="240"/>
-      </w:pPr>
-      <w:r>
-        <w:rPr>
-          <w:rFonts w:ascii="Consolas" w:eastAsia="Consolas" w:hAnsi="Consolas" w:cs="Consolas"/>
-          <w:sz w:val="17"/>
-          <w:szCs w:val="17"/>
-        </w:rPr>
-        <w:t xml:space="preserve">    assert not context.inventory.contains(product), \</w:t>
-      </w:r>
-    </w:p>
-    <w:p>
-      <w:pPr>
-        <w:shd w:val="clear" w:color="auto" w:fill="F2F2F2"/>
-        <w:ind w:left="240" w:right="240"/>
-      </w:pPr>
-      <w:r>
-        <w:rPr>
-          <w:rFonts w:ascii="Consolas" w:eastAsia="Consolas" w:hAnsi="Consolas" w:cs="Consolas"/>
-          <w:sz w:val="17"/>
-          <w:szCs w:val="17"/>
-        </w:rPr>
-        <w:t xml:space="preserve">        f'Product "{product}" is still in the inventory'</w:t>
+        <w:t>@</w:t>
+      </w:r>
+      <w:proofErr w:type="gramStart"/>
+      <w:r>
+        <w:rPr>
+          <w:rFonts w:ascii="Consolas" w:eastAsia="Consolas" w:hAnsi="Consolas" w:cs="Consolas"/>
+          <w:sz w:val="17"/>
+          <w:szCs w:val="17"/>
+        </w:rPr>
+        <w:t>then(</w:t>
+      </w:r>
+      <w:proofErr w:type="gramEnd"/>
+      <w:r>
+        <w:rPr>
+          <w:rFonts w:ascii="Consolas" w:eastAsia="Consolas" w:hAnsi="Consolas" w:cs="Consolas"/>
+          <w:sz w:val="17"/>
+          <w:szCs w:val="17"/>
+        </w:rPr>
+        <w:t xml:space="preserve">'the inventory should not </w:t>
+      </w:r>
+      <w:proofErr w:type="gramStart"/>
+      <w:r>
+        <w:rPr>
+          <w:rFonts w:ascii="Consolas" w:eastAsia="Consolas" w:hAnsi="Consolas" w:cs="Consolas"/>
+          <w:sz w:val="17"/>
+          <w:szCs w:val="17"/>
+        </w:rPr>
+        <w:t>contain "{product}"</w:t>
+      </w:r>
+      <w:proofErr w:type="gramEnd"/>
+      <w:r>
+        <w:rPr>
+          <w:rFonts w:ascii="Consolas" w:eastAsia="Consolas" w:hAnsi="Consolas" w:cs="Consolas"/>
+          <w:sz w:val="17"/>
+          <w:szCs w:val="17"/>
+        </w:rPr>
+        <w:t>')</w:t>
+      </w:r>
+    </w:p>
+    <w:p>
+      <w:pPr>
+        <w:shd w:val="clear" w:color="auto" w:fill="F2F2F2"/>
+        <w:ind w:left="240" w:right="240"/>
+      </w:pPr>
+      <w:r>
+        <w:rPr>
+          <w:rFonts w:ascii="Consolas" w:eastAsia="Consolas" w:hAnsi="Consolas" w:cs="Consolas"/>
+          <w:sz w:val="17"/>
+          <w:szCs w:val="17"/>
+        </w:rPr>
+        <w:t xml:space="preserve">def </w:t>
+      </w:r>
+      <w:proofErr w:type="spellStart"/>
+      <w:r>
+        <w:rPr>
+          <w:rFonts w:ascii="Consolas" w:eastAsia="Consolas" w:hAnsi="Consolas" w:cs="Consolas"/>
+          <w:sz w:val="17"/>
+          <w:szCs w:val="17"/>
+        </w:rPr>
+        <w:t>step_</w:t>
+      </w:r>
+      <w:proofErr w:type="gramStart"/>
+      <w:r>
+        <w:rPr>
+          <w:rFonts w:ascii="Consolas" w:eastAsia="Consolas" w:hAnsi="Consolas" w:cs="Consolas"/>
+          <w:sz w:val="17"/>
+          <w:szCs w:val="17"/>
+        </w:rPr>
+        <w:t>impl</w:t>
+      </w:r>
+      <w:proofErr w:type="spellEnd"/>
+      <w:r>
+        <w:rPr>
+          <w:rFonts w:ascii="Consolas" w:eastAsia="Consolas" w:hAnsi="Consolas" w:cs="Consolas"/>
+          <w:sz w:val="17"/>
+          <w:szCs w:val="17"/>
+        </w:rPr>
+        <w:t>(</w:t>
+      </w:r>
+      <w:proofErr w:type="gramEnd"/>
+      <w:r>
+        <w:rPr>
+          <w:rFonts w:ascii="Consolas" w:eastAsia="Consolas" w:hAnsi="Consolas" w:cs="Consolas"/>
+          <w:sz w:val="17"/>
+          <w:szCs w:val="17"/>
+        </w:rPr>
+        <w:t>context, product):</w:t>
+      </w:r>
+    </w:p>
+    <w:p>
+      <w:pPr>
+        <w:shd w:val="clear" w:color="auto" w:fill="F2F2F2"/>
+        <w:ind w:left="240" w:right="240"/>
+      </w:pPr>
+      <w:r>
+        <w:rPr>
+          <w:rFonts w:ascii="Consolas" w:eastAsia="Consolas" w:hAnsi="Consolas" w:cs="Consolas"/>
+          <w:sz w:val="17"/>
+          <w:szCs w:val="17"/>
+        </w:rPr>
+        <w:t xml:space="preserve">    assert not </w:t>
+      </w:r>
+      <w:proofErr w:type="spellStart"/>
+      <w:proofErr w:type="gramStart"/>
+      <w:r>
+        <w:rPr>
+          <w:rFonts w:ascii="Consolas" w:eastAsia="Consolas" w:hAnsi="Consolas" w:cs="Consolas"/>
+          <w:sz w:val="17"/>
+          <w:szCs w:val="17"/>
+        </w:rPr>
+        <w:t>context.inventory</w:t>
+      </w:r>
+      <w:proofErr w:type="gramEnd"/>
+      <w:r>
+        <w:rPr>
+          <w:rFonts w:ascii="Consolas" w:eastAsia="Consolas" w:hAnsi="Consolas" w:cs="Consolas"/>
+          <w:sz w:val="17"/>
+          <w:szCs w:val="17"/>
+        </w:rPr>
+        <w:t>.contains</w:t>
+      </w:r>
+      <w:proofErr w:type="spellEnd"/>
+      <w:r>
+        <w:rPr>
+          <w:rFonts w:ascii="Consolas" w:eastAsia="Consolas" w:hAnsi="Consolas" w:cs="Consolas"/>
+          <w:sz w:val="17"/>
+          <w:szCs w:val="17"/>
+        </w:rPr>
+        <w:t>(product), \</w:t>
+      </w:r>
+    </w:p>
+    <w:p>
+      <w:pPr>
+        <w:shd w:val="clear" w:color="auto" w:fill="F2F2F2"/>
+        <w:ind w:left="240" w:right="240"/>
+      </w:pPr>
+      <w:r>
+        <w:rPr>
+          <w:rFonts w:ascii="Consolas" w:eastAsia="Consolas" w:hAnsi="Consolas" w:cs="Consolas"/>
+          <w:sz w:val="17"/>
+          <w:szCs w:val="17"/>
+        </w:rPr>
+        <w:t xml:space="preserve">        </w:t>
+      </w:r>
+      <w:proofErr w:type="spellStart"/>
+      <w:proofErr w:type="gramStart"/>
+      <w:r>
+        <w:rPr>
+          <w:rFonts w:ascii="Consolas" w:eastAsia="Consolas" w:hAnsi="Consolas" w:cs="Consolas"/>
+          <w:sz w:val="17"/>
+          <w:szCs w:val="17"/>
+        </w:rPr>
+        <w:t>f'Product</w:t>
+      </w:r>
+      <w:proofErr w:type="spellEnd"/>
+      <w:r>
+        <w:rPr>
+          <w:rFonts w:ascii="Consolas" w:eastAsia="Consolas" w:hAnsi="Consolas" w:cs="Consolas"/>
+          <w:sz w:val="17"/>
+          <w:szCs w:val="17"/>
+        </w:rPr>
+        <w:t xml:space="preserve"> "{product}"</w:t>
+      </w:r>
+      <w:proofErr w:type="gramEnd"/>
+      <w:r>
+        <w:rPr>
+          <w:rFonts w:ascii="Consolas" w:eastAsia="Consolas" w:hAnsi="Consolas" w:cs="Consolas"/>
+          <w:sz w:val="17"/>
+          <w:szCs w:val="17"/>
+        </w:rPr>
+        <w:t xml:space="preserve"> is still in the inventory'</w:t>
       </w:r>
     </w:p>
     <w:p>
@@ -3400,35 +6249,155 @@
           <w:sz w:val="17"/>
           <w:szCs w:val="17"/>
         </w:rPr>
-        <w:t>@when('the user searches for the product "{product}"')</w:t>
-      </w:r>
-    </w:p>
-    <w:p>
-      <w:pPr>
-        <w:shd w:val="clear" w:color="auto" w:fill="F2F2F2"/>
-        <w:ind w:left="240" w:right="240"/>
-      </w:pPr>
-      <w:r>
-        <w:rPr>
-          <w:rFonts w:ascii="Consolas" w:eastAsia="Consolas" w:hAnsi="Consolas" w:cs="Consolas"/>
-          <w:sz w:val="17"/>
-          <w:szCs w:val="17"/>
-        </w:rPr>
-        <w:t>def step_impl(context, product):</w:t>
-      </w:r>
-    </w:p>
-    <w:p>
-      <w:pPr>
-        <w:shd w:val="clear" w:color="auto" w:fill="F2F2F2"/>
-        <w:ind w:left="240" w:right="240"/>
-      </w:pPr>
-      <w:r>
-        <w:rPr>
-          <w:rFonts w:ascii="Consolas" w:eastAsia="Consolas" w:hAnsi="Consolas" w:cs="Consolas"/>
-          <w:sz w:val="17"/>
-          <w:szCs w:val="17"/>
-        </w:rPr>
-        <w:t xml:space="preserve">    context.output = context.inventory.search_product(product)</w:t>
+        <w:t>@</w:t>
+      </w:r>
+      <w:proofErr w:type="gramStart"/>
+      <w:r>
+        <w:rPr>
+          <w:rFonts w:ascii="Consolas" w:eastAsia="Consolas" w:hAnsi="Consolas" w:cs="Consolas"/>
+          <w:sz w:val="17"/>
+          <w:szCs w:val="17"/>
+        </w:rPr>
+        <w:t>when(</w:t>
+      </w:r>
+      <w:proofErr w:type="gramEnd"/>
+      <w:r>
+        <w:rPr>
+          <w:rFonts w:ascii="Consolas" w:eastAsia="Consolas" w:hAnsi="Consolas" w:cs="Consolas"/>
+          <w:sz w:val="17"/>
+          <w:szCs w:val="17"/>
+        </w:rPr>
+        <w:t xml:space="preserve">'the user searches for the </w:t>
+      </w:r>
+      <w:proofErr w:type="gramStart"/>
+      <w:r>
+        <w:rPr>
+          <w:rFonts w:ascii="Consolas" w:eastAsia="Consolas" w:hAnsi="Consolas" w:cs="Consolas"/>
+          <w:sz w:val="17"/>
+          <w:szCs w:val="17"/>
+        </w:rPr>
+        <w:t>product "{product}"</w:t>
+      </w:r>
+      <w:proofErr w:type="gramEnd"/>
+      <w:r>
+        <w:rPr>
+          <w:rFonts w:ascii="Consolas" w:eastAsia="Consolas" w:hAnsi="Consolas" w:cs="Consolas"/>
+          <w:sz w:val="17"/>
+          <w:szCs w:val="17"/>
+        </w:rPr>
+        <w:t>')</w:t>
+      </w:r>
+    </w:p>
+    <w:p>
+      <w:pPr>
+        <w:shd w:val="clear" w:color="auto" w:fill="F2F2F2"/>
+        <w:ind w:left="240" w:right="240"/>
+      </w:pPr>
+      <w:r>
+        <w:rPr>
+          <w:rFonts w:ascii="Consolas" w:eastAsia="Consolas" w:hAnsi="Consolas" w:cs="Consolas"/>
+          <w:sz w:val="17"/>
+          <w:szCs w:val="17"/>
+        </w:rPr>
+        <w:t xml:space="preserve">def </w:t>
+      </w:r>
+      <w:proofErr w:type="spellStart"/>
+      <w:r>
+        <w:rPr>
+          <w:rFonts w:ascii="Consolas" w:eastAsia="Consolas" w:hAnsi="Consolas" w:cs="Consolas"/>
+          <w:sz w:val="17"/>
+          <w:szCs w:val="17"/>
+        </w:rPr>
+        <w:t>step_</w:t>
+      </w:r>
+      <w:proofErr w:type="gramStart"/>
+      <w:r>
+        <w:rPr>
+          <w:rFonts w:ascii="Consolas" w:eastAsia="Consolas" w:hAnsi="Consolas" w:cs="Consolas"/>
+          <w:sz w:val="17"/>
+          <w:szCs w:val="17"/>
+        </w:rPr>
+        <w:t>impl</w:t>
+      </w:r>
+      <w:proofErr w:type="spellEnd"/>
+      <w:r>
+        <w:rPr>
+          <w:rFonts w:ascii="Consolas" w:eastAsia="Consolas" w:hAnsi="Consolas" w:cs="Consolas"/>
+          <w:sz w:val="17"/>
+          <w:szCs w:val="17"/>
+        </w:rPr>
+        <w:t>(</w:t>
+      </w:r>
+      <w:proofErr w:type="gramEnd"/>
+      <w:r>
+        <w:rPr>
+          <w:rFonts w:ascii="Consolas" w:eastAsia="Consolas" w:hAnsi="Consolas" w:cs="Consolas"/>
+          <w:sz w:val="17"/>
+          <w:szCs w:val="17"/>
+        </w:rPr>
+        <w:t>context, product):</w:t>
+      </w:r>
+    </w:p>
+    <w:p>
+      <w:pPr>
+        <w:shd w:val="clear" w:color="auto" w:fill="F2F2F2"/>
+        <w:ind w:left="240" w:right="240"/>
+      </w:pPr>
+      <w:r>
+        <w:rPr>
+          <w:rFonts w:ascii="Consolas" w:eastAsia="Consolas" w:hAnsi="Consolas" w:cs="Consolas"/>
+          <w:sz w:val="17"/>
+          <w:szCs w:val="17"/>
+        </w:rPr>
+        <w:t xml:space="preserve">    </w:t>
+      </w:r>
+      <w:proofErr w:type="spellStart"/>
+      <w:proofErr w:type="gramStart"/>
+      <w:r>
+        <w:rPr>
+          <w:rFonts w:ascii="Consolas" w:eastAsia="Consolas" w:hAnsi="Consolas" w:cs="Consolas"/>
+          <w:sz w:val="17"/>
+          <w:szCs w:val="17"/>
+        </w:rPr>
+        <w:t>context.output</w:t>
+      </w:r>
+      <w:proofErr w:type="spellEnd"/>
+      <w:proofErr w:type="gramEnd"/>
+      <w:r>
+        <w:rPr>
+          <w:rFonts w:ascii="Consolas" w:eastAsia="Consolas" w:hAnsi="Consolas" w:cs="Consolas"/>
+          <w:sz w:val="17"/>
+          <w:szCs w:val="17"/>
+        </w:rPr>
+        <w:t xml:space="preserve"> = </w:t>
+      </w:r>
+      <w:proofErr w:type="spellStart"/>
+      <w:proofErr w:type="gramStart"/>
+      <w:r>
+        <w:rPr>
+          <w:rFonts w:ascii="Consolas" w:eastAsia="Consolas" w:hAnsi="Consolas" w:cs="Consolas"/>
+          <w:sz w:val="17"/>
+          <w:szCs w:val="17"/>
+        </w:rPr>
+        <w:t>context.inventory</w:t>
+      </w:r>
+      <w:proofErr w:type="gramEnd"/>
+      <w:r>
+        <w:rPr>
+          <w:rFonts w:ascii="Consolas" w:eastAsia="Consolas" w:hAnsi="Consolas" w:cs="Consolas"/>
+          <w:sz w:val="17"/>
+          <w:szCs w:val="17"/>
+        </w:rPr>
+        <w:t>.search_product</w:t>
+      </w:r>
+      <w:proofErr w:type="spellEnd"/>
+      <w:r>
+        <w:rPr>
+          <w:rFonts w:ascii="Consolas" w:eastAsia="Consolas" w:hAnsi="Consolas" w:cs="Consolas"/>
+          <w:sz w:val="17"/>
+          <w:szCs w:val="17"/>
+        </w:rPr>
+        <w:t>(product)</w:t>
       </w:r>
     </w:p>
     <w:p>
@@ -3456,49 +6425,197 @@
           <w:sz w:val="17"/>
           <w:szCs w:val="17"/>
         </w:rPr>
-        <w:t>@then('the output should be "{message}"')</w:t>
-      </w:r>
-    </w:p>
-    <w:p>
-      <w:pPr>
-        <w:shd w:val="clear" w:color="auto" w:fill="F2F2F2"/>
-        <w:ind w:left="240" w:right="240"/>
-      </w:pPr>
-      <w:r>
-        <w:rPr>
-          <w:rFonts w:ascii="Consolas" w:eastAsia="Consolas" w:hAnsi="Consolas" w:cs="Consolas"/>
-          <w:sz w:val="17"/>
-          <w:szCs w:val="17"/>
-        </w:rPr>
-        <w:t>def step_impl(context, message):</w:t>
-      </w:r>
-    </w:p>
-    <w:p>
-      <w:pPr>
-        <w:shd w:val="clear" w:color="auto" w:fill="F2F2F2"/>
-        <w:ind w:left="240" w:right="240"/>
-      </w:pPr>
-      <w:r>
-        <w:rPr>
-          <w:rFonts w:ascii="Consolas" w:eastAsia="Consolas" w:hAnsi="Consolas" w:cs="Consolas"/>
-          <w:sz w:val="17"/>
-          <w:szCs w:val="17"/>
-        </w:rPr>
-        <w:t xml:space="preserve">    assert context.output == message, \</w:t>
-      </w:r>
-    </w:p>
-    <w:p>
-      <w:pPr>
-        <w:shd w:val="clear" w:color="auto" w:fill="F2F2F2"/>
-        <w:ind w:left="240" w:right="240"/>
-      </w:pPr>
-      <w:r>
-        <w:rPr>
-          <w:rFonts w:ascii="Consolas" w:eastAsia="Consolas" w:hAnsi="Consolas" w:cs="Consolas"/>
-          <w:sz w:val="17"/>
-          <w:szCs w:val="17"/>
-        </w:rPr>
-        <w:t xml:space="preserve">        f'Expected "{message}" but got "{context.output}"'</w:t>
+        <w:t>@</w:t>
+      </w:r>
+      <w:proofErr w:type="gramStart"/>
+      <w:r>
+        <w:rPr>
+          <w:rFonts w:ascii="Consolas" w:eastAsia="Consolas" w:hAnsi="Consolas" w:cs="Consolas"/>
+          <w:sz w:val="17"/>
+          <w:szCs w:val="17"/>
+        </w:rPr>
+        <w:t>then(</w:t>
+      </w:r>
+      <w:proofErr w:type="gramEnd"/>
+      <w:r>
+        <w:rPr>
+          <w:rFonts w:ascii="Consolas" w:eastAsia="Consolas" w:hAnsi="Consolas" w:cs="Consolas"/>
+          <w:sz w:val="17"/>
+          <w:szCs w:val="17"/>
+        </w:rPr>
+        <w:t xml:space="preserve">'the output should </w:t>
+      </w:r>
+      <w:proofErr w:type="gramStart"/>
+      <w:r>
+        <w:rPr>
+          <w:rFonts w:ascii="Consolas" w:eastAsia="Consolas" w:hAnsi="Consolas" w:cs="Consolas"/>
+          <w:sz w:val="17"/>
+          <w:szCs w:val="17"/>
+        </w:rPr>
+        <w:t>be "{message}"</w:t>
+      </w:r>
+      <w:proofErr w:type="gramEnd"/>
+      <w:r>
+        <w:rPr>
+          <w:rFonts w:ascii="Consolas" w:eastAsia="Consolas" w:hAnsi="Consolas" w:cs="Consolas"/>
+          <w:sz w:val="17"/>
+          <w:szCs w:val="17"/>
+        </w:rPr>
+        <w:t>')</w:t>
+      </w:r>
+    </w:p>
+    <w:p>
+      <w:pPr>
+        <w:shd w:val="clear" w:color="auto" w:fill="F2F2F2"/>
+        <w:ind w:left="240" w:right="240"/>
+      </w:pPr>
+      <w:r>
+        <w:rPr>
+          <w:rFonts w:ascii="Consolas" w:eastAsia="Consolas" w:hAnsi="Consolas" w:cs="Consolas"/>
+          <w:sz w:val="17"/>
+          <w:szCs w:val="17"/>
+        </w:rPr>
+        <w:t xml:space="preserve">def </w:t>
+      </w:r>
+      <w:proofErr w:type="spellStart"/>
+      <w:r>
+        <w:rPr>
+          <w:rFonts w:ascii="Consolas" w:eastAsia="Consolas" w:hAnsi="Consolas" w:cs="Consolas"/>
+          <w:sz w:val="17"/>
+          <w:szCs w:val="17"/>
+        </w:rPr>
+        <w:t>step_</w:t>
+      </w:r>
+      <w:proofErr w:type="gramStart"/>
+      <w:r>
+        <w:rPr>
+          <w:rFonts w:ascii="Consolas" w:eastAsia="Consolas" w:hAnsi="Consolas" w:cs="Consolas"/>
+          <w:sz w:val="17"/>
+          <w:szCs w:val="17"/>
+        </w:rPr>
+        <w:t>impl</w:t>
+      </w:r>
+      <w:proofErr w:type="spellEnd"/>
+      <w:r>
+        <w:rPr>
+          <w:rFonts w:ascii="Consolas" w:eastAsia="Consolas" w:hAnsi="Consolas" w:cs="Consolas"/>
+          <w:sz w:val="17"/>
+          <w:szCs w:val="17"/>
+        </w:rPr>
+        <w:t>(</w:t>
+      </w:r>
+      <w:proofErr w:type="gramEnd"/>
+      <w:r>
+        <w:rPr>
+          <w:rFonts w:ascii="Consolas" w:eastAsia="Consolas" w:hAnsi="Consolas" w:cs="Consolas"/>
+          <w:sz w:val="17"/>
+          <w:szCs w:val="17"/>
+        </w:rPr>
+        <w:t>context, message):</w:t>
+      </w:r>
+    </w:p>
+    <w:p>
+      <w:pPr>
+        <w:shd w:val="clear" w:color="auto" w:fill="F2F2F2"/>
+        <w:ind w:left="240" w:right="240"/>
+      </w:pPr>
+      <w:r>
+        <w:rPr>
+          <w:rFonts w:ascii="Consolas" w:eastAsia="Consolas" w:hAnsi="Consolas" w:cs="Consolas"/>
+          <w:sz w:val="17"/>
+          <w:szCs w:val="17"/>
+        </w:rPr>
+        <w:t xml:space="preserve">    assert </w:t>
+      </w:r>
+      <w:proofErr w:type="spellStart"/>
+      <w:proofErr w:type="gramStart"/>
+      <w:r>
+        <w:rPr>
+          <w:rFonts w:ascii="Consolas" w:eastAsia="Consolas" w:hAnsi="Consolas" w:cs="Consolas"/>
+          <w:sz w:val="17"/>
+          <w:szCs w:val="17"/>
+        </w:rPr>
+        <w:t>context.output</w:t>
+      </w:r>
+      <w:proofErr w:type="spellEnd"/>
+      <w:proofErr w:type="gramEnd"/>
+      <w:r>
+        <w:rPr>
+          <w:rFonts w:ascii="Consolas" w:eastAsia="Consolas" w:hAnsi="Consolas" w:cs="Consolas"/>
+          <w:sz w:val="17"/>
+          <w:szCs w:val="17"/>
+        </w:rPr>
+        <w:t xml:space="preserve"> == message, \</w:t>
+      </w:r>
+    </w:p>
+    <w:p>
+      <w:pPr>
+        <w:shd w:val="clear" w:color="auto" w:fill="F2F2F2"/>
+        <w:ind w:left="240" w:right="240"/>
+      </w:pPr>
+      <w:r>
+        <w:rPr>
+          <w:rFonts w:ascii="Consolas" w:eastAsia="Consolas" w:hAnsi="Consolas" w:cs="Consolas"/>
+          <w:sz w:val="17"/>
+          <w:szCs w:val="17"/>
+        </w:rPr>
+        <w:t xml:space="preserve">        </w:t>
+      </w:r>
+      <w:proofErr w:type="spellStart"/>
+      <w:proofErr w:type="gramStart"/>
+      <w:r>
+        <w:rPr>
+          <w:rFonts w:ascii="Consolas" w:eastAsia="Consolas" w:hAnsi="Consolas" w:cs="Consolas"/>
+          <w:sz w:val="17"/>
+          <w:szCs w:val="17"/>
+        </w:rPr>
+        <w:t>f'Expected</w:t>
+      </w:r>
+      <w:proofErr w:type="spellEnd"/>
+      <w:r>
+        <w:rPr>
+          <w:rFonts w:ascii="Consolas" w:eastAsia="Consolas" w:hAnsi="Consolas" w:cs="Consolas"/>
+          <w:sz w:val="17"/>
+          <w:szCs w:val="17"/>
+        </w:rPr>
+        <w:t xml:space="preserve"> "{message}"</w:t>
+      </w:r>
+      <w:proofErr w:type="gramEnd"/>
+      <w:r>
+        <w:rPr>
+          <w:rFonts w:ascii="Consolas" w:eastAsia="Consolas" w:hAnsi="Consolas" w:cs="Consolas"/>
+          <w:sz w:val="17"/>
+          <w:szCs w:val="17"/>
+        </w:rPr>
+        <w:t xml:space="preserve"> but </w:t>
+      </w:r>
+      <w:proofErr w:type="gramStart"/>
+      <w:r>
+        <w:rPr>
+          <w:rFonts w:ascii="Consolas" w:eastAsia="Consolas" w:hAnsi="Consolas" w:cs="Consolas"/>
+          <w:sz w:val="17"/>
+          <w:szCs w:val="17"/>
+        </w:rPr>
+        <w:t>got "{</w:t>
+      </w:r>
+      <w:proofErr w:type="spellStart"/>
+      <w:r>
+        <w:rPr>
+          <w:rFonts w:ascii="Consolas" w:eastAsia="Consolas" w:hAnsi="Consolas" w:cs="Consolas"/>
+          <w:sz w:val="17"/>
+          <w:szCs w:val="17"/>
+        </w:rPr>
+        <w:t>context.output</w:t>
+      </w:r>
+      <w:proofErr w:type="spellEnd"/>
+      <w:proofErr w:type="gramEnd"/>
+      <w:r>
+        <w:rPr>
+          <w:rFonts w:ascii="Consolas" w:eastAsia="Consolas" w:hAnsi="Consolas" w:cs="Consolas"/>
+          <w:sz w:val="17"/>
+          <w:szCs w:val="17"/>
+        </w:rPr>
+        <w:t>}"'</w:t>
       </w:r>
     </w:p>
     <w:p>
@@ -3521,7 +6638,43 @@
           <w:szCs w:val="22"/>
           <w:lang w:val="es-EC"/>
         </w:rPr>
-        <w:t>La clase Inventory (en inventory_core.py) concentra la lógica invocada por los steps:</w:t>
+        <w:t xml:space="preserve">La clase </w:t>
+      </w:r>
+      <w:proofErr w:type="spellStart"/>
+      <w:r>
+        <w:rPr>
+          <w:sz w:val="22"/>
+          <w:szCs w:val="22"/>
+          <w:lang w:val="es-EC"/>
+        </w:rPr>
+        <w:t>Inventory</w:t>
+      </w:r>
+      <w:proofErr w:type="spellEnd"/>
+      <w:r>
+        <w:rPr>
+          <w:sz w:val="22"/>
+          <w:szCs w:val="22"/>
+          <w:lang w:val="es-EC"/>
+        </w:rPr>
+        <w:t xml:space="preserve"> (en inventory_core.py) concentra la lógica invocada por los </w:t>
+      </w:r>
+      <w:proofErr w:type="spellStart"/>
+      <w:r>
+        <w:rPr>
+          <w:sz w:val="22"/>
+          <w:szCs w:val="22"/>
+          <w:lang w:val="es-EC"/>
+        </w:rPr>
+        <w:t>steps</w:t>
+      </w:r>
+      <w:proofErr w:type="spellEnd"/>
+      <w:r>
+        <w:rPr>
+          <w:sz w:val="22"/>
+          <w:szCs w:val="22"/>
+          <w:lang w:val="es-EC"/>
+        </w:rPr>
+        <w:t>:</w:t>
       </w:r>
     </w:p>
     <w:p>
@@ -3536,7 +6689,25 @@
           <w:szCs w:val="17"/>
         </w:rPr>
         <w:lastRenderedPageBreak/>
-        <w:t># inventory_core.py (resumen)</w:t>
+        <w:t># inventory_core.py (</w:t>
+      </w:r>
+      <w:proofErr w:type="spellStart"/>
+      <w:r>
+        <w:rPr>
+          <w:rFonts w:ascii="Consolas" w:eastAsia="Consolas" w:hAnsi="Consolas" w:cs="Consolas"/>
+          <w:sz w:val="17"/>
+          <w:szCs w:val="17"/>
+        </w:rPr>
+        <w:t>resumen</w:t>
+      </w:r>
+      <w:proofErr w:type="spellEnd"/>
+      <w:r>
+        <w:rPr>
+          <w:rFonts w:ascii="Consolas" w:eastAsia="Consolas" w:hAnsi="Consolas" w:cs="Consolas"/>
+          <w:sz w:val="17"/>
+          <w:szCs w:val="17"/>
+        </w:rPr>
+        <w:t>)</w:t>
       </w:r>
     </w:p>
     <w:p>
@@ -3564,7 +6735,43 @@
           <w:sz w:val="17"/>
           <w:szCs w:val="17"/>
         </w:rPr>
-        <w:t xml:space="preserve">    def __init__(self, name, category="General", quantity=0, price=0.0):</w:t>
+        <w:t xml:space="preserve">    def __</w:t>
+      </w:r>
+      <w:proofErr w:type="spellStart"/>
+      <w:r>
+        <w:rPr>
+          <w:rFonts w:ascii="Consolas" w:eastAsia="Consolas" w:hAnsi="Consolas" w:cs="Consolas"/>
+          <w:sz w:val="17"/>
+          <w:szCs w:val="17"/>
+        </w:rPr>
+        <w:t>init</w:t>
+      </w:r>
+      <w:proofErr w:type="spellEnd"/>
+      <w:r>
+        <w:rPr>
+          <w:rFonts w:ascii="Consolas" w:eastAsia="Consolas" w:hAnsi="Consolas" w:cs="Consolas"/>
+          <w:sz w:val="17"/>
+          <w:szCs w:val="17"/>
+        </w:rPr>
+        <w:t>_</w:t>
+      </w:r>
+      <w:proofErr w:type="gramStart"/>
+      <w:r>
+        <w:rPr>
+          <w:rFonts w:ascii="Consolas" w:eastAsia="Consolas" w:hAnsi="Consolas" w:cs="Consolas"/>
+          <w:sz w:val="17"/>
+          <w:szCs w:val="17"/>
+        </w:rPr>
+        <w:t>_(</w:t>
+      </w:r>
+      <w:proofErr w:type="gramEnd"/>
+      <w:r>
+        <w:rPr>
+          <w:rFonts w:ascii="Consolas" w:eastAsia="Consolas" w:hAnsi="Consolas" w:cs="Consolas"/>
+          <w:sz w:val="17"/>
+          <w:szCs w:val="17"/>
+        </w:rPr>
+        <w:t>self, name, category="General", quantity=0, price=0.0):</w:t>
       </w:r>
     </w:p>
     <w:p>
@@ -3592,35 +6799,95 @@
           <w:sz w:val="17"/>
           <w:szCs w:val="17"/>
         </w:rPr>
-        <w:t xml:space="preserve">        self.category = category</w:t>
-      </w:r>
-    </w:p>
-    <w:p>
-      <w:pPr>
-        <w:shd w:val="clear" w:color="auto" w:fill="F2F2F2"/>
-        <w:ind w:left="240" w:right="240"/>
-      </w:pPr>
-      <w:r>
-        <w:rPr>
-          <w:rFonts w:ascii="Consolas" w:eastAsia="Consolas" w:hAnsi="Consolas" w:cs="Consolas"/>
-          <w:sz w:val="17"/>
-          <w:szCs w:val="17"/>
-        </w:rPr>
-        <w:t xml:space="preserve">        self.quantity = int(quantity)</w:t>
-      </w:r>
-    </w:p>
-    <w:p>
-      <w:pPr>
-        <w:shd w:val="clear" w:color="auto" w:fill="F2F2F2"/>
-        <w:ind w:left="240" w:right="240"/>
-      </w:pPr>
-      <w:r>
-        <w:rPr>
-          <w:rFonts w:ascii="Consolas" w:eastAsia="Consolas" w:hAnsi="Consolas" w:cs="Consolas"/>
-          <w:sz w:val="17"/>
-          <w:szCs w:val="17"/>
-        </w:rPr>
-        <w:t xml:space="preserve">        self.price = float(price)</w:t>
+        <w:t xml:space="preserve">        </w:t>
+      </w:r>
+      <w:proofErr w:type="spellStart"/>
+      <w:proofErr w:type="gramStart"/>
+      <w:r>
+        <w:rPr>
+          <w:rFonts w:ascii="Consolas" w:eastAsia="Consolas" w:hAnsi="Consolas" w:cs="Consolas"/>
+          <w:sz w:val="17"/>
+          <w:szCs w:val="17"/>
+        </w:rPr>
+        <w:t>self.category</w:t>
+      </w:r>
+      <w:proofErr w:type="spellEnd"/>
+      <w:proofErr w:type="gramEnd"/>
+      <w:r>
+        <w:rPr>
+          <w:rFonts w:ascii="Consolas" w:eastAsia="Consolas" w:hAnsi="Consolas" w:cs="Consolas"/>
+          <w:sz w:val="17"/>
+          <w:szCs w:val="17"/>
+        </w:rPr>
+        <w:t xml:space="preserve"> = category</w:t>
+      </w:r>
+    </w:p>
+    <w:p>
+      <w:pPr>
+        <w:shd w:val="clear" w:color="auto" w:fill="F2F2F2"/>
+        <w:ind w:left="240" w:right="240"/>
+      </w:pPr>
+      <w:r>
+        <w:rPr>
+          <w:rFonts w:ascii="Consolas" w:eastAsia="Consolas" w:hAnsi="Consolas" w:cs="Consolas"/>
+          <w:sz w:val="17"/>
+          <w:szCs w:val="17"/>
+        </w:rPr>
+        <w:t xml:space="preserve">        </w:t>
+      </w:r>
+      <w:proofErr w:type="spellStart"/>
+      <w:proofErr w:type="gramStart"/>
+      <w:r>
+        <w:rPr>
+          <w:rFonts w:ascii="Consolas" w:eastAsia="Consolas" w:hAnsi="Consolas" w:cs="Consolas"/>
+          <w:sz w:val="17"/>
+          <w:szCs w:val="17"/>
+        </w:rPr>
+        <w:t>self.quantity</w:t>
+      </w:r>
+      <w:proofErr w:type="spellEnd"/>
+      <w:proofErr w:type="gramEnd"/>
+      <w:r>
+        <w:rPr>
+          <w:rFonts w:ascii="Consolas" w:eastAsia="Consolas" w:hAnsi="Consolas" w:cs="Consolas"/>
+          <w:sz w:val="17"/>
+          <w:szCs w:val="17"/>
+        </w:rPr>
+        <w:t xml:space="preserve"> = int(quantity)</w:t>
+      </w:r>
+    </w:p>
+    <w:p>
+      <w:pPr>
+        <w:shd w:val="clear" w:color="auto" w:fill="F2F2F2"/>
+        <w:ind w:left="240" w:right="240"/>
+      </w:pPr>
+      <w:r>
+        <w:rPr>
+          <w:rFonts w:ascii="Consolas" w:eastAsia="Consolas" w:hAnsi="Consolas" w:cs="Consolas"/>
+          <w:sz w:val="17"/>
+          <w:szCs w:val="17"/>
+        </w:rPr>
+        <w:t xml:space="preserve">        </w:t>
+      </w:r>
+      <w:proofErr w:type="spellStart"/>
+      <w:proofErr w:type="gramStart"/>
+      <w:r>
+        <w:rPr>
+          <w:rFonts w:ascii="Consolas" w:eastAsia="Consolas" w:hAnsi="Consolas" w:cs="Consolas"/>
+          <w:sz w:val="17"/>
+          <w:szCs w:val="17"/>
+        </w:rPr>
+        <w:t>self.price</w:t>
+      </w:r>
+      <w:proofErr w:type="spellEnd"/>
+      <w:proofErr w:type="gramEnd"/>
+      <w:r>
+        <w:rPr>
+          <w:rFonts w:ascii="Consolas" w:eastAsia="Consolas" w:hAnsi="Consolas" w:cs="Consolas"/>
+          <w:sz w:val="17"/>
+          <w:szCs w:val="17"/>
+        </w:rPr>
+        <w:t xml:space="preserve"> = float(price)</w:t>
       </w:r>
     </w:p>
     <w:p>
@@ -3662,21 +6929,67 @@
           <w:sz w:val="17"/>
           <w:szCs w:val="17"/>
         </w:rPr>
-        <w:t xml:space="preserve">    def __init__(self):</w:t>
-      </w:r>
-    </w:p>
-    <w:p>
-      <w:pPr>
-        <w:shd w:val="clear" w:color="auto" w:fill="F2F2F2"/>
-        <w:ind w:left="240" w:right="240"/>
-      </w:pPr>
-      <w:r>
-        <w:rPr>
-          <w:rFonts w:ascii="Consolas" w:eastAsia="Consolas" w:hAnsi="Consolas" w:cs="Consolas"/>
-          <w:sz w:val="17"/>
-          <w:szCs w:val="17"/>
-        </w:rPr>
-        <w:t xml:space="preserve">        self._products = {}</w:t>
+        <w:t xml:space="preserve">    def __</w:t>
+      </w:r>
+      <w:proofErr w:type="spellStart"/>
+      <w:r>
+        <w:rPr>
+          <w:rFonts w:ascii="Consolas" w:eastAsia="Consolas" w:hAnsi="Consolas" w:cs="Consolas"/>
+          <w:sz w:val="17"/>
+          <w:szCs w:val="17"/>
+        </w:rPr>
+        <w:t>init</w:t>
+      </w:r>
+      <w:proofErr w:type="spellEnd"/>
+      <w:r>
+        <w:rPr>
+          <w:rFonts w:ascii="Consolas" w:eastAsia="Consolas" w:hAnsi="Consolas" w:cs="Consolas"/>
+          <w:sz w:val="17"/>
+          <w:szCs w:val="17"/>
+        </w:rPr>
+        <w:t>__(self):</w:t>
+      </w:r>
+    </w:p>
+    <w:p>
+      <w:pPr>
+        <w:shd w:val="clear" w:color="auto" w:fill="F2F2F2"/>
+        <w:ind w:left="240" w:right="240"/>
+      </w:pPr>
+      <w:r>
+        <w:rPr>
+          <w:rFonts w:ascii="Consolas" w:eastAsia="Consolas" w:hAnsi="Consolas" w:cs="Consolas"/>
+          <w:sz w:val="17"/>
+          <w:szCs w:val="17"/>
+        </w:rPr>
+        <w:t xml:space="preserve">        </w:t>
+      </w:r>
+      <w:proofErr w:type="spellStart"/>
+      <w:proofErr w:type="gramStart"/>
+      <w:r>
+        <w:rPr>
+          <w:rFonts w:ascii="Consolas" w:eastAsia="Consolas" w:hAnsi="Consolas" w:cs="Consolas"/>
+          <w:sz w:val="17"/>
+          <w:szCs w:val="17"/>
+        </w:rPr>
+        <w:t>self._</w:t>
+      </w:r>
+      <w:proofErr w:type="gramEnd"/>
+      <w:r>
+        <w:rPr>
+          <w:rFonts w:ascii="Consolas" w:eastAsia="Consolas" w:hAnsi="Consolas" w:cs="Consolas"/>
+          <w:sz w:val="17"/>
+          <w:szCs w:val="17"/>
+        </w:rPr>
+        <w:t>products</w:t>
+      </w:r>
+      <w:proofErr w:type="spellEnd"/>
+      <w:r>
+        <w:rPr>
+          <w:rFonts w:ascii="Consolas" w:eastAsia="Consolas" w:hAnsi="Consolas" w:cs="Consolas"/>
+          <w:sz w:val="17"/>
+          <w:szCs w:val="17"/>
+        </w:rPr>
+        <w:t xml:space="preserve"> = {}</w:t>
       </w:r>
     </w:p>
     <w:p>
@@ -3704,22 +7017,60 @@
           <w:sz w:val="17"/>
           <w:szCs w:val="17"/>
         </w:rPr>
-        <w:t xml:space="preserve">    def contains(self, name):</w:t>
-      </w:r>
-    </w:p>
-    <w:p>
-      <w:pPr>
-        <w:shd w:val="clear" w:color="auto" w:fill="F2F2F2"/>
-        <w:ind w:left="240" w:right="240"/>
-      </w:pPr>
-      <w:r>
-        <w:rPr>
-          <w:rFonts w:ascii="Consolas" w:eastAsia="Consolas" w:hAnsi="Consolas" w:cs="Consolas"/>
-          <w:sz w:val="17"/>
-          <w:szCs w:val="17"/>
-        </w:rPr>
-        <w:t xml:space="preserve">        return name in self._products</w:t>
-      </w:r>
+        <w:t xml:space="preserve">    def </w:t>
+      </w:r>
+      <w:proofErr w:type="gramStart"/>
+      <w:r>
+        <w:rPr>
+          <w:rFonts w:ascii="Consolas" w:eastAsia="Consolas" w:hAnsi="Consolas" w:cs="Consolas"/>
+          <w:sz w:val="17"/>
+          <w:szCs w:val="17"/>
+        </w:rPr>
+        <w:t>contains(</w:t>
+      </w:r>
+      <w:proofErr w:type="gramEnd"/>
+      <w:r>
+        <w:rPr>
+          <w:rFonts w:ascii="Consolas" w:eastAsia="Consolas" w:hAnsi="Consolas" w:cs="Consolas"/>
+          <w:sz w:val="17"/>
+          <w:szCs w:val="17"/>
+        </w:rPr>
+        <w:t>self, name):</w:t>
+      </w:r>
+    </w:p>
+    <w:p>
+      <w:pPr>
+        <w:shd w:val="clear" w:color="auto" w:fill="F2F2F2"/>
+        <w:ind w:left="240" w:right="240"/>
+      </w:pPr>
+      <w:r>
+        <w:rPr>
+          <w:rFonts w:ascii="Consolas" w:eastAsia="Consolas" w:hAnsi="Consolas" w:cs="Consolas"/>
+          <w:sz w:val="17"/>
+          <w:szCs w:val="17"/>
+        </w:rPr>
+        <w:t xml:space="preserve">        return name in </w:t>
+      </w:r>
+      <w:proofErr w:type="spellStart"/>
+      <w:proofErr w:type="gramStart"/>
+      <w:r>
+        <w:rPr>
+          <w:rFonts w:ascii="Consolas" w:eastAsia="Consolas" w:hAnsi="Consolas" w:cs="Consolas"/>
+          <w:sz w:val="17"/>
+          <w:szCs w:val="17"/>
+        </w:rPr>
+        <w:t>self._</w:t>
+      </w:r>
+      <w:proofErr w:type="gramEnd"/>
+      <w:r>
+        <w:rPr>
+          <w:rFonts w:ascii="Consolas" w:eastAsia="Consolas" w:hAnsi="Consolas" w:cs="Consolas"/>
+          <w:sz w:val="17"/>
+          <w:szCs w:val="17"/>
+        </w:rPr>
+        <w:t>products</w:t>
+      </w:r>
+      <w:proofErr w:type="spellEnd"/>
     </w:p>
     <w:p>
       <w:pPr>
@@ -3746,21 +7097,75 @@
           <w:sz w:val="17"/>
           <w:szCs w:val="17"/>
         </w:rPr>
-        <w:t xml:space="preserve">    def get_product(self, name):</w:t>
-      </w:r>
-    </w:p>
-    <w:p>
-      <w:pPr>
-        <w:shd w:val="clear" w:color="auto" w:fill="F2F2F2"/>
-        <w:ind w:left="240" w:right="240"/>
-      </w:pPr>
-      <w:r>
-        <w:rPr>
-          <w:rFonts w:ascii="Consolas" w:eastAsia="Consolas" w:hAnsi="Consolas" w:cs="Consolas"/>
-          <w:sz w:val="17"/>
-          <w:szCs w:val="17"/>
-        </w:rPr>
-        <w:t xml:space="preserve">        return self._products.get(name)</w:t>
+        <w:t xml:space="preserve">    def </w:t>
+      </w:r>
+      <w:proofErr w:type="spellStart"/>
+      <w:r>
+        <w:rPr>
+          <w:rFonts w:ascii="Consolas" w:eastAsia="Consolas" w:hAnsi="Consolas" w:cs="Consolas"/>
+          <w:sz w:val="17"/>
+          <w:szCs w:val="17"/>
+        </w:rPr>
+        <w:t>get_</w:t>
+      </w:r>
+      <w:proofErr w:type="gramStart"/>
+      <w:r>
+        <w:rPr>
+          <w:rFonts w:ascii="Consolas" w:eastAsia="Consolas" w:hAnsi="Consolas" w:cs="Consolas"/>
+          <w:sz w:val="17"/>
+          <w:szCs w:val="17"/>
+        </w:rPr>
+        <w:t>product</w:t>
+      </w:r>
+      <w:proofErr w:type="spellEnd"/>
+      <w:r>
+        <w:rPr>
+          <w:rFonts w:ascii="Consolas" w:eastAsia="Consolas" w:hAnsi="Consolas" w:cs="Consolas"/>
+          <w:sz w:val="17"/>
+          <w:szCs w:val="17"/>
+        </w:rPr>
+        <w:t>(</w:t>
+      </w:r>
+      <w:proofErr w:type="gramEnd"/>
+      <w:r>
+        <w:rPr>
+          <w:rFonts w:ascii="Consolas" w:eastAsia="Consolas" w:hAnsi="Consolas" w:cs="Consolas"/>
+          <w:sz w:val="17"/>
+          <w:szCs w:val="17"/>
+        </w:rPr>
+        <w:t>self, name):</w:t>
+      </w:r>
+    </w:p>
+    <w:p>
+      <w:pPr>
+        <w:shd w:val="clear" w:color="auto" w:fill="F2F2F2"/>
+        <w:ind w:left="240" w:right="240"/>
+      </w:pPr>
+      <w:r>
+        <w:rPr>
+          <w:rFonts w:ascii="Consolas" w:eastAsia="Consolas" w:hAnsi="Consolas" w:cs="Consolas"/>
+          <w:sz w:val="17"/>
+          <w:szCs w:val="17"/>
+        </w:rPr>
+        <w:t xml:space="preserve">        return self._</w:t>
+      </w:r>
+      <w:proofErr w:type="spellStart"/>
+      <w:r>
+        <w:rPr>
+          <w:rFonts w:ascii="Consolas" w:eastAsia="Consolas" w:hAnsi="Consolas" w:cs="Consolas"/>
+          <w:sz w:val="17"/>
+          <w:szCs w:val="17"/>
+        </w:rPr>
+        <w:t>products.get</w:t>
+      </w:r>
+      <w:proofErr w:type="spellEnd"/>
+      <w:r>
+        <w:rPr>
+          <w:rFonts w:ascii="Consolas" w:eastAsia="Consolas" w:hAnsi="Consolas" w:cs="Consolas"/>
+          <w:sz w:val="17"/>
+          <w:szCs w:val="17"/>
+        </w:rPr>
+        <w:t>(name)</w:t>
       </w:r>
     </w:p>
     <w:p>
@@ -3788,63 +7193,209 @@
           <w:sz w:val="17"/>
           <w:szCs w:val="17"/>
         </w:rPr>
-        <w:t xml:space="preserve">    def add_product(self, name, category="General", quantity=0, price=0.0):</w:t>
-      </w:r>
-    </w:p>
-    <w:p>
-      <w:pPr>
-        <w:shd w:val="clear" w:color="auto" w:fill="F2F2F2"/>
-        <w:ind w:left="240" w:right="240"/>
-      </w:pPr>
-      <w:r>
-        <w:rPr>
-          <w:rFonts w:ascii="Consolas" w:eastAsia="Consolas" w:hAnsi="Consolas" w:cs="Consolas"/>
-          <w:sz w:val="17"/>
-          <w:szCs w:val="17"/>
-        </w:rPr>
-        <w:t xml:space="preserve">        if name in self._products:</w:t>
-      </w:r>
-    </w:p>
-    <w:p>
-      <w:pPr>
-        <w:shd w:val="clear" w:color="auto" w:fill="F2F2F2"/>
-        <w:ind w:left="240" w:right="240"/>
-      </w:pPr>
-      <w:r>
-        <w:rPr>
-          <w:rFonts w:ascii="Consolas" w:eastAsia="Consolas" w:hAnsi="Consolas" w:cs="Consolas"/>
-          <w:sz w:val="17"/>
-          <w:szCs w:val="17"/>
-        </w:rPr>
-        <w:t xml:space="preserve">            return f"Product {name} already exists"</w:t>
-      </w:r>
-    </w:p>
-    <w:p>
-      <w:pPr>
-        <w:shd w:val="clear" w:color="auto" w:fill="F2F2F2"/>
-        <w:ind w:left="240" w:right="240"/>
-      </w:pPr>
-      <w:r>
-        <w:rPr>
-          <w:rFonts w:ascii="Consolas" w:eastAsia="Consolas" w:hAnsi="Consolas" w:cs="Consolas"/>
-          <w:sz w:val="17"/>
-          <w:szCs w:val="17"/>
-        </w:rPr>
-        <w:t xml:space="preserve">        self._products[name] = Product(name, category, quantity, price)</w:t>
-      </w:r>
-    </w:p>
-    <w:p>
-      <w:pPr>
-        <w:shd w:val="clear" w:color="auto" w:fill="F2F2F2"/>
-        <w:ind w:left="240" w:right="240"/>
-      </w:pPr>
-      <w:r>
-        <w:rPr>
-          <w:rFonts w:ascii="Consolas" w:eastAsia="Consolas" w:hAnsi="Consolas" w:cs="Consolas"/>
-          <w:sz w:val="17"/>
-          <w:szCs w:val="17"/>
-        </w:rPr>
-        <w:t xml:space="preserve">        return f"Product {name} was added"</w:t>
+        <w:t xml:space="preserve">    def </w:t>
+      </w:r>
+      <w:proofErr w:type="spellStart"/>
+      <w:r>
+        <w:rPr>
+          <w:rFonts w:ascii="Consolas" w:eastAsia="Consolas" w:hAnsi="Consolas" w:cs="Consolas"/>
+          <w:sz w:val="17"/>
+          <w:szCs w:val="17"/>
+        </w:rPr>
+        <w:t>add_</w:t>
+      </w:r>
+      <w:proofErr w:type="gramStart"/>
+      <w:r>
+        <w:rPr>
+          <w:rFonts w:ascii="Consolas" w:eastAsia="Consolas" w:hAnsi="Consolas" w:cs="Consolas"/>
+          <w:sz w:val="17"/>
+          <w:szCs w:val="17"/>
+        </w:rPr>
+        <w:t>product</w:t>
+      </w:r>
+      <w:proofErr w:type="spellEnd"/>
+      <w:r>
+        <w:rPr>
+          <w:rFonts w:ascii="Consolas" w:eastAsia="Consolas" w:hAnsi="Consolas" w:cs="Consolas"/>
+          <w:sz w:val="17"/>
+          <w:szCs w:val="17"/>
+        </w:rPr>
+        <w:t>(</w:t>
+      </w:r>
+      <w:proofErr w:type="gramEnd"/>
+      <w:r>
+        <w:rPr>
+          <w:rFonts w:ascii="Consolas" w:eastAsia="Consolas" w:hAnsi="Consolas" w:cs="Consolas"/>
+          <w:sz w:val="17"/>
+          <w:szCs w:val="17"/>
+        </w:rPr>
+        <w:t>self, name, category="General", quantity=0, price=0.0):</w:t>
+      </w:r>
+    </w:p>
+    <w:p>
+      <w:pPr>
+        <w:shd w:val="clear" w:color="auto" w:fill="F2F2F2"/>
+        <w:ind w:left="240" w:right="240"/>
+      </w:pPr>
+      <w:r>
+        <w:rPr>
+          <w:rFonts w:ascii="Consolas" w:eastAsia="Consolas" w:hAnsi="Consolas" w:cs="Consolas"/>
+          <w:sz w:val="17"/>
+          <w:szCs w:val="17"/>
+        </w:rPr>
+        <w:t xml:space="preserve">        if name in </w:t>
+      </w:r>
+      <w:proofErr w:type="spellStart"/>
+      <w:proofErr w:type="gramStart"/>
+      <w:r>
+        <w:rPr>
+          <w:rFonts w:ascii="Consolas" w:eastAsia="Consolas" w:hAnsi="Consolas" w:cs="Consolas"/>
+          <w:sz w:val="17"/>
+          <w:szCs w:val="17"/>
+        </w:rPr>
+        <w:t>self._</w:t>
+      </w:r>
+      <w:proofErr w:type="gramEnd"/>
+      <w:r>
+        <w:rPr>
+          <w:rFonts w:ascii="Consolas" w:eastAsia="Consolas" w:hAnsi="Consolas" w:cs="Consolas"/>
+          <w:sz w:val="17"/>
+          <w:szCs w:val="17"/>
+        </w:rPr>
+        <w:t>products</w:t>
+      </w:r>
+      <w:proofErr w:type="spellEnd"/>
+      <w:r>
+        <w:rPr>
+          <w:rFonts w:ascii="Consolas" w:eastAsia="Consolas" w:hAnsi="Consolas" w:cs="Consolas"/>
+          <w:sz w:val="17"/>
+          <w:szCs w:val="17"/>
+        </w:rPr>
+        <w:t>:</w:t>
+      </w:r>
+    </w:p>
+    <w:p>
+      <w:pPr>
+        <w:shd w:val="clear" w:color="auto" w:fill="F2F2F2"/>
+        <w:ind w:left="240" w:right="240"/>
+      </w:pPr>
+      <w:r>
+        <w:rPr>
+          <w:rFonts w:ascii="Consolas" w:eastAsia="Consolas" w:hAnsi="Consolas" w:cs="Consolas"/>
+          <w:sz w:val="17"/>
+          <w:szCs w:val="17"/>
+        </w:rPr>
+        <w:t xml:space="preserve">            return </w:t>
+      </w:r>
+      <w:proofErr w:type="spellStart"/>
+      <w:r>
+        <w:rPr>
+          <w:rFonts w:ascii="Consolas" w:eastAsia="Consolas" w:hAnsi="Consolas" w:cs="Consolas"/>
+          <w:sz w:val="17"/>
+          <w:szCs w:val="17"/>
+        </w:rPr>
+        <w:t>f"Product</w:t>
+      </w:r>
+      <w:proofErr w:type="spellEnd"/>
+      <w:r>
+        <w:rPr>
+          <w:rFonts w:ascii="Consolas" w:eastAsia="Consolas" w:hAnsi="Consolas" w:cs="Consolas"/>
+          <w:sz w:val="17"/>
+          <w:szCs w:val="17"/>
+        </w:rPr>
+        <w:t xml:space="preserve"> {name} already exists"</w:t>
+      </w:r>
+    </w:p>
+    <w:p>
+      <w:pPr>
+        <w:shd w:val="clear" w:color="auto" w:fill="F2F2F2"/>
+        <w:ind w:left="240" w:right="240"/>
+      </w:pPr>
+      <w:r>
+        <w:rPr>
+          <w:rFonts w:ascii="Consolas" w:eastAsia="Consolas" w:hAnsi="Consolas" w:cs="Consolas"/>
+          <w:sz w:val="17"/>
+          <w:szCs w:val="17"/>
+        </w:rPr>
+        <w:t xml:space="preserve">        </w:t>
+      </w:r>
+      <w:proofErr w:type="spellStart"/>
+      <w:proofErr w:type="gramStart"/>
+      <w:r>
+        <w:rPr>
+          <w:rFonts w:ascii="Consolas" w:eastAsia="Consolas" w:hAnsi="Consolas" w:cs="Consolas"/>
+          <w:sz w:val="17"/>
+          <w:szCs w:val="17"/>
+        </w:rPr>
+        <w:t>self._</w:t>
+      </w:r>
+      <w:proofErr w:type="gramEnd"/>
+      <w:r>
+        <w:rPr>
+          <w:rFonts w:ascii="Consolas" w:eastAsia="Consolas" w:hAnsi="Consolas" w:cs="Consolas"/>
+          <w:sz w:val="17"/>
+          <w:szCs w:val="17"/>
+        </w:rPr>
+        <w:t>products</w:t>
+      </w:r>
+      <w:proofErr w:type="spellEnd"/>
+      <w:r>
+        <w:rPr>
+          <w:rFonts w:ascii="Consolas" w:eastAsia="Consolas" w:hAnsi="Consolas" w:cs="Consolas"/>
+          <w:sz w:val="17"/>
+          <w:szCs w:val="17"/>
+        </w:rPr>
+        <w:t xml:space="preserve">[name] = </w:t>
+      </w:r>
+      <w:proofErr w:type="gramStart"/>
+      <w:r>
+        <w:rPr>
+          <w:rFonts w:ascii="Consolas" w:eastAsia="Consolas" w:hAnsi="Consolas" w:cs="Consolas"/>
+          <w:sz w:val="17"/>
+          <w:szCs w:val="17"/>
+        </w:rPr>
+        <w:t>Product(</w:t>
+      </w:r>
+      <w:proofErr w:type="gramEnd"/>
+      <w:r>
+        <w:rPr>
+          <w:rFonts w:ascii="Consolas" w:eastAsia="Consolas" w:hAnsi="Consolas" w:cs="Consolas"/>
+          <w:sz w:val="17"/>
+          <w:szCs w:val="17"/>
+        </w:rPr>
+        <w:t>name, category, quantity, price)</w:t>
+      </w:r>
+    </w:p>
+    <w:p>
+      <w:pPr>
+        <w:shd w:val="clear" w:color="auto" w:fill="F2F2F2"/>
+        <w:ind w:left="240" w:right="240"/>
+      </w:pPr>
+      <w:r>
+        <w:rPr>
+          <w:rFonts w:ascii="Consolas" w:eastAsia="Consolas" w:hAnsi="Consolas" w:cs="Consolas"/>
+          <w:sz w:val="17"/>
+          <w:szCs w:val="17"/>
+        </w:rPr>
+        <w:t xml:space="preserve">        return </w:t>
+      </w:r>
+      <w:proofErr w:type="spellStart"/>
+      <w:r>
+        <w:rPr>
+          <w:rFonts w:ascii="Consolas" w:eastAsia="Consolas" w:hAnsi="Consolas" w:cs="Consolas"/>
+          <w:sz w:val="17"/>
+          <w:szCs w:val="17"/>
+        </w:rPr>
+        <w:t>f"Product</w:t>
+      </w:r>
+      <w:proofErr w:type="spellEnd"/>
+      <w:r>
+        <w:rPr>
+          <w:rFonts w:ascii="Consolas" w:eastAsia="Consolas" w:hAnsi="Consolas" w:cs="Consolas"/>
+          <w:sz w:val="17"/>
+          <w:szCs w:val="17"/>
+        </w:rPr>
+        <w:t xml:space="preserve"> {name} was added"</w:t>
       </w:r>
     </w:p>
     <w:p>
@@ -3872,63 +7423,201 @@
           <w:sz w:val="17"/>
           <w:szCs w:val="17"/>
         </w:rPr>
-        <w:t xml:space="preserve">    def list_products(self):</w:t>
-      </w:r>
-    </w:p>
-    <w:p>
-      <w:pPr>
-        <w:shd w:val="clear" w:color="auto" w:fill="F2F2F2"/>
-        <w:ind w:left="240" w:right="240"/>
-      </w:pPr>
-      <w:r>
-        <w:rPr>
-          <w:rFonts w:ascii="Consolas" w:eastAsia="Consolas" w:hAnsi="Consolas" w:cs="Consolas"/>
-          <w:sz w:val="17"/>
-          <w:szCs w:val="17"/>
-        </w:rPr>
-        <w:t xml:space="preserve">        if not self._products:</w:t>
-      </w:r>
-    </w:p>
-    <w:p>
-      <w:pPr>
-        <w:shd w:val="clear" w:color="auto" w:fill="F2F2F2"/>
-        <w:ind w:left="240" w:right="240"/>
-      </w:pPr>
-      <w:r>
-        <w:rPr>
-          <w:rFonts w:ascii="Consolas" w:eastAsia="Consolas" w:hAnsi="Consolas" w:cs="Consolas"/>
-          <w:sz w:val="17"/>
-          <w:szCs w:val="17"/>
-        </w:rPr>
-        <w:t xml:space="preserve">            return "Products:\n(no products)"</w:t>
-      </w:r>
-    </w:p>
-    <w:p>
-      <w:pPr>
-        <w:shd w:val="clear" w:color="auto" w:fill="F2F2F2"/>
-        <w:ind w:left="240" w:right="240"/>
-      </w:pPr>
-      <w:r>
-        <w:rPr>
-          <w:rFonts w:ascii="Consolas" w:eastAsia="Consolas" w:hAnsi="Consolas" w:cs="Consolas"/>
-          <w:sz w:val="17"/>
-          <w:szCs w:val="17"/>
-        </w:rPr>
-        <w:t xml:space="preserve">        lines = ["Products:"] + [f"- {n}" for n in self._products]</w:t>
-      </w:r>
-    </w:p>
-    <w:p>
-      <w:pPr>
-        <w:shd w:val="clear" w:color="auto" w:fill="F2F2F2"/>
-        <w:ind w:left="240" w:right="240"/>
-      </w:pPr>
-      <w:r>
-        <w:rPr>
-          <w:rFonts w:ascii="Consolas" w:eastAsia="Consolas" w:hAnsi="Consolas" w:cs="Consolas"/>
-          <w:sz w:val="17"/>
-          <w:szCs w:val="17"/>
-        </w:rPr>
-        <w:t xml:space="preserve">        return "\n".join(lines)</w:t>
+        <w:t xml:space="preserve">    def </w:t>
+      </w:r>
+      <w:proofErr w:type="spellStart"/>
+      <w:r>
+        <w:rPr>
+          <w:rFonts w:ascii="Consolas" w:eastAsia="Consolas" w:hAnsi="Consolas" w:cs="Consolas"/>
+          <w:sz w:val="17"/>
+          <w:szCs w:val="17"/>
+        </w:rPr>
+        <w:t>list_products</w:t>
+      </w:r>
+      <w:proofErr w:type="spellEnd"/>
+      <w:r>
+        <w:rPr>
+          <w:rFonts w:ascii="Consolas" w:eastAsia="Consolas" w:hAnsi="Consolas" w:cs="Consolas"/>
+          <w:sz w:val="17"/>
+          <w:szCs w:val="17"/>
+        </w:rPr>
+        <w:t>(self):</w:t>
+      </w:r>
+    </w:p>
+    <w:p>
+      <w:pPr>
+        <w:shd w:val="clear" w:color="auto" w:fill="F2F2F2"/>
+        <w:ind w:left="240" w:right="240"/>
+      </w:pPr>
+      <w:r>
+        <w:rPr>
+          <w:rFonts w:ascii="Consolas" w:eastAsia="Consolas" w:hAnsi="Consolas" w:cs="Consolas"/>
+          <w:sz w:val="17"/>
+          <w:szCs w:val="17"/>
+        </w:rPr>
+        <w:t xml:space="preserve">        if not </w:t>
+      </w:r>
+      <w:proofErr w:type="spellStart"/>
+      <w:proofErr w:type="gramStart"/>
+      <w:r>
+        <w:rPr>
+          <w:rFonts w:ascii="Consolas" w:eastAsia="Consolas" w:hAnsi="Consolas" w:cs="Consolas"/>
+          <w:sz w:val="17"/>
+          <w:szCs w:val="17"/>
+        </w:rPr>
+        <w:t>self._</w:t>
+      </w:r>
+      <w:proofErr w:type="gramEnd"/>
+      <w:r>
+        <w:rPr>
+          <w:rFonts w:ascii="Consolas" w:eastAsia="Consolas" w:hAnsi="Consolas" w:cs="Consolas"/>
+          <w:sz w:val="17"/>
+          <w:szCs w:val="17"/>
+        </w:rPr>
+        <w:t>products</w:t>
+      </w:r>
+      <w:proofErr w:type="spellEnd"/>
+      <w:r>
+        <w:rPr>
+          <w:rFonts w:ascii="Consolas" w:eastAsia="Consolas" w:hAnsi="Consolas" w:cs="Consolas"/>
+          <w:sz w:val="17"/>
+          <w:szCs w:val="17"/>
+        </w:rPr>
+        <w:t>:</w:t>
+      </w:r>
+    </w:p>
+    <w:p>
+      <w:pPr>
+        <w:shd w:val="clear" w:color="auto" w:fill="F2F2F2"/>
+        <w:ind w:left="240" w:right="240"/>
+      </w:pPr>
+      <w:r>
+        <w:rPr>
+          <w:rFonts w:ascii="Consolas" w:eastAsia="Consolas" w:hAnsi="Consolas" w:cs="Consolas"/>
+          <w:sz w:val="17"/>
+          <w:szCs w:val="17"/>
+        </w:rPr>
+        <w:t xml:space="preserve">            return "</w:t>
+      </w:r>
+      <w:proofErr w:type="gramStart"/>
+      <w:r>
+        <w:rPr>
+          <w:rFonts w:ascii="Consolas" w:eastAsia="Consolas" w:hAnsi="Consolas" w:cs="Consolas"/>
+          <w:sz w:val="17"/>
+          <w:szCs w:val="17"/>
+        </w:rPr>
+        <w:t>Products:\n(</w:t>
+      </w:r>
+      <w:proofErr w:type="gramEnd"/>
+      <w:r>
+        <w:rPr>
+          <w:rFonts w:ascii="Consolas" w:eastAsia="Consolas" w:hAnsi="Consolas" w:cs="Consolas"/>
+          <w:sz w:val="17"/>
+          <w:szCs w:val="17"/>
+        </w:rPr>
+        <w:t>no products)"</w:t>
+      </w:r>
+    </w:p>
+    <w:p>
+      <w:pPr>
+        <w:shd w:val="clear" w:color="auto" w:fill="F2F2F2"/>
+        <w:ind w:left="240" w:right="240"/>
+      </w:pPr>
+      <w:r>
+        <w:rPr>
+          <w:rFonts w:ascii="Consolas" w:eastAsia="Consolas" w:hAnsi="Consolas" w:cs="Consolas"/>
+          <w:sz w:val="17"/>
+          <w:szCs w:val="17"/>
+        </w:rPr>
+        <w:t xml:space="preserve">        lines = ["Products:"] + [f</w:t>
+      </w:r>
+      <w:proofErr w:type="gramStart"/>
+      <w:r>
+        <w:rPr>
+          <w:rFonts w:ascii="Consolas" w:eastAsia="Consolas" w:hAnsi="Consolas" w:cs="Consolas"/>
+          <w:sz w:val="17"/>
+          <w:szCs w:val="17"/>
+        </w:rPr>
+        <w:t>"- {n}"</w:t>
+      </w:r>
+      <w:proofErr w:type="gramEnd"/>
+      <w:r>
+        <w:rPr>
+          <w:rFonts w:ascii="Consolas" w:eastAsia="Consolas" w:hAnsi="Consolas" w:cs="Consolas"/>
+          <w:sz w:val="17"/>
+          <w:szCs w:val="17"/>
+        </w:rPr>
+        <w:t xml:space="preserve"> for n in </w:t>
+      </w:r>
+      <w:proofErr w:type="spellStart"/>
+      <w:proofErr w:type="gramStart"/>
+      <w:r>
+        <w:rPr>
+          <w:rFonts w:ascii="Consolas" w:eastAsia="Consolas" w:hAnsi="Consolas" w:cs="Consolas"/>
+          <w:sz w:val="17"/>
+          <w:szCs w:val="17"/>
+        </w:rPr>
+        <w:t>self._</w:t>
+      </w:r>
+      <w:proofErr w:type="gramEnd"/>
+      <w:r>
+        <w:rPr>
+          <w:rFonts w:ascii="Consolas" w:eastAsia="Consolas" w:hAnsi="Consolas" w:cs="Consolas"/>
+          <w:sz w:val="17"/>
+          <w:szCs w:val="17"/>
+        </w:rPr>
+        <w:t>products</w:t>
+      </w:r>
+      <w:proofErr w:type="spellEnd"/>
+      <w:r>
+        <w:rPr>
+          <w:rFonts w:ascii="Consolas" w:eastAsia="Consolas" w:hAnsi="Consolas" w:cs="Consolas"/>
+          <w:sz w:val="17"/>
+          <w:szCs w:val="17"/>
+        </w:rPr>
+        <w:t>]</w:t>
+      </w:r>
+    </w:p>
+    <w:p>
+      <w:pPr>
+        <w:shd w:val="clear" w:color="auto" w:fill="F2F2F2"/>
+        <w:ind w:left="240" w:right="240"/>
+      </w:pPr>
+      <w:r>
+        <w:rPr>
+          <w:rFonts w:ascii="Consolas" w:eastAsia="Consolas" w:hAnsi="Consolas" w:cs="Consolas"/>
+          <w:sz w:val="17"/>
+          <w:szCs w:val="17"/>
+        </w:rPr>
+        <w:t xml:space="preserve">        return "\</w:t>
+      </w:r>
+      <w:proofErr w:type="spellStart"/>
+      <w:r>
+        <w:rPr>
+          <w:rFonts w:ascii="Consolas" w:eastAsia="Consolas" w:hAnsi="Consolas" w:cs="Consolas"/>
+          <w:sz w:val="17"/>
+          <w:szCs w:val="17"/>
+        </w:rPr>
+        <w:t>n</w:t>
+      </w:r>
+      <w:proofErr w:type="gramStart"/>
+      <w:r>
+        <w:rPr>
+          <w:rFonts w:ascii="Consolas" w:eastAsia="Consolas" w:hAnsi="Consolas" w:cs="Consolas"/>
+          <w:sz w:val="17"/>
+          <w:szCs w:val="17"/>
+        </w:rPr>
+        <w:t>".join</w:t>
+      </w:r>
+      <w:proofErr w:type="spellEnd"/>
+      <w:proofErr w:type="gramEnd"/>
+      <w:r>
+        <w:rPr>
+          <w:rFonts w:ascii="Consolas" w:eastAsia="Consolas" w:hAnsi="Consolas" w:cs="Consolas"/>
+          <w:sz w:val="17"/>
+          <w:szCs w:val="17"/>
+        </w:rPr>
+        <w:t>(lines)</w:t>
       </w:r>
     </w:p>
     <w:p>
@@ -3956,63 +7645,209 @@
           <w:sz w:val="17"/>
           <w:szCs w:val="17"/>
         </w:rPr>
-        <w:t xml:space="preserve">    def update_quantity(self, name, quantity):</w:t>
-      </w:r>
-    </w:p>
-    <w:p>
-      <w:pPr>
-        <w:shd w:val="clear" w:color="auto" w:fill="F2F2F2"/>
-        <w:ind w:left="240" w:right="240"/>
-      </w:pPr>
-      <w:r>
-        <w:rPr>
-          <w:rFonts w:ascii="Consolas" w:eastAsia="Consolas" w:hAnsi="Consolas" w:cs="Consolas"/>
-          <w:sz w:val="17"/>
-          <w:szCs w:val="17"/>
-        </w:rPr>
-        <w:t xml:space="preserve">        if name not in self._products:</w:t>
-      </w:r>
-    </w:p>
-    <w:p>
-      <w:pPr>
-        <w:shd w:val="clear" w:color="auto" w:fill="F2F2F2"/>
-        <w:ind w:left="240" w:right="240"/>
-      </w:pPr>
-      <w:r>
-        <w:rPr>
-          <w:rFonts w:ascii="Consolas" w:eastAsia="Consolas" w:hAnsi="Consolas" w:cs="Consolas"/>
-          <w:sz w:val="17"/>
-          <w:szCs w:val="17"/>
-        </w:rPr>
-        <w:t xml:space="preserve">            return f"Product {name} was not found"</w:t>
-      </w:r>
-    </w:p>
-    <w:p>
-      <w:pPr>
-        <w:shd w:val="clear" w:color="auto" w:fill="F2F2F2"/>
-        <w:ind w:left="240" w:right="240"/>
-      </w:pPr>
-      <w:r>
-        <w:rPr>
-          <w:rFonts w:ascii="Consolas" w:eastAsia="Consolas" w:hAnsi="Consolas" w:cs="Consolas"/>
-          <w:sz w:val="17"/>
-          <w:szCs w:val="17"/>
-        </w:rPr>
-        <w:t xml:space="preserve">        self._products[name].quantity = int(quantity)</w:t>
-      </w:r>
-    </w:p>
-    <w:p>
-      <w:pPr>
-        <w:shd w:val="clear" w:color="auto" w:fill="F2F2F2"/>
-        <w:ind w:left="240" w:right="240"/>
-      </w:pPr>
-      <w:r>
-        <w:rPr>
-          <w:rFonts w:ascii="Consolas" w:eastAsia="Consolas" w:hAnsi="Consolas" w:cs="Consolas"/>
-          <w:sz w:val="17"/>
-          <w:szCs w:val="17"/>
-        </w:rPr>
-        <w:t xml:space="preserve">        return f"Product {name} updated to quantity {quantity}"</w:t>
+        <w:t xml:space="preserve">    def </w:t>
+      </w:r>
+      <w:proofErr w:type="spellStart"/>
+      <w:r>
+        <w:rPr>
+          <w:rFonts w:ascii="Consolas" w:eastAsia="Consolas" w:hAnsi="Consolas" w:cs="Consolas"/>
+          <w:sz w:val="17"/>
+          <w:szCs w:val="17"/>
+        </w:rPr>
+        <w:t>update_</w:t>
+      </w:r>
+      <w:proofErr w:type="gramStart"/>
+      <w:r>
+        <w:rPr>
+          <w:rFonts w:ascii="Consolas" w:eastAsia="Consolas" w:hAnsi="Consolas" w:cs="Consolas"/>
+          <w:sz w:val="17"/>
+          <w:szCs w:val="17"/>
+        </w:rPr>
+        <w:t>quantity</w:t>
+      </w:r>
+      <w:proofErr w:type="spellEnd"/>
+      <w:r>
+        <w:rPr>
+          <w:rFonts w:ascii="Consolas" w:eastAsia="Consolas" w:hAnsi="Consolas" w:cs="Consolas"/>
+          <w:sz w:val="17"/>
+          <w:szCs w:val="17"/>
+        </w:rPr>
+        <w:t>(</w:t>
+      </w:r>
+      <w:proofErr w:type="gramEnd"/>
+      <w:r>
+        <w:rPr>
+          <w:rFonts w:ascii="Consolas" w:eastAsia="Consolas" w:hAnsi="Consolas" w:cs="Consolas"/>
+          <w:sz w:val="17"/>
+          <w:szCs w:val="17"/>
+        </w:rPr>
+        <w:t>self, name, quantity):</w:t>
+      </w:r>
+    </w:p>
+    <w:p>
+      <w:pPr>
+        <w:shd w:val="clear" w:color="auto" w:fill="F2F2F2"/>
+        <w:ind w:left="240" w:right="240"/>
+      </w:pPr>
+      <w:r>
+        <w:rPr>
+          <w:rFonts w:ascii="Consolas" w:eastAsia="Consolas" w:hAnsi="Consolas" w:cs="Consolas"/>
+          <w:sz w:val="17"/>
+          <w:szCs w:val="17"/>
+        </w:rPr>
+        <w:t xml:space="preserve">        if name not in </w:t>
+      </w:r>
+      <w:proofErr w:type="spellStart"/>
+      <w:proofErr w:type="gramStart"/>
+      <w:r>
+        <w:rPr>
+          <w:rFonts w:ascii="Consolas" w:eastAsia="Consolas" w:hAnsi="Consolas" w:cs="Consolas"/>
+          <w:sz w:val="17"/>
+          <w:szCs w:val="17"/>
+        </w:rPr>
+        <w:t>self._</w:t>
+      </w:r>
+      <w:proofErr w:type="gramEnd"/>
+      <w:r>
+        <w:rPr>
+          <w:rFonts w:ascii="Consolas" w:eastAsia="Consolas" w:hAnsi="Consolas" w:cs="Consolas"/>
+          <w:sz w:val="17"/>
+          <w:szCs w:val="17"/>
+        </w:rPr>
+        <w:t>products</w:t>
+      </w:r>
+      <w:proofErr w:type="spellEnd"/>
+      <w:r>
+        <w:rPr>
+          <w:rFonts w:ascii="Consolas" w:eastAsia="Consolas" w:hAnsi="Consolas" w:cs="Consolas"/>
+          <w:sz w:val="17"/>
+          <w:szCs w:val="17"/>
+        </w:rPr>
+        <w:t>:</w:t>
+      </w:r>
+    </w:p>
+    <w:p>
+      <w:pPr>
+        <w:shd w:val="clear" w:color="auto" w:fill="F2F2F2"/>
+        <w:ind w:left="240" w:right="240"/>
+      </w:pPr>
+      <w:r>
+        <w:rPr>
+          <w:rFonts w:ascii="Consolas" w:eastAsia="Consolas" w:hAnsi="Consolas" w:cs="Consolas"/>
+          <w:sz w:val="17"/>
+          <w:szCs w:val="17"/>
+        </w:rPr>
+        <w:t xml:space="preserve">            return </w:t>
+      </w:r>
+      <w:proofErr w:type="spellStart"/>
+      <w:r>
+        <w:rPr>
+          <w:rFonts w:ascii="Consolas" w:eastAsia="Consolas" w:hAnsi="Consolas" w:cs="Consolas"/>
+          <w:sz w:val="17"/>
+          <w:szCs w:val="17"/>
+        </w:rPr>
+        <w:t>f"Product</w:t>
+      </w:r>
+      <w:proofErr w:type="spellEnd"/>
+      <w:r>
+        <w:rPr>
+          <w:rFonts w:ascii="Consolas" w:eastAsia="Consolas" w:hAnsi="Consolas" w:cs="Consolas"/>
+          <w:sz w:val="17"/>
+          <w:szCs w:val="17"/>
+        </w:rPr>
+        <w:t xml:space="preserve"> {name} was not found"</w:t>
+      </w:r>
+    </w:p>
+    <w:p>
+      <w:pPr>
+        <w:shd w:val="clear" w:color="auto" w:fill="F2F2F2"/>
+        <w:ind w:left="240" w:right="240"/>
+      </w:pPr>
+      <w:r>
+        <w:rPr>
+          <w:rFonts w:ascii="Consolas" w:eastAsia="Consolas" w:hAnsi="Consolas" w:cs="Consolas"/>
+          <w:sz w:val="17"/>
+          <w:szCs w:val="17"/>
+        </w:rPr>
+        <w:t xml:space="preserve">        </w:t>
+      </w:r>
+      <w:proofErr w:type="spellStart"/>
+      <w:proofErr w:type="gramStart"/>
+      <w:r>
+        <w:rPr>
+          <w:rFonts w:ascii="Consolas" w:eastAsia="Consolas" w:hAnsi="Consolas" w:cs="Consolas"/>
+          <w:sz w:val="17"/>
+          <w:szCs w:val="17"/>
+        </w:rPr>
+        <w:t>self._</w:t>
+      </w:r>
+      <w:proofErr w:type="gramEnd"/>
+      <w:r>
+        <w:rPr>
+          <w:rFonts w:ascii="Consolas" w:eastAsia="Consolas" w:hAnsi="Consolas" w:cs="Consolas"/>
+          <w:sz w:val="17"/>
+          <w:szCs w:val="17"/>
+        </w:rPr>
+        <w:t>products</w:t>
+      </w:r>
+      <w:proofErr w:type="spellEnd"/>
+      <w:r>
+        <w:rPr>
+          <w:rFonts w:ascii="Consolas" w:eastAsia="Consolas" w:hAnsi="Consolas" w:cs="Consolas"/>
+          <w:sz w:val="17"/>
+          <w:szCs w:val="17"/>
+        </w:rPr>
+        <w:t>[name</w:t>
+      </w:r>
+      <w:proofErr w:type="gramStart"/>
+      <w:r>
+        <w:rPr>
+          <w:rFonts w:ascii="Consolas" w:eastAsia="Consolas" w:hAnsi="Consolas" w:cs="Consolas"/>
+          <w:sz w:val="17"/>
+          <w:szCs w:val="17"/>
+        </w:rPr>
+        <w:t>].quantity</w:t>
+      </w:r>
+      <w:proofErr w:type="gramEnd"/>
+      <w:r>
+        <w:rPr>
+          <w:rFonts w:ascii="Consolas" w:eastAsia="Consolas" w:hAnsi="Consolas" w:cs="Consolas"/>
+          <w:sz w:val="17"/>
+          <w:szCs w:val="17"/>
+        </w:rPr>
+        <w:t xml:space="preserve"> = int(quantity)</w:t>
+      </w:r>
+    </w:p>
+    <w:p>
+      <w:pPr>
+        <w:shd w:val="clear" w:color="auto" w:fill="F2F2F2"/>
+        <w:ind w:left="240" w:right="240"/>
+      </w:pPr>
+      <w:r>
+        <w:rPr>
+          <w:rFonts w:ascii="Consolas" w:eastAsia="Consolas" w:hAnsi="Consolas" w:cs="Consolas"/>
+          <w:sz w:val="17"/>
+          <w:szCs w:val="17"/>
+        </w:rPr>
+        <w:t xml:space="preserve">        return </w:t>
+      </w:r>
+      <w:proofErr w:type="spellStart"/>
+      <w:r>
+        <w:rPr>
+          <w:rFonts w:ascii="Consolas" w:eastAsia="Consolas" w:hAnsi="Consolas" w:cs="Consolas"/>
+          <w:sz w:val="17"/>
+          <w:szCs w:val="17"/>
+        </w:rPr>
+        <w:t>f"Product</w:t>
+      </w:r>
+      <w:proofErr w:type="spellEnd"/>
+      <w:r>
+        <w:rPr>
+          <w:rFonts w:ascii="Consolas" w:eastAsia="Consolas" w:hAnsi="Consolas" w:cs="Consolas"/>
+          <w:sz w:val="17"/>
+          <w:szCs w:val="17"/>
+        </w:rPr>
+        <w:t xml:space="preserve"> {name} updated to quantity {quantity}"</w:t>
       </w:r>
     </w:p>
     <w:p>
@@ -4040,63 +7875,191 @@
           <w:sz w:val="17"/>
           <w:szCs w:val="17"/>
         </w:rPr>
-        <w:t xml:space="preserve">    def remove_product(self, name):</w:t>
-      </w:r>
-    </w:p>
-    <w:p>
-      <w:pPr>
-        <w:shd w:val="clear" w:color="auto" w:fill="F2F2F2"/>
-        <w:ind w:left="240" w:right="240"/>
-      </w:pPr>
-      <w:r>
-        <w:rPr>
-          <w:rFonts w:ascii="Consolas" w:eastAsia="Consolas" w:hAnsi="Consolas" w:cs="Consolas"/>
-          <w:sz w:val="17"/>
-          <w:szCs w:val="17"/>
-        </w:rPr>
-        <w:t xml:space="preserve">        if name in self._products:</w:t>
-      </w:r>
-    </w:p>
-    <w:p>
-      <w:pPr>
-        <w:shd w:val="clear" w:color="auto" w:fill="F2F2F2"/>
-        <w:ind w:left="240" w:right="240"/>
-      </w:pPr>
-      <w:r>
-        <w:rPr>
-          <w:rFonts w:ascii="Consolas" w:eastAsia="Consolas" w:hAnsi="Consolas" w:cs="Consolas"/>
-          <w:sz w:val="17"/>
-          <w:szCs w:val="17"/>
-        </w:rPr>
-        <w:t xml:space="preserve">            del self._products[name]</w:t>
-      </w:r>
-    </w:p>
-    <w:p>
-      <w:pPr>
-        <w:shd w:val="clear" w:color="auto" w:fill="F2F2F2"/>
-        <w:ind w:left="240" w:right="240"/>
-      </w:pPr>
-      <w:r>
-        <w:rPr>
-          <w:rFonts w:ascii="Consolas" w:eastAsia="Consolas" w:hAnsi="Consolas" w:cs="Consolas"/>
-          <w:sz w:val="17"/>
-          <w:szCs w:val="17"/>
-        </w:rPr>
-        <w:t xml:space="preserve">            return f"Product {name} was removed"</w:t>
-      </w:r>
-    </w:p>
-    <w:p>
-      <w:pPr>
-        <w:shd w:val="clear" w:color="auto" w:fill="F2F2F2"/>
-        <w:ind w:left="240" w:right="240"/>
-      </w:pPr>
-      <w:r>
-        <w:rPr>
-          <w:rFonts w:ascii="Consolas" w:eastAsia="Consolas" w:hAnsi="Consolas" w:cs="Consolas"/>
-          <w:sz w:val="17"/>
-          <w:szCs w:val="17"/>
-        </w:rPr>
-        <w:t xml:space="preserve">        return f"Product {name} was not found"</w:t>
+        <w:t xml:space="preserve">    def </w:t>
+      </w:r>
+      <w:proofErr w:type="spellStart"/>
+      <w:r>
+        <w:rPr>
+          <w:rFonts w:ascii="Consolas" w:eastAsia="Consolas" w:hAnsi="Consolas" w:cs="Consolas"/>
+          <w:sz w:val="17"/>
+          <w:szCs w:val="17"/>
+        </w:rPr>
+        <w:t>remove_</w:t>
+      </w:r>
+      <w:proofErr w:type="gramStart"/>
+      <w:r>
+        <w:rPr>
+          <w:rFonts w:ascii="Consolas" w:eastAsia="Consolas" w:hAnsi="Consolas" w:cs="Consolas"/>
+          <w:sz w:val="17"/>
+          <w:szCs w:val="17"/>
+        </w:rPr>
+        <w:t>product</w:t>
+      </w:r>
+      <w:proofErr w:type="spellEnd"/>
+      <w:r>
+        <w:rPr>
+          <w:rFonts w:ascii="Consolas" w:eastAsia="Consolas" w:hAnsi="Consolas" w:cs="Consolas"/>
+          <w:sz w:val="17"/>
+          <w:szCs w:val="17"/>
+        </w:rPr>
+        <w:t>(</w:t>
+      </w:r>
+      <w:proofErr w:type="gramEnd"/>
+      <w:r>
+        <w:rPr>
+          <w:rFonts w:ascii="Consolas" w:eastAsia="Consolas" w:hAnsi="Consolas" w:cs="Consolas"/>
+          <w:sz w:val="17"/>
+          <w:szCs w:val="17"/>
+        </w:rPr>
+        <w:t>self, name):</w:t>
+      </w:r>
+    </w:p>
+    <w:p>
+      <w:pPr>
+        <w:shd w:val="clear" w:color="auto" w:fill="F2F2F2"/>
+        <w:ind w:left="240" w:right="240"/>
+      </w:pPr>
+      <w:r>
+        <w:rPr>
+          <w:rFonts w:ascii="Consolas" w:eastAsia="Consolas" w:hAnsi="Consolas" w:cs="Consolas"/>
+          <w:sz w:val="17"/>
+          <w:szCs w:val="17"/>
+        </w:rPr>
+        <w:t xml:space="preserve">        if name in </w:t>
+      </w:r>
+      <w:proofErr w:type="spellStart"/>
+      <w:proofErr w:type="gramStart"/>
+      <w:r>
+        <w:rPr>
+          <w:rFonts w:ascii="Consolas" w:eastAsia="Consolas" w:hAnsi="Consolas" w:cs="Consolas"/>
+          <w:sz w:val="17"/>
+          <w:szCs w:val="17"/>
+        </w:rPr>
+        <w:t>self._</w:t>
+      </w:r>
+      <w:proofErr w:type="gramEnd"/>
+      <w:r>
+        <w:rPr>
+          <w:rFonts w:ascii="Consolas" w:eastAsia="Consolas" w:hAnsi="Consolas" w:cs="Consolas"/>
+          <w:sz w:val="17"/>
+          <w:szCs w:val="17"/>
+        </w:rPr>
+        <w:t>products</w:t>
+      </w:r>
+      <w:proofErr w:type="spellEnd"/>
+      <w:r>
+        <w:rPr>
+          <w:rFonts w:ascii="Consolas" w:eastAsia="Consolas" w:hAnsi="Consolas" w:cs="Consolas"/>
+          <w:sz w:val="17"/>
+          <w:szCs w:val="17"/>
+        </w:rPr>
+        <w:t>:</w:t>
+      </w:r>
+    </w:p>
+    <w:p>
+      <w:pPr>
+        <w:shd w:val="clear" w:color="auto" w:fill="F2F2F2"/>
+        <w:ind w:left="240" w:right="240"/>
+      </w:pPr>
+      <w:r>
+        <w:rPr>
+          <w:rFonts w:ascii="Consolas" w:eastAsia="Consolas" w:hAnsi="Consolas" w:cs="Consolas"/>
+          <w:sz w:val="17"/>
+          <w:szCs w:val="17"/>
+        </w:rPr>
+        <w:t xml:space="preserve">            del </w:t>
+      </w:r>
+      <w:proofErr w:type="spellStart"/>
+      <w:proofErr w:type="gramStart"/>
+      <w:r>
+        <w:rPr>
+          <w:rFonts w:ascii="Consolas" w:eastAsia="Consolas" w:hAnsi="Consolas" w:cs="Consolas"/>
+          <w:sz w:val="17"/>
+          <w:szCs w:val="17"/>
+        </w:rPr>
+        <w:t>self._</w:t>
+      </w:r>
+      <w:proofErr w:type="gramEnd"/>
+      <w:r>
+        <w:rPr>
+          <w:rFonts w:ascii="Consolas" w:eastAsia="Consolas" w:hAnsi="Consolas" w:cs="Consolas"/>
+          <w:sz w:val="17"/>
+          <w:szCs w:val="17"/>
+        </w:rPr>
+        <w:t>products</w:t>
+      </w:r>
+      <w:proofErr w:type="spellEnd"/>
+      <w:r>
+        <w:rPr>
+          <w:rFonts w:ascii="Consolas" w:eastAsia="Consolas" w:hAnsi="Consolas" w:cs="Consolas"/>
+          <w:sz w:val="17"/>
+          <w:szCs w:val="17"/>
+        </w:rPr>
+        <w:t>[name]</w:t>
+      </w:r>
+    </w:p>
+    <w:p>
+      <w:pPr>
+        <w:shd w:val="clear" w:color="auto" w:fill="F2F2F2"/>
+        <w:ind w:left="240" w:right="240"/>
+      </w:pPr>
+      <w:r>
+        <w:rPr>
+          <w:rFonts w:ascii="Consolas" w:eastAsia="Consolas" w:hAnsi="Consolas" w:cs="Consolas"/>
+          <w:sz w:val="17"/>
+          <w:szCs w:val="17"/>
+        </w:rPr>
+        <w:t xml:space="preserve">            return </w:t>
+      </w:r>
+      <w:proofErr w:type="spellStart"/>
+      <w:r>
+        <w:rPr>
+          <w:rFonts w:ascii="Consolas" w:eastAsia="Consolas" w:hAnsi="Consolas" w:cs="Consolas"/>
+          <w:sz w:val="17"/>
+          <w:szCs w:val="17"/>
+        </w:rPr>
+        <w:t>f"Product</w:t>
+      </w:r>
+      <w:proofErr w:type="spellEnd"/>
+      <w:r>
+        <w:rPr>
+          <w:rFonts w:ascii="Consolas" w:eastAsia="Consolas" w:hAnsi="Consolas" w:cs="Consolas"/>
+          <w:sz w:val="17"/>
+          <w:szCs w:val="17"/>
+        </w:rPr>
+        <w:t xml:space="preserve"> {name} was removed"</w:t>
+      </w:r>
+    </w:p>
+    <w:p>
+      <w:pPr>
+        <w:shd w:val="clear" w:color="auto" w:fill="F2F2F2"/>
+        <w:ind w:left="240" w:right="240"/>
+      </w:pPr>
+      <w:r>
+        <w:rPr>
+          <w:rFonts w:ascii="Consolas" w:eastAsia="Consolas" w:hAnsi="Consolas" w:cs="Consolas"/>
+          <w:sz w:val="17"/>
+          <w:szCs w:val="17"/>
+        </w:rPr>
+        <w:t xml:space="preserve">        return </w:t>
+      </w:r>
+      <w:proofErr w:type="spellStart"/>
+      <w:r>
+        <w:rPr>
+          <w:rFonts w:ascii="Consolas" w:eastAsia="Consolas" w:hAnsi="Consolas" w:cs="Consolas"/>
+          <w:sz w:val="17"/>
+          <w:szCs w:val="17"/>
+        </w:rPr>
+        <w:t>f"Product</w:t>
+      </w:r>
+      <w:proofErr w:type="spellEnd"/>
+      <w:r>
+        <w:rPr>
+          <w:rFonts w:ascii="Consolas" w:eastAsia="Consolas" w:hAnsi="Consolas" w:cs="Consolas"/>
+          <w:sz w:val="17"/>
+          <w:szCs w:val="17"/>
+        </w:rPr>
+        <w:t xml:space="preserve"> {name} was not found"</w:t>
       </w:r>
     </w:p>
     <w:p>
@@ -4124,49 +8087,149 @@
           <w:sz w:val="17"/>
           <w:szCs w:val="17"/>
         </w:rPr>
-        <w:t xml:space="preserve">    def search_product(self, name):</w:t>
-      </w:r>
-    </w:p>
-    <w:p>
-      <w:pPr>
-        <w:shd w:val="clear" w:color="auto" w:fill="F2F2F2"/>
-        <w:ind w:left="240" w:right="240"/>
-      </w:pPr>
-      <w:r>
-        <w:rPr>
-          <w:rFonts w:ascii="Consolas" w:eastAsia="Consolas" w:hAnsi="Consolas" w:cs="Consolas"/>
-          <w:sz w:val="17"/>
-          <w:szCs w:val="17"/>
-        </w:rPr>
-        <w:t xml:space="preserve">        if name in self._products:</w:t>
-      </w:r>
-    </w:p>
-    <w:p>
-      <w:pPr>
-        <w:shd w:val="clear" w:color="auto" w:fill="F2F2F2"/>
-        <w:ind w:left="240" w:right="240"/>
-      </w:pPr>
-      <w:r>
-        <w:rPr>
-          <w:rFonts w:ascii="Consolas" w:eastAsia="Consolas" w:hAnsi="Consolas" w:cs="Consolas"/>
-          <w:sz w:val="17"/>
-          <w:szCs w:val="17"/>
-        </w:rPr>
-        <w:t xml:space="preserve">            return f"Product {name} found"</w:t>
-      </w:r>
-    </w:p>
-    <w:p>
-      <w:pPr>
-        <w:shd w:val="clear" w:color="auto" w:fill="F2F2F2"/>
-        <w:ind w:left="240" w:right="240"/>
-      </w:pPr>
-      <w:r>
-        <w:rPr>
-          <w:rFonts w:ascii="Consolas" w:eastAsia="Consolas" w:hAnsi="Consolas" w:cs="Consolas"/>
-          <w:sz w:val="17"/>
-          <w:szCs w:val="17"/>
-        </w:rPr>
-        <w:t xml:space="preserve">        return f"Product {name} was not found"</w:t>
+        <w:t xml:space="preserve">    def </w:t>
+      </w:r>
+      <w:proofErr w:type="spellStart"/>
+      <w:r>
+        <w:rPr>
+          <w:rFonts w:ascii="Consolas" w:eastAsia="Consolas" w:hAnsi="Consolas" w:cs="Consolas"/>
+          <w:sz w:val="17"/>
+          <w:szCs w:val="17"/>
+        </w:rPr>
+        <w:t>search_</w:t>
+      </w:r>
+      <w:proofErr w:type="gramStart"/>
+      <w:r>
+        <w:rPr>
+          <w:rFonts w:ascii="Consolas" w:eastAsia="Consolas" w:hAnsi="Consolas" w:cs="Consolas"/>
+          <w:sz w:val="17"/>
+          <w:szCs w:val="17"/>
+        </w:rPr>
+        <w:t>product</w:t>
+      </w:r>
+      <w:proofErr w:type="spellEnd"/>
+      <w:r>
+        <w:rPr>
+          <w:rFonts w:ascii="Consolas" w:eastAsia="Consolas" w:hAnsi="Consolas" w:cs="Consolas"/>
+          <w:sz w:val="17"/>
+          <w:szCs w:val="17"/>
+        </w:rPr>
+        <w:t>(</w:t>
+      </w:r>
+      <w:proofErr w:type="gramEnd"/>
+      <w:r>
+        <w:rPr>
+          <w:rFonts w:ascii="Consolas" w:eastAsia="Consolas" w:hAnsi="Consolas" w:cs="Consolas"/>
+          <w:sz w:val="17"/>
+          <w:szCs w:val="17"/>
+        </w:rPr>
+        <w:t>self, name):</w:t>
+      </w:r>
+    </w:p>
+    <w:p>
+      <w:pPr>
+        <w:shd w:val="clear" w:color="auto" w:fill="F2F2F2"/>
+        <w:ind w:left="240" w:right="240"/>
+      </w:pPr>
+      <w:r>
+        <w:rPr>
+          <w:rFonts w:ascii="Consolas" w:eastAsia="Consolas" w:hAnsi="Consolas" w:cs="Consolas"/>
+          <w:sz w:val="17"/>
+          <w:szCs w:val="17"/>
+        </w:rPr>
+        <w:t xml:space="preserve">        if name in </w:t>
+      </w:r>
+      <w:proofErr w:type="spellStart"/>
+      <w:proofErr w:type="gramStart"/>
+      <w:r>
+        <w:rPr>
+          <w:rFonts w:ascii="Consolas" w:eastAsia="Consolas" w:hAnsi="Consolas" w:cs="Consolas"/>
+          <w:sz w:val="17"/>
+          <w:szCs w:val="17"/>
+        </w:rPr>
+        <w:t>self._</w:t>
+      </w:r>
+      <w:proofErr w:type="gramEnd"/>
+      <w:r>
+        <w:rPr>
+          <w:rFonts w:ascii="Consolas" w:eastAsia="Consolas" w:hAnsi="Consolas" w:cs="Consolas"/>
+          <w:sz w:val="17"/>
+          <w:szCs w:val="17"/>
+        </w:rPr>
+        <w:t>products</w:t>
+      </w:r>
+      <w:proofErr w:type="spellEnd"/>
+      <w:r>
+        <w:rPr>
+          <w:rFonts w:ascii="Consolas" w:eastAsia="Consolas" w:hAnsi="Consolas" w:cs="Consolas"/>
+          <w:sz w:val="17"/>
+          <w:szCs w:val="17"/>
+        </w:rPr>
+        <w:t>:</w:t>
+      </w:r>
+    </w:p>
+    <w:p>
+      <w:pPr>
+        <w:shd w:val="clear" w:color="auto" w:fill="F2F2F2"/>
+        <w:ind w:left="240" w:right="240"/>
+      </w:pPr>
+      <w:r>
+        <w:rPr>
+          <w:rFonts w:ascii="Consolas" w:eastAsia="Consolas" w:hAnsi="Consolas" w:cs="Consolas"/>
+          <w:sz w:val="17"/>
+          <w:szCs w:val="17"/>
+        </w:rPr>
+        <w:t xml:space="preserve">            return </w:t>
+      </w:r>
+      <w:proofErr w:type="spellStart"/>
+      <w:r>
+        <w:rPr>
+          <w:rFonts w:ascii="Consolas" w:eastAsia="Consolas" w:hAnsi="Consolas" w:cs="Consolas"/>
+          <w:sz w:val="17"/>
+          <w:szCs w:val="17"/>
+        </w:rPr>
+        <w:t>f"Product</w:t>
+      </w:r>
+      <w:proofErr w:type="spellEnd"/>
+      <w:r>
+        <w:rPr>
+          <w:rFonts w:ascii="Consolas" w:eastAsia="Consolas" w:hAnsi="Consolas" w:cs="Consolas"/>
+          <w:sz w:val="17"/>
+          <w:szCs w:val="17"/>
+        </w:rPr>
+        <w:t xml:space="preserve"> {name} found"</w:t>
+      </w:r>
+    </w:p>
+    <w:p>
+      <w:pPr>
+        <w:shd w:val="clear" w:color="auto" w:fill="F2F2F2"/>
+        <w:ind w:left="240" w:right="240"/>
+      </w:pPr>
+      <w:r>
+        <w:rPr>
+          <w:rFonts w:ascii="Consolas" w:eastAsia="Consolas" w:hAnsi="Consolas" w:cs="Consolas"/>
+          <w:sz w:val="17"/>
+          <w:szCs w:val="17"/>
+        </w:rPr>
+        <w:t xml:space="preserve">        return </w:t>
+      </w:r>
+      <w:proofErr w:type="spellStart"/>
+      <w:r>
+        <w:rPr>
+          <w:rFonts w:ascii="Consolas" w:eastAsia="Consolas" w:hAnsi="Consolas" w:cs="Consolas"/>
+          <w:sz w:val="17"/>
+          <w:szCs w:val="17"/>
+        </w:rPr>
+        <w:t>f"Product</w:t>
+      </w:r>
+      <w:proofErr w:type="spellEnd"/>
+      <w:r>
+        <w:rPr>
+          <w:rFonts w:ascii="Consolas" w:eastAsia="Consolas" w:hAnsi="Consolas" w:cs="Consolas"/>
+          <w:sz w:val="17"/>
+          <w:szCs w:val="17"/>
+        </w:rPr>
+        <w:t xml:space="preserve"> {name} was not found"</w:t>
       </w:r>
     </w:p>
     <w:p>
@@ -4204,7 +8267,43 @@
           <w:szCs w:val="22"/>
           <w:lang w:val="es-EC"/>
         </w:rPr>
-        <w:t>Al ejecutar el comando behave, las cinco pruebas de aceptación se ejecutaron satisfactoriamente. La Figura 2 muestra la estructura del proyecto en Visual Studio Code junto con la salida completa de Behave, donde todos los escenarios aparecen en verde.</w:t>
+        <w:t xml:space="preserve">Al ejecutar el comando </w:t>
+      </w:r>
+      <w:proofErr w:type="spellStart"/>
+      <w:r>
+        <w:rPr>
+          <w:sz w:val="22"/>
+          <w:szCs w:val="22"/>
+          <w:lang w:val="es-EC"/>
+        </w:rPr>
+        <w:t>behave</w:t>
+      </w:r>
+      <w:proofErr w:type="spellEnd"/>
+      <w:r>
+        <w:rPr>
+          <w:sz w:val="22"/>
+          <w:szCs w:val="22"/>
+          <w:lang w:val="es-EC"/>
+        </w:rPr>
+        <w:t xml:space="preserve">, las cinco pruebas de aceptación se ejecutaron satisfactoriamente. La Figura 2 muestra la estructura del proyecto en Visual Studio Code junto con la salida completa de </w:t>
+      </w:r>
+      <w:proofErr w:type="spellStart"/>
+      <w:r>
+        <w:rPr>
+          <w:sz w:val="22"/>
+          <w:szCs w:val="22"/>
+          <w:lang w:val="es-EC"/>
+        </w:rPr>
+        <w:t>Behave</w:t>
+      </w:r>
+      <w:proofErr w:type="spellEnd"/>
+      <w:r>
+        <w:rPr>
+          <w:sz w:val="22"/>
+          <w:szCs w:val="22"/>
+          <w:lang w:val="es-EC"/>
+        </w:rPr>
+        <w:t>, donde todos los escenarios aparecen en verde.</w:t>
       </w:r>
     </w:p>
     <w:p>
@@ -4327,7 +8426,61 @@
           <w:iCs/>
           <w:lang w:val="es-EC"/>
         </w:rPr>
-        <w:t>Figura 2. Estructura del proyecto en VS Code y ejecución exitosa de behave: 5 features, 5 escenarios y 15 steps aprobados.</w:t>
+        <w:t xml:space="preserve">Figura 2. Estructura del proyecto en VS Code y ejecución exitosa de </w:t>
+      </w:r>
+      <w:proofErr w:type="spellStart"/>
+      <w:r>
+        <w:rPr>
+          <w:i/>
+          <w:iCs/>
+          <w:lang w:val="es-EC"/>
+        </w:rPr>
+        <w:t>behave</w:t>
+      </w:r>
+      <w:proofErr w:type="spellEnd"/>
+      <w:r>
+        <w:rPr>
+          <w:i/>
+          <w:iCs/>
+          <w:lang w:val="es-EC"/>
+        </w:rPr>
+        <w:t xml:space="preserve">: 5 </w:t>
+      </w:r>
+      <w:proofErr w:type="spellStart"/>
+      <w:r>
+        <w:rPr>
+          <w:i/>
+          <w:iCs/>
+          <w:lang w:val="es-EC"/>
+        </w:rPr>
+        <w:t>features</w:t>
+      </w:r>
+      <w:proofErr w:type="spellEnd"/>
+      <w:r>
+        <w:rPr>
+          <w:i/>
+          <w:iCs/>
+          <w:lang w:val="es-EC"/>
+        </w:rPr>
+        <w:t xml:space="preserve">, 5 escenarios y 15 </w:t>
+      </w:r>
+      <w:proofErr w:type="spellStart"/>
+      <w:r>
+        <w:rPr>
+          <w:i/>
+          <w:iCs/>
+          <w:lang w:val="es-EC"/>
+        </w:rPr>
+        <w:t>steps</w:t>
+      </w:r>
+      <w:proofErr w:type="spellEnd"/>
+      <w:r>
+        <w:rPr>
+          <w:i/>
+          <w:iCs/>
+          <w:lang w:val="es-EC"/>
+        </w:rPr>
+        <w:t xml:space="preserve"> aprobados.</w:t>
       </w:r>
     </w:p>
     <w:p>
@@ -4359,7 +8512,61 @@
           <w:szCs w:val="22"/>
           <w:lang w:val="es-EC"/>
         </w:rPr>
-        <w:t>Para revisar los resultados y comprobar la utilidad de las pruebas, se introdujo deliberadamente un defecto en la lógica de actualización de cantidad dentro de inventory_core.py: en el método update_quantity se sumó una unidad de más al valor indicado (quantity + 1). Al ejecutar nuevamente behave, la suite detectó la regresión de inmediato y reportó el fallo con el detalle exacto de la aserción, tal como se evidencia en la Figura 3.</w:t>
+        <w:t xml:space="preserve">Para revisar los resultados y comprobar la utilidad de las pruebas, se introdujo deliberadamente un defecto en la lógica de actualización de cantidad dentro de inventory_core.py: en el método </w:t>
+      </w:r>
+      <w:proofErr w:type="spellStart"/>
+      <w:r>
+        <w:rPr>
+          <w:sz w:val="22"/>
+          <w:szCs w:val="22"/>
+          <w:lang w:val="es-EC"/>
+        </w:rPr>
+        <w:t>update_quantity</w:t>
+      </w:r>
+      <w:proofErr w:type="spellEnd"/>
+      <w:r>
+        <w:rPr>
+          <w:sz w:val="22"/>
+          <w:szCs w:val="22"/>
+          <w:lang w:val="es-EC"/>
+        </w:rPr>
+        <w:t xml:space="preserve"> se sumó una unidad de más al valor indicado (</w:t>
+      </w:r>
+      <w:proofErr w:type="spellStart"/>
+      <w:r>
+        <w:rPr>
+          <w:sz w:val="22"/>
+          <w:szCs w:val="22"/>
+          <w:lang w:val="es-EC"/>
+        </w:rPr>
+        <w:t>quantity</w:t>
+      </w:r>
+      <w:proofErr w:type="spellEnd"/>
+      <w:r>
+        <w:rPr>
+          <w:sz w:val="22"/>
+          <w:szCs w:val="22"/>
+          <w:lang w:val="es-EC"/>
+        </w:rPr>
+        <w:t xml:space="preserve"> + 1). Al ejecutar nuevamente </w:t>
+      </w:r>
+      <w:proofErr w:type="spellStart"/>
+      <w:r>
+        <w:rPr>
+          <w:sz w:val="22"/>
+          <w:szCs w:val="22"/>
+          <w:lang w:val="es-EC"/>
+        </w:rPr>
+        <w:t>behave</w:t>
+      </w:r>
+      <w:proofErr w:type="spellEnd"/>
+      <w:r>
+        <w:rPr>
+          <w:sz w:val="22"/>
+          <w:szCs w:val="22"/>
+          <w:lang w:val="es-EC"/>
+        </w:rPr>
+        <w:t>, la suite detectó la regresión de inmediato y reportó el fallo con el detalle exacto de la aserción, tal como se evidencia en la Figura 3.</w:t>
       </w:r>
     </w:p>
     <w:p>
@@ -4457,7 +8664,25 @@
           <w:sz w:val="17"/>
           <w:szCs w:val="17"/>
         </w:rPr>
-        <w:t xml:space="preserve">  features/update_quantity.feature:7  Update the quantity of a product</w:t>
+        <w:t xml:space="preserve">  features/update_quantity.feature:</w:t>
+      </w:r>
+      <w:proofErr w:type="gramStart"/>
+      <w:r>
+        <w:rPr>
+          <w:rFonts w:ascii="Consolas" w:eastAsia="Consolas" w:hAnsi="Consolas" w:cs="Consolas"/>
+          <w:sz w:val="17"/>
+          <w:szCs w:val="17"/>
+        </w:rPr>
+        <w:t>7  Update</w:t>
+      </w:r>
+      <w:proofErr w:type="gramEnd"/>
+      <w:r>
+        <w:rPr>
+          <w:rFonts w:ascii="Consolas" w:eastAsia="Consolas" w:hAnsi="Consolas" w:cs="Consolas"/>
+          <w:sz w:val="17"/>
+          <w:szCs w:val="17"/>
+        </w:rPr>
+        <w:t xml:space="preserve"> the quantity of a product</w:t>
       </w:r>
     </w:p>
     <w:p>
@@ -4580,7 +8805,61 @@
           <w:iCs/>
           <w:lang w:val="es-EC"/>
         </w:rPr>
-        <w:t>Figura 3. Defecto introducido en update_quantity (línea con quantity + 1) y detección de la regresión por la suite de Behave: ASSERT FAILED, 1 escenario fallido.</w:t>
+        <w:t xml:space="preserve">Figura 3. Defecto introducido en </w:t>
+      </w:r>
+      <w:proofErr w:type="spellStart"/>
+      <w:r>
+        <w:rPr>
+          <w:i/>
+          <w:iCs/>
+          <w:lang w:val="es-EC"/>
+        </w:rPr>
+        <w:t>update_quantity</w:t>
+      </w:r>
+      <w:proofErr w:type="spellEnd"/>
+      <w:r>
+        <w:rPr>
+          <w:i/>
+          <w:iCs/>
+          <w:lang w:val="es-EC"/>
+        </w:rPr>
+        <w:t xml:space="preserve"> (línea con </w:t>
+      </w:r>
+      <w:proofErr w:type="spellStart"/>
+      <w:r>
+        <w:rPr>
+          <w:i/>
+          <w:iCs/>
+          <w:lang w:val="es-EC"/>
+        </w:rPr>
+        <w:t>quantity</w:t>
+      </w:r>
+      <w:proofErr w:type="spellEnd"/>
+      <w:r>
+        <w:rPr>
+          <w:i/>
+          <w:iCs/>
+          <w:lang w:val="es-EC"/>
+        </w:rPr>
+        <w:t xml:space="preserve"> + 1) y detección de la regresión por la suite de </w:t>
+      </w:r>
+      <w:proofErr w:type="spellStart"/>
+      <w:r>
+        <w:rPr>
+          <w:i/>
+          <w:iCs/>
+          <w:lang w:val="es-EC"/>
+        </w:rPr>
+        <w:t>Behave</w:t>
+      </w:r>
+      <w:proofErr w:type="spellEnd"/>
+      <w:r>
+        <w:rPr>
+          <w:i/>
+          <w:iCs/>
+          <w:lang w:val="es-EC"/>
+        </w:rPr>
+        <w:t>: ASSERT FAILED, 1 escenario fallido.</w:t>
       </w:r>
     </w:p>
     <w:p>
@@ -4629,7 +8908,43 @@
           <w:szCs w:val="22"/>
           <w:lang w:val="es-EC"/>
         </w:rPr>
-        <w:t>El desarrollo del proyecto se realizó de forma colaborativa a través del repositorio en GitHub. La Figura 4 muestra la sección Contributors del repositorio, donde se evidencian los commits realizados por los integrantes del grupo durante el desarrollo del taller.</w:t>
+        <w:t xml:space="preserve">El desarrollo del proyecto se realizó de forma colaborativa a través del repositorio en GitHub. La Figura 4 muestra la sección </w:t>
+      </w:r>
+      <w:proofErr w:type="spellStart"/>
+      <w:r>
+        <w:rPr>
+          <w:sz w:val="22"/>
+          <w:szCs w:val="22"/>
+          <w:lang w:val="es-EC"/>
+        </w:rPr>
+        <w:t>Contributors</w:t>
+      </w:r>
+      <w:proofErr w:type="spellEnd"/>
+      <w:r>
+        <w:rPr>
+          <w:sz w:val="22"/>
+          <w:szCs w:val="22"/>
+          <w:lang w:val="es-EC"/>
+        </w:rPr>
+        <w:t xml:space="preserve"> del repositorio, donde se evidencian los </w:t>
+      </w:r>
+      <w:proofErr w:type="spellStart"/>
+      <w:r>
+        <w:rPr>
+          <w:sz w:val="22"/>
+          <w:szCs w:val="22"/>
+          <w:lang w:val="es-EC"/>
+        </w:rPr>
+        <w:t>commits</w:t>
+      </w:r>
+      <w:proofErr w:type="spellEnd"/>
+      <w:r>
+        <w:rPr>
+          <w:sz w:val="22"/>
+          <w:szCs w:val="22"/>
+          <w:lang w:val="es-EC"/>
+        </w:rPr>
+        <w:t xml:space="preserve"> realizados por los integrantes del grupo durante el desarrollo del taller.</w:t>
       </w:r>
     </w:p>
     <w:p>
@@ -4640,10 +8955,10 @@
       <w:r>
         <w:lastRenderedPageBreak/>
         <w:drawing>
-          <wp:inline distT="0" distB="0" distL="0" distR="0" wp14:anchorId="61C4B881" wp14:editId="21A2D3EA">
-            <wp:extent cx="5731510" cy="4684395"/>
-            <wp:effectExtent l="0" t="0" r="2540" b="1905"/>
-            <wp:docPr id="685613428" name="Imagen 1"/>
+          <wp:inline distT="0" distB="0" distL="0" distR="0" wp14:anchorId="247C40C7" wp14:editId="3DA7E16D">
+            <wp:extent cx="5731510" cy="4980940"/>
+            <wp:effectExtent l="0" t="0" r="2540" b="0"/>
+            <wp:docPr id="2055619017" name="Imagen 1"/>
             <wp:cNvGraphicFramePr>
               <a:graphicFrameLocks xmlns:a="http://schemas.openxmlformats.org/drawingml/2006/main" noChangeAspect="1"/>
             </wp:cNvGraphicFramePr>
@@ -4651,7 +8966,7 @@
               <a:graphicData uri="http://schemas.openxmlformats.org/drawingml/2006/picture">
                 <pic:pic xmlns:pic="http://schemas.openxmlformats.org/drawingml/2006/picture">
                   <pic:nvPicPr>
-                    <pic:cNvPr id="685613428" name=""/>
+                    <pic:cNvPr id="2055619017" name=""/>
                     <pic:cNvPicPr/>
                   </pic:nvPicPr>
                   <pic:blipFill>
@@ -4663,7 +8978,7 @@
                   <pic:spPr>
                     <a:xfrm>
                       <a:off x="0" y="0"/>
-                      <a:ext cx="5731510" cy="4684395"/>
+                      <a:ext cx="5731510" cy="4980940"/>
                     </a:xfrm>
                     <a:prstGeom prst="rect">
                       <a:avLst/>
@@ -4682,6 +8997,9 @@
         <w:jc w:val="center"/>
       </w:pPr>
       <w:r>
+        <w:rPr>
+          <w:noProof/>
+        </w:rPr>
         <w:drawing>
           <wp:inline distT="0" distB="0" distL="0" distR="0" wp14:anchorId="725E0F75" wp14:editId="1CB160DC">
             <wp:extent cx="5731510" cy="2887345"/>
@@ -4749,7 +9067,25 @@
           <w:iCs/>
           <w:lang w:val="es-EC"/>
         </w:rPr>
-        <w:t>. Evidencia de participación: contribuciones (commits) de los integrantes del grupo en el repositorio de GitHub.</w:t>
+        <w:t>. Evidencia de participación: contribuciones (</w:t>
+      </w:r>
+      <w:proofErr w:type="spellStart"/>
+      <w:r>
+        <w:rPr>
+          <w:i/>
+          <w:iCs/>
+          <w:lang w:val="es-EC"/>
+        </w:rPr>
+        <w:t>commits</w:t>
+      </w:r>
+      <w:proofErr w:type="spellEnd"/>
+      <w:r>
+        <w:rPr>
+          <w:i/>
+          <w:iCs/>
+          <w:lang w:val="es-EC"/>
+        </w:rPr>
+        <w:t>) de los integrantes del grupo en el repositorio de GitHub.</w:t>
       </w:r>
     </w:p>
     <w:p>
@@ -4772,8 +9108,13 @@
       </w:pPr>
       <w:r>
         <w:lastRenderedPageBreak/>
-        <w:t>3. Conclusiones</w:t>
-      </w:r>
+        <w:t xml:space="preserve">3. </w:t>
+      </w:r>
+      <w:proofErr w:type="spellStart"/>
+      <w:r>
+        <w:t>Conclusiones</w:t>
+      </w:r>
+      <w:proofErr w:type="spellEnd"/>
     </w:p>
     <w:p>
       <w:pPr>
@@ -4794,7 +9135,25 @@
           <w:szCs w:val="22"/>
           <w:lang w:val="es-EC"/>
         </w:rPr>
-        <w:t>Se validó el correcto funcionamiento del sistema Inventory Manager mediante cinco pruebas de aceptación automatizadas, cumpliendo el objetivo del workshop.</w:t>
+        <w:t xml:space="preserve">Se validó el correcto funcionamiento del sistema </w:t>
+      </w:r>
+      <w:proofErr w:type="spellStart"/>
+      <w:r>
+        <w:rPr>
+          <w:sz w:val="22"/>
+          <w:szCs w:val="22"/>
+          <w:lang w:val="es-EC"/>
+        </w:rPr>
+        <w:t>Inventory</w:t>
+      </w:r>
+      <w:proofErr w:type="spellEnd"/>
+      <w:r>
+        <w:rPr>
+          <w:sz w:val="22"/>
+          <w:szCs w:val="22"/>
+          <w:lang w:val="es-EC"/>
+        </w:rPr>
+        <w:t xml:space="preserve"> Manager mediante cinco pruebas de aceptación automatizadas, cumpliendo el objetivo del workshop.</w:t>
       </w:r>
     </w:p>
     <w:p>
@@ -4816,7 +9175,25 @@
           <w:szCs w:val="22"/>
           <w:lang w:val="es-EC"/>
         </w:rPr>
-        <w:t>El enfoque BDD con Gherkin permitió redactar especificaciones legibles tanto por perfiles de negocio como técnicos, que además son ejecutables y funcionan como documentación viva del sistema.</w:t>
+        <w:t xml:space="preserve">El enfoque BDD con </w:t>
+      </w:r>
+      <w:proofErr w:type="spellStart"/>
+      <w:r>
+        <w:rPr>
+          <w:sz w:val="22"/>
+          <w:szCs w:val="22"/>
+          <w:lang w:val="es-EC"/>
+        </w:rPr>
+        <w:t>Gherkin</w:t>
+      </w:r>
+      <w:proofErr w:type="spellEnd"/>
+      <w:r>
+        <w:rPr>
+          <w:sz w:val="22"/>
+          <w:szCs w:val="22"/>
+          <w:lang w:val="es-EC"/>
+        </w:rPr>
+        <w:t xml:space="preserve"> permitió redactar especificaciones legibles tanto por perfiles de negocio como técnicos, que además son ejecutables y funcionan como documentación viva del sistema.</w:t>
       </w:r>
     </w:p>
     <w:p>
@@ -4861,8 +9238,13 @@
       </w:pPr>
       <w:r>
         <w:lastRenderedPageBreak/>
-        <w:t>4. Recomendaciones</w:t>
-      </w:r>
+        <w:t xml:space="preserve">4. </w:t>
+      </w:r>
+      <w:proofErr w:type="spellStart"/>
+      <w:r>
+        <w:t>Recomendaciones</w:t>
+      </w:r>
+      <w:proofErr w:type="spellEnd"/>
     </w:p>
     <w:p>
       <w:pPr>
@@ -4883,7 +9265,25 @@
           <w:szCs w:val="22"/>
           <w:lang w:val="es-EC"/>
         </w:rPr>
-        <w:t>Ejecutar la suite de Behave ante cada cambio, idealmente dentro de un flujo de integración continua, para detectar regresiones de forma temprana.</w:t>
+        <w:t xml:space="preserve">Ejecutar la suite de </w:t>
+      </w:r>
+      <w:proofErr w:type="spellStart"/>
+      <w:r>
+        <w:rPr>
+          <w:sz w:val="22"/>
+          <w:szCs w:val="22"/>
+          <w:lang w:val="es-EC"/>
+        </w:rPr>
+        <w:t>Behave</w:t>
+      </w:r>
+      <w:proofErr w:type="spellEnd"/>
+      <w:r>
+        <w:rPr>
+          <w:sz w:val="22"/>
+          <w:szCs w:val="22"/>
+          <w:lang w:val="es-EC"/>
+        </w:rPr>
+        <w:t xml:space="preserve"> ante cada cambio, idealmente dentro de un flujo de integración continua, para detectar regresiones de forma temprana.</w:t>
       </w:r>
     </w:p>
     <w:p>
@@ -4905,7 +9305,25 @@
           <w:szCs w:val="22"/>
           <w:lang w:val="es-EC"/>
         </w:rPr>
-        <w:t>Utilizar el objeto context en lugar de variables globales para preservar el aislamiento entre escenarios.</w:t>
+        <w:t xml:space="preserve">Utilizar el objeto </w:t>
+      </w:r>
+      <w:proofErr w:type="spellStart"/>
+      <w:r>
+        <w:rPr>
+          <w:sz w:val="22"/>
+          <w:szCs w:val="22"/>
+          <w:lang w:val="es-EC"/>
+        </w:rPr>
+        <w:t>context</w:t>
+      </w:r>
+      <w:proofErr w:type="spellEnd"/>
+      <w:r>
+        <w:rPr>
+          <w:sz w:val="22"/>
+          <w:szCs w:val="22"/>
+          <w:lang w:val="es-EC"/>
+        </w:rPr>
+        <w:t xml:space="preserve"> en lugar de variables globales para preservar el aislamiento entre escenarios.</w:t>
       </w:r>
     </w:p>
     <w:p>
@@ -4927,7 +9345,61 @@
           <w:szCs w:val="22"/>
           <w:lang w:val="es-EC"/>
         </w:rPr>
-        <w:t>Ampliar la cobertura con más escenarios de interacción fallida (por ejemplo, actualizar un producto inexistente o rechazar cantidades negativas) y emplear Scenario Outline con Examples para parametrizar casos similares y reducir la duplicación.</w:t>
+        <w:t xml:space="preserve">Ampliar la cobertura con más escenarios de interacción fallida (por ejemplo, actualizar un producto inexistente o rechazar cantidades negativas) y emplear </w:t>
+      </w:r>
+      <w:proofErr w:type="spellStart"/>
+      <w:r>
+        <w:rPr>
+          <w:sz w:val="22"/>
+          <w:szCs w:val="22"/>
+          <w:lang w:val="es-EC"/>
+        </w:rPr>
+        <w:t>Scenario</w:t>
+      </w:r>
+      <w:proofErr w:type="spellEnd"/>
+      <w:r>
+        <w:rPr>
+          <w:sz w:val="22"/>
+          <w:szCs w:val="22"/>
+          <w:lang w:val="es-EC"/>
+        </w:rPr>
+        <w:t xml:space="preserve"> </w:t>
+      </w:r>
+      <w:proofErr w:type="spellStart"/>
+      <w:r>
+        <w:rPr>
+          <w:sz w:val="22"/>
+          <w:szCs w:val="22"/>
+          <w:lang w:val="es-EC"/>
+        </w:rPr>
+        <w:t>Outline</w:t>
+      </w:r>
+      <w:proofErr w:type="spellEnd"/>
+      <w:r>
+        <w:rPr>
+          <w:sz w:val="22"/>
+          <w:szCs w:val="22"/>
+          <w:lang w:val="es-EC"/>
+        </w:rPr>
+        <w:t xml:space="preserve"> con </w:t>
+      </w:r>
+      <w:proofErr w:type="spellStart"/>
+      <w:r>
+        <w:rPr>
+          <w:sz w:val="22"/>
+          <w:szCs w:val="22"/>
+          <w:lang w:val="es-EC"/>
+        </w:rPr>
+        <w:t>Examples</w:t>
+      </w:r>
+      <w:proofErr w:type="spellEnd"/>
+      <w:r>
+        <w:rPr>
+          <w:sz w:val="22"/>
+          <w:szCs w:val="22"/>
+          <w:lang w:val="es-EC"/>
+        </w:rPr>
+        <w:t xml:space="preserve"> para parametrizar casos similares y reducir la duplicación.</w:t>
       </w:r>
     </w:p>
     <w:p>
@@ -4950,8 +9422,13 @@
       </w:pPr>
       <w:r>
         <w:lastRenderedPageBreak/>
-        <w:t>5. Referencias</w:t>
-      </w:r>
+        <w:t xml:space="preserve">5. </w:t>
+      </w:r>
+      <w:proofErr w:type="spellStart"/>
+      <w:r>
+        <w:t>Referencias</w:t>
+      </w:r>
+      <w:proofErr w:type="spellEnd"/>
     </w:p>
     <w:p>
       <w:pPr>
@@ -5079,7 +9556,25 @@
           <w:szCs w:val="22"/>
           <w:lang w:val="es-EC"/>
         </w:rPr>
-        <w:t xml:space="preserve">[6] Repositorio del proyecto Inventory Manager (GitHub). </w:t>
+        <w:t xml:space="preserve">[6] Repositorio del proyecto </w:t>
+      </w:r>
+      <w:proofErr w:type="spellStart"/>
+      <w:r>
+        <w:rPr>
+          <w:sz w:val="22"/>
+          <w:szCs w:val="22"/>
+          <w:lang w:val="es-EC"/>
+        </w:rPr>
+        <w:t>Inventory</w:t>
+      </w:r>
+      <w:proofErr w:type="spellEnd"/>
+      <w:r>
+        <w:rPr>
+          <w:sz w:val="22"/>
+          <w:szCs w:val="22"/>
+          <w:lang w:val="es-EC"/>
+        </w:rPr>
+        <w:t xml:space="preserve"> Manager (GitHub). </w:t>
       </w:r>
       <w:r>
         <w:rPr>
